--- a/frontend/public/templates/Draft MOU Industri.docx
+++ b/frontend/public/templates/Draft MOU Industri.docx
@@ -1,21 +1,25 @@
 
 <file path=word/document.xml><?xml version="1.0" encoding="utf-8"?>
-<w:document xmlns:wpc="http://schemas.microsoft.com/office/word/2010/wordprocessingCanvas" xmlns:cx="http://schemas.microsoft.com/office/drawing/2014/chartex" xmlns:cx1="http://schemas.microsoft.com/office/drawing/2015/9/8/chartex" xmlns:cx2="http://schemas.microsoft.com/office/drawing/2015/10/21/chartex" xmlns:cx3="http://schemas.microsoft.com/office/drawing/2016/5/9/chartex" xmlns:cx4="http://schemas.microsoft.com/office/drawing/2016/5/10/chartex" xmlns:cx5="http://schemas.microsoft.com/office/drawing/2016/5/11/chartex" xmlns:cx6="http://schemas.microsoft.com/office/drawing/2016/5/12/chartex" xmlns:cx7="http://schemas.microsoft.com/office/drawing/2016/5/13/chartex" xmlns:cx8="http://schemas.microsoft.com/office/drawing/2016/5/14/chartex" xmlns:mc="http://schemas.openxmlformats.org/markup-compatibility/2006" xmlns:aink="http://schemas.microsoft.com/office/drawing/2016/ink" xmlns:am3d="http://schemas.microsoft.com/office/drawing/2017/model3d" xmlns:o="urn:schemas-microsoft-com:office:office" xmlns:oel="http://schemas.microsoft.com/office/2019/extlst" xmlns:r="http://schemas.openxmlformats.org/officeDocument/2006/relationships" xmlns:m="http://schemas.openxmlformats.org/officeDocument/2006/math" xmlns:v="urn:schemas-microsoft-com:vml" xmlns:wp14="http://schemas.microsoft.com/office/word/2010/wordprocessingDrawing" xmlns:wp="http://schemas.openxmlformats.org/drawingml/2006/wordprocessingDrawing" xmlns:w10="urn:schemas-microsoft-com:office:word" xmlns:w="http://schemas.openxmlformats.org/wordprocessingml/2006/main" xmlns:w14="http://schemas.microsoft.com/office/word/2010/wordml" xmlns:w15="http://schemas.microsoft.com/office/word/2012/wordml" xmlns:w16cex="http://schemas.microsoft.com/office/word/2018/wordml/cex" xmlns:w16cid="http://schemas.microsoft.com/office/word/2016/wordml/cid" xmlns:w16="http://schemas.microsoft.com/office/word/2018/wordml" xmlns:w16du="http://schemas.microsoft.com/office/word/2023/wordml/word16du" xmlns:w16sdtdh="http://schemas.microsoft.com/office/word/2020/wordml/sdtdatahash" xmlns:w16sdtfl="http://schemas.microsoft.com/office/word/2024/wordml/sdtformatlock" xmlns:w16se="http://schemas.microsoft.com/office/word/2015/wordml/symex" xmlns:wpg="http://schemas.microsoft.com/office/word/2010/wordprocessingGroup" xmlns:wpi="http://schemas.microsoft.com/office/word/2010/wordprocessingInk" xmlns:wne="http://schemas.microsoft.com/office/word/2006/wordml" xmlns:wps="http://schemas.microsoft.com/office/word/2010/wordprocessingShape" mc:Ignorable="w14 w15 w16se w16cid w16 w16cex w16sdtdh w16sdtfl w16du wp14">
+<w:document xmlns:wpc="http://schemas.microsoft.com/office/word/2010/wordprocessingCanvas" xmlns:cx="http://schemas.microsoft.com/office/drawing/2014/chartex" xmlns:cx1="http://schemas.microsoft.com/office/drawing/2015/9/8/chartex" xmlns:cx2="http://schemas.microsoft.com/office/drawing/2015/10/21/chartex" xmlns:cx3="http://schemas.microsoft.com/office/drawing/2016/5/9/chartex" xmlns:cx4="http://schemas.microsoft.com/office/drawing/2016/5/10/chartex" xmlns:cx5="http://schemas.microsoft.com/office/drawing/2016/5/11/chartex" xmlns:cx6="http://schemas.microsoft.com/office/drawing/2016/5/12/chartex" xmlns:cx7="http://schemas.microsoft.com/office/drawing/2016/5/13/chartex" xmlns:cx8="http://schemas.microsoft.com/office/drawing/2016/5/14/chartex" xmlns:mc="http://schemas.openxmlformats.org/markup-compatibility/2006" xmlns:aink="http://schemas.microsoft.com/office/drawing/2016/ink" xmlns:am3d="http://schemas.microsoft.com/office/drawing/2017/model3d" xmlns:o="urn:schemas-microsoft-com:office:office" xmlns:r="http://schemas.openxmlformats.org/officeDocument/2006/relationships" xmlns:m="http://schemas.openxmlformats.org/officeDocument/2006/math" xmlns:v="urn:schemas-microsoft-com:vml" xmlns:wp14="http://schemas.microsoft.com/office/word/2010/wordprocessingDrawing" xmlns:wp="http://schemas.openxmlformats.org/drawingml/2006/wordprocessingDrawing" xmlns:w10="urn:schemas-microsoft-com:office:word" xmlns:w="http://schemas.openxmlformats.org/wordprocessingml/2006/main" xmlns:w14="http://schemas.microsoft.com/office/word/2010/wordml" xmlns:w15="http://schemas.microsoft.com/office/word/2012/wordml" xmlns:w16cex="http://schemas.microsoft.com/office/word/2018/wordml/cex" xmlns:w16cid="http://schemas.microsoft.com/office/word/2016/wordml/cid" xmlns:w16="http://schemas.microsoft.com/office/word/2018/wordml" xmlns:w16sdtdh="http://schemas.microsoft.com/office/word/2020/wordml/sdtdatahash" xmlns:w16se="http://schemas.microsoft.com/office/word/2015/wordml/symex" xmlns:wpg="http://schemas.microsoft.com/office/word/2010/wordprocessingGroup" xmlns:wpi="http://schemas.microsoft.com/office/word/2010/wordprocessingInk" xmlns:wne="http://schemas.microsoft.com/office/word/2006/wordml" xmlns:wps="http://schemas.microsoft.com/office/word/2010/wordprocessingShape" mc:Ignorable="w14 w15 w16se w16cid w16 w16cex w16sdtdh wp14">
   <w:body>
     <w:p>
       <w:pPr>
         <w:pStyle w:val="NormalWeb"/>
         <w:spacing w:before="0" w:beforeAutospacing="0" w:after="0" w:afterAutospacing="0" w:line="276" w:lineRule="auto"/>
         <w:rPr>
-          <w:rFonts w:asciiTheme="minorHAnsi" w:hAnsiTheme="minorHAnsi" w:cstheme="minorHAnsi"/>
+          <w:rFonts w:ascii="Bookman Old Style" w:hAnsi="Bookman Old Style" w:cstheme="minorHAnsi"/>
+          <w:sz w:val="22"/>
+          <w:szCs w:val="22"/>
           <w:lang w:val="en-ID"/>
         </w:rPr>
       </w:pPr>
       <w:r>
         <w:rPr>
-          <w:rFonts w:asciiTheme="minorHAnsi" w:hAnsiTheme="minorHAnsi" w:cstheme="minorHAnsi"/>
+          <w:rFonts w:ascii="Bookman Old Style" w:hAnsi="Bookman Old Style" w:cstheme="minorHAnsi"/>
           <w:noProof/>
           <w:color w:val="000000"/>
+          <w:sz w:val="22"/>
+          <w:szCs w:val="22"/>
         </w:rPr>
         <mc:AlternateContent>
           <mc:Choice Requires="wps">
@@ -90,9 +94,9 @@
               </wp:anchor>
             </w:drawing>
           </mc:Choice>
-          <mc:Fallback>
-            <w:pict>
-              <v:rect w14:anchorId="7493BB54" id="Rectangle 2" o:spid="_x0000_s1026" style="position:absolute;margin-left:303.85pt;margin-top:-10pt;width:117.5pt;height:53.1pt;z-index:251663360;visibility:visible;mso-wrap-style:square;mso-wrap-distance-left:9pt;mso-wrap-distance-top:0;mso-wrap-distance-right:9pt;mso-wrap-distance-bottom:0;mso-position-horizontal:absolute;mso-position-horizontal-relative:text;mso-position-vertical:absolute;mso-position-vertical-relative:text;v-text-anchor:middle" o:gfxdata="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" fillcolor="white [3201]" strokecolor="black [3200]" strokeweight="2pt">
+          <mc:Fallback xmlns:a14="http://schemas.microsoft.com/office/drawing/2010/main" xmlns:pic="http://schemas.openxmlformats.org/drawingml/2006/picture" xmlns:a="http://schemas.openxmlformats.org/drawingml/2006/main" xmlns:w16sdtfl="http://schemas.microsoft.com/office/word/2024/wordml/sdtformatlock" xmlns:w16du="http://schemas.microsoft.com/office/word/2023/wordml/word16du" xmlns:oel="http://schemas.microsoft.com/office/2019/extlst">
+            <w:pict w14:anchorId="38767F66">
+              <v:rect id="Rectangle 2" style="position:absolute;margin-left:303.85pt;margin-top:-10pt;width:117.5pt;height:53.1pt;z-index:251663360;visibility:visible;mso-wrap-style:square;mso-wrap-distance-left:9pt;mso-wrap-distance-top:0;mso-wrap-distance-right:9pt;mso-wrap-distance-bottom:0;mso-position-horizontal:absolute;mso-position-horizontal-relative:text;mso-position-vertical:absolute;mso-position-vertical-relative:text;v-text-anchor:middle" o:spid="_x0000_s1026" fillcolor="white [3201]" strokecolor="black [3200]" strokeweight="2pt" w14:anchorId="7493BB54" o:gfxdata="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">
                 <v:textbox>
                   <w:txbxContent>
                     <w:p>
@@ -118,9 +122,11 @@
       </w:r>
       <w:r>
         <w:rPr>
-          <w:rFonts w:asciiTheme="minorHAnsi" w:hAnsiTheme="minorHAnsi" w:cstheme="minorHAnsi"/>
+          <w:rFonts w:ascii="Bookman Old Style" w:hAnsi="Bookman Old Style" w:cstheme="minorHAnsi"/>
           <w:noProof/>
           <w:color w:val="000000"/>
+          <w:sz w:val="22"/>
+          <w:szCs w:val="22"/>
         </w:rPr>
         <w:drawing>
           <wp:anchor distT="0" distB="0" distL="114300" distR="114300" simplePos="0" relativeHeight="251662336" behindDoc="0" locked="0" layoutInCell="1" allowOverlap="1" wp14:anchorId="2B3952BC" wp14:editId="50829171">
@@ -184,10 +190,8 @@
         <w:spacing w:after="0"/>
         <w:ind w:firstLine="720"/>
         <w:rPr>
-          <w:rFonts w:asciiTheme="minorHAnsi" w:hAnsiTheme="minorHAnsi" w:cstheme="minorHAnsi"/>
+          <w:rFonts w:ascii="Bookman Old Style" w:hAnsi="Bookman Old Style" w:cstheme="minorHAnsi"/>
           <w:b/>
-          <w:sz w:val="24"/>
-          <w:szCs w:val="24"/>
           <w:lang w:val="en-US"/>
         </w:rPr>
       </w:pPr>
@@ -197,10 +201,8 @@
         <w:spacing w:after="0"/>
         <w:ind w:firstLine="720"/>
         <w:rPr>
-          <w:rFonts w:asciiTheme="minorHAnsi" w:hAnsiTheme="minorHAnsi" w:cstheme="minorHAnsi"/>
+          <w:rFonts w:ascii="Bookman Old Style" w:hAnsi="Bookman Old Style" w:cstheme="minorHAnsi"/>
           <w:b/>
-          <w:sz w:val="24"/>
-          <w:szCs w:val="24"/>
           <w:lang w:val="en-US"/>
         </w:rPr>
       </w:pPr>
@@ -210,10 +212,8 @@
         <w:spacing w:after="0"/>
         <w:ind w:firstLine="720"/>
         <w:rPr>
-          <w:rFonts w:asciiTheme="minorHAnsi" w:hAnsiTheme="minorHAnsi" w:cstheme="minorHAnsi"/>
+          <w:rFonts w:ascii="Bookman Old Style" w:hAnsi="Bookman Old Style" w:cstheme="minorHAnsi"/>
           <w:b/>
-          <w:sz w:val="24"/>
-          <w:szCs w:val="24"/>
           <w:lang w:val="en-US"/>
         </w:rPr>
       </w:pPr>
@@ -221,21 +221,13 @@
     <w:tbl>
       <w:tblPr>
         <w:tblStyle w:val="TableGrid"/>
-        <w:tblpPr w:leftFromText="180" w:rightFromText="180" w:vertAnchor="text" w:horzAnchor="margin" w:tblpXSpec="center" w:tblpY="48"/>
-        <w:tblW w:w="5000" w:type="pct"/>
-        <w:tblBorders>
-          <w:top w:val="none" w:sz="0" w:space="0" w:color="auto"/>
-          <w:left w:val="none" w:sz="0" w:space="0" w:color="auto"/>
-          <w:bottom w:val="none" w:sz="0" w:space="0" w:color="auto"/>
-          <w:right w:val="none" w:sz="0" w:space="0" w:color="auto"/>
-          <w:insideH w:val="none" w:sz="0" w:space="0" w:color="auto"/>
-          <w:insideV w:val="none" w:sz="0" w:space="0" w:color="auto"/>
-        </w:tblBorders>
+        <w:tblpPr w:leftFromText="180" w:rightFromText="180" w:vertAnchor="text" w:horzAnchor="margin" w:tblpX="-289" w:tblpY="48"/>
+        <w:tblW w:w="5371" w:type="pct"/>
         <w:tblLook w:val="04A0" w:firstRow="1" w:lastRow="0" w:firstColumn="1" w:lastColumn="0" w:noHBand="0" w:noVBand="1"/>
       </w:tblPr>
       <w:tblGrid>
-        <w:gridCol w:w="4948"/>
-        <w:gridCol w:w="4690"/>
+        <w:gridCol w:w="5097"/>
+        <w:gridCol w:w="5245"/>
       </w:tblGrid>
       <w:tr>
         <w:trPr>
@@ -243,29 +235,25 @@
         </w:trPr>
         <w:tc>
           <w:tcPr>
-            <w:tcW w:w="2574" w:type="pct"/>
+            <w:tcW w:w="2464" w:type="pct"/>
           </w:tcPr>
           <w:p>
             <w:pPr>
               <w:spacing w:after="0"/>
               <w:jc w:val="center"/>
               <w:rPr>
-                <w:rFonts w:asciiTheme="minorHAnsi" w:hAnsiTheme="minorHAnsi" w:cstheme="minorHAnsi"/>
-                <w:b/>
-                <w:bCs/>
-                <w:iCs/>
-                <w:sz w:val="24"/>
-                <w:szCs w:val="24"/>
-              </w:rPr>
-            </w:pPr>
-            <w:r>
-              <w:rPr>
-                <w:rFonts w:asciiTheme="minorHAnsi" w:hAnsiTheme="minorHAnsi" w:cstheme="minorHAnsi"/>
-                <w:b/>
-                <w:bCs/>
-                <w:iCs/>
-                <w:sz w:val="24"/>
-                <w:szCs w:val="24"/>
+                <w:rFonts w:ascii="Bookman Old Style" w:hAnsi="Bookman Old Style" w:cstheme="minorHAnsi"/>
+                <w:b/>
+                <w:bCs/>
+                <w:iCs/>
+              </w:rPr>
+            </w:pPr>
+            <w:r>
+              <w:rPr>
+                <w:rFonts w:ascii="Bookman Old Style" w:hAnsi="Bookman Old Style" w:cstheme="minorHAnsi"/>
+                <w:b/>
+                <w:bCs/>
+                <w:iCs/>
               </w:rPr>
               <w:t>NOTA KESEPAHAMAN</w:t>
             </w:r>
@@ -275,12 +263,10 @@
               <w:spacing w:after="0"/>
               <w:jc w:val="center"/>
               <w:rPr>
-                <w:rFonts w:asciiTheme="minorHAnsi" w:hAnsiTheme="minorHAnsi" w:cstheme="minorHAnsi"/>
-                <w:b/>
-                <w:bCs/>
-                <w:iCs/>
-                <w:sz w:val="24"/>
-                <w:szCs w:val="24"/>
+                <w:rFonts w:ascii="Bookman Old Style" w:hAnsi="Bookman Old Style" w:cstheme="minorHAnsi"/>
+                <w:b/>
+                <w:bCs/>
+                <w:iCs/>
               </w:rPr>
             </w:pPr>
           </w:p>
@@ -289,21 +275,17 @@
               <w:spacing w:after="0"/>
               <w:jc w:val="center"/>
               <w:rPr>
-                <w:rFonts w:asciiTheme="minorHAnsi" w:hAnsiTheme="minorHAnsi" w:cstheme="minorHAnsi"/>
-                <w:b/>
-                <w:bCs/>
-                <w:sz w:val="24"/>
-                <w:szCs w:val="24"/>
+                <w:rFonts w:ascii="Bookman Old Style" w:hAnsi="Bookman Old Style" w:cstheme="minorHAnsi"/>
+                <w:b/>
+                <w:bCs/>
                 <w:lang w:val="sv-SE"/>
               </w:rPr>
             </w:pPr>
             <w:r>
               <w:rPr>
-                <w:rFonts w:asciiTheme="minorHAnsi" w:hAnsiTheme="minorHAnsi" w:cstheme="minorHAnsi"/>
-                <w:b/>
-                <w:bCs/>
-                <w:sz w:val="24"/>
-                <w:szCs w:val="24"/>
+                <w:rFonts w:ascii="Bookman Old Style" w:hAnsi="Bookman Old Style" w:cstheme="minorHAnsi"/>
+                <w:b/>
+                <w:bCs/>
                 <w:lang w:val="sv-SE"/>
               </w:rPr>
               <w:t>ANTARA</w:t>
@@ -314,32 +296,26 @@
               <w:spacing w:after="0"/>
               <w:jc w:val="center"/>
               <w:rPr>
-                <w:rFonts w:asciiTheme="minorHAnsi" w:hAnsiTheme="minorHAnsi" w:cstheme="minorHAnsi"/>
-                <w:b/>
-                <w:bCs/>
-                <w:sz w:val="24"/>
-                <w:szCs w:val="24"/>
+                <w:rFonts w:ascii="Bookman Old Style" w:hAnsi="Bookman Old Style" w:cstheme="minorHAnsi"/>
+                <w:b/>
+                <w:bCs/>
                 <w:lang w:val="sv-SE"/>
               </w:rPr>
             </w:pPr>
             <w:r>
               <w:rPr>
-                <w:rFonts w:asciiTheme="minorHAnsi" w:hAnsiTheme="minorHAnsi" w:cstheme="minorHAnsi"/>
-                <w:b/>
-                <w:bCs/>
-                <w:sz w:val="24"/>
-                <w:szCs w:val="24"/>
+                <w:rFonts w:ascii="Bookman Old Style" w:hAnsi="Bookman Old Style" w:cstheme="minorHAnsi"/>
+                <w:b/>
+                <w:bCs/>
                 <w:lang w:val="sv-SE"/>
               </w:rPr>
               <w:t>POLITEKNIK NEGERI BATAM</w:t>
             </w:r>
             <w:r>
               <w:rPr>
-                <w:rFonts w:asciiTheme="minorHAnsi" w:hAnsiTheme="minorHAnsi" w:cstheme="minorHAnsi"/>
-                <w:b/>
-                <w:bCs/>
-                <w:sz w:val="24"/>
-                <w:szCs w:val="24"/>
+                <w:rFonts w:ascii="Bookman Old Style" w:hAnsi="Bookman Old Style" w:cstheme="minorHAnsi"/>
+                <w:b/>
+                <w:bCs/>
                 <w:lang w:val="sv-SE"/>
               </w:rPr>
               <w:br/>
@@ -351,35 +327,29 @@
               <w:spacing w:after="0"/>
               <w:jc w:val="center"/>
               <w:rPr>
-                <w:rFonts w:asciiTheme="minorHAnsi" w:hAnsiTheme="minorHAnsi" w:cstheme="minorHAnsi"/>
-                <w:b/>
-                <w:bCs/>
-                <w:sz w:val="24"/>
-                <w:szCs w:val="24"/>
+                <w:rFonts w:ascii="Bookman Old Style" w:hAnsi="Bookman Old Style" w:cstheme="minorHAnsi"/>
+                <w:b/>
+                <w:bCs/>
                 <w:lang w:val="sv-SE"/>
               </w:rPr>
             </w:pPr>
             <w:r>
               <w:rPr>
-                <w:rFonts w:asciiTheme="minorHAnsi" w:hAnsiTheme="minorHAnsi" w:cstheme="minorHAnsi"/>
-                <w:b/>
-                <w:bCs/>
-                <w:sz w:val="24"/>
-                <w:szCs w:val="24"/>
+                <w:rFonts w:ascii="Bookman Old Style" w:hAnsi="Bookman Old Style" w:cstheme="minorHAnsi"/>
+                <w:b/>
+                <w:bCs/>
                 <w:lang w:val="sv-SE"/>
               </w:rPr>
               <w:t xml:space="preserve">PT. </w:t>
             </w:r>
             <w:r>
               <w:rPr>
-                <w:rFonts w:asciiTheme="minorHAnsi" w:hAnsiTheme="minorHAnsi" w:cstheme="minorHAnsi"/>
-                <w:b/>
-                <w:bCs/>
-                <w:sz w:val="24"/>
-                <w:szCs w:val="24"/>
+                <w:rFonts w:ascii="Bookman Old Style" w:hAnsi="Bookman Old Style" w:cstheme="minorHAnsi"/>
+                <w:b/>
+                <w:bCs/>
                 <w:lang w:val="sv-SE"/>
               </w:rPr>
-              <w:t>..................</w:t>
+              <w:t>............</w:t>
             </w:r>
           </w:p>
           <w:p>
@@ -387,23 +357,19 @@
               <w:spacing w:after="0"/>
               <w:jc w:val="center"/>
               <w:rPr>
-                <w:rFonts w:asciiTheme="minorHAnsi" w:hAnsiTheme="minorHAnsi" w:cstheme="minorHAnsi"/>
-                <w:b/>
-                <w:bCs/>
-                <w:iCs/>
-                <w:sz w:val="24"/>
-                <w:szCs w:val="24"/>
+                <w:rFonts w:ascii="Bookman Old Style" w:hAnsi="Bookman Old Style" w:cstheme="minorHAnsi"/>
+                <w:b/>
+                <w:bCs/>
+                <w:iCs/>
                 <w:lang w:val="sv-SE"/>
               </w:rPr>
             </w:pPr>
             <w:r>
               <w:rPr>
-                <w:rFonts w:asciiTheme="minorHAnsi" w:hAnsiTheme="minorHAnsi" w:cstheme="minorHAnsi"/>
-                <w:b/>
-                <w:bCs/>
-                <w:iCs/>
-                <w:sz w:val="24"/>
-                <w:szCs w:val="24"/>
+                <w:rFonts w:ascii="Bookman Old Style" w:hAnsi="Bookman Old Style" w:cstheme="minorHAnsi"/>
+                <w:b/>
+                <w:bCs/>
+                <w:iCs/>
                 <w:lang w:val="sv-SE"/>
               </w:rPr>
               <w:t>TENTANG</w:t>
@@ -414,66 +380,45 @@
               <w:spacing w:after="0"/>
               <w:jc w:val="center"/>
               <w:rPr>
-                <w:rFonts w:asciiTheme="minorHAnsi" w:eastAsia="Arial" w:hAnsiTheme="minorHAnsi" w:cstheme="minorHAnsi"/>
+                <w:rFonts w:ascii="Bookman Old Style" w:eastAsia="Arial" w:hAnsi="Bookman Old Style" w:cstheme="minorHAnsi"/>
                 <w:b/>
                 <w:bCs/>
                 <w:iCs/>
                 <w:spacing w:val="1"/>
-                <w:sz w:val="24"/>
-                <w:szCs w:val="24"/>
                 <w:lang w:val="sv-SE"/>
               </w:rPr>
             </w:pPr>
             <w:r>
               <w:rPr>
-                <w:rFonts w:asciiTheme="minorHAnsi" w:eastAsia="Arial" w:hAnsiTheme="minorHAnsi" w:cstheme="minorHAnsi"/>
+                <w:rFonts w:ascii="Bookman Old Style" w:eastAsia="Arial" w:hAnsi="Bookman Old Style" w:cstheme="minorHAnsi"/>
                 <w:b/>
                 <w:bCs/>
                 <w:iCs/>
                 <w:spacing w:val="1"/>
-                <w:sz w:val="24"/>
-                <w:szCs w:val="24"/>
               </w:rPr>
               <w:t xml:space="preserve">PELAKSANAAN </w:t>
             </w:r>
             <w:r>
               <w:rPr>
-                <w:rFonts w:asciiTheme="minorHAnsi" w:eastAsia="Arial" w:hAnsiTheme="minorHAnsi" w:cstheme="minorHAnsi"/>
+                <w:rFonts w:ascii="Bookman Old Style" w:eastAsia="Arial" w:hAnsi="Bookman Old Style" w:cstheme="minorHAnsi"/>
                 <w:b/>
                 <w:bCs/>
                 <w:iCs/>
                 <w:spacing w:val="1"/>
-                <w:sz w:val="24"/>
-                <w:szCs w:val="24"/>
                 <w:lang w:val="sv-SE"/>
               </w:rPr>
-              <w:t xml:space="preserve">PENGEMBANGAN </w:t>
-            </w:r>
-            <w:r>
-              <w:rPr>
-                <w:rFonts w:asciiTheme="minorHAnsi" w:eastAsia="Arial" w:hAnsiTheme="minorHAnsi" w:cstheme="minorHAnsi"/>
+              <w:t>PENGEMBANGAN PENDIDIKAN</w:t>
+            </w:r>
+          </w:p>
+          <w:p>
+            <w:pPr>
+              <w:spacing w:after="0"/>
+              <w:rPr>
+                <w:rFonts w:ascii="Bookman Old Style" w:eastAsia="Arial" w:hAnsi="Bookman Old Style" w:cstheme="minorHAnsi"/>
                 <w:b/>
                 <w:bCs/>
                 <w:iCs/>
                 <w:spacing w:val="1"/>
-                <w:sz w:val="24"/>
-                <w:szCs w:val="24"/>
-                <w:lang w:val="sv-SE"/>
-              </w:rPr>
-              <w:t>SUMBER DAYA MANUSIA</w:t>
-            </w:r>
-          </w:p>
-          <w:p>
-            <w:pPr>
-              <w:spacing w:after="0"/>
-              <w:rPr>
-                <w:rFonts w:asciiTheme="minorHAnsi" w:eastAsia="Arial" w:hAnsiTheme="minorHAnsi" w:cstheme="minorHAnsi"/>
-                <w:b/>
-                <w:bCs/>
-                <w:iCs/>
-                <w:spacing w:val="1"/>
-                <w:sz w:val="24"/>
-                <w:szCs w:val="24"/>
                 <w:lang w:val="sv-SE"/>
               </w:rPr>
             </w:pPr>
@@ -486,37 +431,29 @@
               <w:spacing w:after="0"/>
               <w:jc w:val="center"/>
               <w:rPr>
-                <w:rFonts w:asciiTheme="minorHAnsi" w:hAnsiTheme="minorHAnsi" w:cstheme="minorHAnsi"/>
-                <w:b/>
-                <w:sz w:val="24"/>
-                <w:szCs w:val="24"/>
-              </w:rPr>
-            </w:pPr>
-            <w:r>
-              <w:rPr>
-                <w:rFonts w:asciiTheme="minorHAnsi" w:hAnsiTheme="minorHAnsi" w:cstheme="minorHAnsi"/>
-                <w:b/>
-                <w:sz w:val="24"/>
-                <w:szCs w:val="24"/>
+                <w:rFonts w:ascii="Bookman Old Style" w:hAnsi="Bookman Old Style" w:cstheme="minorHAnsi"/>
+                <w:b/>
+              </w:rPr>
+            </w:pPr>
+            <w:r>
+              <w:rPr>
+                <w:rFonts w:ascii="Bookman Old Style" w:hAnsi="Bookman Old Style" w:cstheme="minorHAnsi"/>
+                <w:b/>
               </w:rPr>
               <w:t>N</w:t>
             </w:r>
             <w:r>
               <w:rPr>
-                <w:rFonts w:asciiTheme="minorHAnsi" w:hAnsiTheme="minorHAnsi" w:cstheme="minorHAnsi"/>
-                <w:b/>
-                <w:sz w:val="24"/>
-                <w:szCs w:val="24"/>
+                <w:rFonts w:ascii="Bookman Old Style" w:hAnsi="Bookman Old Style" w:cstheme="minorHAnsi"/>
+                <w:b/>
                 <w:lang w:val="sv-SE"/>
               </w:rPr>
               <w:t>OMO</w:t>
             </w:r>
             <w:r>
               <w:rPr>
-                <w:rFonts w:asciiTheme="minorHAnsi" w:hAnsiTheme="minorHAnsi" w:cstheme="minorHAnsi"/>
-                <w:b/>
-                <w:sz w:val="24"/>
-                <w:szCs w:val="24"/>
+                <w:rFonts w:ascii="Bookman Old Style" w:hAnsi="Bookman Old Style" w:cstheme="minorHAnsi"/>
+                <w:b/>
               </w:rPr>
               <w:t xml:space="preserve">R: </w:t>
             </w:r>
@@ -529,66 +466,60 @@
               <w:spacing w:after="0"/>
               <w:jc w:val="center"/>
               <w:rPr>
-                <w:rFonts w:asciiTheme="minorHAnsi" w:hAnsiTheme="minorHAnsi" w:cstheme="minorHAnsi"/>
-                <w:b/>
-                <w:bCs/>
-                <w:iCs/>
-                <w:sz w:val="24"/>
-                <w:szCs w:val="24"/>
-              </w:rPr>
-            </w:pPr>
-            <w:r>
-              <w:rPr>
-                <w:rFonts w:asciiTheme="minorHAnsi" w:hAnsiTheme="minorHAnsi" w:cstheme="minorHAnsi"/>
-                <w:b/>
-                <w:bCs/>
-                <w:iCs/>
-                <w:sz w:val="24"/>
-                <w:szCs w:val="24"/>
+                <w:rFonts w:ascii="Bookman Old Style" w:hAnsi="Bookman Old Style" w:cstheme="minorHAnsi"/>
+                <w:b/>
+                <w:bCs/>
+                <w:iCs/>
+              </w:rPr>
+            </w:pPr>
+            <w:r>
+              <w:rPr>
+                <w:rFonts w:ascii="Bookman Old Style" w:hAnsi="Bookman Old Style" w:cstheme="minorHAnsi"/>
+                <w:b/>
+                <w:bCs/>
+                <w:iCs/>
               </w:rPr>
               <w:t>NOMOR:</w:t>
             </w:r>
             <w:r>
               <w:rPr>
-                <w:rFonts w:asciiTheme="minorHAnsi" w:hAnsiTheme="minorHAnsi" w:cstheme="minorHAnsi"/>
-                <w:sz w:val="24"/>
-                <w:szCs w:val="24"/>
+                <w:rFonts w:ascii="Bookman Old Style" w:hAnsi="Bookman Old Style" w:cstheme="minorHAnsi"/>
               </w:rPr>
               <w:t xml:space="preserve"> </w:t>
             </w:r>
           </w:p>
           <w:p>
             <w:pPr>
+              <w:tabs>
+                <w:tab w:val="left" w:pos="3402"/>
+              </w:tabs>
+              <w:spacing w:after="0"/>
+              <w:jc w:val="center"/>
+              <w:rPr>
+                <w:rFonts w:ascii="Bookman Old Style" w:hAnsi="Bookman Old Style" w:cstheme="minorHAnsi"/>
+                <w:b/>
+                <w:bCs/>
+                <w:iCs/>
+                <w:lang w:val="sv-SE"/>
+              </w:rPr>
+            </w:pPr>
+          </w:p>
+          <w:p>
+            <w:pPr>
               <w:spacing w:after="0"/>
               <w:jc w:val="both"/>
               <w:rPr>
-                <w:rFonts w:asciiTheme="minorHAnsi" w:hAnsiTheme="minorHAnsi" w:cstheme="minorHAnsi"/>
-                <w:sz w:val="24"/>
-                <w:szCs w:val="24"/>
+                <w:rFonts w:ascii="Bookman Old Style" w:hAnsi="Bookman Old Style" w:cstheme="minorHAnsi"/>
                 <w:lang w:val="sv-SE"/>
               </w:rPr>
             </w:pPr>
             <w:r>
               <w:rPr>
-                <w:rFonts w:asciiTheme="minorHAnsi" w:hAnsiTheme="minorHAnsi" w:cstheme="minorHAnsi"/>
-                <w:sz w:val="24"/>
-                <w:szCs w:val="24"/>
+                <w:rFonts w:ascii="Bookman Old Style" w:hAnsi="Bookman Old Style" w:cstheme="minorHAnsi"/>
                 <w:lang w:val="sv-SE"/>
               </w:rPr>
               <w:t>Pada hari ini, [tanggal], bertempat di [lokasi], kami yang bertanda tangan di bawah ini:</w:t>
             </w:r>
-          </w:p>
-          <w:p>
-            <w:pPr>
-              <w:spacing w:after="0"/>
-              <w:jc w:val="both"/>
-              <w:rPr>
-                <w:rFonts w:asciiTheme="minorHAnsi" w:hAnsiTheme="minorHAnsi" w:cstheme="minorHAnsi"/>
-                <w:sz w:val="24"/>
-                <w:szCs w:val="24"/>
-                <w:lang w:val="sv-SE"/>
-              </w:rPr>
-            </w:pPr>
           </w:p>
           <w:p>
             <w:pPr>
@@ -601,73 +532,57 @@
               <w:ind w:left="457"/>
               <w:jc w:val="both"/>
               <w:rPr>
-                <w:rFonts w:asciiTheme="minorHAnsi" w:hAnsiTheme="minorHAnsi" w:cstheme="minorHAnsi"/>
-                <w:sz w:val="24"/>
-                <w:szCs w:val="24"/>
+                <w:rFonts w:ascii="Bookman Old Style" w:hAnsi="Bookman Old Style" w:cstheme="minorHAnsi"/>
                 <w:lang w:val="sv-SE"/>
               </w:rPr>
             </w:pPr>
             <w:r>
               <w:rPr>
-                <w:rFonts w:asciiTheme="minorHAnsi" w:hAnsiTheme="minorHAnsi" w:cstheme="minorHAnsi"/>
-                <w:b/>
-                <w:bCs/>
-                <w:sz w:val="24"/>
-                <w:szCs w:val="24"/>
+                <w:rFonts w:ascii="Bookman Old Style" w:hAnsi="Bookman Old Style" w:cstheme="minorHAnsi"/>
+                <w:b/>
+                <w:bCs/>
               </w:rPr>
               <w:t>Bambang Hendrawan,</w:t>
             </w:r>
             <w:r>
               <w:rPr>
-                <w:rFonts w:asciiTheme="minorHAnsi" w:hAnsiTheme="minorHAnsi" w:cstheme="minorHAnsi"/>
-                <w:sz w:val="24"/>
-                <w:szCs w:val="24"/>
+                <w:rFonts w:ascii="Bookman Old Style" w:hAnsi="Bookman Old Style" w:cstheme="minorHAnsi"/>
                 <w:lang w:val="sv-SE"/>
               </w:rPr>
               <w:t xml:space="preserve"> selaku Direktur Politeknik Negeri Batam, yang dalam hal ini bertindak untuk dan atas nama Politeknik Negeri Batam, yang beralamat di </w:t>
             </w:r>
             <w:r>
               <w:rPr>
-                <w:rFonts w:asciiTheme="minorHAnsi" w:hAnsiTheme="minorHAnsi" w:cstheme="minorHAnsi"/>
-                <w:sz w:val="24"/>
-                <w:szCs w:val="24"/>
+                <w:rFonts w:ascii="Bookman Old Style" w:hAnsi="Bookman Old Style" w:cstheme="minorHAnsi"/>
               </w:rPr>
               <w:t xml:space="preserve"> </w:t>
             </w:r>
             <w:r>
               <w:rPr>
-                <w:rFonts w:asciiTheme="minorHAnsi" w:hAnsiTheme="minorHAnsi" w:cstheme="minorHAnsi"/>
-                <w:sz w:val="24"/>
-                <w:szCs w:val="24"/>
+                <w:rFonts w:ascii="Bookman Old Style" w:hAnsi="Bookman Old Style" w:cstheme="minorHAnsi"/>
                 <w:lang w:val="sv-SE"/>
               </w:rPr>
               <w:t>Jl. Ahmad Yani, Batam Kota, Kota Batam, Kepulauan Riau, Indonesia</w:t>
             </w:r>
             <w:r>
               <w:rPr>
-                <w:rFonts w:asciiTheme="minorHAnsi" w:hAnsiTheme="minorHAnsi" w:cstheme="minorHAnsi"/>
-                <w:sz w:val="24"/>
-                <w:szCs w:val="24"/>
+                <w:rFonts w:ascii="Bookman Old Style" w:hAnsi="Bookman Old Style" w:cstheme="minorHAnsi"/>
                 <w:lang w:val="sv-SE"/>
               </w:rPr>
               <w:t xml:space="preserve">, selanjutnya disebut </w:t>
             </w:r>
             <w:r>
               <w:rPr>
-                <w:rFonts w:asciiTheme="minorHAnsi" w:hAnsiTheme="minorHAnsi" w:cstheme="minorHAnsi"/>
-                <w:b/>
-                <w:bCs/>
-                <w:sz w:val="24"/>
-                <w:szCs w:val="24"/>
+                <w:rFonts w:ascii="Bookman Old Style" w:hAnsi="Bookman Old Style" w:cstheme="minorHAnsi"/>
+                <w:b/>
+                <w:bCs/>
                 <w:lang w:val="sv-SE"/>
               </w:rPr>
               <w:t>PIHAK PERTAMA</w:t>
             </w:r>
             <w:r>
               <w:rPr>
-                <w:rFonts w:asciiTheme="minorHAnsi" w:hAnsiTheme="minorHAnsi" w:cstheme="minorHAnsi"/>
-                <w:sz w:val="24"/>
-                <w:szCs w:val="24"/>
+                <w:rFonts w:ascii="Bookman Old Style" w:hAnsi="Bookman Old Style" w:cstheme="minorHAnsi"/>
                 <w:lang w:val="sv-SE"/>
               </w:rPr>
               <w:t>.</w:t>
@@ -684,145 +599,113 @@
               <w:ind w:left="457"/>
               <w:jc w:val="both"/>
               <w:rPr>
-                <w:rFonts w:asciiTheme="minorHAnsi" w:hAnsiTheme="minorHAnsi" w:cstheme="minorHAnsi"/>
-                <w:sz w:val="24"/>
-                <w:szCs w:val="24"/>
+                <w:rFonts w:ascii="Bookman Old Style" w:hAnsi="Bookman Old Style" w:cstheme="minorHAnsi"/>
                 <w:lang w:val="sv-SE"/>
               </w:rPr>
             </w:pPr>
             <w:r>
               <w:rPr>
-                <w:rFonts w:asciiTheme="minorHAnsi" w:hAnsiTheme="minorHAnsi" w:cstheme="minorHAnsi"/>
-                <w:sz w:val="24"/>
-                <w:szCs w:val="24"/>
+                <w:rFonts w:ascii="Bookman Old Style" w:hAnsi="Bookman Old Style" w:cstheme="minorHAnsi"/>
                 <w:lang w:val="sv-SE"/>
               </w:rPr>
               <w:t xml:space="preserve">[Nama Perwakilan </w:t>
             </w:r>
             <w:r>
               <w:rPr>
-                <w:rFonts w:asciiTheme="minorHAnsi" w:hAnsiTheme="minorHAnsi" w:cstheme="minorHAnsi"/>
-                <w:sz w:val="24"/>
-                <w:szCs w:val="24"/>
+                <w:rFonts w:ascii="Bookman Old Style" w:hAnsi="Bookman Old Style" w:cstheme="minorHAnsi"/>
                 <w:lang w:val="sv-SE"/>
               </w:rPr>
               <w:t xml:space="preserve">PT. </w:t>
             </w:r>
             <w:r>
               <w:rPr>
-                <w:rFonts w:asciiTheme="minorHAnsi" w:hAnsiTheme="minorHAnsi" w:cstheme="minorHAnsi"/>
-                <w:sz w:val="24"/>
-                <w:szCs w:val="24"/>
+                <w:rFonts w:ascii="Bookman Old Style" w:hAnsi="Bookman Old Style" w:cstheme="minorHAnsi"/>
                 <w:lang w:val="sv-SE"/>
               </w:rPr>
               <w:t>......</w:t>
             </w:r>
             <w:r>
               <w:rPr>
-                <w:rFonts w:asciiTheme="minorHAnsi" w:hAnsiTheme="minorHAnsi" w:cstheme="minorHAnsi"/>
-                <w:sz w:val="24"/>
-                <w:szCs w:val="24"/>
+                <w:rFonts w:ascii="Bookman Old Style" w:hAnsi="Bookman Old Style" w:cstheme="minorHAnsi"/>
                 <w:lang w:val="sv-SE"/>
               </w:rPr>
               <w:t xml:space="preserve">], selaku [Jabatan] </w:t>
             </w:r>
             <w:r>
               <w:rPr>
-                <w:rFonts w:asciiTheme="minorHAnsi" w:hAnsiTheme="minorHAnsi" w:cstheme="minorHAnsi"/>
-                <w:sz w:val="24"/>
-                <w:szCs w:val="24"/>
+                <w:rFonts w:ascii="Bookman Old Style" w:hAnsi="Bookman Old Style" w:cstheme="minorHAnsi"/>
                 <w:lang w:val="sv-SE"/>
               </w:rPr>
               <w:t xml:space="preserve">PT. </w:t>
             </w:r>
             <w:r>
               <w:rPr>
-                <w:rFonts w:asciiTheme="minorHAnsi" w:hAnsiTheme="minorHAnsi" w:cstheme="minorHAnsi"/>
-                <w:sz w:val="24"/>
-                <w:szCs w:val="24"/>
+                <w:rFonts w:ascii="Bookman Old Style" w:hAnsi="Bookman Old Style" w:cstheme="minorHAnsi"/>
                 <w:lang w:val="sv-SE"/>
               </w:rPr>
               <w:t>...........</w:t>
             </w:r>
             <w:r>
               <w:rPr>
-                <w:rFonts w:asciiTheme="minorHAnsi" w:hAnsiTheme="minorHAnsi" w:cstheme="minorHAnsi"/>
-                <w:sz w:val="24"/>
-                <w:szCs w:val="24"/>
+                <w:rFonts w:ascii="Bookman Old Style" w:hAnsi="Bookman Old Style" w:cstheme="minorHAnsi"/>
                 <w:lang w:val="sv-SE"/>
               </w:rPr>
               <w:t xml:space="preserve">, yang dalam hal ini bertindak untuk dan atas nama </w:t>
             </w:r>
             <w:r>
               <w:rPr>
-                <w:rFonts w:asciiTheme="minorHAnsi" w:hAnsiTheme="minorHAnsi" w:cstheme="minorHAnsi"/>
-                <w:sz w:val="24"/>
-                <w:szCs w:val="24"/>
+                <w:rFonts w:ascii="Bookman Old Style" w:hAnsi="Bookman Old Style" w:cstheme="minorHAnsi"/>
                 <w:lang w:val="sv-SE"/>
               </w:rPr>
               <w:t xml:space="preserve">PT. </w:t>
             </w:r>
             <w:r>
               <w:rPr>
-                <w:rFonts w:asciiTheme="minorHAnsi" w:hAnsiTheme="minorHAnsi" w:cstheme="minorHAnsi"/>
-                <w:sz w:val="24"/>
-                <w:szCs w:val="24"/>
+                <w:rFonts w:ascii="Bookman Old Style" w:hAnsi="Bookman Old Style" w:cstheme="minorHAnsi"/>
                 <w:lang w:val="sv-SE"/>
               </w:rPr>
               <w:t>.....</w:t>
             </w:r>
             <w:r>
               <w:rPr>
-                <w:rFonts w:asciiTheme="minorHAnsi" w:hAnsiTheme="minorHAnsi" w:cstheme="minorHAnsi"/>
-                <w:sz w:val="24"/>
-                <w:szCs w:val="24"/>
+                <w:rFonts w:ascii="Bookman Old Style" w:hAnsi="Bookman Old Style" w:cstheme="minorHAnsi"/>
                 <w:lang w:val="sv-SE"/>
               </w:rPr>
               <w:t xml:space="preserve">, yang beralamat di [Alamat </w:t>
             </w:r>
             <w:r>
               <w:rPr>
-                <w:rFonts w:asciiTheme="minorHAnsi" w:hAnsiTheme="minorHAnsi" w:cstheme="minorHAnsi"/>
-                <w:sz w:val="24"/>
-                <w:szCs w:val="24"/>
+                <w:rFonts w:ascii="Bookman Old Style" w:hAnsi="Bookman Old Style" w:cstheme="minorHAnsi"/>
                 <w:lang w:val="sv-SE"/>
               </w:rPr>
               <w:t xml:space="preserve">PT. </w:t>
             </w:r>
             <w:r>
               <w:rPr>
-                <w:rFonts w:asciiTheme="minorHAnsi" w:hAnsiTheme="minorHAnsi" w:cstheme="minorHAnsi"/>
-                <w:sz w:val="24"/>
-                <w:szCs w:val="24"/>
+                <w:rFonts w:ascii="Bookman Old Style" w:hAnsi="Bookman Old Style" w:cstheme="minorHAnsi"/>
                 <w:lang w:val="sv-SE"/>
               </w:rPr>
               <w:t>.........</w:t>
             </w:r>
             <w:r>
               <w:rPr>
-                <w:rFonts w:asciiTheme="minorHAnsi" w:hAnsiTheme="minorHAnsi" w:cstheme="minorHAnsi"/>
-                <w:sz w:val="24"/>
-                <w:szCs w:val="24"/>
+                <w:rFonts w:ascii="Bookman Old Style" w:hAnsi="Bookman Old Style" w:cstheme="minorHAnsi"/>
                 <w:lang w:val="sv-SE"/>
               </w:rPr>
               <w:t xml:space="preserve">], selanjutnya disebut </w:t>
             </w:r>
             <w:r>
               <w:rPr>
-                <w:rFonts w:asciiTheme="minorHAnsi" w:hAnsiTheme="minorHAnsi" w:cstheme="minorHAnsi"/>
-                <w:b/>
-                <w:bCs/>
-                <w:sz w:val="24"/>
-                <w:szCs w:val="24"/>
+                <w:rFonts w:ascii="Bookman Old Style" w:hAnsi="Bookman Old Style" w:cstheme="minorHAnsi"/>
+                <w:b/>
+                <w:bCs/>
                 <w:lang w:val="sv-SE"/>
               </w:rPr>
               <w:t>PIHAK KEDUA</w:t>
             </w:r>
             <w:r>
               <w:rPr>
-                <w:rFonts w:asciiTheme="minorHAnsi" w:hAnsiTheme="minorHAnsi" w:cstheme="minorHAnsi"/>
-                <w:sz w:val="24"/>
-                <w:szCs w:val="24"/>
+                <w:rFonts w:ascii="Bookman Old Style" w:hAnsi="Bookman Old Style" w:cstheme="minorHAnsi"/>
                 <w:lang w:val="sv-SE"/>
               </w:rPr>
               <w:t>.</w:t>
@@ -835,9 +718,7 @@
               <w:ind w:left="457"/>
               <w:jc w:val="both"/>
               <w:rPr>
-                <w:rFonts w:asciiTheme="minorHAnsi" w:hAnsiTheme="minorHAnsi" w:cstheme="minorHAnsi"/>
-                <w:sz w:val="24"/>
-                <w:szCs w:val="24"/>
+                <w:rFonts w:ascii="Bookman Old Style" w:hAnsi="Bookman Old Style" w:cstheme="minorHAnsi"/>
                 <w:lang w:val="sv-SE"/>
               </w:rPr>
             </w:pPr>
@@ -847,95 +728,192 @@
               <w:spacing w:after="0"/>
               <w:jc w:val="both"/>
               <w:rPr>
-                <w:rFonts w:asciiTheme="minorHAnsi" w:hAnsiTheme="minorHAnsi" w:cstheme="minorHAnsi"/>
-                <w:iCs/>
-                <w:sz w:val="24"/>
-                <w:szCs w:val="24"/>
-              </w:rPr>
-            </w:pPr>
-            <w:r>
-              <w:rPr>
-                <w:rFonts w:asciiTheme="minorHAnsi" w:hAnsiTheme="minorHAnsi" w:cstheme="minorHAnsi"/>
-                <w:b/>
-                <w:iCs/>
-                <w:sz w:val="24"/>
-                <w:szCs w:val="24"/>
+                <w:rFonts w:ascii="Bookman Old Style" w:hAnsi="Bookman Old Style" w:cstheme="minorHAnsi"/>
+                <w:iCs/>
+              </w:rPr>
+            </w:pPr>
+            <w:r>
+              <w:rPr>
+                <w:rFonts w:ascii="Bookman Old Style" w:hAnsi="Bookman Old Style" w:cstheme="minorHAnsi"/>
+                <w:b/>
+                <w:iCs/>
               </w:rPr>
               <w:t>PIHAK PERTAMA</w:t>
             </w:r>
             <w:r>
               <w:rPr>
-                <w:rFonts w:asciiTheme="minorHAnsi" w:hAnsiTheme="minorHAnsi" w:cstheme="minorHAnsi"/>
-                <w:iCs/>
-                <w:sz w:val="24"/>
-                <w:szCs w:val="24"/>
+                <w:rFonts w:ascii="Bookman Old Style" w:hAnsi="Bookman Old Style" w:cstheme="minorHAnsi"/>
+                <w:iCs/>
               </w:rPr>
               <w:t xml:space="preserve"> dan </w:t>
             </w:r>
             <w:r>
               <w:rPr>
-                <w:rFonts w:asciiTheme="minorHAnsi" w:hAnsiTheme="minorHAnsi" w:cstheme="minorHAnsi"/>
-                <w:b/>
-                <w:iCs/>
-                <w:sz w:val="24"/>
-                <w:szCs w:val="24"/>
+                <w:rFonts w:ascii="Bookman Old Style" w:hAnsi="Bookman Old Style" w:cstheme="minorHAnsi"/>
+                <w:b/>
+                <w:iCs/>
               </w:rPr>
               <w:t>PIHAK KEDUA</w:t>
             </w:r>
             <w:r>
               <w:rPr>
-                <w:rFonts w:asciiTheme="minorHAnsi" w:hAnsiTheme="minorHAnsi" w:cstheme="minorHAnsi"/>
-                <w:iCs/>
-                <w:sz w:val="24"/>
-                <w:szCs w:val="24"/>
+                <w:rFonts w:ascii="Bookman Old Style" w:hAnsi="Bookman Old Style" w:cstheme="minorHAnsi"/>
+                <w:iCs/>
               </w:rPr>
               <w:t xml:space="preserve"> secara bersama-sama selanjutnya disebut</w:t>
             </w:r>
             <w:r>
               <w:rPr>
-                <w:rFonts w:asciiTheme="minorHAnsi" w:hAnsiTheme="minorHAnsi" w:cstheme="minorHAnsi"/>
-                <w:b/>
-                <w:iCs/>
-                <w:sz w:val="24"/>
-                <w:szCs w:val="24"/>
+                <w:rFonts w:ascii="Bookman Old Style" w:hAnsi="Bookman Old Style" w:cstheme="minorHAnsi"/>
+                <w:b/>
+                <w:iCs/>
               </w:rPr>
               <w:t xml:space="preserve"> “PARA PIHAK”</w:t>
             </w:r>
             <w:r>
               <w:rPr>
-                <w:rFonts w:asciiTheme="minorHAnsi" w:hAnsiTheme="minorHAnsi" w:cstheme="minorHAnsi"/>
-                <w:iCs/>
-                <w:sz w:val="24"/>
-                <w:szCs w:val="24"/>
-              </w:rPr>
-              <w:t xml:space="preserve"> sepakat mengadakan Nota Kesepahaman dalam rangka kerja sama untuk melaksanakan Penyelenggaraan Pengembangan Sumber Daya Manusia, dengan ketentuan sebagai berikut:</w:t>
-            </w:r>
+                <w:rFonts w:ascii="Bookman Old Style" w:hAnsi="Bookman Old Style" w:cstheme="minorHAnsi"/>
+                <w:iCs/>
+              </w:rPr>
+              <w:t xml:space="preserve"> sepakat mengadakan Nota Kesepahaman dalam rangka kerja sama untuk melaksanakan Penyelenggaraan Pengembangan </w:t>
+            </w:r>
+            <w:r>
+              <w:rPr>
+                <w:rFonts w:ascii="Bookman Old Style" w:hAnsi="Bookman Old Style" w:cstheme="minorHAnsi"/>
+                <w:iCs/>
+              </w:rPr>
+              <w:t>Pendidikan</w:t>
+            </w:r>
+            <w:r>
+              <w:rPr>
+                <w:rFonts w:ascii="Bookman Old Style" w:hAnsi="Bookman Old Style" w:cstheme="minorHAnsi"/>
+                <w:iCs/>
+              </w:rPr>
+              <w:t>, dengan ketentuan sebagai berikut:</w:t>
+            </w:r>
+          </w:p>
+          <w:p>
+            <w:pPr>
+              <w:spacing w:after="0"/>
+              <w:rPr>
+                <w:rFonts w:ascii="Bookman Old Style" w:hAnsi="Bookman Old Style" w:cstheme="minorHAnsi"/>
+                <w:b/>
+                <w:bCs/>
+                <w:iCs/>
+              </w:rPr>
+            </w:pPr>
           </w:p>
           <w:p>
             <w:pPr>
               <w:spacing w:after="0"/>
               <w:jc w:val="center"/>
               <w:rPr>
-                <w:rFonts w:asciiTheme="minorHAnsi" w:hAnsiTheme="minorHAnsi" w:cstheme="minorHAnsi"/>
-                <w:b/>
-                <w:bCs/>
-                <w:iCs/>
-                <w:sz w:val="24"/>
-                <w:szCs w:val="24"/>
-              </w:rPr>
-            </w:pPr>
+                <w:rFonts w:ascii="Bookman Old Style" w:hAnsi="Bookman Old Style" w:cstheme="minorHAnsi"/>
+                <w:b/>
+                <w:bCs/>
+                <w:iCs/>
+              </w:rPr>
+            </w:pPr>
+            <w:r>
+              <w:rPr>
+                <w:rFonts w:ascii="Bookman Old Style" w:hAnsi="Bookman Old Style" w:cstheme="minorHAnsi"/>
+                <w:b/>
+                <w:bCs/>
+                <w:iCs/>
+              </w:rPr>
+              <w:t>PASAL 1</w:t>
+            </w:r>
           </w:p>
           <w:p>
             <w:pPr>
               <w:spacing w:after="0"/>
               <w:jc w:val="center"/>
               <w:rPr>
-                <w:rFonts w:asciiTheme="minorHAnsi" w:hAnsiTheme="minorHAnsi" w:cstheme="minorHAnsi"/>
-                <w:b/>
-                <w:bCs/>
-                <w:iCs/>
-                <w:sz w:val="24"/>
-                <w:szCs w:val="24"/>
+                <w:rFonts w:ascii="Bookman Old Style" w:hAnsi="Bookman Old Style" w:cstheme="minorHAnsi"/>
+                <w:b/>
+                <w:bCs/>
+                <w:iCs/>
+              </w:rPr>
+            </w:pPr>
+            <w:r>
+              <w:rPr>
+                <w:rFonts w:ascii="Bookman Old Style" w:hAnsi="Bookman Old Style" w:cstheme="minorHAnsi"/>
+                <w:b/>
+                <w:bCs/>
+                <w:iCs/>
+              </w:rPr>
+              <w:t>PRINSIP DASAR DAN TUJUAN</w:t>
+            </w:r>
+          </w:p>
+          <w:p>
+            <w:pPr>
+              <w:spacing w:after="0"/>
+              <w:jc w:val="both"/>
+              <w:rPr>
+                <w:rFonts w:ascii="Bookman Old Style" w:hAnsi="Bookman Old Style" w:cstheme="minorHAnsi"/>
+                <w:iCs/>
+              </w:rPr>
+            </w:pPr>
+            <w:r>
+              <w:rPr>
+                <w:rFonts w:ascii="Bookman Old Style" w:hAnsi="Bookman Old Style" w:cstheme="minorHAnsi"/>
+                <w:iCs/>
+              </w:rPr>
+              <w:t xml:space="preserve">Dengan tetap berlandaskan ketentuan dan peraturan perundang-undangan yang berlaku bagi </w:t>
+            </w:r>
+            <w:r>
+              <w:rPr>
+                <w:rFonts w:ascii="Bookman Old Style" w:hAnsi="Bookman Old Style" w:cstheme="minorHAnsi"/>
+                <w:b/>
+                <w:bCs/>
+                <w:iCs/>
+              </w:rPr>
+              <w:t>PARA PIHAK</w:t>
+            </w:r>
+            <w:r>
+              <w:rPr>
+                <w:rFonts w:ascii="Bookman Old Style" w:hAnsi="Bookman Old Style" w:cstheme="minorHAnsi"/>
+                <w:iCs/>
+              </w:rPr>
+              <w:t>, Nota Kesepahaman ini dibuat dalam rangka</w:t>
+            </w:r>
+            <w:r>
+              <w:rPr>
+                <w:rFonts w:ascii="Bookman Old Style" w:hAnsi="Bookman Old Style" w:cstheme="minorHAnsi"/>
+                <w:iCs/>
+              </w:rPr>
+              <w:t xml:space="preserve"> </w:t>
+            </w:r>
+            <w:r>
+              <w:rPr>
+                <w:rFonts w:ascii="Bookman Old Style" w:hAnsi="Bookman Old Style" w:cstheme="minorHAnsi"/>
+                <w:iCs/>
+              </w:rPr>
+              <w:lastRenderedPageBreak/>
+              <w:t xml:space="preserve">pengembangan kualitas </w:t>
+            </w:r>
+            <w:r>
+              <w:rPr>
+                <w:rFonts w:ascii="Bookman Old Style" w:hAnsi="Bookman Old Style" w:cstheme="minorHAnsi"/>
+                <w:iCs/>
+              </w:rPr>
+              <w:t>pendidikan</w:t>
+            </w:r>
+            <w:r>
+              <w:rPr>
+                <w:rFonts w:ascii="Bookman Old Style" w:hAnsi="Bookman Old Style" w:cstheme="minorHAnsi"/>
+                <w:iCs/>
+              </w:rPr>
+              <w:t xml:space="preserve"> untuk mendukung daya saing industri di Batam.</w:t>
+            </w:r>
+          </w:p>
+          <w:p>
+            <w:pPr>
+              <w:spacing w:after="0"/>
+              <w:jc w:val="both"/>
+              <w:rPr>
+                <w:rFonts w:ascii="Bookman Old Style" w:hAnsi="Bookman Old Style" w:cstheme="minorHAnsi"/>
+                <w:iCs/>
               </w:rPr>
             </w:pPr>
           </w:p>
@@ -944,25 +922,20 @@
               <w:spacing w:after="0"/>
               <w:jc w:val="center"/>
               <w:rPr>
-                <w:rFonts w:asciiTheme="minorHAnsi" w:hAnsiTheme="minorHAnsi" w:cstheme="minorHAnsi"/>
-                <w:b/>
-                <w:bCs/>
-                <w:iCs/>
-                <w:sz w:val="24"/>
-                <w:szCs w:val="24"/>
-              </w:rPr>
-            </w:pPr>
-            <w:r>
-              <w:rPr>
-                <w:rFonts w:asciiTheme="minorHAnsi" w:hAnsiTheme="minorHAnsi" w:cstheme="minorHAnsi"/>
-                <w:b/>
-                <w:bCs/>
-                <w:iCs/>
-                <w:sz w:val="24"/>
-                <w:szCs w:val="24"/>
-              </w:rPr>
-              <w:lastRenderedPageBreak/>
-              <w:t>Pasal 1</w:t>
+                <w:rFonts w:ascii="Bookman Old Style" w:hAnsi="Bookman Old Style" w:cstheme="minorHAnsi"/>
+                <w:b/>
+                <w:bCs/>
+                <w:iCs/>
+              </w:rPr>
+            </w:pPr>
+            <w:r>
+              <w:rPr>
+                <w:rFonts w:ascii="Bookman Old Style" w:hAnsi="Bookman Old Style" w:cstheme="minorHAnsi"/>
+                <w:b/>
+                <w:bCs/>
+                <w:iCs/>
+              </w:rPr>
+              <w:t>PASAL 2</w:t>
             </w:r>
           </w:p>
           <w:p>
@@ -970,24 +943,20 @@
               <w:spacing w:after="0"/>
               <w:jc w:val="center"/>
               <w:rPr>
-                <w:rFonts w:asciiTheme="minorHAnsi" w:hAnsiTheme="minorHAnsi" w:cstheme="minorHAnsi"/>
-                <w:b/>
-                <w:bCs/>
-                <w:iCs/>
-                <w:sz w:val="24"/>
-                <w:szCs w:val="24"/>
-              </w:rPr>
-            </w:pPr>
-            <w:r>
-              <w:rPr>
-                <w:rFonts w:asciiTheme="minorHAnsi" w:hAnsiTheme="minorHAnsi" w:cstheme="minorHAnsi"/>
-                <w:b/>
-                <w:bCs/>
-                <w:iCs/>
-                <w:sz w:val="24"/>
-                <w:szCs w:val="24"/>
-              </w:rPr>
-              <w:t>PRINSIP DASAR DAN TUJUAN</w:t>
+                <w:rFonts w:ascii="Bookman Old Style" w:hAnsi="Bookman Old Style" w:cstheme="minorHAnsi"/>
+                <w:b/>
+                <w:bCs/>
+                <w:iCs/>
+              </w:rPr>
+            </w:pPr>
+            <w:r>
+              <w:rPr>
+                <w:rFonts w:ascii="Bookman Old Style" w:hAnsi="Bookman Old Style" w:cstheme="minorHAnsi"/>
+                <w:b/>
+                <w:bCs/>
+                <w:iCs/>
+              </w:rPr>
+              <w:t>RUANG LINGKUP</w:t>
             </w:r>
           </w:p>
           <w:p>
@@ -995,125 +964,30 @@
               <w:spacing w:after="0"/>
               <w:jc w:val="both"/>
               <w:rPr>
-                <w:rFonts w:asciiTheme="minorHAnsi" w:hAnsiTheme="minorHAnsi" w:cstheme="minorHAnsi"/>
-                <w:iCs/>
-                <w:sz w:val="24"/>
-                <w:szCs w:val="24"/>
-              </w:rPr>
-            </w:pPr>
-            <w:r>
-              <w:rPr>
-                <w:rFonts w:asciiTheme="minorHAnsi" w:hAnsiTheme="minorHAnsi" w:cstheme="minorHAnsi"/>
-                <w:iCs/>
-                <w:sz w:val="24"/>
-                <w:szCs w:val="24"/>
-              </w:rPr>
-              <w:t xml:space="preserve">Dengan tetap berlandaskan ketentuan dan peraturan perundang-undangan yang berlaku bagi </w:t>
-            </w:r>
-            <w:r>
-              <w:rPr>
-                <w:rFonts w:asciiTheme="minorHAnsi" w:hAnsiTheme="minorHAnsi" w:cstheme="minorHAnsi"/>
-                <w:b/>
-                <w:bCs/>
-                <w:iCs/>
-                <w:sz w:val="24"/>
-                <w:szCs w:val="24"/>
-              </w:rPr>
-              <w:t>PARA PIHAK</w:t>
-            </w:r>
-            <w:r>
-              <w:rPr>
-                <w:rFonts w:asciiTheme="minorHAnsi" w:hAnsiTheme="minorHAnsi" w:cstheme="minorHAnsi"/>
-                <w:iCs/>
-                <w:sz w:val="24"/>
-                <w:szCs w:val="24"/>
-              </w:rPr>
-              <w:t>, Nota Kesepahaman ini dibuat dalam rangka pengembangan kualitas sumber daya manusia untuk mendukung daya saing industri di Batam.</w:t>
-            </w:r>
-          </w:p>
-          <w:p>
-            <w:pPr>
-              <w:spacing w:after="0"/>
-              <w:jc w:val="center"/>
-              <w:rPr>
-                <w:rFonts w:asciiTheme="minorHAnsi" w:hAnsiTheme="minorHAnsi" w:cstheme="minorHAnsi"/>
-                <w:b/>
-                <w:bCs/>
-                <w:iCs/>
-                <w:sz w:val="24"/>
-                <w:szCs w:val="24"/>
-              </w:rPr>
-            </w:pPr>
-          </w:p>
-          <w:p>
-            <w:pPr>
-              <w:spacing w:after="0"/>
-              <w:jc w:val="center"/>
-              <w:rPr>
-                <w:rFonts w:asciiTheme="minorHAnsi" w:hAnsiTheme="minorHAnsi" w:cstheme="minorHAnsi"/>
-                <w:b/>
-                <w:bCs/>
-                <w:iCs/>
-                <w:sz w:val="24"/>
-                <w:szCs w:val="24"/>
-              </w:rPr>
-            </w:pPr>
-            <w:r>
-              <w:rPr>
-                <w:rFonts w:asciiTheme="minorHAnsi" w:hAnsiTheme="minorHAnsi" w:cstheme="minorHAnsi"/>
-                <w:b/>
-                <w:bCs/>
-                <w:iCs/>
-                <w:sz w:val="24"/>
-                <w:szCs w:val="24"/>
-              </w:rPr>
-              <w:t>Pasal 2</w:t>
-            </w:r>
-          </w:p>
-          <w:p>
-            <w:pPr>
-              <w:spacing w:after="0"/>
-              <w:jc w:val="center"/>
-              <w:rPr>
-                <w:rFonts w:asciiTheme="minorHAnsi" w:hAnsiTheme="minorHAnsi" w:cstheme="minorHAnsi"/>
-                <w:b/>
-                <w:bCs/>
-                <w:iCs/>
-                <w:sz w:val="24"/>
-                <w:szCs w:val="24"/>
-              </w:rPr>
-            </w:pPr>
-            <w:r>
-              <w:rPr>
-                <w:rFonts w:asciiTheme="minorHAnsi" w:hAnsiTheme="minorHAnsi" w:cstheme="minorHAnsi"/>
-                <w:b/>
-                <w:bCs/>
-                <w:iCs/>
-                <w:sz w:val="24"/>
-                <w:szCs w:val="24"/>
-              </w:rPr>
-              <w:t>RUANG LINGKUP</w:t>
-            </w:r>
-          </w:p>
-          <w:p>
-            <w:pPr>
-              <w:spacing w:after="0"/>
-              <w:jc w:val="both"/>
-              <w:rPr>
-                <w:rFonts w:asciiTheme="minorHAnsi" w:hAnsiTheme="minorHAnsi" w:cstheme="minorHAnsi"/>
-                <w:iCs/>
-                <w:sz w:val="24"/>
-                <w:szCs w:val="24"/>
-              </w:rPr>
-            </w:pPr>
-            <w:r>
-              <w:rPr>
-                <w:rFonts w:asciiTheme="minorHAnsi" w:hAnsiTheme="minorHAnsi" w:cstheme="minorHAnsi"/>
-                <w:iCs/>
-                <w:sz w:val="24"/>
-                <w:szCs w:val="24"/>
-              </w:rPr>
-              <w:t>Ruang lingkup Nota Kesepahaman ini adalah kerja sama dalam pelaksanaan pengembangan sumber daya manusia antara lain:</w:t>
+                <w:rFonts w:ascii="Bookman Old Style" w:hAnsi="Bookman Old Style" w:cstheme="minorHAnsi"/>
+                <w:iCs/>
+              </w:rPr>
+            </w:pPr>
+            <w:r>
+              <w:rPr>
+                <w:rFonts w:ascii="Bookman Old Style" w:hAnsi="Bookman Old Style" w:cstheme="minorHAnsi"/>
+                <w:iCs/>
+              </w:rPr>
+              <w:t xml:space="preserve">Ruang lingkup Nota Kesepahaman ini adalah kerja sama dalam pelaksanaan pengembangan </w:t>
+            </w:r>
+            <w:r>
+              <w:rPr>
+                <w:rFonts w:ascii="Bookman Old Style" w:hAnsi="Bookman Old Style" w:cstheme="minorHAnsi"/>
+                <w:iCs/>
+              </w:rPr>
+              <w:t>pendidikan</w:t>
+            </w:r>
+            <w:r>
+              <w:rPr>
+                <w:rFonts w:ascii="Bookman Old Style" w:hAnsi="Bookman Old Style" w:cstheme="minorHAnsi"/>
+                <w:iCs/>
+              </w:rPr>
+              <w:t xml:space="preserve"> antara lain:</w:t>
             </w:r>
           </w:p>
           <w:p>
@@ -1124,19 +998,16 @@
                 <w:numId w:val="9"/>
               </w:numPr>
               <w:spacing w:before="100" w:beforeAutospacing="1" w:after="100" w:afterAutospacing="1" w:line="240" w:lineRule="auto"/>
+              <w:ind w:left="462" w:hanging="425"/>
               <w:jc w:val="both"/>
               <w:rPr>
-                <w:rFonts w:asciiTheme="minorHAnsi" w:eastAsia="Times New Roman" w:hAnsiTheme="minorHAnsi" w:cstheme="minorHAnsi"/>
-                <w:sz w:val="24"/>
-                <w:szCs w:val="24"/>
+                <w:rFonts w:ascii="Bookman Old Style" w:eastAsia="Times New Roman" w:hAnsi="Bookman Old Style" w:cstheme="minorHAnsi"/>
                 <w:lang w:val="sv-SE" w:eastAsia="en-ID"/>
               </w:rPr>
             </w:pPr>
             <w:r>
               <w:rPr>
-                <w:rFonts w:asciiTheme="minorHAnsi" w:eastAsia="Times New Roman" w:hAnsiTheme="minorHAnsi" w:cstheme="minorHAnsi"/>
-                <w:sz w:val="24"/>
-                <w:szCs w:val="24"/>
+                <w:rFonts w:ascii="Bookman Old Style" w:eastAsia="Times New Roman" w:hAnsi="Bookman Old Style" w:cstheme="minorHAnsi"/>
                 <w:lang w:val="sv-SE" w:eastAsia="en-ID"/>
               </w:rPr>
               <w:t>Program magang selama paling sedikit satu semester penuh;</w:t>
@@ -1150,19 +1021,16 @@
                 <w:numId w:val="9"/>
               </w:numPr>
               <w:spacing w:before="100" w:beforeAutospacing="1" w:after="100" w:afterAutospacing="1" w:line="240" w:lineRule="auto"/>
+              <w:ind w:left="462" w:hanging="425"/>
               <w:jc w:val="both"/>
               <w:rPr>
-                <w:rFonts w:asciiTheme="minorHAnsi" w:eastAsia="Times New Roman" w:hAnsiTheme="minorHAnsi" w:cstheme="minorHAnsi"/>
-                <w:sz w:val="24"/>
-                <w:szCs w:val="24"/>
+                <w:rFonts w:ascii="Bookman Old Style" w:eastAsia="Times New Roman" w:hAnsi="Bookman Old Style" w:cstheme="minorHAnsi"/>
                 <w:lang w:val="fi-FI" w:eastAsia="en-ID"/>
               </w:rPr>
             </w:pPr>
             <w:r>
               <w:rPr>
-                <w:rFonts w:asciiTheme="minorHAnsi" w:eastAsia="Times New Roman" w:hAnsiTheme="minorHAnsi" w:cstheme="minorHAnsi"/>
-                <w:sz w:val="24"/>
-                <w:szCs w:val="24"/>
+                <w:rFonts w:ascii="Bookman Old Style" w:eastAsia="Times New Roman" w:hAnsi="Bookman Old Style" w:cstheme="minorHAnsi"/>
                 <w:lang w:val="fi-FI" w:eastAsia="en-ID"/>
               </w:rPr>
               <w:t>Kesempatan kerja bagi lulusan Polibatam;</w:t>
@@ -1176,19 +1044,16 @@
                 <w:numId w:val="9"/>
               </w:numPr>
               <w:spacing w:before="100" w:beforeAutospacing="1" w:after="100" w:afterAutospacing="1" w:line="240" w:lineRule="auto"/>
+              <w:ind w:left="462" w:hanging="425"/>
               <w:jc w:val="both"/>
               <w:rPr>
-                <w:rFonts w:asciiTheme="minorHAnsi" w:eastAsia="Times New Roman" w:hAnsiTheme="minorHAnsi" w:cstheme="minorHAnsi"/>
-                <w:sz w:val="24"/>
-                <w:szCs w:val="24"/>
+                <w:rFonts w:ascii="Bookman Old Style" w:eastAsia="Times New Roman" w:hAnsi="Bookman Old Style" w:cstheme="minorHAnsi"/>
                 <w:lang w:val="fi-FI" w:eastAsia="en-ID"/>
               </w:rPr>
             </w:pPr>
             <w:r>
               <w:rPr>
-                <w:rFonts w:asciiTheme="minorHAnsi" w:eastAsia="Times New Roman" w:hAnsiTheme="minorHAnsi" w:cstheme="minorHAnsi"/>
-                <w:sz w:val="24"/>
-                <w:szCs w:val="24"/>
+                <w:rFonts w:ascii="Bookman Old Style" w:eastAsia="Times New Roman" w:hAnsi="Bookman Old Style" w:cstheme="minorHAnsi"/>
                 <w:lang w:val="fi-FI" w:eastAsia="en-ID"/>
               </w:rPr>
               <w:t>Pemberian beasiswa kepada mahasiswa yang memenuhi kriteria yang disepakati oleh Para Pihak;</w:t>
@@ -1202,19 +1067,16 @@
                 <w:numId w:val="9"/>
               </w:numPr>
               <w:spacing w:before="100" w:beforeAutospacing="1" w:after="100" w:afterAutospacing="1" w:line="240" w:lineRule="auto"/>
+              <w:ind w:left="462" w:hanging="425"/>
               <w:jc w:val="both"/>
               <w:rPr>
-                <w:rFonts w:asciiTheme="minorHAnsi" w:eastAsia="Times New Roman" w:hAnsiTheme="minorHAnsi" w:cstheme="minorHAnsi"/>
-                <w:sz w:val="24"/>
-                <w:szCs w:val="24"/>
+                <w:rFonts w:ascii="Bookman Old Style" w:eastAsia="Times New Roman" w:hAnsi="Bookman Old Style" w:cstheme="minorHAnsi"/>
                 <w:lang w:val="sv-SE" w:eastAsia="en-ID"/>
               </w:rPr>
             </w:pPr>
             <w:r>
               <w:rPr>
-                <w:rFonts w:asciiTheme="minorHAnsi" w:eastAsia="Times New Roman" w:hAnsiTheme="minorHAnsi" w:cstheme="minorHAnsi"/>
-                <w:sz w:val="24"/>
-                <w:szCs w:val="24"/>
+                <w:rFonts w:ascii="Bookman Old Style" w:eastAsia="Times New Roman" w:hAnsi="Bookman Old Style" w:cstheme="minorHAnsi"/>
                 <w:lang w:val="sv-SE" w:eastAsia="en-ID"/>
               </w:rPr>
               <w:t>Pengembangan kurikulum bersama (output pembelajaran, konten, dan metode);</w:t>
@@ -1228,22 +1090,76 @@
                 <w:numId w:val="9"/>
               </w:numPr>
               <w:spacing w:before="100" w:beforeAutospacing="1" w:after="100" w:afterAutospacing="1" w:line="240" w:lineRule="auto"/>
+              <w:ind w:left="462" w:hanging="425"/>
               <w:jc w:val="both"/>
               <w:rPr>
-                <w:rFonts w:asciiTheme="minorHAnsi" w:eastAsia="Times New Roman" w:hAnsiTheme="minorHAnsi" w:cstheme="minorHAnsi"/>
-                <w:sz w:val="24"/>
-                <w:szCs w:val="24"/>
+                <w:rFonts w:ascii="Bookman Old Style" w:eastAsia="Times New Roman" w:hAnsi="Bookman Old Style" w:cstheme="minorHAnsi"/>
                 <w:lang w:val="en-ID" w:eastAsia="en-ID"/>
               </w:rPr>
             </w:pPr>
-            <w:r>
-              <w:rPr>
-                <w:rFonts w:asciiTheme="minorHAnsi" w:eastAsia="Times New Roman" w:hAnsiTheme="minorHAnsi" w:cstheme="minorHAnsi"/>
-                <w:sz w:val="24"/>
-                <w:szCs w:val="24"/>
+            <w:proofErr w:type="spellStart"/>
+            <w:r>
+              <w:rPr>
+                <w:rFonts w:ascii="Bookman Old Style" w:eastAsia="Times New Roman" w:hAnsi="Bookman Old Style" w:cstheme="minorHAnsi"/>
                 <w:lang w:val="en-ID" w:eastAsia="en-ID"/>
               </w:rPr>
-              <w:t>Penyediaan pembelajaran berbasis proyek (Project-Based Learning);</w:t>
+              <w:t>Penyediaan</w:t>
+            </w:r>
+            <w:proofErr w:type="spellEnd"/>
+            <w:r>
+              <w:rPr>
+                <w:rFonts w:ascii="Bookman Old Style" w:eastAsia="Times New Roman" w:hAnsi="Bookman Old Style" w:cstheme="minorHAnsi"/>
+                <w:lang w:val="en-ID" w:eastAsia="en-ID"/>
+              </w:rPr>
+              <w:t xml:space="preserve"> </w:t>
+            </w:r>
+            <w:proofErr w:type="spellStart"/>
+            <w:r>
+              <w:rPr>
+                <w:rFonts w:ascii="Bookman Old Style" w:eastAsia="Times New Roman" w:hAnsi="Bookman Old Style" w:cstheme="minorHAnsi"/>
+                <w:lang w:val="en-ID" w:eastAsia="en-ID"/>
+              </w:rPr>
+              <w:t>pembelajaran</w:t>
+            </w:r>
+            <w:proofErr w:type="spellEnd"/>
+            <w:r>
+              <w:rPr>
+                <w:rFonts w:ascii="Bookman Old Style" w:eastAsia="Times New Roman" w:hAnsi="Bookman Old Style" w:cstheme="minorHAnsi"/>
+                <w:lang w:val="en-ID" w:eastAsia="en-ID"/>
+              </w:rPr>
+              <w:t xml:space="preserve"> </w:t>
+            </w:r>
+            <w:proofErr w:type="spellStart"/>
+            <w:r>
+              <w:rPr>
+                <w:rFonts w:ascii="Bookman Old Style" w:eastAsia="Times New Roman" w:hAnsi="Bookman Old Style" w:cstheme="minorHAnsi"/>
+                <w:lang w:val="en-ID" w:eastAsia="en-ID"/>
+              </w:rPr>
+              <w:t>berbasis</w:t>
+            </w:r>
+            <w:proofErr w:type="spellEnd"/>
+            <w:r>
+              <w:rPr>
+                <w:rFonts w:ascii="Bookman Old Style" w:eastAsia="Times New Roman" w:hAnsi="Bookman Old Style" w:cstheme="minorHAnsi"/>
+                <w:lang w:val="en-ID" w:eastAsia="en-ID"/>
+              </w:rPr>
+              <w:t xml:space="preserve"> </w:t>
+            </w:r>
+            <w:proofErr w:type="spellStart"/>
+            <w:r>
+              <w:rPr>
+                <w:rFonts w:ascii="Bookman Old Style" w:eastAsia="Times New Roman" w:hAnsi="Bookman Old Style" w:cstheme="minorHAnsi"/>
+                <w:lang w:val="en-ID" w:eastAsia="en-ID"/>
+              </w:rPr>
+              <w:t>proyek</w:t>
+            </w:r>
+            <w:proofErr w:type="spellEnd"/>
+            <w:r>
+              <w:rPr>
+                <w:rFonts w:ascii="Bookman Old Style" w:eastAsia="Times New Roman" w:hAnsi="Bookman Old Style" w:cstheme="minorHAnsi"/>
+                <w:lang w:val="en-ID" w:eastAsia="en-ID"/>
+              </w:rPr>
+              <w:t xml:space="preserve"> (Project-Based Learning);</w:t>
             </w:r>
           </w:p>
           <w:p>
@@ -1254,19 +1170,16 @@
                 <w:numId w:val="9"/>
               </w:numPr>
               <w:spacing w:before="100" w:beforeAutospacing="1" w:after="100" w:afterAutospacing="1" w:line="240" w:lineRule="auto"/>
+              <w:ind w:left="462" w:hanging="425"/>
               <w:jc w:val="both"/>
               <w:rPr>
-                <w:rFonts w:asciiTheme="minorHAnsi" w:eastAsia="Times New Roman" w:hAnsiTheme="minorHAnsi" w:cstheme="minorHAnsi"/>
-                <w:sz w:val="24"/>
-                <w:szCs w:val="24"/>
+                <w:rFonts w:ascii="Bookman Old Style" w:eastAsia="Times New Roman" w:hAnsi="Bookman Old Style" w:cstheme="minorHAnsi"/>
                 <w:lang w:val="sv-SE" w:eastAsia="en-ID"/>
               </w:rPr>
             </w:pPr>
             <w:r>
               <w:rPr>
-                <w:rFonts w:asciiTheme="minorHAnsi" w:eastAsia="Times New Roman" w:hAnsiTheme="minorHAnsi" w:cstheme="minorHAnsi"/>
-                <w:sz w:val="24"/>
-                <w:szCs w:val="24"/>
+                <w:rFonts w:ascii="Bookman Old Style" w:eastAsia="Times New Roman" w:hAnsi="Bookman Old Style" w:cstheme="minorHAnsi"/>
                 <w:lang w:val="sv-SE" w:eastAsia="en-ID"/>
               </w:rPr>
               <w:t>Kegiatan pembelajaran dengan dosen tamu dari kalangan praktisi;</w:t>
@@ -1280,19 +1193,16 @@
                 <w:numId w:val="9"/>
               </w:numPr>
               <w:spacing w:before="100" w:beforeAutospacing="1" w:after="100" w:afterAutospacing="1" w:line="240" w:lineRule="auto"/>
+              <w:ind w:left="462" w:hanging="425"/>
               <w:jc w:val="both"/>
               <w:rPr>
-                <w:rFonts w:asciiTheme="minorHAnsi" w:eastAsia="Times New Roman" w:hAnsiTheme="minorHAnsi" w:cstheme="minorHAnsi"/>
-                <w:sz w:val="24"/>
-                <w:szCs w:val="24"/>
+                <w:rFonts w:ascii="Bookman Old Style" w:eastAsia="Times New Roman" w:hAnsi="Bookman Old Style" w:cstheme="minorHAnsi"/>
                 <w:lang w:val="sv-SE" w:eastAsia="en-ID"/>
               </w:rPr>
             </w:pPr>
             <w:r>
               <w:rPr>
-                <w:rFonts w:asciiTheme="minorHAnsi" w:eastAsia="Times New Roman" w:hAnsiTheme="minorHAnsi" w:cstheme="minorHAnsi"/>
-                <w:sz w:val="24"/>
-                <w:szCs w:val="24"/>
+                <w:rFonts w:ascii="Bookman Old Style" w:eastAsia="Times New Roman" w:hAnsi="Bookman Old Style" w:cstheme="minorHAnsi"/>
                 <w:lang w:val="sv-SE" w:eastAsia="en-ID"/>
               </w:rPr>
               <w:t>Pelatihan upskilling dan reskilling bagi dosen/instruktur;</w:t>
@@ -1306,22 +1216,92 @@
                 <w:numId w:val="9"/>
               </w:numPr>
               <w:spacing w:before="100" w:beforeAutospacing="1" w:after="100" w:afterAutospacing="1" w:line="240" w:lineRule="auto"/>
+              <w:ind w:left="462" w:hanging="425"/>
               <w:jc w:val="both"/>
               <w:rPr>
-                <w:rFonts w:asciiTheme="minorHAnsi" w:eastAsia="Times New Roman" w:hAnsiTheme="minorHAnsi" w:cstheme="minorHAnsi"/>
-                <w:sz w:val="24"/>
-                <w:szCs w:val="24"/>
+                <w:rFonts w:ascii="Bookman Old Style" w:eastAsia="Times New Roman" w:hAnsi="Bookman Old Style" w:cstheme="minorHAnsi"/>
                 <w:lang w:val="en-ID" w:eastAsia="en-ID"/>
               </w:rPr>
             </w:pPr>
-            <w:r>
-              <w:rPr>
-                <w:rFonts w:asciiTheme="minorHAnsi" w:eastAsia="Times New Roman" w:hAnsiTheme="minorHAnsi" w:cstheme="minorHAnsi"/>
-                <w:sz w:val="24"/>
-                <w:szCs w:val="24"/>
+            <w:proofErr w:type="spellStart"/>
+            <w:r>
+              <w:rPr>
+                <w:rFonts w:ascii="Bookman Old Style" w:eastAsia="Times New Roman" w:hAnsi="Bookman Old Style" w:cstheme="minorHAnsi"/>
                 <w:lang w:val="en-ID" w:eastAsia="en-ID"/>
               </w:rPr>
-              <w:t>Berbagi sumber daya (resource sharing) sarana dan prasarana;</w:t>
+              <w:t>Berbagi</w:t>
+            </w:r>
+            <w:proofErr w:type="spellEnd"/>
+            <w:r>
+              <w:rPr>
+                <w:rFonts w:ascii="Bookman Old Style" w:eastAsia="Times New Roman" w:hAnsi="Bookman Old Style" w:cstheme="minorHAnsi"/>
+                <w:lang w:val="en-ID" w:eastAsia="en-ID"/>
+              </w:rPr>
+              <w:t xml:space="preserve"> </w:t>
+            </w:r>
+            <w:proofErr w:type="spellStart"/>
+            <w:r>
+              <w:rPr>
+                <w:rFonts w:ascii="Bookman Old Style" w:eastAsia="Times New Roman" w:hAnsi="Bookman Old Style" w:cstheme="minorHAnsi"/>
+                <w:lang w:val="en-ID" w:eastAsia="en-ID"/>
+              </w:rPr>
+              <w:t>sumber</w:t>
+            </w:r>
+            <w:proofErr w:type="spellEnd"/>
+            <w:r>
+              <w:rPr>
+                <w:rFonts w:ascii="Bookman Old Style" w:eastAsia="Times New Roman" w:hAnsi="Bookman Old Style" w:cstheme="minorHAnsi"/>
+                <w:lang w:val="en-ID" w:eastAsia="en-ID"/>
+              </w:rPr>
+              <w:t xml:space="preserve"> </w:t>
+            </w:r>
+            <w:proofErr w:type="spellStart"/>
+            <w:r>
+              <w:rPr>
+                <w:rFonts w:ascii="Bookman Old Style" w:eastAsia="Times New Roman" w:hAnsi="Bookman Old Style" w:cstheme="minorHAnsi"/>
+                <w:lang w:val="en-ID" w:eastAsia="en-ID"/>
+              </w:rPr>
+              <w:t>daya</w:t>
+            </w:r>
+            <w:proofErr w:type="spellEnd"/>
+            <w:r>
+              <w:rPr>
+                <w:rFonts w:ascii="Bookman Old Style" w:eastAsia="Times New Roman" w:hAnsi="Bookman Old Style" w:cstheme="minorHAnsi"/>
+                <w:lang w:val="en-ID" w:eastAsia="en-ID"/>
+              </w:rPr>
+              <w:t xml:space="preserve"> (resource sharing) </w:t>
+            </w:r>
+            <w:proofErr w:type="spellStart"/>
+            <w:r>
+              <w:rPr>
+                <w:rFonts w:ascii="Bookman Old Style" w:eastAsia="Times New Roman" w:hAnsi="Bookman Old Style" w:cstheme="minorHAnsi"/>
+                <w:lang w:val="en-ID" w:eastAsia="en-ID"/>
+              </w:rPr>
+              <w:t>sarana</w:t>
+            </w:r>
+            <w:proofErr w:type="spellEnd"/>
+            <w:r>
+              <w:rPr>
+                <w:rFonts w:ascii="Bookman Old Style" w:eastAsia="Times New Roman" w:hAnsi="Bookman Old Style" w:cstheme="minorHAnsi"/>
+                <w:lang w:val="en-ID" w:eastAsia="en-ID"/>
+              </w:rPr>
+              <w:t xml:space="preserve"> dan </w:t>
+            </w:r>
+            <w:proofErr w:type="spellStart"/>
+            <w:r>
+              <w:rPr>
+                <w:rFonts w:ascii="Bookman Old Style" w:eastAsia="Times New Roman" w:hAnsi="Bookman Old Style" w:cstheme="minorHAnsi"/>
+                <w:lang w:val="en-ID" w:eastAsia="en-ID"/>
+              </w:rPr>
+              <w:t>prasarana</w:t>
+            </w:r>
+            <w:proofErr w:type="spellEnd"/>
+            <w:r>
+              <w:rPr>
+                <w:rFonts w:ascii="Bookman Old Style" w:eastAsia="Times New Roman" w:hAnsi="Bookman Old Style" w:cstheme="minorHAnsi"/>
+                <w:lang w:val="en-ID" w:eastAsia="en-ID"/>
+              </w:rPr>
+              <w:t>;</w:t>
             </w:r>
           </w:p>
           <w:p>
@@ -1332,22 +1312,28 @@
                 <w:numId w:val="9"/>
               </w:numPr>
               <w:spacing w:before="100" w:beforeAutospacing="1" w:after="100" w:afterAutospacing="1" w:line="240" w:lineRule="auto"/>
+              <w:ind w:left="462" w:hanging="425"/>
               <w:jc w:val="both"/>
               <w:rPr>
-                <w:rFonts w:asciiTheme="minorHAnsi" w:eastAsia="Times New Roman" w:hAnsiTheme="minorHAnsi" w:cstheme="minorHAnsi"/>
-                <w:sz w:val="24"/>
-                <w:szCs w:val="24"/>
+                <w:rFonts w:ascii="Bookman Old Style" w:eastAsia="Times New Roman" w:hAnsi="Bookman Old Style" w:cstheme="minorHAnsi"/>
                 <w:lang w:val="en-ID" w:eastAsia="en-ID"/>
               </w:rPr>
             </w:pPr>
-            <w:r>
-              <w:rPr>
-                <w:rFonts w:asciiTheme="minorHAnsi" w:eastAsia="Times New Roman" w:hAnsiTheme="minorHAnsi" w:cstheme="minorHAnsi"/>
-                <w:sz w:val="24"/>
-                <w:szCs w:val="24"/>
+            <w:proofErr w:type="spellStart"/>
+            <w:r>
+              <w:rPr>
+                <w:rFonts w:ascii="Bookman Old Style" w:eastAsia="Times New Roman" w:hAnsi="Bookman Old Style" w:cstheme="minorHAnsi"/>
                 <w:lang w:val="en-ID" w:eastAsia="en-ID"/>
               </w:rPr>
-              <w:t>Penyelenggaraan teaching factory (TEFA);</w:t>
+              <w:t>Penyelenggaraan</w:t>
+            </w:r>
+            <w:proofErr w:type="spellEnd"/>
+            <w:r>
+              <w:rPr>
+                <w:rFonts w:ascii="Bookman Old Style" w:eastAsia="Times New Roman" w:hAnsi="Bookman Old Style" w:cstheme="minorHAnsi"/>
+                <w:lang w:val="en-ID" w:eastAsia="en-ID"/>
+              </w:rPr>
+              <w:t xml:space="preserve"> teaching factory (TEFA);</w:t>
             </w:r>
           </w:p>
           <w:p>
@@ -1358,22 +1344,35 @@
                 <w:numId w:val="9"/>
               </w:numPr>
               <w:spacing w:before="100" w:beforeAutospacing="1" w:after="100" w:afterAutospacing="1" w:line="240" w:lineRule="auto"/>
+              <w:ind w:left="462" w:hanging="425"/>
               <w:jc w:val="both"/>
               <w:rPr>
-                <w:rFonts w:asciiTheme="minorHAnsi" w:eastAsia="Times New Roman" w:hAnsiTheme="minorHAnsi" w:cstheme="minorHAnsi"/>
-                <w:sz w:val="24"/>
-                <w:szCs w:val="24"/>
+                <w:rFonts w:ascii="Bookman Old Style" w:eastAsia="Times New Roman" w:hAnsi="Bookman Old Style" w:cstheme="minorHAnsi"/>
                 <w:lang w:val="en-ID" w:eastAsia="en-ID"/>
               </w:rPr>
             </w:pPr>
             <w:r>
               <w:rPr>
-                <w:rFonts w:asciiTheme="minorHAnsi" w:eastAsia="Times New Roman" w:hAnsiTheme="minorHAnsi" w:cstheme="minorHAnsi"/>
-                <w:sz w:val="24"/>
-                <w:szCs w:val="24"/>
+                <w:rFonts w:ascii="Bookman Old Style" w:eastAsia="Times New Roman" w:hAnsi="Bookman Old Style" w:cstheme="minorHAnsi"/>
                 <w:lang w:val="en-ID" w:eastAsia="en-ID"/>
               </w:rPr>
-              <w:t>Program double degree atau joint degree;</w:t>
+              <w:t xml:space="preserve">Program double degree </w:t>
+            </w:r>
+            <w:proofErr w:type="spellStart"/>
+            <w:r>
+              <w:rPr>
+                <w:rFonts w:ascii="Bookman Old Style" w:eastAsia="Times New Roman" w:hAnsi="Bookman Old Style" w:cstheme="minorHAnsi"/>
+                <w:lang w:val="en-ID" w:eastAsia="en-ID"/>
+              </w:rPr>
+              <w:t>atau</w:t>
+            </w:r>
+            <w:proofErr w:type="spellEnd"/>
+            <w:r>
+              <w:rPr>
+                <w:rFonts w:ascii="Bookman Old Style" w:eastAsia="Times New Roman" w:hAnsi="Bookman Old Style" w:cstheme="minorHAnsi"/>
+                <w:lang w:val="en-ID" w:eastAsia="en-ID"/>
+              </w:rPr>
+              <w:t xml:space="preserve"> joint degree;</w:t>
             </w:r>
           </w:p>
           <w:p>
@@ -1384,19 +1383,16 @@
                 <w:numId w:val="9"/>
               </w:numPr>
               <w:spacing w:before="100" w:beforeAutospacing="1" w:after="100" w:afterAutospacing="1" w:line="240" w:lineRule="auto"/>
+              <w:ind w:left="462" w:hanging="425"/>
               <w:jc w:val="both"/>
               <w:rPr>
-                <w:rFonts w:asciiTheme="minorHAnsi" w:eastAsia="Times New Roman" w:hAnsiTheme="minorHAnsi" w:cstheme="minorHAnsi"/>
-                <w:sz w:val="24"/>
-                <w:szCs w:val="24"/>
+                <w:rFonts w:ascii="Bookman Old Style" w:eastAsia="Times New Roman" w:hAnsi="Bookman Old Style" w:cstheme="minorHAnsi"/>
                 <w:lang w:val="sv-SE" w:eastAsia="en-ID"/>
               </w:rPr>
             </w:pPr>
             <w:r>
               <w:rPr>
-                <w:rFonts w:asciiTheme="minorHAnsi" w:eastAsia="Times New Roman" w:hAnsiTheme="minorHAnsi" w:cstheme="minorHAnsi"/>
-                <w:sz w:val="24"/>
-                <w:szCs w:val="24"/>
+                <w:rFonts w:ascii="Bookman Old Style" w:eastAsia="Times New Roman" w:hAnsi="Bookman Old Style" w:cstheme="minorHAnsi"/>
                 <w:lang w:val="sv-SE" w:eastAsia="en-ID"/>
               </w:rPr>
               <w:t>Kegiatan tridarma lainnya yang disepakati oleh Para Pihak.</w:t>
@@ -1407,12 +1403,10 @@
               <w:spacing w:after="0"/>
               <w:jc w:val="center"/>
               <w:rPr>
-                <w:rFonts w:asciiTheme="minorHAnsi" w:hAnsiTheme="minorHAnsi" w:cstheme="minorHAnsi"/>
-                <w:b/>
-                <w:bCs/>
-                <w:iCs/>
-                <w:sz w:val="24"/>
-                <w:szCs w:val="24"/>
+                <w:rFonts w:ascii="Bookman Old Style" w:hAnsi="Bookman Old Style" w:cstheme="minorHAnsi"/>
+                <w:b/>
+                <w:bCs/>
+                <w:iCs/>
               </w:rPr>
             </w:pPr>
           </w:p>
@@ -1421,77 +1415,40 @@
               <w:spacing w:after="0"/>
               <w:jc w:val="center"/>
               <w:rPr>
-                <w:rFonts w:asciiTheme="minorHAnsi" w:hAnsiTheme="minorHAnsi" w:cstheme="minorHAnsi"/>
-                <w:b/>
-                <w:bCs/>
-                <w:iCs/>
-                <w:sz w:val="24"/>
-                <w:szCs w:val="24"/>
-              </w:rPr>
-            </w:pPr>
+                <w:rFonts w:ascii="Bookman Old Style" w:hAnsi="Bookman Old Style" w:cstheme="minorHAnsi"/>
+                <w:b/>
+                <w:bCs/>
+                <w:iCs/>
+              </w:rPr>
+            </w:pPr>
+            <w:r>
+              <w:rPr>
+                <w:rFonts w:ascii="Bookman Old Style" w:hAnsi="Bookman Old Style" w:cstheme="minorHAnsi"/>
+                <w:b/>
+                <w:bCs/>
+                <w:iCs/>
+              </w:rPr>
+              <w:t>PASAL 3</w:t>
+            </w:r>
           </w:p>
           <w:p>
             <w:pPr>
               <w:spacing w:after="0"/>
               <w:jc w:val="center"/>
               <w:rPr>
-                <w:rFonts w:asciiTheme="minorHAnsi" w:hAnsiTheme="minorHAnsi" w:cstheme="minorHAnsi"/>
-                <w:b/>
-                <w:bCs/>
-                <w:iCs/>
-                <w:sz w:val="24"/>
-                <w:szCs w:val="24"/>
-              </w:rPr>
-            </w:pPr>
-          </w:p>
-          <w:p>
-            <w:pPr>
-              <w:spacing w:after="0"/>
-              <w:jc w:val="center"/>
-              <w:rPr>
-                <w:rFonts w:asciiTheme="minorHAnsi" w:hAnsiTheme="minorHAnsi" w:cstheme="minorHAnsi"/>
-                <w:b/>
-                <w:bCs/>
-                <w:iCs/>
-                <w:sz w:val="24"/>
-                <w:szCs w:val="24"/>
-              </w:rPr>
-            </w:pPr>
-            <w:r>
-              <w:rPr>
-                <w:rFonts w:asciiTheme="minorHAnsi" w:hAnsiTheme="minorHAnsi" w:cstheme="minorHAnsi"/>
-                <w:b/>
-                <w:bCs/>
-                <w:iCs/>
-                <w:sz w:val="24"/>
-                <w:szCs w:val="24"/>
-              </w:rPr>
-              <w:lastRenderedPageBreak/>
-              <w:t>Pasal 3</w:t>
-            </w:r>
-          </w:p>
-          <w:p>
-            <w:pPr>
-              <w:spacing w:after="0"/>
-              <w:jc w:val="center"/>
-              <w:rPr>
-                <w:rFonts w:asciiTheme="minorHAnsi" w:hAnsiTheme="minorHAnsi" w:cstheme="minorHAnsi"/>
-                <w:b/>
-                <w:bCs/>
-                <w:iCs/>
-                <w:sz w:val="24"/>
-                <w:szCs w:val="24"/>
+                <w:rFonts w:ascii="Bookman Old Style" w:hAnsi="Bookman Old Style" w:cstheme="minorHAnsi"/>
+                <w:b/>
+                <w:bCs/>
+                <w:iCs/>
                 <w:lang w:val="en-GB"/>
               </w:rPr>
             </w:pPr>
             <w:r>
               <w:rPr>
-                <w:rFonts w:asciiTheme="minorHAnsi" w:hAnsiTheme="minorHAnsi" w:cstheme="minorHAnsi"/>
-                <w:b/>
-                <w:bCs/>
-                <w:iCs/>
-                <w:sz w:val="24"/>
-                <w:szCs w:val="24"/>
+                <w:rFonts w:ascii="Bookman Old Style" w:hAnsi="Bookman Old Style" w:cstheme="minorHAnsi"/>
+                <w:b/>
+                <w:bCs/>
+                <w:iCs/>
                 <w:lang w:val="en-GB"/>
               </w:rPr>
               <w:t>PELAKSANAAN</w:t>
@@ -1507,34 +1464,28 @@
               <w:spacing w:after="0"/>
               <w:jc w:val="both"/>
               <w:rPr>
-                <w:rFonts w:asciiTheme="minorHAnsi" w:hAnsiTheme="minorHAnsi" w:cstheme="minorHAnsi"/>
-                <w:b/>
-                <w:bCs/>
-                <w:iCs/>
-                <w:sz w:val="24"/>
-                <w:szCs w:val="24"/>
-                <w:lang w:val="en-GB"/>
-              </w:rPr>
-            </w:pPr>
-            <w:r>
-              <w:rPr>
-                <w:rFonts w:asciiTheme="minorHAnsi" w:hAnsiTheme="minorHAnsi" w:cstheme="minorHAnsi"/>
-                <w:iCs/>
-                <w:sz w:val="24"/>
-                <w:szCs w:val="24"/>
-                <w:lang w:val="en-GB"/>
+                <w:rFonts w:ascii="Bookman Old Style" w:hAnsi="Bookman Old Style" w:cstheme="minorHAnsi"/>
+                <w:b/>
+                <w:bCs/>
+                <w:iCs/>
+                <w:lang w:val="sv-SE"/>
+              </w:rPr>
+            </w:pPr>
+            <w:r>
+              <w:rPr>
+                <w:rFonts w:ascii="Bookman Old Style" w:hAnsi="Bookman Old Style" w:cstheme="minorHAnsi"/>
+                <w:iCs/>
+                <w:lang w:val="sv-SE"/>
               </w:rPr>
               <w:t xml:space="preserve">Semua bentuk Kerjasama dan kegiatan serta pembiayaan yang terkait akan dituangkan secara rinci kedalam perjanjian tersendiri oleh </w:t>
             </w:r>
             <w:r>
               <w:rPr>
-                <w:rFonts w:asciiTheme="minorHAnsi" w:hAnsiTheme="minorHAnsi" w:cstheme="minorHAnsi"/>
-                <w:b/>
-                <w:bCs/>
-                <w:iCs/>
-                <w:sz w:val="24"/>
-                <w:szCs w:val="24"/>
-                <w:lang w:val="en-GB"/>
+                <w:rFonts w:ascii="Bookman Old Style" w:hAnsi="Bookman Old Style" w:cstheme="minorHAnsi"/>
+                <w:b/>
+                <w:bCs/>
+                <w:iCs/>
+                <w:lang w:val="sv-SE"/>
               </w:rPr>
               <w:t>PARA PIHAK.</w:t>
             </w:r>
@@ -1549,50 +1500,40 @@
               <w:spacing w:after="0"/>
               <w:jc w:val="both"/>
               <w:rPr>
-                <w:rFonts w:asciiTheme="minorHAnsi" w:hAnsiTheme="minorHAnsi" w:cstheme="minorHAnsi"/>
-                <w:iCs/>
-                <w:sz w:val="24"/>
-                <w:szCs w:val="24"/>
-                <w:lang w:val="en-GB"/>
-              </w:rPr>
-            </w:pPr>
-            <w:r>
-              <w:rPr>
-                <w:rFonts w:asciiTheme="minorHAnsi" w:hAnsiTheme="minorHAnsi" w:cstheme="minorHAnsi"/>
-                <w:iCs/>
-                <w:sz w:val="24"/>
-                <w:szCs w:val="24"/>
-                <w:lang w:val="en-GB"/>
+                <w:rFonts w:ascii="Bookman Old Style" w:hAnsi="Bookman Old Style" w:cstheme="minorHAnsi"/>
+                <w:iCs/>
+                <w:lang w:val="sv-SE"/>
+              </w:rPr>
+            </w:pPr>
+            <w:r>
+              <w:rPr>
+                <w:rFonts w:ascii="Bookman Old Style" w:hAnsi="Bookman Old Style" w:cstheme="minorHAnsi"/>
+                <w:iCs/>
+                <w:lang w:val="sv-SE"/>
               </w:rPr>
               <w:t xml:space="preserve">Nota Kesepahaman ini bersifat tidak mengikat </w:t>
             </w:r>
             <w:r>
               <w:rPr>
-                <w:rFonts w:asciiTheme="minorHAnsi" w:hAnsiTheme="minorHAnsi" w:cstheme="minorHAnsi"/>
+                <w:rFonts w:ascii="Bookman Old Style" w:hAnsi="Bookman Old Style" w:cstheme="minorHAnsi"/>
                 <w:i/>
-                <w:sz w:val="24"/>
-                <w:szCs w:val="24"/>
-                <w:lang w:val="en-GB"/>
+                <w:lang w:val="sv-SE"/>
               </w:rPr>
               <w:t>(nonlegal binding)</w:t>
             </w:r>
             <w:r>
               <w:rPr>
-                <w:rFonts w:asciiTheme="minorHAnsi" w:hAnsiTheme="minorHAnsi" w:cstheme="minorHAnsi"/>
-                <w:iCs/>
-                <w:sz w:val="24"/>
-                <w:szCs w:val="24"/>
-                <w:lang w:val="en-GB"/>
+                <w:rFonts w:ascii="Bookman Old Style" w:hAnsi="Bookman Old Style" w:cstheme="minorHAnsi"/>
+                <w:iCs/>
+                <w:lang w:val="sv-SE"/>
               </w:rPr>
               <w:t xml:space="preserve"> sampai ditindaklanjuti dalam bentuk suatu perjanjian Kerjasama sebagaimana dimaksud pada ayat 1 (satu) di atas</w:t>
             </w:r>
             <w:r>
               <w:rPr>
-                <w:rFonts w:asciiTheme="minorHAnsi" w:hAnsiTheme="minorHAnsi" w:cstheme="minorHAnsi"/>
-                <w:iCs/>
-                <w:sz w:val="24"/>
-                <w:szCs w:val="24"/>
-                <w:lang w:val="en-GB"/>
+                <w:rFonts w:ascii="Bookman Old Style" w:hAnsi="Bookman Old Style" w:cstheme="minorHAnsi"/>
+                <w:iCs/>
+                <w:lang w:val="sv-SE"/>
               </w:rPr>
               <w:t>.</w:t>
             </w:r>
@@ -1601,12 +1542,10 @@
             <w:pPr>
               <w:spacing w:after="0"/>
               <w:rPr>
-                <w:rFonts w:asciiTheme="minorHAnsi" w:hAnsiTheme="minorHAnsi" w:cstheme="minorHAnsi"/>
-                <w:b/>
-                <w:bCs/>
-                <w:iCs/>
-                <w:sz w:val="24"/>
-                <w:szCs w:val="24"/>
+                <w:rFonts w:ascii="Bookman Old Style" w:hAnsi="Bookman Old Style" w:cstheme="minorHAnsi"/>
+                <w:b/>
+                <w:bCs/>
+                <w:iCs/>
               </w:rPr>
             </w:pPr>
           </w:p>
@@ -1615,47 +1554,76 @@
               <w:spacing w:after="0"/>
               <w:jc w:val="center"/>
               <w:rPr>
-                <w:rFonts w:asciiTheme="minorHAnsi" w:hAnsiTheme="minorHAnsi" w:cstheme="minorHAnsi"/>
-                <w:b/>
-                <w:bCs/>
-                <w:iCs/>
-                <w:sz w:val="24"/>
-                <w:szCs w:val="24"/>
-              </w:rPr>
-            </w:pPr>
-            <w:r>
-              <w:rPr>
-                <w:rFonts w:asciiTheme="minorHAnsi" w:hAnsiTheme="minorHAnsi" w:cstheme="minorHAnsi"/>
-                <w:b/>
-                <w:bCs/>
-                <w:iCs/>
-                <w:sz w:val="24"/>
-                <w:szCs w:val="24"/>
-              </w:rPr>
-              <w:t>Pasal 4</w:t>
-            </w:r>
+                <w:rFonts w:ascii="Bookman Old Style" w:hAnsi="Bookman Old Style" w:cstheme="minorHAnsi"/>
+                <w:b/>
+                <w:bCs/>
+                <w:iCs/>
+              </w:rPr>
+            </w:pPr>
           </w:p>
           <w:p>
             <w:pPr>
               <w:spacing w:after="0"/>
               <w:jc w:val="center"/>
               <w:rPr>
-                <w:rFonts w:asciiTheme="minorHAnsi" w:hAnsiTheme="minorHAnsi" w:cstheme="minorHAnsi"/>
-                <w:b/>
-                <w:bCs/>
-                <w:iCs/>
-                <w:sz w:val="24"/>
-                <w:szCs w:val="24"/>
-              </w:rPr>
-            </w:pPr>
-            <w:r>
-              <w:rPr>
-                <w:rFonts w:asciiTheme="minorHAnsi" w:hAnsiTheme="minorHAnsi" w:cstheme="minorHAnsi"/>
-                <w:b/>
-                <w:bCs/>
-                <w:iCs/>
-                <w:sz w:val="24"/>
-                <w:szCs w:val="24"/>
+                <w:rFonts w:ascii="Bookman Old Style" w:hAnsi="Bookman Old Style" w:cstheme="minorHAnsi"/>
+                <w:b/>
+                <w:bCs/>
+                <w:iCs/>
+              </w:rPr>
+            </w:pPr>
+          </w:p>
+          <w:p>
+            <w:pPr>
+              <w:spacing w:after="0"/>
+              <w:jc w:val="center"/>
+              <w:rPr>
+                <w:rFonts w:ascii="Bookman Old Style" w:hAnsi="Bookman Old Style" w:cstheme="minorHAnsi"/>
+                <w:b/>
+                <w:bCs/>
+                <w:iCs/>
+              </w:rPr>
+            </w:pPr>
+          </w:p>
+          <w:p>
+            <w:pPr>
+              <w:spacing w:after="0"/>
+              <w:jc w:val="center"/>
+              <w:rPr>
+                <w:rFonts w:ascii="Bookman Old Style" w:hAnsi="Bookman Old Style" w:cstheme="minorHAnsi"/>
+                <w:b/>
+                <w:bCs/>
+                <w:iCs/>
+              </w:rPr>
+            </w:pPr>
+            <w:r>
+              <w:rPr>
+                <w:rFonts w:ascii="Bookman Old Style" w:hAnsi="Bookman Old Style" w:cstheme="minorHAnsi"/>
+                <w:b/>
+                <w:bCs/>
+                <w:iCs/>
+              </w:rPr>
+              <w:lastRenderedPageBreak/>
+              <w:t>PASAL 4</w:t>
+            </w:r>
+          </w:p>
+          <w:p>
+            <w:pPr>
+              <w:spacing w:after="0"/>
+              <w:jc w:val="center"/>
+              <w:rPr>
+                <w:rFonts w:ascii="Bookman Old Style" w:hAnsi="Bookman Old Style" w:cstheme="minorHAnsi"/>
+                <w:b/>
+                <w:bCs/>
+                <w:iCs/>
+              </w:rPr>
+            </w:pPr>
+            <w:r>
+              <w:rPr>
+                <w:rFonts w:ascii="Bookman Old Style" w:hAnsi="Bookman Old Style" w:cstheme="minorHAnsi"/>
+                <w:b/>
+                <w:bCs/>
+                <w:iCs/>
               </w:rPr>
               <w:t>PEMBIAYAAN</w:t>
             </w:r>
@@ -1667,56 +1635,44 @@
               <w:ind w:left="0"/>
               <w:jc w:val="both"/>
               <w:rPr>
-                <w:rFonts w:asciiTheme="minorHAnsi" w:hAnsiTheme="minorHAnsi" w:cstheme="minorHAnsi"/>
-                <w:iCs/>
-                <w:sz w:val="24"/>
-                <w:szCs w:val="24"/>
-              </w:rPr>
-            </w:pPr>
-            <w:r>
-              <w:rPr>
-                <w:rFonts w:asciiTheme="minorHAnsi" w:hAnsiTheme="minorHAnsi" w:cstheme="minorHAnsi"/>
-                <w:iCs/>
-                <w:sz w:val="24"/>
-                <w:szCs w:val="24"/>
+                <w:rFonts w:ascii="Bookman Old Style" w:hAnsi="Bookman Old Style" w:cstheme="minorHAnsi"/>
+                <w:iCs/>
+              </w:rPr>
+            </w:pPr>
+            <w:r>
+              <w:rPr>
+                <w:rFonts w:ascii="Bookman Old Style" w:hAnsi="Bookman Old Style" w:cstheme="minorHAnsi"/>
+                <w:iCs/>
               </w:rPr>
               <w:t xml:space="preserve">Biaya yang timbul akibat pelaksanaan Nota Kesepahaman ini, dibebankan pada </w:t>
             </w:r>
             <w:r>
               <w:rPr>
-                <w:rFonts w:asciiTheme="minorHAnsi" w:hAnsiTheme="minorHAnsi" w:cstheme="minorHAnsi"/>
-                <w:b/>
-                <w:iCs/>
-                <w:sz w:val="24"/>
-                <w:szCs w:val="24"/>
+                <w:rFonts w:ascii="Bookman Old Style" w:hAnsi="Bookman Old Style" w:cstheme="minorHAnsi"/>
+                <w:b/>
+                <w:iCs/>
               </w:rPr>
               <w:t xml:space="preserve">PARA PIHAK </w:t>
             </w:r>
             <w:r>
               <w:rPr>
-                <w:rFonts w:asciiTheme="minorHAnsi" w:hAnsiTheme="minorHAnsi" w:cstheme="minorHAnsi"/>
-                <w:iCs/>
-                <w:sz w:val="24"/>
-                <w:szCs w:val="24"/>
+                <w:rFonts w:ascii="Bookman Old Style" w:hAnsi="Bookman Old Style" w:cstheme="minorHAnsi"/>
+                <w:iCs/>
               </w:rPr>
               <w:t xml:space="preserve"> sesuai dengan kesepakatan </w:t>
             </w:r>
             <w:r>
               <w:rPr>
-                <w:rFonts w:asciiTheme="minorHAnsi" w:hAnsiTheme="minorHAnsi" w:cstheme="minorHAnsi"/>
-                <w:b/>
-                <w:iCs/>
-                <w:sz w:val="24"/>
-                <w:szCs w:val="24"/>
+                <w:rFonts w:ascii="Bookman Old Style" w:hAnsi="Bookman Old Style" w:cstheme="minorHAnsi"/>
+                <w:b/>
+                <w:iCs/>
               </w:rPr>
               <w:t>PARA PIHAK</w:t>
             </w:r>
             <w:r>
               <w:rPr>
-                <w:rFonts w:asciiTheme="minorHAnsi" w:hAnsiTheme="minorHAnsi" w:cstheme="minorHAnsi"/>
-                <w:iCs/>
-                <w:sz w:val="24"/>
-                <w:szCs w:val="24"/>
+                <w:rFonts w:ascii="Bookman Old Style" w:hAnsi="Bookman Old Style" w:cstheme="minorHAnsi"/>
+                <w:iCs/>
               </w:rPr>
               <w:t>.</w:t>
             </w:r>
@@ -1725,12 +1681,21 @@
             <w:pPr>
               <w:spacing w:after="0"/>
               <w:rPr>
-                <w:rFonts w:asciiTheme="minorHAnsi" w:hAnsiTheme="minorHAnsi" w:cstheme="minorHAnsi"/>
-                <w:b/>
-                <w:bCs/>
-                <w:iCs/>
-                <w:sz w:val="24"/>
-                <w:szCs w:val="24"/>
+                <w:rFonts w:ascii="Bookman Old Style" w:hAnsi="Bookman Old Style" w:cstheme="minorHAnsi"/>
+                <w:b/>
+                <w:bCs/>
+                <w:iCs/>
+              </w:rPr>
+            </w:pPr>
+          </w:p>
+          <w:p>
+            <w:pPr>
+              <w:spacing w:after="0"/>
+              <w:rPr>
+                <w:rFonts w:ascii="Bookman Old Style" w:hAnsi="Bookman Old Style" w:cstheme="minorHAnsi"/>
+                <w:b/>
+                <w:bCs/>
+                <w:iCs/>
               </w:rPr>
             </w:pPr>
           </w:p>
@@ -1739,24 +1704,20 @@
               <w:spacing w:after="0"/>
               <w:jc w:val="center"/>
               <w:rPr>
-                <w:rFonts w:asciiTheme="minorHAnsi" w:hAnsiTheme="minorHAnsi" w:cstheme="minorHAnsi"/>
-                <w:b/>
-                <w:bCs/>
-                <w:iCs/>
-                <w:sz w:val="24"/>
-                <w:szCs w:val="24"/>
-              </w:rPr>
-            </w:pPr>
-            <w:r>
-              <w:rPr>
-                <w:rFonts w:asciiTheme="minorHAnsi" w:hAnsiTheme="minorHAnsi" w:cstheme="minorHAnsi"/>
-                <w:b/>
-                <w:bCs/>
-                <w:iCs/>
-                <w:sz w:val="24"/>
-                <w:szCs w:val="24"/>
-              </w:rPr>
-              <w:t>Pasal 5</w:t>
+                <w:rFonts w:ascii="Bookman Old Style" w:hAnsi="Bookman Old Style" w:cstheme="minorHAnsi"/>
+                <w:b/>
+                <w:bCs/>
+                <w:iCs/>
+              </w:rPr>
+            </w:pPr>
+            <w:r>
+              <w:rPr>
+                <w:rFonts w:ascii="Bookman Old Style" w:hAnsi="Bookman Old Style" w:cstheme="minorHAnsi"/>
+                <w:b/>
+                <w:bCs/>
+                <w:iCs/>
+              </w:rPr>
+              <w:t>PASAL 5</w:t>
             </w:r>
           </w:p>
           <w:p>
@@ -1764,22 +1725,18 @@
               <w:spacing w:after="0"/>
               <w:jc w:val="center"/>
               <w:rPr>
-                <w:rFonts w:asciiTheme="minorHAnsi" w:hAnsiTheme="minorHAnsi" w:cstheme="minorHAnsi"/>
-                <w:b/>
-                <w:bCs/>
-                <w:iCs/>
-                <w:sz w:val="24"/>
-                <w:szCs w:val="24"/>
-              </w:rPr>
-            </w:pPr>
-            <w:r>
-              <w:rPr>
-                <w:rFonts w:asciiTheme="minorHAnsi" w:hAnsiTheme="minorHAnsi" w:cstheme="minorHAnsi"/>
-                <w:b/>
-                <w:bCs/>
-                <w:iCs/>
-                <w:sz w:val="24"/>
-                <w:szCs w:val="24"/>
+                <w:rFonts w:ascii="Bookman Old Style" w:hAnsi="Bookman Old Style" w:cstheme="minorHAnsi"/>
+                <w:b/>
+                <w:bCs/>
+                <w:iCs/>
+              </w:rPr>
+            </w:pPr>
+            <w:r>
+              <w:rPr>
+                <w:rFonts w:ascii="Bookman Old Style" w:hAnsi="Bookman Old Style" w:cstheme="minorHAnsi"/>
+                <w:b/>
+                <w:bCs/>
+                <w:iCs/>
               </w:rPr>
               <w:t>JANGKA WAKTU KESEPAKATAN</w:t>
             </w:r>
@@ -1791,51 +1748,41 @@
               <w:ind w:left="0"/>
               <w:jc w:val="both"/>
               <w:rPr>
-                <w:rFonts w:asciiTheme="minorHAnsi" w:hAnsiTheme="minorHAnsi" w:cstheme="minorHAnsi"/>
-                <w:b/>
-                <w:bCs/>
-                <w:iCs/>
-                <w:sz w:val="24"/>
-                <w:szCs w:val="24"/>
-              </w:rPr>
-            </w:pPr>
-            <w:r>
-              <w:rPr>
-                <w:rFonts w:asciiTheme="minorHAnsi" w:hAnsiTheme="minorHAnsi" w:cstheme="minorHAnsi"/>
-                <w:iCs/>
-                <w:sz w:val="24"/>
-                <w:szCs w:val="24"/>
+                <w:rFonts w:ascii="Bookman Old Style" w:hAnsi="Bookman Old Style" w:cstheme="minorHAnsi"/>
+                <w:b/>
+                <w:bCs/>
+                <w:iCs/>
+              </w:rPr>
+            </w:pPr>
+            <w:r>
+              <w:rPr>
+                <w:rFonts w:ascii="Bookman Old Style" w:hAnsi="Bookman Old Style" w:cstheme="minorHAnsi"/>
+                <w:iCs/>
               </w:rPr>
               <w:t xml:space="preserve">Nota Kesepahaman ini berlaku </w:t>
             </w:r>
             <w:r>
               <w:rPr>
-                <w:rFonts w:asciiTheme="minorHAnsi" w:hAnsiTheme="minorHAnsi" w:cstheme="minorHAnsi"/>
-                <w:b/>
-                <w:bCs/>
-                <w:iCs/>
-                <w:sz w:val="24"/>
-                <w:szCs w:val="24"/>
+                <w:rFonts w:ascii="Bookman Old Style" w:hAnsi="Bookman Old Style" w:cstheme="minorHAnsi"/>
+                <w:b/>
+                <w:bCs/>
+                <w:iCs/>
               </w:rPr>
               <w:t>5 (lima) tahun</w:t>
             </w:r>
             <w:r>
               <w:rPr>
-                <w:rFonts w:asciiTheme="minorHAnsi" w:hAnsiTheme="minorHAnsi" w:cstheme="minorHAnsi"/>
-                <w:iCs/>
-                <w:sz w:val="24"/>
-                <w:szCs w:val="24"/>
+                <w:rFonts w:ascii="Bookman Old Style" w:hAnsi="Bookman Old Style" w:cstheme="minorHAnsi"/>
+                <w:iCs/>
               </w:rPr>
               <w:t xml:space="preserve"> sejak tanggal ditandatangani dan dapat diperpanjang, diubah, atau diperbarui sesuai dengan kesepakatan </w:t>
             </w:r>
             <w:r>
               <w:rPr>
-                <w:rFonts w:asciiTheme="minorHAnsi" w:hAnsiTheme="minorHAnsi" w:cstheme="minorHAnsi"/>
-                <w:b/>
-                <w:bCs/>
-                <w:iCs/>
-                <w:sz w:val="24"/>
-                <w:szCs w:val="24"/>
+                <w:rFonts w:ascii="Bookman Old Style" w:hAnsi="Bookman Old Style" w:cstheme="minorHAnsi"/>
+                <w:b/>
+                <w:bCs/>
+                <w:iCs/>
               </w:rPr>
               <w:t>PARA PIHAK.</w:t>
             </w:r>
@@ -1844,12 +1791,10 @@
             <w:pPr>
               <w:spacing w:after="0"/>
               <w:rPr>
-                <w:rFonts w:asciiTheme="minorHAnsi" w:hAnsiTheme="minorHAnsi" w:cstheme="minorHAnsi"/>
-                <w:b/>
-                <w:bCs/>
-                <w:iCs/>
-                <w:sz w:val="24"/>
-                <w:szCs w:val="24"/>
+                <w:rFonts w:ascii="Bookman Old Style" w:hAnsi="Bookman Old Style" w:cstheme="minorHAnsi"/>
+                <w:b/>
+                <w:bCs/>
+                <w:iCs/>
               </w:rPr>
             </w:pPr>
           </w:p>
@@ -1858,12 +1803,10 @@
               <w:spacing w:after="0"/>
               <w:jc w:val="center"/>
               <w:rPr>
-                <w:rFonts w:asciiTheme="minorHAnsi" w:hAnsiTheme="minorHAnsi" w:cstheme="minorHAnsi"/>
-                <w:b/>
-                <w:bCs/>
-                <w:iCs/>
-                <w:sz w:val="24"/>
-                <w:szCs w:val="24"/>
+                <w:rFonts w:ascii="Bookman Old Style" w:hAnsi="Bookman Old Style" w:cstheme="minorHAnsi"/>
+                <w:b/>
+                <w:bCs/>
+                <w:iCs/>
               </w:rPr>
             </w:pPr>
           </w:p>
@@ -1872,24 +1815,20 @@
               <w:spacing w:after="0"/>
               <w:jc w:val="center"/>
               <w:rPr>
-                <w:rFonts w:asciiTheme="minorHAnsi" w:hAnsiTheme="minorHAnsi" w:cstheme="minorHAnsi"/>
-                <w:b/>
-                <w:bCs/>
-                <w:iCs/>
-                <w:sz w:val="24"/>
-                <w:szCs w:val="24"/>
-              </w:rPr>
-            </w:pPr>
-            <w:r>
-              <w:rPr>
-                <w:rFonts w:asciiTheme="minorHAnsi" w:hAnsiTheme="minorHAnsi" w:cstheme="minorHAnsi"/>
-                <w:b/>
-                <w:bCs/>
-                <w:iCs/>
-                <w:sz w:val="24"/>
-                <w:szCs w:val="24"/>
-              </w:rPr>
-              <w:t>Pasal 6</w:t>
+                <w:rFonts w:ascii="Bookman Old Style" w:hAnsi="Bookman Old Style" w:cstheme="minorHAnsi"/>
+                <w:b/>
+                <w:bCs/>
+                <w:iCs/>
+              </w:rPr>
+            </w:pPr>
+            <w:r>
+              <w:rPr>
+                <w:rFonts w:ascii="Bookman Old Style" w:hAnsi="Bookman Old Style" w:cstheme="minorHAnsi"/>
+                <w:b/>
+                <w:bCs/>
+                <w:iCs/>
+              </w:rPr>
+              <w:t>PASAL 6</w:t>
             </w:r>
           </w:p>
           <w:p>
@@ -1897,18 +1836,14 @@
               <w:spacing w:after="0"/>
               <w:jc w:val="center"/>
               <w:rPr>
-                <w:rFonts w:asciiTheme="minorHAnsi" w:hAnsiTheme="minorHAnsi" w:cstheme="minorHAnsi"/>
-                <w:b/>
-                <w:sz w:val="24"/>
-                <w:szCs w:val="24"/>
-              </w:rPr>
-            </w:pPr>
-            <w:r>
-              <w:rPr>
-                <w:rFonts w:asciiTheme="minorHAnsi" w:hAnsiTheme="minorHAnsi" w:cstheme="minorHAnsi"/>
-                <w:b/>
-                <w:sz w:val="24"/>
-                <w:szCs w:val="24"/>
+                <w:rFonts w:ascii="Bookman Old Style" w:hAnsi="Bookman Old Style" w:cstheme="minorHAnsi"/>
+                <w:b/>
+              </w:rPr>
+            </w:pPr>
+            <w:r>
+              <w:rPr>
+                <w:rFonts w:ascii="Bookman Old Style" w:hAnsi="Bookman Old Style" w:cstheme="minorHAnsi"/>
+                <w:b/>
               </w:rPr>
               <w:t>KORESPONDENSI</w:t>
             </w:r>
@@ -1918,36 +1853,28 @@
               <w:spacing w:after="0"/>
               <w:jc w:val="both"/>
               <w:rPr>
-                <w:rFonts w:asciiTheme="minorHAnsi" w:hAnsiTheme="minorHAnsi" w:cstheme="minorHAnsi"/>
-                <w:bCs/>
-                <w:sz w:val="24"/>
-                <w:szCs w:val="24"/>
-              </w:rPr>
-            </w:pPr>
-            <w:r>
-              <w:rPr>
-                <w:rFonts w:asciiTheme="minorHAnsi" w:hAnsiTheme="minorHAnsi" w:cstheme="minorHAnsi"/>
-                <w:bCs/>
-                <w:sz w:val="24"/>
-                <w:szCs w:val="24"/>
+                <w:rFonts w:ascii="Bookman Old Style" w:hAnsi="Bookman Old Style" w:cstheme="minorHAnsi"/>
+                <w:bCs/>
+              </w:rPr>
+            </w:pPr>
+            <w:r>
+              <w:rPr>
+                <w:rFonts w:ascii="Bookman Old Style" w:hAnsi="Bookman Old Style" w:cstheme="minorHAnsi"/>
+                <w:bCs/>
               </w:rPr>
               <w:t>Setiap pemberitahuan, persetujuan, permintaan atau komunikasi lainnya yang dibuat berdasarkan</w:t>
             </w:r>
             <w:r>
               <w:rPr>
-                <w:rFonts w:asciiTheme="minorHAnsi" w:hAnsiTheme="minorHAnsi" w:cstheme="minorHAnsi"/>
-                <w:bCs/>
-                <w:sz w:val="24"/>
-                <w:szCs w:val="24"/>
+                <w:rFonts w:ascii="Bookman Old Style" w:hAnsi="Bookman Old Style" w:cstheme="minorHAnsi"/>
+                <w:bCs/>
               </w:rPr>
               <w:t xml:space="preserve"> Nota Kesepahaman </w:t>
             </w:r>
             <w:r>
               <w:rPr>
-                <w:rFonts w:asciiTheme="minorHAnsi" w:hAnsiTheme="minorHAnsi" w:cstheme="minorHAnsi"/>
-                <w:bCs/>
-                <w:sz w:val="24"/>
-                <w:szCs w:val="24"/>
+                <w:rFonts w:ascii="Bookman Old Style" w:hAnsi="Bookman Old Style" w:cstheme="minorHAnsi"/>
+                <w:bCs/>
               </w:rPr>
               <w:t>ini dapat disampaikan secara tertulis maupun lisan, telepon, dan disampaikan melalui kontak sebagai berikut:</w:t>
             </w:r>
@@ -1957,11 +1884,9 @@
               <w:spacing w:after="0"/>
               <w:jc w:val="both"/>
               <w:rPr>
-                <w:rFonts w:asciiTheme="minorHAnsi" w:hAnsiTheme="minorHAnsi" w:cstheme="minorHAnsi"/>
-                <w:b/>
-                <w:bCs/>
-                <w:sz w:val="24"/>
-                <w:szCs w:val="24"/>
+                <w:rFonts w:ascii="Bookman Old Style" w:hAnsi="Bookman Old Style" w:cstheme="minorHAnsi"/>
+                <w:b/>
+                <w:bCs/>
               </w:rPr>
             </w:pPr>
           </w:p>
@@ -1970,110 +1895,47 @@
               <w:spacing w:after="0"/>
               <w:jc w:val="both"/>
               <w:rPr>
-                <w:rFonts w:asciiTheme="minorHAnsi" w:hAnsiTheme="minorHAnsi" w:cstheme="minorHAnsi"/>
-                <w:b/>
-                <w:bCs/>
-                <w:sz w:val="24"/>
-                <w:szCs w:val="24"/>
-              </w:rPr>
-            </w:pPr>
+                <w:rFonts w:ascii="Bookman Old Style" w:hAnsi="Bookman Old Style" w:cstheme="minorHAnsi"/>
+                <w:b/>
+                <w:bCs/>
+                <w:lang w:val="sv-SE"/>
+              </w:rPr>
+            </w:pPr>
+            <w:r>
+              <w:rPr>
+                <w:rFonts w:ascii="Bookman Old Style" w:hAnsi="Bookman Old Style" w:cstheme="minorHAnsi"/>
+                <w:b/>
+                <w:bCs/>
+                <w:lang w:val="sv-SE"/>
+              </w:rPr>
+              <w:t xml:space="preserve">PIHAK </w:t>
+            </w:r>
+            <w:r>
+              <w:rPr>
+                <w:rFonts w:ascii="Bookman Old Style" w:hAnsi="Bookman Old Style" w:cstheme="minorHAnsi"/>
+                <w:b/>
+                <w:bCs/>
+                <w:lang w:val="sv-SE"/>
+              </w:rPr>
+              <w:t>PERTAMA</w:t>
+            </w:r>
           </w:p>
           <w:p>
             <w:pPr>
               <w:spacing w:after="0"/>
               <w:jc w:val="both"/>
               <w:rPr>
-                <w:rFonts w:asciiTheme="minorHAnsi" w:hAnsiTheme="minorHAnsi" w:cstheme="minorHAnsi"/>
-                <w:b/>
-                <w:bCs/>
-                <w:sz w:val="24"/>
-                <w:szCs w:val="24"/>
-              </w:rPr>
-            </w:pPr>
-          </w:p>
-          <w:p>
-            <w:pPr>
-              <w:spacing w:after="0"/>
-              <w:jc w:val="both"/>
-              <w:rPr>
-                <w:rFonts w:asciiTheme="minorHAnsi" w:hAnsiTheme="minorHAnsi" w:cstheme="minorHAnsi"/>
-                <w:b/>
-                <w:bCs/>
-                <w:sz w:val="24"/>
-                <w:szCs w:val="24"/>
-              </w:rPr>
-            </w:pPr>
-          </w:p>
-          <w:p>
-            <w:pPr>
-              <w:spacing w:after="0"/>
-              <w:jc w:val="both"/>
-              <w:rPr>
-                <w:rFonts w:asciiTheme="minorHAnsi" w:hAnsiTheme="minorHAnsi" w:cstheme="minorHAnsi"/>
-                <w:b/>
-                <w:bCs/>
-                <w:sz w:val="24"/>
-                <w:szCs w:val="24"/>
-              </w:rPr>
-            </w:pPr>
-          </w:p>
-          <w:p>
-            <w:pPr>
-              <w:spacing w:after="0"/>
-              <w:jc w:val="both"/>
-              <w:rPr>
-                <w:rFonts w:asciiTheme="minorHAnsi" w:hAnsiTheme="minorHAnsi" w:cstheme="minorHAnsi"/>
-                <w:b/>
-                <w:bCs/>
-                <w:sz w:val="24"/>
-                <w:szCs w:val="24"/>
+                <w:rFonts w:ascii="Bookman Old Style" w:hAnsi="Bookman Old Style" w:cstheme="minorHAnsi"/>
+                <w:b/>
+                <w:bCs/>
                 <w:lang w:val="sv-SE"/>
               </w:rPr>
             </w:pPr>
             <w:r>
               <w:rPr>
-                <w:rFonts w:asciiTheme="minorHAnsi" w:hAnsiTheme="minorHAnsi" w:cstheme="minorHAnsi"/>
-                <w:b/>
-                <w:bCs/>
-                <w:sz w:val="24"/>
-                <w:szCs w:val="24"/>
-                <w:lang w:val="sv-SE"/>
-              </w:rPr>
-              <w:lastRenderedPageBreak/>
-              <w:t xml:space="preserve">PIHAK </w:t>
-            </w:r>
-            <w:r>
-              <w:rPr>
-                <w:rFonts w:asciiTheme="minorHAnsi" w:hAnsiTheme="minorHAnsi" w:cstheme="minorHAnsi"/>
-                <w:b/>
-                <w:bCs/>
-                <w:sz w:val="24"/>
-                <w:szCs w:val="24"/>
-                <w:lang w:val="sv-SE"/>
-              </w:rPr>
-              <w:t>PERTAMA</w:t>
-            </w:r>
-          </w:p>
-          <w:p>
-            <w:pPr>
-              <w:spacing w:after="0"/>
-              <w:jc w:val="both"/>
-              <w:rPr>
-                <w:rFonts w:asciiTheme="minorHAnsi" w:hAnsiTheme="minorHAnsi" w:cstheme="minorHAnsi"/>
-                <w:b/>
-                <w:bCs/>
-                <w:sz w:val="24"/>
-                <w:szCs w:val="24"/>
-                <w:lang w:val="sv-SE"/>
-              </w:rPr>
-            </w:pPr>
-            <w:r>
-              <w:rPr>
-                <w:rFonts w:asciiTheme="minorHAnsi" w:hAnsiTheme="minorHAnsi" w:cstheme="minorHAnsi"/>
-                <w:b/>
-                <w:bCs/>
-                <w:sz w:val="24"/>
-                <w:szCs w:val="24"/>
+                <w:rFonts w:ascii="Bookman Old Style" w:hAnsi="Bookman Old Style" w:cstheme="minorHAnsi"/>
+                <w:b/>
+                <w:bCs/>
                 <w:lang w:val="sv-SE"/>
               </w:rPr>
               <w:t>Politeknik Negeri Batam</w:t>
@@ -2081,37 +1943,34 @@
           </w:p>
           <w:tbl>
             <w:tblPr>
+              <w:tblStyle w:val="TableGrid"/>
               <w:tblW w:w="0" w:type="auto"/>
               <w:tblLook w:val="04A0" w:firstRow="1" w:lastRow="0" w:firstColumn="1" w:lastColumn="0" w:noHBand="0" w:noVBand="1"/>
             </w:tblPr>
             <w:tblGrid>
-              <w:gridCol w:w="1282"/>
-              <w:gridCol w:w="281"/>
-              <w:gridCol w:w="2941"/>
+              <w:gridCol w:w="1272"/>
+              <w:gridCol w:w="297"/>
+              <w:gridCol w:w="3256"/>
             </w:tblGrid>
             <w:tr>
               <w:tc>
                 <w:tcPr>
-                  <w:tcW w:w="1282" w:type="dxa"/>
+                  <w:tcW w:w="1272" w:type="dxa"/>
                 </w:tcPr>
                 <w:p>
                   <w:pPr>
-                    <w:pStyle w:val="ListParagraph"/>
-                    <w:framePr w:hSpace="180" w:wrap="around" w:vAnchor="text" w:hAnchor="margin" w:xAlign="center" w:y="48"/>
+                    <w:framePr w:hSpace="180" w:wrap="around" w:vAnchor="text" w:hAnchor="margin" w:x="-289" w:y="48"/>
                     <w:spacing w:after="0"/>
-                    <w:ind w:left="0"/>
                     <w:jc w:val="both"/>
                     <w:rPr>
-                      <w:rFonts w:asciiTheme="minorHAnsi" w:hAnsiTheme="minorHAnsi" w:cstheme="minorHAnsi"/>
-                      <w:sz w:val="24"/>
-                      <w:szCs w:val="24"/>
+                      <w:rFonts w:ascii="Bookman Old Style" w:hAnsi="Bookman Old Style" w:cstheme="minorHAnsi"/>
+                      <w:lang w:val="sv-SE"/>
                     </w:rPr>
                   </w:pPr>
                   <w:r>
                     <w:rPr>
-                      <w:rFonts w:asciiTheme="minorHAnsi" w:hAnsiTheme="minorHAnsi" w:cstheme="minorHAnsi"/>
-                      <w:sz w:val="24"/>
-                      <w:szCs w:val="24"/>
+                      <w:rFonts w:ascii="Bookman Old Style" w:hAnsi="Bookman Old Style" w:cstheme="minorHAnsi"/>
+                      <w:lang w:val="sv-SE"/>
                     </w:rPr>
                     <w:t>Nama</w:t>
                   </w:r>
@@ -2119,26 +1978,22 @@
               </w:tc>
               <w:tc>
                 <w:tcPr>
-                  <w:tcW w:w="281" w:type="dxa"/>
+                  <w:tcW w:w="297" w:type="dxa"/>
                 </w:tcPr>
                 <w:p>
                   <w:pPr>
-                    <w:pStyle w:val="ListParagraph"/>
-                    <w:framePr w:hSpace="180" w:wrap="around" w:vAnchor="text" w:hAnchor="margin" w:xAlign="center" w:y="48"/>
+                    <w:framePr w:hSpace="180" w:wrap="around" w:vAnchor="text" w:hAnchor="margin" w:x="-289" w:y="48"/>
                     <w:spacing w:after="0"/>
-                    <w:ind w:left="0"/>
                     <w:jc w:val="both"/>
                     <w:rPr>
-                      <w:rFonts w:asciiTheme="minorHAnsi" w:hAnsiTheme="minorHAnsi" w:cstheme="minorHAnsi"/>
-                      <w:sz w:val="24"/>
-                      <w:szCs w:val="24"/>
+                      <w:rFonts w:ascii="Bookman Old Style" w:hAnsi="Bookman Old Style" w:cstheme="minorHAnsi"/>
+                      <w:lang w:val="sv-SE"/>
                     </w:rPr>
                   </w:pPr>
                   <w:r>
                     <w:rPr>
-                      <w:rFonts w:asciiTheme="minorHAnsi" w:hAnsiTheme="minorHAnsi" w:cstheme="minorHAnsi"/>
-                      <w:sz w:val="24"/>
-                      <w:szCs w:val="24"/>
+                      <w:rFonts w:ascii="Bookman Old Style" w:hAnsi="Bookman Old Style" w:cstheme="minorHAnsi"/>
+                      <w:lang w:val="sv-SE"/>
                     </w:rPr>
                     <w:t>:</w:t>
                   </w:r>
@@ -2146,57 +2001,83 @@
               </w:tc>
               <w:tc>
                 <w:tcPr>
-                  <w:tcW w:w="2927" w:type="dxa"/>
+                  <w:tcW w:w="3256" w:type="dxa"/>
                 </w:tcPr>
                 <w:p>
                   <w:pPr>
-                    <w:pStyle w:val="ListParagraph"/>
-                    <w:framePr w:hSpace="180" w:wrap="around" w:vAnchor="text" w:hAnchor="margin" w:xAlign="center" w:y="48"/>
+                    <w:framePr w:hSpace="180" w:wrap="around" w:vAnchor="text" w:hAnchor="margin" w:x="-289" w:y="48"/>
                     <w:spacing w:after="0"/>
-                    <w:ind w:left="0"/>
                     <w:jc w:val="both"/>
                     <w:rPr>
-                      <w:rFonts w:asciiTheme="minorHAnsi" w:hAnsiTheme="minorHAnsi" w:cstheme="minorHAnsi"/>
-                      <w:sz w:val="24"/>
-                      <w:szCs w:val="24"/>
+                      <w:rFonts w:ascii="Bookman Old Style" w:hAnsi="Bookman Old Style" w:cstheme="minorHAnsi"/>
+                      <w:b/>
+                      <w:bCs/>
+                      <w:lang w:val="sv-SE"/>
+                    </w:rPr>
+                  </w:pPr>
+                  <w:proofErr w:type="spellStart"/>
+                  <w:r>
+                    <w:rPr>
+                      <w:rFonts w:ascii="Bookman Old Style" w:hAnsi="Bookman Old Style" w:cstheme="minorHAnsi"/>
                       <w:lang w:val="en-US"/>
                     </w:rPr>
-                  </w:pPr>
+                    <w:t>Dessy</w:t>
+                  </w:r>
+                  <w:proofErr w:type="spellEnd"/>
                   <w:r>
                     <w:rPr>
-                      <w:rFonts w:asciiTheme="minorHAnsi" w:hAnsiTheme="minorHAnsi" w:cstheme="minorHAnsi"/>
-                      <w:sz w:val="24"/>
-                      <w:szCs w:val="24"/>
+                      <w:rFonts w:ascii="Bookman Old Style" w:hAnsi="Bookman Old Style" w:cstheme="minorHAnsi"/>
                       <w:lang w:val="en-US"/>
                     </w:rPr>
-                    <w:t>Dessy Ratna Sary</w:t>
+                    <w:t xml:space="preserve"> </w:t>
                   </w:r>
+                  <w:proofErr w:type="spellStart"/>
+                  <w:r>
+                    <w:rPr>
+                      <w:rFonts w:ascii="Bookman Old Style" w:hAnsi="Bookman Old Style" w:cstheme="minorHAnsi"/>
+                      <w:lang w:val="en-US"/>
+                    </w:rPr>
+                    <w:t>Ratna</w:t>
+                  </w:r>
+                  <w:proofErr w:type="spellEnd"/>
+                  <w:r>
+                    <w:rPr>
+                      <w:rFonts w:ascii="Bookman Old Style" w:hAnsi="Bookman Old Style" w:cstheme="minorHAnsi"/>
+                      <w:lang w:val="en-US"/>
+                    </w:rPr>
+                    <w:t xml:space="preserve"> </w:t>
+                  </w:r>
+                  <w:proofErr w:type="spellStart"/>
+                  <w:r>
+                    <w:rPr>
+                      <w:rFonts w:ascii="Bookman Old Style" w:hAnsi="Bookman Old Style" w:cstheme="minorHAnsi"/>
+                      <w:lang w:val="en-US"/>
+                    </w:rPr>
+                    <w:t>Sary</w:t>
+                  </w:r>
+                  <w:proofErr w:type="spellEnd"/>
                 </w:p>
               </w:tc>
             </w:tr>
             <w:tr>
               <w:tc>
                 <w:tcPr>
-                  <w:tcW w:w="1282" w:type="dxa"/>
+                  <w:tcW w:w="1272" w:type="dxa"/>
                 </w:tcPr>
                 <w:p>
                   <w:pPr>
-                    <w:pStyle w:val="ListParagraph"/>
-                    <w:framePr w:hSpace="180" w:wrap="around" w:vAnchor="text" w:hAnchor="margin" w:xAlign="center" w:y="48"/>
+                    <w:framePr w:hSpace="180" w:wrap="around" w:vAnchor="text" w:hAnchor="margin" w:x="-289" w:y="48"/>
                     <w:spacing w:after="0"/>
-                    <w:ind w:left="0"/>
                     <w:jc w:val="both"/>
                     <w:rPr>
-                      <w:rFonts w:asciiTheme="minorHAnsi" w:hAnsiTheme="minorHAnsi" w:cstheme="minorHAnsi"/>
-                      <w:sz w:val="24"/>
-                      <w:szCs w:val="24"/>
+                      <w:rFonts w:ascii="Bookman Old Style" w:hAnsi="Bookman Old Style" w:cstheme="minorHAnsi"/>
+                      <w:lang w:val="sv-SE"/>
                     </w:rPr>
                   </w:pPr>
                   <w:r>
                     <w:rPr>
-                      <w:rFonts w:asciiTheme="minorHAnsi" w:hAnsiTheme="minorHAnsi" w:cstheme="minorHAnsi"/>
-                      <w:sz w:val="24"/>
-                      <w:szCs w:val="24"/>
+                      <w:rFonts w:ascii="Bookman Old Style" w:hAnsi="Bookman Old Style" w:cstheme="minorHAnsi"/>
+                      <w:lang w:val="sv-SE"/>
                     </w:rPr>
                     <w:t>Jabatan</w:t>
                   </w:r>
@@ -2204,26 +2085,24 @@
               </w:tc>
               <w:tc>
                 <w:tcPr>
-                  <w:tcW w:w="281" w:type="dxa"/>
+                  <w:tcW w:w="297" w:type="dxa"/>
                 </w:tcPr>
                 <w:p>
                   <w:pPr>
-                    <w:pStyle w:val="ListParagraph"/>
-                    <w:framePr w:hSpace="180" w:wrap="around" w:vAnchor="text" w:hAnchor="margin" w:xAlign="center" w:y="48"/>
+                    <w:framePr w:hSpace="180" w:wrap="around" w:vAnchor="text" w:hAnchor="margin" w:x="-289" w:y="48"/>
                     <w:spacing w:after="0"/>
-                    <w:ind w:left="0"/>
                     <w:jc w:val="both"/>
                     <w:rPr>
-                      <w:rFonts w:asciiTheme="minorHAnsi" w:hAnsiTheme="minorHAnsi" w:cstheme="minorHAnsi"/>
-                      <w:sz w:val="24"/>
-                      <w:szCs w:val="24"/>
+                      <w:rFonts w:ascii="Bookman Old Style" w:hAnsi="Bookman Old Style" w:cstheme="minorHAnsi"/>
+                      <w:b/>
+                      <w:bCs/>
+                      <w:lang w:val="sv-SE"/>
                     </w:rPr>
                   </w:pPr>
                   <w:r>
                     <w:rPr>
-                      <w:rFonts w:asciiTheme="minorHAnsi" w:hAnsiTheme="minorHAnsi" w:cstheme="minorHAnsi"/>
-                      <w:sz w:val="24"/>
-                      <w:szCs w:val="24"/>
+                      <w:rFonts w:ascii="Bookman Old Style" w:hAnsi="Bookman Old Style" w:cstheme="minorHAnsi"/>
+                      <w:lang w:val="sv-SE"/>
                     </w:rPr>
                     <w:t>:</w:t>
                   </w:r>
@@ -2231,36 +2110,23 @@
               </w:tc>
               <w:tc>
                 <w:tcPr>
-                  <w:tcW w:w="2927" w:type="dxa"/>
+                  <w:tcW w:w="3256" w:type="dxa"/>
                 </w:tcPr>
                 <w:p>
                   <w:pPr>
-                    <w:pStyle w:val="ListParagraph"/>
-                    <w:framePr w:hSpace="180" w:wrap="around" w:vAnchor="text" w:hAnchor="margin" w:xAlign="center" w:y="48"/>
+                    <w:framePr w:hSpace="180" w:wrap="around" w:vAnchor="text" w:hAnchor="margin" w:x="-289" w:y="48"/>
                     <w:spacing w:after="0"/>
-                    <w:ind w:left="0"/>
                     <w:jc w:val="both"/>
                     <w:rPr>
-                      <w:rFonts w:asciiTheme="minorHAnsi" w:hAnsiTheme="minorHAnsi" w:cstheme="minorHAnsi"/>
-                      <w:sz w:val="24"/>
-                      <w:szCs w:val="24"/>
+                      <w:rFonts w:ascii="Bookman Old Style" w:hAnsi="Bookman Old Style" w:cstheme="minorHAnsi"/>
+                      <w:b/>
+                      <w:bCs/>
                       <w:lang w:val="sv-SE"/>
                     </w:rPr>
                   </w:pPr>
                   <w:r>
                     <w:rPr>
-                      <w:rFonts w:asciiTheme="minorHAnsi" w:hAnsiTheme="minorHAnsi" w:cstheme="minorHAnsi"/>
-                      <w:sz w:val="24"/>
-                      <w:szCs w:val="24"/>
-                      <w:lang w:val="sv-SE"/>
-                    </w:rPr>
-                    <w:t xml:space="preserve">Staf </w:t>
-                  </w:r>
-                  <w:r>
-                    <w:rPr>
-                      <w:rFonts w:asciiTheme="minorHAnsi" w:hAnsiTheme="minorHAnsi" w:cstheme="minorHAnsi"/>
-                      <w:sz w:val="24"/>
-                      <w:szCs w:val="24"/>
+                      <w:rFonts w:ascii="Bookman Old Style" w:hAnsi="Bookman Old Style" w:cstheme="minorHAnsi"/>
                       <w:lang w:val="sv-SE"/>
                     </w:rPr>
                     <w:t>Kerjasama</w:t>
@@ -2271,26 +2137,22 @@
             <w:tr>
               <w:tc>
                 <w:tcPr>
-                  <w:tcW w:w="1282" w:type="dxa"/>
+                  <w:tcW w:w="1272" w:type="dxa"/>
                 </w:tcPr>
                 <w:p>
                   <w:pPr>
-                    <w:pStyle w:val="ListParagraph"/>
-                    <w:framePr w:hSpace="180" w:wrap="around" w:vAnchor="text" w:hAnchor="margin" w:xAlign="center" w:y="48"/>
+                    <w:framePr w:hSpace="180" w:wrap="around" w:vAnchor="text" w:hAnchor="margin" w:x="-289" w:y="48"/>
                     <w:spacing w:after="0"/>
-                    <w:ind w:left="0"/>
                     <w:jc w:val="both"/>
                     <w:rPr>
-                      <w:rFonts w:asciiTheme="minorHAnsi" w:hAnsiTheme="minorHAnsi" w:cstheme="minorHAnsi"/>
-                      <w:sz w:val="24"/>
-                      <w:szCs w:val="24"/>
+                      <w:rFonts w:ascii="Bookman Old Style" w:hAnsi="Bookman Old Style" w:cstheme="minorHAnsi"/>
+                      <w:lang w:val="sv-SE"/>
                     </w:rPr>
                   </w:pPr>
                   <w:r>
                     <w:rPr>
-                      <w:rFonts w:asciiTheme="minorHAnsi" w:hAnsiTheme="minorHAnsi" w:cstheme="minorHAnsi"/>
-                      <w:sz w:val="24"/>
-                      <w:szCs w:val="24"/>
+                      <w:rFonts w:ascii="Bookman Old Style" w:hAnsi="Bookman Old Style" w:cstheme="minorHAnsi"/>
+                      <w:lang w:val="sv-SE"/>
                     </w:rPr>
                     <w:t>Alamat</w:t>
                   </w:r>
@@ -2298,26 +2160,24 @@
               </w:tc>
               <w:tc>
                 <w:tcPr>
-                  <w:tcW w:w="281" w:type="dxa"/>
+                  <w:tcW w:w="297" w:type="dxa"/>
                 </w:tcPr>
                 <w:p>
                   <w:pPr>
-                    <w:pStyle w:val="ListParagraph"/>
-                    <w:framePr w:hSpace="180" w:wrap="around" w:vAnchor="text" w:hAnchor="margin" w:xAlign="center" w:y="48"/>
+                    <w:framePr w:hSpace="180" w:wrap="around" w:vAnchor="text" w:hAnchor="margin" w:x="-289" w:y="48"/>
                     <w:spacing w:after="0"/>
-                    <w:ind w:left="0"/>
                     <w:jc w:val="both"/>
                     <w:rPr>
-                      <w:rFonts w:asciiTheme="minorHAnsi" w:hAnsiTheme="minorHAnsi" w:cstheme="minorHAnsi"/>
-                      <w:sz w:val="24"/>
-                      <w:szCs w:val="24"/>
+                      <w:rFonts w:ascii="Bookman Old Style" w:hAnsi="Bookman Old Style" w:cstheme="minorHAnsi"/>
+                      <w:b/>
+                      <w:bCs/>
+                      <w:lang w:val="sv-SE"/>
                     </w:rPr>
                   </w:pPr>
                   <w:r>
                     <w:rPr>
-                      <w:rFonts w:asciiTheme="minorHAnsi" w:hAnsiTheme="minorHAnsi" w:cstheme="minorHAnsi"/>
-                      <w:sz w:val="24"/>
-                      <w:szCs w:val="24"/>
+                      <w:rFonts w:ascii="Bookman Old Style" w:hAnsi="Bookman Old Style" w:cstheme="minorHAnsi"/>
+                      <w:lang w:val="sv-SE"/>
                     </w:rPr>
                     <w:t>:</w:t>
                   </w:r>
@@ -2325,27 +2185,23 @@
               </w:tc>
               <w:tc>
                 <w:tcPr>
-                  <w:tcW w:w="2927" w:type="dxa"/>
+                  <w:tcW w:w="3256" w:type="dxa"/>
                 </w:tcPr>
                 <w:p>
                   <w:pPr>
-                    <w:pStyle w:val="ListParagraph"/>
-                    <w:framePr w:hSpace="180" w:wrap="around" w:vAnchor="text" w:hAnchor="margin" w:xAlign="center" w:y="48"/>
+                    <w:framePr w:hSpace="180" w:wrap="around" w:vAnchor="text" w:hAnchor="margin" w:x="-289" w:y="48"/>
                     <w:spacing w:after="0"/>
-                    <w:ind w:left="0"/>
                     <w:jc w:val="both"/>
                     <w:rPr>
-                      <w:rFonts w:asciiTheme="minorHAnsi" w:hAnsiTheme="minorHAnsi" w:cstheme="minorHAnsi"/>
-                      <w:sz w:val="24"/>
-                      <w:szCs w:val="24"/>
+                      <w:rFonts w:ascii="Bookman Old Style" w:hAnsi="Bookman Old Style" w:cstheme="minorHAnsi"/>
+                      <w:b/>
+                      <w:bCs/>
                       <w:lang w:val="fi-FI"/>
                     </w:rPr>
                   </w:pPr>
                   <w:r>
                     <w:rPr>
-                      <w:rFonts w:asciiTheme="minorHAnsi" w:eastAsia="Arial" w:hAnsiTheme="minorHAnsi" w:cstheme="minorHAnsi"/>
-                      <w:sz w:val="24"/>
-                      <w:szCs w:val="24"/>
+                      <w:rFonts w:ascii="Bookman Old Style" w:eastAsia="Arial" w:hAnsi="Bookman Old Style" w:cstheme="minorHAnsi"/>
                       <w:lang w:val="fi-FI"/>
                     </w:rPr>
                     <w:t>Jalan Ahmad Yani, Kecamatan Batam Kota, Batam</w:t>
@@ -2356,65 +2212,46 @@
             <w:tr>
               <w:tc>
                 <w:tcPr>
-                  <w:tcW w:w="1282" w:type="dxa"/>
+                  <w:tcW w:w="1272" w:type="dxa"/>
                 </w:tcPr>
                 <w:p>
                   <w:pPr>
-                    <w:pStyle w:val="ListParagraph"/>
-                    <w:framePr w:hSpace="180" w:wrap="around" w:vAnchor="text" w:hAnchor="margin" w:xAlign="center" w:y="48"/>
+                    <w:framePr w:hSpace="180" w:wrap="around" w:vAnchor="text" w:hAnchor="margin" w:x="-289" w:y="48"/>
                     <w:spacing w:after="0"/>
-                    <w:ind w:left="0"/>
                     <w:jc w:val="both"/>
                     <w:rPr>
-                      <w:rFonts w:asciiTheme="minorHAnsi" w:hAnsiTheme="minorHAnsi" w:cstheme="minorHAnsi"/>
-                      <w:sz w:val="24"/>
-                      <w:szCs w:val="24"/>
+                      <w:rFonts w:ascii="Bookman Old Style" w:hAnsi="Bookman Old Style" w:cstheme="minorHAnsi"/>
                       <w:lang w:val="fi-FI"/>
                     </w:rPr>
                   </w:pPr>
                   <w:r>
                     <w:rPr>
-                      <w:rFonts w:asciiTheme="minorHAnsi" w:hAnsiTheme="minorHAnsi" w:cstheme="minorHAnsi"/>
-                      <w:sz w:val="24"/>
-                      <w:szCs w:val="24"/>
+                      <w:rFonts w:ascii="Bookman Old Style" w:hAnsi="Bookman Old Style" w:cstheme="minorHAnsi"/>
                       <w:lang w:val="fi-FI"/>
                     </w:rPr>
-                    <w:t>T</w:t>
-                  </w:r>
-                  <w:r>
-                    <w:rPr>
-                      <w:rFonts w:asciiTheme="minorHAnsi" w:hAnsiTheme="minorHAnsi" w:cstheme="minorHAnsi"/>
-                      <w:sz w:val="24"/>
-                      <w:szCs w:val="24"/>
-                      <w:lang w:val="fi-FI"/>
-                    </w:rPr>
-                    <w:t>elepon</w:t>
+                    <w:t>Gawai</w:t>
                   </w:r>
                 </w:p>
               </w:tc>
               <w:tc>
                 <w:tcPr>
-                  <w:tcW w:w="281" w:type="dxa"/>
+                  <w:tcW w:w="297" w:type="dxa"/>
                 </w:tcPr>
                 <w:p>
                   <w:pPr>
-                    <w:pStyle w:val="ListParagraph"/>
-                    <w:framePr w:hSpace="180" w:wrap="around" w:vAnchor="text" w:hAnchor="margin" w:xAlign="center" w:y="48"/>
+                    <w:framePr w:hSpace="180" w:wrap="around" w:vAnchor="text" w:hAnchor="margin" w:x="-289" w:y="48"/>
                     <w:spacing w:after="0"/>
-                    <w:ind w:left="0"/>
                     <w:jc w:val="both"/>
                     <w:rPr>
-                      <w:rFonts w:asciiTheme="minorHAnsi" w:hAnsiTheme="minorHAnsi" w:cstheme="minorHAnsi"/>
-                      <w:sz w:val="24"/>
-                      <w:szCs w:val="24"/>
+                      <w:rFonts w:ascii="Bookman Old Style" w:hAnsi="Bookman Old Style" w:cstheme="minorHAnsi"/>
+                      <w:b/>
+                      <w:bCs/>
                       <w:lang w:val="fi-FI"/>
                     </w:rPr>
                   </w:pPr>
                   <w:r>
                     <w:rPr>
-                      <w:rFonts w:asciiTheme="minorHAnsi" w:hAnsiTheme="minorHAnsi" w:cstheme="minorHAnsi"/>
-                      <w:sz w:val="24"/>
-                      <w:szCs w:val="24"/>
+                      <w:rFonts w:ascii="Bookman Old Style" w:hAnsi="Bookman Old Style" w:cstheme="minorHAnsi"/>
                       <w:lang w:val="fi-FI"/>
                     </w:rPr>
                     <w:t>:</w:t>
@@ -2423,27 +2260,23 @@
               </w:tc>
               <w:tc>
                 <w:tcPr>
-                  <w:tcW w:w="2927" w:type="dxa"/>
+                  <w:tcW w:w="3256" w:type="dxa"/>
                 </w:tcPr>
                 <w:p>
                   <w:pPr>
-                    <w:pStyle w:val="ListParagraph"/>
-                    <w:framePr w:hSpace="180" w:wrap="around" w:vAnchor="text" w:hAnchor="margin" w:xAlign="center" w:y="48"/>
+                    <w:framePr w:hSpace="180" w:wrap="around" w:vAnchor="text" w:hAnchor="margin" w:x="-289" w:y="48"/>
                     <w:spacing w:after="0"/>
-                    <w:ind w:left="0"/>
                     <w:jc w:val="both"/>
                     <w:rPr>
-                      <w:rFonts w:asciiTheme="minorHAnsi" w:hAnsiTheme="minorHAnsi" w:cstheme="minorHAnsi"/>
-                      <w:sz w:val="24"/>
-                      <w:szCs w:val="24"/>
+                      <w:rFonts w:ascii="Bookman Old Style" w:hAnsi="Bookman Old Style" w:cstheme="minorHAnsi"/>
+                      <w:b/>
+                      <w:bCs/>
                       <w:lang w:val="fi-FI"/>
                     </w:rPr>
                   </w:pPr>
                   <w:r>
                     <w:rPr>
-                      <w:rFonts w:asciiTheme="minorHAnsi" w:hAnsiTheme="minorHAnsi" w:cstheme="minorHAnsi"/>
-                      <w:sz w:val="24"/>
-                      <w:szCs w:val="24"/>
+                      <w:rFonts w:ascii="Bookman Old Style" w:hAnsi="Bookman Old Style" w:cstheme="minorHAnsi"/>
                       <w:lang w:val="fi-FI"/>
                     </w:rPr>
                     <w:t>+62 858-3554-1983</w:t>
@@ -2454,56 +2287,46 @@
             <w:tr>
               <w:tc>
                 <w:tcPr>
-                  <w:tcW w:w="1282" w:type="dxa"/>
+                  <w:tcW w:w="1272" w:type="dxa"/>
                 </w:tcPr>
                 <w:p>
                   <w:pPr>
-                    <w:pStyle w:val="ListParagraph"/>
-                    <w:framePr w:hSpace="180" w:wrap="around" w:vAnchor="text" w:hAnchor="margin" w:xAlign="center" w:y="48"/>
+                    <w:framePr w:hSpace="180" w:wrap="around" w:vAnchor="text" w:hAnchor="margin" w:x="-289" w:y="48"/>
                     <w:spacing w:after="0"/>
-                    <w:ind w:left="0"/>
                     <w:jc w:val="both"/>
                     <w:rPr>
-                      <w:rFonts w:asciiTheme="minorHAnsi" w:hAnsiTheme="minorHAnsi" w:cstheme="minorHAnsi"/>
-                      <w:sz w:val="24"/>
-                      <w:szCs w:val="24"/>
+                      <w:rFonts w:ascii="Bookman Old Style" w:hAnsi="Bookman Old Style" w:cstheme="minorHAnsi"/>
                       <w:lang w:val="fi-FI"/>
                     </w:rPr>
                   </w:pPr>
                   <w:r>
                     <w:rPr>
-                      <w:rFonts w:asciiTheme="minorHAnsi" w:hAnsiTheme="minorHAnsi" w:cstheme="minorHAnsi"/>
-                      <w:sz w:val="24"/>
-                      <w:szCs w:val="24"/>
+                      <w:rFonts w:ascii="Bookman Old Style" w:hAnsi="Bookman Old Style" w:cstheme="minorHAnsi"/>
                       <w:lang w:val="fi-FI"/>
                     </w:rPr>
-                    <w:t>E-mail</w:t>
+                    <w:t>Surel</w:t>
                   </w:r>
                 </w:p>
               </w:tc>
               <w:tc>
                 <w:tcPr>
-                  <w:tcW w:w="281" w:type="dxa"/>
+                  <w:tcW w:w="297" w:type="dxa"/>
                 </w:tcPr>
                 <w:p>
                   <w:pPr>
-                    <w:pStyle w:val="ListParagraph"/>
-                    <w:framePr w:hSpace="180" w:wrap="around" w:vAnchor="text" w:hAnchor="margin" w:xAlign="center" w:y="48"/>
+                    <w:framePr w:hSpace="180" w:wrap="around" w:vAnchor="text" w:hAnchor="margin" w:x="-289" w:y="48"/>
                     <w:spacing w:after="0"/>
-                    <w:ind w:left="0"/>
                     <w:jc w:val="both"/>
                     <w:rPr>
-                      <w:rFonts w:asciiTheme="minorHAnsi" w:hAnsiTheme="minorHAnsi" w:cstheme="minorHAnsi"/>
-                      <w:sz w:val="24"/>
-                      <w:szCs w:val="24"/>
+                      <w:rFonts w:ascii="Bookman Old Style" w:hAnsi="Bookman Old Style" w:cstheme="minorHAnsi"/>
+                      <w:b/>
+                      <w:bCs/>
                       <w:lang w:val="fi-FI"/>
                     </w:rPr>
                   </w:pPr>
                   <w:r>
                     <w:rPr>
-                      <w:rFonts w:asciiTheme="minorHAnsi" w:hAnsiTheme="minorHAnsi" w:cstheme="minorHAnsi"/>
-                      <w:sz w:val="24"/>
-                      <w:szCs w:val="24"/>
+                      <w:rFonts w:ascii="Bookman Old Style" w:hAnsi="Bookman Old Style" w:cstheme="minorHAnsi"/>
                       <w:lang w:val="fi-FI"/>
                     </w:rPr>
                     <w:t>:</w:t>
@@ -2512,42 +2335,44 @@
               </w:tc>
               <w:tc>
                 <w:tcPr>
-                  <w:tcW w:w="2927" w:type="dxa"/>
+                  <w:tcW w:w="3256" w:type="dxa"/>
                 </w:tcPr>
                 <w:p>
                   <w:pPr>
-                    <w:pStyle w:val="ListParagraph"/>
-                    <w:framePr w:hSpace="180" w:wrap="around" w:vAnchor="text" w:hAnchor="margin" w:xAlign="center" w:y="48"/>
+                    <w:framePr w:hSpace="180" w:wrap="around" w:vAnchor="text" w:hAnchor="margin" w:x="-289" w:y="48"/>
                     <w:spacing w:after="0"/>
-                    <w:ind w:left="0"/>
                     <w:jc w:val="both"/>
                     <w:rPr>
-                      <w:rFonts w:asciiTheme="minorHAnsi" w:hAnsiTheme="minorHAnsi" w:cstheme="minorHAnsi"/>
-                      <w:sz w:val="24"/>
-                      <w:szCs w:val="24"/>
+                      <w:rFonts w:ascii="Bookman Old Style" w:hAnsi="Bookman Old Style" w:cstheme="minorHAnsi"/>
+                      <w:b/>
+                      <w:bCs/>
                       <w:lang w:val="fi-FI"/>
                     </w:rPr>
                   </w:pPr>
-                  <w:hyperlink r:id="rId9" w:history="1">
-                    <w:r>
-                      <w:rPr>
-                        <w:rStyle w:val="Hyperlink"/>
-                        <w:rFonts w:asciiTheme="minorHAnsi" w:hAnsiTheme="minorHAnsi" w:cstheme="minorHAnsi"/>
-                        <w:sz w:val="24"/>
-                        <w:szCs w:val="24"/>
-                        <w:lang w:val="fi-FI"/>
-                      </w:rPr>
-                      <w:t>kerjasama@polibatam.ac.id</w:t>
-                    </w:r>
-                  </w:hyperlink>
                   <w:r>
-                    <w:rPr>
-                      <w:rFonts w:asciiTheme="minorHAnsi" w:hAnsiTheme="minorHAnsi" w:cstheme="minorHAnsi"/>
-                      <w:sz w:val="24"/>
-                      <w:szCs w:val="24"/>
+                    <w:fldChar w:fldCharType="begin"/>
+                  </w:r>
+                  <w:r>
+                    <w:instrText xml:space="preserve"> HYPERLINK "mailto:kerjasama@polibatam.ac.id" </w:instrText>
+                  </w:r>
+                  <w:r>
+                    <w:fldChar w:fldCharType="separate"/>
+                  </w:r>
+                  <w:r>
+                    <w:rPr>
+                      <w:rStyle w:val="Hyperlink"/>
+                      <w:rFonts w:ascii="Bookman Old Style" w:hAnsi="Bookman Old Style" w:cstheme="minorHAnsi"/>
                       <w:lang w:val="fi-FI"/>
                     </w:rPr>
-                    <w:t xml:space="preserve"> </w:t>
+                    <w:t>kerjasama@polibatam.ac.id</w:t>
+                  </w:r>
+                  <w:r>
+                    <w:rPr>
+                      <w:rStyle w:val="Hyperlink"/>
+                      <w:rFonts w:ascii="Bookman Old Style" w:hAnsi="Bookman Old Style" w:cstheme="minorHAnsi"/>
+                      <w:lang w:val="fi-FI"/>
+                    </w:rPr>
+                    <w:fldChar w:fldCharType="end"/>
                   </w:r>
                 </w:p>
               </w:tc>
@@ -2558,10 +2383,10 @@
               <w:spacing w:after="0"/>
               <w:jc w:val="both"/>
               <w:rPr>
-                <w:rFonts w:asciiTheme="minorHAnsi" w:hAnsiTheme="minorHAnsi" w:cstheme="minorHAnsi"/>
-                <w:bCs/>
-                <w:sz w:val="24"/>
-                <w:szCs w:val="24"/>
+                <w:rFonts w:ascii="Bookman Old Style" w:hAnsi="Bookman Old Style" w:cstheme="minorHAnsi"/>
+                <w:b/>
+                <w:bCs/>
+                <w:lang w:val="fi-FI"/>
               </w:rPr>
             </w:pPr>
           </w:p>
@@ -2570,21 +2395,27 @@
               <w:spacing w:after="0"/>
               <w:jc w:val="both"/>
               <w:rPr>
-                <w:rFonts w:asciiTheme="minorHAnsi" w:hAnsiTheme="minorHAnsi" w:cstheme="minorHAnsi"/>
-                <w:b/>
-                <w:bCs/>
-                <w:sz w:val="24"/>
-                <w:szCs w:val="24"/>
+                <w:rFonts w:ascii="Bookman Old Style" w:hAnsi="Bookman Old Style" w:cstheme="minorHAnsi"/>
+                <w:bCs/>
+              </w:rPr>
+            </w:pPr>
+          </w:p>
+          <w:p>
+            <w:pPr>
+              <w:spacing w:after="0"/>
+              <w:jc w:val="both"/>
+              <w:rPr>
+                <w:rFonts w:ascii="Bookman Old Style" w:hAnsi="Bookman Old Style" w:cstheme="minorHAnsi"/>
+                <w:b/>
+                <w:bCs/>
                 <w:lang w:val="fi-FI"/>
               </w:rPr>
             </w:pPr>
             <w:r>
               <w:rPr>
-                <w:rFonts w:asciiTheme="minorHAnsi" w:hAnsiTheme="minorHAnsi" w:cstheme="minorHAnsi"/>
-                <w:b/>
-                <w:bCs/>
-                <w:sz w:val="24"/>
-                <w:szCs w:val="24"/>
+                <w:rFonts w:ascii="Bookman Old Style" w:hAnsi="Bookman Old Style" w:cstheme="minorHAnsi"/>
+                <w:b/>
+                <w:bCs/>
                 <w:lang w:val="fi-FI"/>
               </w:rPr>
               <w:t>PIHAK KEDUA</w:t>
@@ -2593,80 +2424,62 @@
           <w:p>
             <w:pPr>
               <w:spacing w:after="0"/>
-              <w:jc w:val="both"/>
-              <w:rPr>
-                <w:rFonts w:asciiTheme="minorHAnsi" w:hAnsiTheme="minorHAnsi" w:cstheme="minorHAnsi"/>
-                <w:b/>
-                <w:color w:val="000000" w:themeColor="text1"/>
-                <w:sz w:val="24"/>
-                <w:szCs w:val="24"/>
-                <w:lang w:val="fi-FI"/>
-              </w:rPr>
-            </w:pPr>
-            <w:r>
-              <w:rPr>
-                <w:rFonts w:asciiTheme="minorHAnsi" w:hAnsiTheme="minorHAnsi" w:cstheme="minorHAnsi"/>
-                <w:b/>
-                <w:color w:val="000000" w:themeColor="text1"/>
-                <w:sz w:val="24"/>
-                <w:szCs w:val="24"/>
-                <w:lang w:val="fi-FI"/>
+              <w:rPr>
+                <w:rFonts w:ascii="Bookman Old Style" w:hAnsi="Bookman Old Style" w:cstheme="minorHAnsi"/>
+                <w:b/>
+                <w:bCs/>
+                <w:lang w:val="sv-SE"/>
+              </w:rPr>
+            </w:pPr>
+            <w:r>
+              <w:rPr>
+                <w:rFonts w:ascii="Bookman Old Style" w:hAnsi="Bookman Old Style" w:cstheme="minorHAnsi"/>
+                <w:b/>
+                <w:bCs/>
+                <w:lang w:val="sv-SE"/>
               </w:rPr>
               <w:t xml:space="preserve">PT. </w:t>
             </w:r>
             <w:r>
               <w:rPr>
-                <w:rFonts w:asciiTheme="minorHAnsi" w:hAnsiTheme="minorHAnsi" w:cstheme="minorHAnsi"/>
-                <w:b/>
-                <w:color w:val="000000" w:themeColor="text1"/>
-                <w:sz w:val="24"/>
-                <w:szCs w:val="24"/>
-                <w:lang w:val="fi-FI"/>
-              </w:rPr>
-              <w:t>……….</w:t>
+                <w:rFonts w:ascii="Bookman Old Style" w:hAnsi="Bookman Old Style" w:cstheme="minorHAnsi"/>
+                <w:b/>
+                <w:bCs/>
+                <w:lang w:val="sv-SE"/>
+              </w:rPr>
+              <w:t>.............</w:t>
             </w:r>
           </w:p>
           <w:tbl>
             <w:tblPr>
+              <w:tblStyle w:val="TableGrid"/>
               <w:tblW w:w="0" w:type="auto"/>
-              <w:tblBorders>
-                <w:top w:val="single" w:sz="4" w:space="0" w:color="auto"/>
-                <w:left w:val="single" w:sz="4" w:space="0" w:color="auto"/>
-                <w:bottom w:val="single" w:sz="4" w:space="0" w:color="auto"/>
-                <w:right w:val="single" w:sz="4" w:space="0" w:color="auto"/>
-                <w:insideH w:val="single" w:sz="4" w:space="0" w:color="auto"/>
-                <w:insideV w:val="single" w:sz="4" w:space="0" w:color="auto"/>
-              </w:tblBorders>
               <w:tblLook w:val="04A0" w:firstRow="1" w:lastRow="0" w:firstColumn="1" w:lastColumn="0" w:noHBand="0" w:noVBand="1"/>
             </w:tblPr>
             <w:tblGrid>
-              <w:gridCol w:w="1161"/>
-              <w:gridCol w:w="320"/>
-              <w:gridCol w:w="2610"/>
+              <w:gridCol w:w="1272"/>
+              <w:gridCol w:w="297"/>
+              <w:gridCol w:w="3256"/>
             </w:tblGrid>
             <w:tr>
               <w:tc>
                 <w:tcPr>
-                  <w:tcW w:w="1161" w:type="dxa"/>
+                  <w:tcW w:w="1272" w:type="dxa"/>
                 </w:tcPr>
                 <w:p>
                   <w:pPr>
-                    <w:pStyle w:val="ListParagraph"/>
-                    <w:framePr w:hSpace="180" w:wrap="around" w:vAnchor="text" w:hAnchor="margin" w:xAlign="center" w:y="48"/>
+                    <w:framePr w:hSpace="180" w:wrap="around" w:vAnchor="text" w:hAnchor="margin" w:x="-289" w:y="48"/>
                     <w:spacing w:after="0"/>
-                    <w:ind w:left="0"/>
                     <w:jc w:val="both"/>
                     <w:rPr>
-                      <w:rFonts w:asciiTheme="minorHAnsi" w:hAnsiTheme="minorHAnsi" w:cstheme="minorHAnsi"/>
-                      <w:sz w:val="24"/>
-                      <w:szCs w:val="24"/>
+                      <w:rFonts w:ascii="Bookman Old Style" w:hAnsi="Bookman Old Style" w:cstheme="minorHAnsi"/>
+                      <w:lang w:val="sv-SE"/>
                     </w:rPr>
                   </w:pPr>
                   <w:r>
                     <w:rPr>
-                      <w:rFonts w:asciiTheme="minorHAnsi" w:hAnsiTheme="minorHAnsi" w:cstheme="minorHAnsi"/>
-                      <w:sz w:val="24"/>
-                      <w:szCs w:val="24"/>
+                      <w:rFonts w:ascii="Bookman Old Style" w:hAnsi="Bookman Old Style" w:cstheme="minorHAnsi"/>
+                      <w:lang w:val="sv-SE"/>
                     </w:rPr>
                     <w:t>Nama</w:t>
                   </w:r>
@@ -2674,26 +2487,22 @@
               </w:tc>
               <w:tc>
                 <w:tcPr>
-                  <w:tcW w:w="320" w:type="dxa"/>
+                  <w:tcW w:w="297" w:type="dxa"/>
                 </w:tcPr>
                 <w:p>
                   <w:pPr>
-                    <w:pStyle w:val="ListParagraph"/>
-                    <w:framePr w:hSpace="180" w:wrap="around" w:vAnchor="text" w:hAnchor="margin" w:xAlign="center" w:y="48"/>
+                    <w:framePr w:hSpace="180" w:wrap="around" w:vAnchor="text" w:hAnchor="margin" w:x="-289" w:y="48"/>
                     <w:spacing w:after="0"/>
-                    <w:ind w:left="0"/>
                     <w:jc w:val="both"/>
                     <w:rPr>
-                      <w:rFonts w:asciiTheme="minorHAnsi" w:hAnsiTheme="minorHAnsi" w:cstheme="minorHAnsi"/>
-                      <w:sz w:val="24"/>
-                      <w:szCs w:val="24"/>
+                      <w:rFonts w:ascii="Bookman Old Style" w:hAnsi="Bookman Old Style" w:cstheme="minorHAnsi"/>
+                      <w:lang w:val="sv-SE"/>
                     </w:rPr>
                   </w:pPr>
                   <w:r>
                     <w:rPr>
-                      <w:rFonts w:asciiTheme="minorHAnsi" w:hAnsiTheme="minorHAnsi" w:cstheme="minorHAnsi"/>
-                      <w:sz w:val="24"/>
-                      <w:szCs w:val="24"/>
+                      <w:rFonts w:ascii="Bookman Old Style" w:hAnsi="Bookman Old Style" w:cstheme="minorHAnsi"/>
+                      <w:lang w:val="sv-SE"/>
                     </w:rPr>
                     <w:t>:</w:t>
                   </w:r>
@@ -2701,19 +2510,18 @@
               </w:tc>
               <w:tc>
                 <w:tcPr>
-                  <w:tcW w:w="2610" w:type="dxa"/>
+                  <w:tcW w:w="3256" w:type="dxa"/>
                 </w:tcPr>
                 <w:p>
                   <w:pPr>
-                    <w:pStyle w:val="ListParagraph"/>
-                    <w:framePr w:hSpace="180" w:wrap="around" w:vAnchor="text" w:hAnchor="margin" w:xAlign="center" w:y="48"/>
+                    <w:framePr w:hSpace="180" w:wrap="around" w:vAnchor="text" w:hAnchor="margin" w:x="-289" w:y="48"/>
                     <w:spacing w:after="0"/>
-                    <w:ind w:left="0"/>
                     <w:jc w:val="both"/>
                     <w:rPr>
-                      <w:rFonts w:asciiTheme="minorHAnsi" w:hAnsiTheme="minorHAnsi" w:cstheme="minorHAnsi"/>
-                      <w:sz w:val="24"/>
-                      <w:szCs w:val="24"/>
+                      <w:rFonts w:ascii="Bookman Old Style" w:hAnsi="Bookman Old Style" w:cstheme="minorHAnsi"/>
+                      <w:b/>
+                      <w:bCs/>
+                      <w:lang w:val="sv-SE"/>
                     </w:rPr>
                   </w:pPr>
                 </w:p>
@@ -2722,26 +2530,22 @@
             <w:tr>
               <w:tc>
                 <w:tcPr>
-                  <w:tcW w:w="1161" w:type="dxa"/>
+                  <w:tcW w:w="1272" w:type="dxa"/>
                 </w:tcPr>
                 <w:p>
                   <w:pPr>
-                    <w:pStyle w:val="ListParagraph"/>
-                    <w:framePr w:hSpace="180" w:wrap="around" w:vAnchor="text" w:hAnchor="margin" w:xAlign="center" w:y="48"/>
+                    <w:framePr w:hSpace="180" w:wrap="around" w:vAnchor="text" w:hAnchor="margin" w:x="-289" w:y="48"/>
                     <w:spacing w:after="0"/>
-                    <w:ind w:left="0"/>
                     <w:jc w:val="both"/>
                     <w:rPr>
-                      <w:rFonts w:asciiTheme="minorHAnsi" w:hAnsiTheme="minorHAnsi" w:cstheme="minorHAnsi"/>
-                      <w:sz w:val="24"/>
-                      <w:szCs w:val="24"/>
+                      <w:rFonts w:ascii="Bookman Old Style" w:hAnsi="Bookman Old Style" w:cstheme="minorHAnsi"/>
+                      <w:lang w:val="sv-SE"/>
                     </w:rPr>
                   </w:pPr>
                   <w:r>
                     <w:rPr>
-                      <w:rFonts w:asciiTheme="minorHAnsi" w:hAnsiTheme="minorHAnsi" w:cstheme="minorHAnsi"/>
-                      <w:sz w:val="24"/>
-                      <w:szCs w:val="24"/>
+                      <w:rFonts w:ascii="Bookman Old Style" w:hAnsi="Bookman Old Style" w:cstheme="minorHAnsi"/>
+                      <w:lang w:val="sv-SE"/>
                     </w:rPr>
                     <w:t>Jabatan</w:t>
                   </w:r>
@@ -2749,26 +2553,24 @@
               </w:tc>
               <w:tc>
                 <w:tcPr>
-                  <w:tcW w:w="320" w:type="dxa"/>
+                  <w:tcW w:w="297" w:type="dxa"/>
                 </w:tcPr>
                 <w:p>
                   <w:pPr>
-                    <w:pStyle w:val="ListParagraph"/>
-                    <w:framePr w:hSpace="180" w:wrap="around" w:vAnchor="text" w:hAnchor="margin" w:xAlign="center" w:y="48"/>
+                    <w:framePr w:hSpace="180" w:wrap="around" w:vAnchor="text" w:hAnchor="margin" w:x="-289" w:y="48"/>
                     <w:spacing w:after="0"/>
-                    <w:ind w:left="0"/>
                     <w:jc w:val="both"/>
                     <w:rPr>
-                      <w:rFonts w:asciiTheme="minorHAnsi" w:hAnsiTheme="minorHAnsi" w:cstheme="minorHAnsi"/>
-                      <w:sz w:val="24"/>
-                      <w:szCs w:val="24"/>
+                      <w:rFonts w:ascii="Bookman Old Style" w:hAnsi="Bookman Old Style" w:cstheme="minorHAnsi"/>
+                      <w:b/>
+                      <w:bCs/>
+                      <w:lang w:val="sv-SE"/>
                     </w:rPr>
                   </w:pPr>
                   <w:r>
                     <w:rPr>
-                      <w:rFonts w:asciiTheme="minorHAnsi" w:hAnsiTheme="minorHAnsi" w:cstheme="minorHAnsi"/>
-                      <w:sz w:val="24"/>
-                      <w:szCs w:val="24"/>
+                      <w:rFonts w:ascii="Bookman Old Style" w:hAnsi="Bookman Old Style" w:cstheme="minorHAnsi"/>
+                      <w:lang w:val="sv-SE"/>
                     </w:rPr>
                     <w:t>:</w:t>
                   </w:r>
@@ -2776,19 +2578,18 @@
               </w:tc>
               <w:tc>
                 <w:tcPr>
-                  <w:tcW w:w="2610" w:type="dxa"/>
+                  <w:tcW w:w="3256" w:type="dxa"/>
                 </w:tcPr>
                 <w:p>
                   <w:pPr>
-                    <w:pStyle w:val="ListParagraph"/>
-                    <w:framePr w:hSpace="180" w:wrap="around" w:vAnchor="text" w:hAnchor="margin" w:xAlign="center" w:y="48"/>
+                    <w:framePr w:hSpace="180" w:wrap="around" w:vAnchor="text" w:hAnchor="margin" w:x="-289" w:y="48"/>
                     <w:spacing w:after="0"/>
-                    <w:ind w:left="0"/>
                     <w:jc w:val="both"/>
                     <w:rPr>
-                      <w:rFonts w:asciiTheme="minorHAnsi" w:hAnsiTheme="minorHAnsi" w:cstheme="minorHAnsi"/>
-                      <w:sz w:val="24"/>
-                      <w:szCs w:val="24"/>
+                      <w:rFonts w:ascii="Bookman Old Style" w:hAnsi="Bookman Old Style" w:cstheme="minorHAnsi"/>
+                      <w:b/>
+                      <w:bCs/>
+                      <w:lang w:val="sv-SE"/>
                     </w:rPr>
                   </w:pPr>
                 </w:p>
@@ -2797,26 +2598,22 @@
             <w:tr>
               <w:tc>
                 <w:tcPr>
-                  <w:tcW w:w="1161" w:type="dxa"/>
+                  <w:tcW w:w="1272" w:type="dxa"/>
                 </w:tcPr>
                 <w:p>
                   <w:pPr>
-                    <w:pStyle w:val="ListParagraph"/>
-                    <w:framePr w:hSpace="180" w:wrap="around" w:vAnchor="text" w:hAnchor="margin" w:xAlign="center" w:y="48"/>
+                    <w:framePr w:hSpace="180" w:wrap="around" w:vAnchor="text" w:hAnchor="margin" w:x="-289" w:y="48"/>
                     <w:spacing w:after="0"/>
-                    <w:ind w:left="0"/>
                     <w:jc w:val="both"/>
                     <w:rPr>
-                      <w:rFonts w:asciiTheme="minorHAnsi" w:hAnsiTheme="minorHAnsi" w:cstheme="minorHAnsi"/>
-                      <w:sz w:val="24"/>
-                      <w:szCs w:val="24"/>
+                      <w:rFonts w:ascii="Bookman Old Style" w:hAnsi="Bookman Old Style" w:cstheme="minorHAnsi"/>
+                      <w:lang w:val="sv-SE"/>
                     </w:rPr>
                   </w:pPr>
                   <w:r>
                     <w:rPr>
-                      <w:rFonts w:asciiTheme="minorHAnsi" w:hAnsiTheme="minorHAnsi" w:cstheme="minorHAnsi"/>
-                      <w:sz w:val="24"/>
-                      <w:szCs w:val="24"/>
+                      <w:rFonts w:ascii="Bookman Old Style" w:hAnsi="Bookman Old Style" w:cstheme="minorHAnsi"/>
+                      <w:lang w:val="sv-SE"/>
                     </w:rPr>
                     <w:t>Alamat</w:t>
                   </w:r>
@@ -2824,26 +2621,24 @@
               </w:tc>
               <w:tc>
                 <w:tcPr>
-                  <w:tcW w:w="320" w:type="dxa"/>
+                  <w:tcW w:w="297" w:type="dxa"/>
                 </w:tcPr>
                 <w:p>
                   <w:pPr>
-                    <w:pStyle w:val="ListParagraph"/>
-                    <w:framePr w:hSpace="180" w:wrap="around" w:vAnchor="text" w:hAnchor="margin" w:xAlign="center" w:y="48"/>
+                    <w:framePr w:hSpace="180" w:wrap="around" w:vAnchor="text" w:hAnchor="margin" w:x="-289" w:y="48"/>
                     <w:spacing w:after="0"/>
-                    <w:ind w:left="0"/>
                     <w:jc w:val="both"/>
                     <w:rPr>
-                      <w:rFonts w:asciiTheme="minorHAnsi" w:hAnsiTheme="minorHAnsi" w:cstheme="minorHAnsi"/>
-                      <w:sz w:val="24"/>
-                      <w:szCs w:val="24"/>
+                      <w:rFonts w:ascii="Bookman Old Style" w:hAnsi="Bookman Old Style" w:cstheme="minorHAnsi"/>
+                      <w:b/>
+                      <w:bCs/>
+                      <w:lang w:val="sv-SE"/>
                     </w:rPr>
                   </w:pPr>
                   <w:r>
                     <w:rPr>
-                      <w:rFonts w:asciiTheme="minorHAnsi" w:hAnsiTheme="minorHAnsi" w:cstheme="minorHAnsi"/>
-                      <w:sz w:val="24"/>
-                      <w:szCs w:val="24"/>
+                      <w:rFonts w:ascii="Bookman Old Style" w:hAnsi="Bookman Old Style" w:cstheme="minorHAnsi"/>
+                      <w:lang w:val="sv-SE"/>
                     </w:rPr>
                     <w:t>:</w:t>
                   </w:r>
@@ -2851,19 +2646,18 @@
               </w:tc>
               <w:tc>
                 <w:tcPr>
-                  <w:tcW w:w="2610" w:type="dxa"/>
+                  <w:tcW w:w="3256" w:type="dxa"/>
                 </w:tcPr>
                 <w:p>
                   <w:pPr>
-                    <w:pStyle w:val="ListParagraph"/>
-                    <w:framePr w:hSpace="180" w:wrap="around" w:vAnchor="text" w:hAnchor="margin" w:xAlign="center" w:y="48"/>
+                    <w:framePr w:hSpace="180" w:wrap="around" w:vAnchor="text" w:hAnchor="margin" w:x="-289" w:y="48"/>
                     <w:spacing w:after="0"/>
-                    <w:ind w:left="0"/>
                     <w:jc w:val="both"/>
                     <w:rPr>
-                      <w:rFonts w:asciiTheme="minorHAnsi" w:hAnsiTheme="minorHAnsi" w:cstheme="minorHAnsi"/>
-                      <w:sz w:val="24"/>
-                      <w:szCs w:val="24"/>
+                      <w:rFonts w:ascii="Bookman Old Style" w:hAnsi="Bookman Old Style" w:cstheme="minorHAnsi"/>
+                      <w:b/>
+                      <w:bCs/>
+                      <w:lang w:val="sv-SE"/>
                     </w:rPr>
                   </w:pPr>
                 </w:p>
@@ -2872,53 +2666,47 @@
             <w:tr>
               <w:tc>
                 <w:tcPr>
-                  <w:tcW w:w="1161" w:type="dxa"/>
+                  <w:tcW w:w="1272" w:type="dxa"/>
                 </w:tcPr>
                 <w:p>
                   <w:pPr>
-                    <w:pStyle w:val="ListParagraph"/>
-                    <w:framePr w:hSpace="180" w:wrap="around" w:vAnchor="text" w:hAnchor="margin" w:xAlign="center" w:y="48"/>
+                    <w:framePr w:hSpace="180" w:wrap="around" w:vAnchor="text" w:hAnchor="margin" w:x="-289" w:y="48"/>
                     <w:spacing w:after="0"/>
-                    <w:ind w:left="0"/>
                     <w:jc w:val="both"/>
                     <w:rPr>
-                      <w:rFonts w:asciiTheme="minorHAnsi" w:hAnsiTheme="minorHAnsi" w:cstheme="minorHAnsi"/>
-                      <w:sz w:val="24"/>
-                      <w:szCs w:val="24"/>
+                      <w:rFonts w:ascii="Bookman Old Style" w:hAnsi="Bookman Old Style" w:cstheme="minorHAnsi"/>
+                      <w:lang w:val="sv-SE"/>
                     </w:rPr>
                   </w:pPr>
                   <w:r>
                     <w:rPr>
-                      <w:rFonts w:asciiTheme="minorHAnsi" w:hAnsiTheme="minorHAnsi" w:cstheme="minorHAnsi"/>
-                      <w:sz w:val="24"/>
-                      <w:szCs w:val="24"/>
-                    </w:rPr>
-                    <w:t>Telepon</w:t>
+                      <w:rFonts w:ascii="Bookman Old Style" w:hAnsi="Bookman Old Style" w:cstheme="minorHAnsi"/>
+                      <w:lang w:val="sv-SE"/>
+                    </w:rPr>
+                    <w:t>Gawai</w:t>
                   </w:r>
                 </w:p>
               </w:tc>
               <w:tc>
                 <w:tcPr>
-                  <w:tcW w:w="320" w:type="dxa"/>
+                  <w:tcW w:w="297" w:type="dxa"/>
                 </w:tcPr>
                 <w:p>
                   <w:pPr>
-                    <w:pStyle w:val="ListParagraph"/>
-                    <w:framePr w:hSpace="180" w:wrap="around" w:vAnchor="text" w:hAnchor="margin" w:xAlign="center" w:y="48"/>
+                    <w:framePr w:hSpace="180" w:wrap="around" w:vAnchor="text" w:hAnchor="margin" w:x="-289" w:y="48"/>
                     <w:spacing w:after="0"/>
-                    <w:ind w:left="0"/>
                     <w:jc w:val="both"/>
                     <w:rPr>
-                      <w:rFonts w:asciiTheme="minorHAnsi" w:hAnsiTheme="minorHAnsi" w:cstheme="minorHAnsi"/>
-                      <w:sz w:val="24"/>
-                      <w:szCs w:val="24"/>
+                      <w:rFonts w:ascii="Bookman Old Style" w:hAnsi="Bookman Old Style" w:cstheme="minorHAnsi"/>
+                      <w:b/>
+                      <w:bCs/>
+                      <w:lang w:val="sv-SE"/>
                     </w:rPr>
                   </w:pPr>
                   <w:r>
                     <w:rPr>
-                      <w:rFonts w:asciiTheme="minorHAnsi" w:hAnsiTheme="minorHAnsi" w:cstheme="minorHAnsi"/>
-                      <w:sz w:val="24"/>
-                      <w:szCs w:val="24"/>
+                      <w:rFonts w:ascii="Bookman Old Style" w:hAnsi="Bookman Old Style" w:cstheme="minorHAnsi"/>
+                      <w:lang w:val="sv-SE"/>
                     </w:rPr>
                     <w:t>:</w:t>
                   </w:r>
@@ -2926,19 +2714,18 @@
               </w:tc>
               <w:tc>
                 <w:tcPr>
-                  <w:tcW w:w="2610" w:type="dxa"/>
+                  <w:tcW w:w="3256" w:type="dxa"/>
                 </w:tcPr>
                 <w:p>
                   <w:pPr>
-                    <w:pStyle w:val="ListParagraph"/>
-                    <w:framePr w:hSpace="180" w:wrap="around" w:vAnchor="text" w:hAnchor="margin" w:xAlign="center" w:y="48"/>
+                    <w:framePr w:hSpace="180" w:wrap="around" w:vAnchor="text" w:hAnchor="margin" w:x="-289" w:y="48"/>
                     <w:spacing w:after="0"/>
-                    <w:ind w:left="0"/>
                     <w:jc w:val="both"/>
                     <w:rPr>
-                      <w:rFonts w:asciiTheme="minorHAnsi" w:hAnsiTheme="minorHAnsi" w:cstheme="minorHAnsi"/>
-                      <w:sz w:val="24"/>
-                      <w:szCs w:val="24"/>
+                      <w:rFonts w:ascii="Bookman Old Style" w:hAnsi="Bookman Old Style" w:cstheme="minorHAnsi"/>
+                      <w:b/>
+                      <w:bCs/>
+                      <w:lang w:val="sv-SE"/>
                     </w:rPr>
                   </w:pPr>
                 </w:p>
@@ -2947,73 +2734,52 @@
             <w:tr>
               <w:tc>
                 <w:tcPr>
-                  <w:tcW w:w="1161" w:type="dxa"/>
+                  <w:tcW w:w="1272" w:type="dxa"/>
                 </w:tcPr>
                 <w:p>
                   <w:pPr>
-                    <w:pStyle w:val="ListParagraph"/>
-                    <w:framePr w:hSpace="180" w:wrap="around" w:vAnchor="text" w:hAnchor="margin" w:xAlign="center" w:y="48"/>
+                    <w:framePr w:hSpace="180" w:wrap="around" w:vAnchor="text" w:hAnchor="margin" w:x="-289" w:y="48"/>
                     <w:spacing w:after="0"/>
-                    <w:ind w:left="0"/>
                     <w:jc w:val="both"/>
                     <w:rPr>
-                      <w:rFonts w:asciiTheme="minorHAnsi" w:hAnsiTheme="minorHAnsi" w:cstheme="minorHAnsi"/>
-                      <w:sz w:val="24"/>
-                      <w:szCs w:val="24"/>
+                      <w:rFonts w:ascii="Bookman Old Style" w:hAnsi="Bookman Old Style" w:cstheme="minorHAnsi"/>
+                      <w:lang w:val="sv-SE"/>
                     </w:rPr>
                   </w:pPr>
-                  <w:r>
-                    <w:rPr>
-                      <w:rFonts w:asciiTheme="minorHAnsi" w:hAnsiTheme="minorHAnsi" w:cstheme="minorHAnsi"/>
-                      <w:sz w:val="24"/>
-                      <w:szCs w:val="24"/>
-                    </w:rPr>
-                    <w:t>Email</w:t>
-                  </w:r>
                 </w:p>
               </w:tc>
               <w:tc>
                 <w:tcPr>
-                  <w:tcW w:w="320" w:type="dxa"/>
+                  <w:tcW w:w="297" w:type="dxa"/>
                 </w:tcPr>
                 <w:p>
                   <w:pPr>
-                    <w:pStyle w:val="ListParagraph"/>
-                    <w:framePr w:hSpace="180" w:wrap="around" w:vAnchor="text" w:hAnchor="margin" w:xAlign="center" w:y="48"/>
+                    <w:framePr w:hSpace="180" w:wrap="around" w:vAnchor="text" w:hAnchor="margin" w:x="-289" w:y="48"/>
                     <w:spacing w:after="0"/>
-                    <w:ind w:left="0"/>
                     <w:jc w:val="both"/>
                     <w:rPr>
-                      <w:rFonts w:asciiTheme="minorHAnsi" w:hAnsiTheme="minorHAnsi" w:cstheme="minorHAnsi"/>
-                      <w:sz w:val="24"/>
-                      <w:szCs w:val="24"/>
+                      <w:rFonts w:ascii="Bookman Old Style" w:hAnsi="Bookman Old Style" w:cstheme="minorHAnsi"/>
+                      <w:b/>
+                      <w:bCs/>
+                      <w:lang w:val="sv-SE"/>
                     </w:rPr>
                   </w:pPr>
-                  <w:r>
-                    <w:rPr>
-                      <w:rFonts w:asciiTheme="minorHAnsi" w:hAnsiTheme="minorHAnsi" w:cstheme="minorHAnsi"/>
-                      <w:sz w:val="24"/>
-                      <w:szCs w:val="24"/>
-                    </w:rPr>
-                    <w:t>:</w:t>
-                  </w:r>
                 </w:p>
               </w:tc>
               <w:tc>
                 <w:tcPr>
-                  <w:tcW w:w="2610" w:type="dxa"/>
+                  <w:tcW w:w="3256" w:type="dxa"/>
                 </w:tcPr>
                 <w:p>
                   <w:pPr>
-                    <w:pStyle w:val="ListParagraph"/>
-                    <w:framePr w:hSpace="180" w:wrap="around" w:vAnchor="text" w:hAnchor="margin" w:xAlign="center" w:y="48"/>
+                    <w:framePr w:hSpace="180" w:wrap="around" w:vAnchor="text" w:hAnchor="margin" w:x="-289" w:y="48"/>
                     <w:spacing w:after="0"/>
-                    <w:ind w:left="0"/>
                     <w:jc w:val="both"/>
                     <w:rPr>
-                      <w:rFonts w:asciiTheme="minorHAnsi" w:hAnsiTheme="minorHAnsi" w:cstheme="minorHAnsi"/>
-                      <w:sz w:val="24"/>
-                      <w:szCs w:val="24"/>
+                      <w:rFonts w:ascii="Bookman Old Style" w:hAnsi="Bookman Old Style" w:cstheme="minorHAnsi"/>
+                      <w:b/>
+                      <w:bCs/>
+                      <w:lang w:val="sv-SE"/>
                     </w:rPr>
                   </w:pPr>
                 </w:p>
@@ -3025,10 +2791,19 @@
               <w:spacing w:after="0"/>
               <w:jc w:val="both"/>
               <w:rPr>
-                <w:rFonts w:asciiTheme="minorHAnsi" w:hAnsiTheme="minorHAnsi" w:cstheme="minorHAnsi"/>
-                <w:bCs/>
-                <w:sz w:val="24"/>
-                <w:szCs w:val="24"/>
+                <w:rFonts w:ascii="Bookman Old Style" w:hAnsi="Bookman Old Style" w:cstheme="minorHAnsi"/>
+                <w:bCs/>
+              </w:rPr>
+            </w:pPr>
+          </w:p>
+          <w:p>
+            <w:pPr>
+              <w:spacing w:after="0"/>
+              <w:rPr>
+                <w:rFonts w:ascii="Bookman Old Style" w:hAnsi="Bookman Old Style" w:cstheme="minorHAnsi"/>
+                <w:b/>
+                <w:bCs/>
+                <w:iCs/>
               </w:rPr>
             </w:pPr>
           </w:p>
@@ -3037,22 +2812,18 @@
               <w:spacing w:after="0"/>
               <w:jc w:val="center"/>
               <w:rPr>
-                <w:rFonts w:asciiTheme="minorHAnsi" w:hAnsiTheme="minorHAnsi" w:cstheme="minorHAnsi"/>
-                <w:b/>
-                <w:bCs/>
-                <w:iCs/>
-                <w:sz w:val="24"/>
-                <w:szCs w:val="24"/>
-              </w:rPr>
-            </w:pPr>
-            <w:r>
-              <w:rPr>
-                <w:rFonts w:asciiTheme="minorHAnsi" w:hAnsiTheme="minorHAnsi" w:cstheme="minorHAnsi"/>
-                <w:b/>
-                <w:bCs/>
-                <w:iCs/>
-                <w:sz w:val="24"/>
-                <w:szCs w:val="24"/>
+                <w:rFonts w:ascii="Bookman Old Style" w:hAnsi="Bookman Old Style" w:cstheme="minorHAnsi"/>
+                <w:b/>
+                <w:bCs/>
+                <w:iCs/>
+              </w:rPr>
+            </w:pPr>
+            <w:r>
+              <w:rPr>
+                <w:rFonts w:ascii="Bookman Old Style" w:hAnsi="Bookman Old Style" w:cstheme="minorHAnsi"/>
+                <w:b/>
+                <w:bCs/>
+                <w:iCs/>
               </w:rPr>
               <w:t>Pasal 7</w:t>
             </w:r>
@@ -3062,22 +2833,18 @@
               <w:spacing w:after="0"/>
               <w:jc w:val="center"/>
               <w:rPr>
-                <w:rFonts w:asciiTheme="minorHAnsi" w:hAnsiTheme="minorHAnsi" w:cstheme="minorHAnsi"/>
-                <w:b/>
-                <w:bCs/>
-                <w:iCs/>
-                <w:sz w:val="24"/>
-                <w:szCs w:val="24"/>
-              </w:rPr>
-            </w:pPr>
-            <w:r>
-              <w:rPr>
-                <w:rFonts w:asciiTheme="minorHAnsi" w:hAnsiTheme="minorHAnsi" w:cstheme="minorHAnsi"/>
-                <w:b/>
-                <w:bCs/>
-                <w:iCs/>
-                <w:sz w:val="24"/>
-                <w:szCs w:val="24"/>
+                <w:rFonts w:ascii="Bookman Old Style" w:hAnsi="Bookman Old Style" w:cstheme="minorHAnsi"/>
+                <w:b/>
+                <w:bCs/>
+                <w:iCs/>
+              </w:rPr>
+            </w:pPr>
+            <w:r>
+              <w:rPr>
+                <w:rFonts w:ascii="Bookman Old Style" w:hAnsi="Bookman Old Style" w:cstheme="minorHAnsi"/>
+                <w:b/>
+                <w:bCs/>
+                <w:iCs/>
               </w:rPr>
               <w:t>PENUTUP</w:t>
             </w:r>
@@ -3090,17 +2857,13 @@
               <w:spacing w:after="0"/>
               <w:jc w:val="both"/>
               <w:rPr>
-                <w:rFonts w:asciiTheme="minorHAnsi" w:hAnsiTheme="minorHAnsi" w:cstheme="minorHAnsi"/>
-                <w:sz w:val="24"/>
-                <w:szCs w:val="24"/>
-              </w:rPr>
-            </w:pPr>
-            <w:r>
-              <w:rPr>
-                <w:rFonts w:asciiTheme="minorHAnsi" w:hAnsiTheme="minorHAnsi" w:cstheme="minorHAnsi"/>
-                <w:iCs/>
-                <w:sz w:val="24"/>
-                <w:szCs w:val="24"/>
+                <w:rFonts w:ascii="Bookman Old Style" w:hAnsi="Bookman Old Style" w:cstheme="minorHAnsi"/>
+              </w:rPr>
+            </w:pPr>
+            <w:r>
+              <w:rPr>
+                <w:rFonts w:ascii="Bookman Old Style" w:hAnsi="Bookman Old Style" w:cstheme="minorHAnsi"/>
+                <w:iCs/>
               </w:rPr>
               <w:t>Nota Kesepahaman ini dibuat dalam rangkap 2 (dua) bermaterai cukup dan memiliki kekuatan hukum yang sama.</w:t>
             </w:r>
@@ -3108,26 +2871,22 @@
         </w:tc>
         <w:tc>
           <w:tcPr>
-            <w:tcW w:w="2426" w:type="pct"/>
+            <w:tcW w:w="2536" w:type="pct"/>
           </w:tcPr>
           <w:p>
             <w:pPr>
               <w:spacing w:after="0"/>
               <w:jc w:val="center"/>
               <w:rPr>
-                <w:rFonts w:asciiTheme="minorHAnsi" w:hAnsiTheme="minorHAnsi" w:cstheme="minorHAnsi"/>
-                <w:b/>
-                <w:sz w:val="24"/>
-                <w:szCs w:val="24"/>
+                <w:rFonts w:ascii="Bookman Old Style" w:hAnsi="Bookman Old Style" w:cstheme="minorHAnsi"/>
+                <w:b/>
                 <w:lang w:val="sv-SE"/>
               </w:rPr>
             </w:pPr>
             <w:r>
               <w:rPr>
-                <w:rFonts w:asciiTheme="minorHAnsi" w:hAnsiTheme="minorHAnsi" w:cstheme="minorHAnsi"/>
-                <w:b/>
-                <w:sz w:val="24"/>
-                <w:szCs w:val="24"/>
+                <w:rFonts w:ascii="Bookman Old Style" w:hAnsi="Bookman Old Style" w:cstheme="minorHAnsi"/>
+                <w:b/>
                 <w:lang w:val="sv-SE"/>
               </w:rPr>
               <w:lastRenderedPageBreak/>
@@ -3137,82 +2896,68 @@
           <w:p>
             <w:pPr>
               <w:spacing w:after="0"/>
+              <w:jc w:val="both"/>
+              <w:rPr>
+                <w:rFonts w:ascii="Bookman Old Style" w:hAnsi="Bookman Old Style" w:cstheme="minorHAnsi"/>
+                <w:b/>
+                <w:lang w:val="sv-SE"/>
+              </w:rPr>
+            </w:pPr>
+          </w:p>
+          <w:p>
+            <w:pPr>
+              <w:spacing w:after="0"/>
               <w:jc w:val="center"/>
               <w:rPr>
-                <w:rFonts w:asciiTheme="minorHAnsi" w:hAnsiTheme="minorHAnsi" w:cstheme="minorHAnsi"/>
-                <w:b/>
-                <w:sz w:val="24"/>
-                <w:szCs w:val="24"/>
+                <w:rFonts w:ascii="Bookman Old Style" w:hAnsi="Bookman Old Style" w:cstheme="minorHAnsi"/>
+                <w:b/>
+                <w:bCs/>
                 <w:lang w:val="sv-SE"/>
               </w:rPr>
             </w:pPr>
+            <w:r>
+              <w:rPr>
+                <w:rFonts w:ascii="Bookman Old Style" w:hAnsi="Bookman Old Style" w:cstheme="minorHAnsi"/>
+                <w:b/>
+                <w:lang w:val="sv-SE"/>
+              </w:rPr>
+              <w:t xml:space="preserve"> </w:t>
+            </w:r>
+            <w:r>
+              <w:rPr>
+                <w:rFonts w:ascii="Bookman Old Style" w:hAnsi="Bookman Old Style" w:cstheme="minorHAnsi"/>
+                <w:b/>
+                <w:bCs/>
+                <w:lang w:val="sv-SE"/>
+              </w:rPr>
+              <w:t xml:space="preserve"> ANTARA</w:t>
+            </w:r>
           </w:p>
           <w:p>
             <w:pPr>
               <w:spacing w:after="0"/>
               <w:jc w:val="center"/>
               <w:rPr>
-                <w:rFonts w:asciiTheme="minorHAnsi" w:hAnsiTheme="minorHAnsi" w:cstheme="minorHAnsi"/>
-                <w:b/>
-                <w:bCs/>
-                <w:sz w:val="24"/>
-                <w:szCs w:val="24"/>
+                <w:rFonts w:ascii="Bookman Old Style" w:hAnsi="Bookman Old Style" w:cstheme="minorHAnsi"/>
+                <w:b/>
+                <w:bCs/>
                 <w:lang w:val="sv-SE"/>
               </w:rPr>
             </w:pPr>
             <w:r>
               <w:rPr>
-                <w:rFonts w:asciiTheme="minorHAnsi" w:hAnsiTheme="minorHAnsi" w:cstheme="minorHAnsi"/>
-                <w:b/>
-                <w:sz w:val="24"/>
-                <w:szCs w:val="24"/>
+                <w:rFonts w:ascii="Bookman Old Style" w:hAnsi="Bookman Old Style" w:cstheme="minorHAnsi"/>
+                <w:b/>
+                <w:bCs/>
                 <w:lang w:val="sv-SE"/>
               </w:rPr>
-              <w:t xml:space="preserve"> </w:t>
-            </w:r>
-            <w:r>
-              <w:rPr>
-                <w:rFonts w:asciiTheme="minorHAnsi" w:hAnsiTheme="minorHAnsi" w:cstheme="minorHAnsi"/>
-                <w:b/>
-                <w:bCs/>
-                <w:sz w:val="24"/>
-                <w:szCs w:val="24"/>
-                <w:lang w:val="sv-SE"/>
-              </w:rPr>
-              <w:t xml:space="preserve"> ANTARA</w:t>
-            </w:r>
-          </w:p>
-          <w:p>
-            <w:pPr>
-              <w:spacing w:after="0"/>
-              <w:jc w:val="center"/>
-              <w:rPr>
-                <w:rFonts w:asciiTheme="minorHAnsi" w:hAnsiTheme="minorHAnsi" w:cstheme="minorHAnsi"/>
-                <w:b/>
-                <w:bCs/>
-                <w:sz w:val="24"/>
-                <w:szCs w:val="24"/>
-                <w:lang w:val="sv-SE"/>
-              </w:rPr>
-            </w:pPr>
-            <w:r>
-              <w:rPr>
-                <w:rFonts w:asciiTheme="minorHAnsi" w:hAnsiTheme="minorHAnsi" w:cstheme="minorHAnsi"/>
-                <w:b/>
-                <w:bCs/>
-                <w:sz w:val="24"/>
-                <w:szCs w:val="24"/>
-                <w:lang w:val="sv-SE"/>
-              </w:rPr>
               <w:t>POLITEKNIK NEGERI BATAM</w:t>
             </w:r>
             <w:r>
               <w:rPr>
-                <w:rFonts w:asciiTheme="minorHAnsi" w:hAnsiTheme="minorHAnsi" w:cstheme="minorHAnsi"/>
-                <w:b/>
-                <w:bCs/>
-                <w:sz w:val="24"/>
-                <w:szCs w:val="24"/>
+                <w:rFonts w:ascii="Bookman Old Style" w:hAnsi="Bookman Old Style" w:cstheme="minorHAnsi"/>
+                <w:b/>
+                <w:bCs/>
                 <w:lang w:val="sv-SE"/>
               </w:rPr>
               <w:br/>
@@ -3224,35 +2969,29 @@
               <w:spacing w:after="0"/>
               <w:jc w:val="center"/>
               <w:rPr>
-                <w:rFonts w:asciiTheme="minorHAnsi" w:hAnsiTheme="minorHAnsi" w:cstheme="minorHAnsi"/>
-                <w:b/>
-                <w:bCs/>
-                <w:sz w:val="24"/>
-                <w:szCs w:val="24"/>
+                <w:rFonts w:ascii="Bookman Old Style" w:hAnsi="Bookman Old Style" w:cstheme="minorHAnsi"/>
+                <w:b/>
+                <w:bCs/>
                 <w:lang w:val="en-ID"/>
               </w:rPr>
             </w:pPr>
             <w:r>
               <w:rPr>
-                <w:rFonts w:asciiTheme="minorHAnsi" w:hAnsiTheme="minorHAnsi" w:cstheme="minorHAnsi"/>
-                <w:b/>
-                <w:bCs/>
-                <w:sz w:val="24"/>
-                <w:szCs w:val="24"/>
+                <w:rFonts w:ascii="Bookman Old Style" w:hAnsi="Bookman Old Style" w:cstheme="minorHAnsi"/>
+                <w:b/>
+                <w:bCs/>
                 <w:lang w:val="en-ID"/>
               </w:rPr>
               <w:t xml:space="preserve">PT. </w:t>
             </w:r>
             <w:r>
               <w:rPr>
-                <w:rFonts w:asciiTheme="minorHAnsi" w:hAnsiTheme="minorHAnsi" w:cstheme="minorHAnsi"/>
-                <w:b/>
-                <w:bCs/>
-                <w:sz w:val="24"/>
-                <w:szCs w:val="24"/>
+                <w:rFonts w:ascii="Bookman Old Style" w:hAnsi="Bookman Old Style" w:cstheme="minorHAnsi"/>
+                <w:b/>
+                <w:bCs/>
                 <w:lang w:val="en-ID"/>
               </w:rPr>
-              <w:t>………………</w:t>
+              <w:t>……….</w:t>
             </w:r>
           </w:p>
           <w:p>
@@ -3260,23 +2999,52 @@
               <w:spacing w:after="0"/>
               <w:jc w:val="center"/>
               <w:rPr>
-                <w:rFonts w:asciiTheme="minorHAnsi" w:hAnsiTheme="minorHAnsi" w:cstheme="minorHAnsi"/>
-                <w:b/>
-                <w:sz w:val="24"/>
-                <w:szCs w:val="24"/>
+                <w:rFonts w:ascii="Bookman Old Style" w:hAnsi="Bookman Old Style" w:cstheme="minorHAnsi"/>
+                <w:b/>
                 <w:lang w:val="en-US"/>
               </w:rPr>
             </w:pPr>
             <w:r>
               <w:rPr>
-                <w:rFonts w:asciiTheme="minorHAnsi" w:hAnsiTheme="minorHAnsi" w:cstheme="minorHAnsi"/>
+                <w:rFonts w:ascii="Bookman Old Style" w:hAnsi="Bookman Old Style" w:cstheme="minorHAnsi"/>
                 <w:b/>
                 <w:bCs/>
                 <w:color w:val="000000" w:themeColor="text1"/>
-                <w:sz w:val="24"/>
-                <w:szCs w:val="24"/>
               </w:rPr>
               <w:t xml:space="preserve">ABOUT </w:t>
+            </w:r>
+          </w:p>
+          <w:p>
+            <w:pPr>
+              <w:spacing w:after="0"/>
+              <w:jc w:val="center"/>
+              <w:rPr>
+                <w:rFonts w:ascii="Bookman Old Style" w:eastAsia="Arial Unicode MS" w:hAnsi="Bookman Old Style" w:cstheme="minorHAnsi"/>
+                <w:b/>
+              </w:rPr>
+            </w:pPr>
+            <w:r>
+              <w:rPr>
+                <w:rFonts w:ascii="Bookman Old Style" w:eastAsia="Arial" w:hAnsi="Bookman Old Style" w:cstheme="minorHAnsi"/>
+                <w:b/>
+                <w:lang w:val="en-ID"/>
+              </w:rPr>
+              <w:t xml:space="preserve">IMPLEMENTATION OF </w:t>
+            </w:r>
+            <w:r>
+              <w:rPr>
+                <w:rFonts w:ascii="Bookman Old Style" w:eastAsia="Arial Unicode MS" w:hAnsi="Bookman Old Style" w:cstheme="minorHAnsi"/>
+                <w:b/>
+                <w:lang w:val="en-US"/>
+              </w:rPr>
+              <w:t>EDUCATION</w:t>
+            </w:r>
+            <w:r>
+              <w:rPr>
+                <w:rFonts w:ascii="Bookman Old Style" w:eastAsia="Arial Unicode MS" w:hAnsi="Bookman Old Style" w:cstheme="minorHAnsi"/>
+                <w:b/>
+              </w:rPr>
+              <w:t xml:space="preserve"> DEVELOPMENT</w:t>
             </w:r>
           </w:p>
           <w:p>
@@ -3287,34 +3055,10 @@
               <w:spacing w:after="0"/>
               <w:jc w:val="center"/>
               <w:rPr>
-                <w:rFonts w:asciiTheme="minorHAnsi" w:hAnsiTheme="minorHAnsi" w:cstheme="minorHAnsi"/>
-                <w:b/>
-                <w:bCs/>
-                <w:sz w:val="24"/>
-                <w:szCs w:val="24"/>
-              </w:rPr>
-            </w:pPr>
-            <w:r>
-              <w:rPr>
-                <w:rFonts w:asciiTheme="minorHAnsi" w:hAnsiTheme="minorHAnsi" w:cstheme="minorHAnsi"/>
-                <w:b/>
-                <w:bCs/>
-                <w:sz w:val="24"/>
-                <w:szCs w:val="24"/>
-                <w:lang w:val="en-ID"/>
-              </w:rPr>
-              <w:t>IMPLEMENT HUMAN RESOURCE DEVELOPMENT</w:t>
-            </w:r>
-            <w:r>
-              <w:rPr>
-                <w:rFonts w:asciiTheme="minorHAnsi" w:hAnsiTheme="minorHAnsi" w:cstheme="minorHAnsi"/>
-                <w:b/>
-                <w:bCs/>
-                <w:sz w:val="24"/>
-                <w:szCs w:val="24"/>
-              </w:rPr>
-              <w:t xml:space="preserve"> </w:t>
-            </w:r>
+                <w:rFonts w:ascii="Bookman Old Style" w:hAnsi="Bookman Old Style" w:cstheme="minorHAnsi"/>
+                <w:b/>
+              </w:rPr>
+            </w:pPr>
           </w:p>
           <w:p>
             <w:pPr>
@@ -3324,13 +3068,17 @@
               <w:spacing w:after="0"/>
               <w:jc w:val="center"/>
               <w:rPr>
-                <w:rFonts w:asciiTheme="minorHAnsi" w:hAnsiTheme="minorHAnsi" w:cstheme="minorHAnsi"/>
-                <w:b/>
-                <w:bCs/>
-                <w:sz w:val="24"/>
-                <w:szCs w:val="24"/>
-              </w:rPr>
-            </w:pPr>
+                <w:rFonts w:ascii="Bookman Old Style" w:hAnsi="Bookman Old Style" w:cstheme="minorHAnsi"/>
+                <w:b/>
+              </w:rPr>
+            </w:pPr>
+            <w:r>
+              <w:rPr>
+                <w:rFonts w:ascii="Bookman Old Style" w:hAnsi="Bookman Old Style" w:cstheme="minorHAnsi"/>
+                <w:b/>
+              </w:rPr>
+              <w:t xml:space="preserve">NUMBER: </w:t>
+            </w:r>
           </w:p>
           <w:p>
             <w:pPr>
@@ -3340,20 +3088,21 @@
               <w:spacing w:after="0"/>
               <w:jc w:val="center"/>
               <w:rPr>
-                <w:rFonts w:asciiTheme="minorHAnsi" w:hAnsiTheme="minorHAnsi" w:cstheme="minorHAnsi"/>
-                <w:b/>
-                <w:sz w:val="24"/>
-                <w:szCs w:val="24"/>
-              </w:rPr>
-            </w:pPr>
-            <w:r>
-              <w:rPr>
-                <w:rFonts w:asciiTheme="minorHAnsi" w:hAnsiTheme="minorHAnsi" w:cstheme="minorHAnsi"/>
-                <w:b/>
-                <w:sz w:val="24"/>
-                <w:szCs w:val="24"/>
-              </w:rPr>
-              <w:t xml:space="preserve">NUMBER: </w:t>
+                <w:rFonts w:ascii="Bookman Old Style" w:hAnsi="Bookman Old Style" w:cstheme="minorHAnsi"/>
+              </w:rPr>
+            </w:pPr>
+            <w:r>
+              <w:rPr>
+                <w:rFonts w:ascii="Bookman Old Style" w:hAnsi="Bookman Old Style" w:cstheme="minorHAnsi"/>
+                <w:b/>
+              </w:rPr>
+              <w:t>NUMBER:</w:t>
+            </w:r>
+            <w:r>
+              <w:rPr>
+                <w:rFonts w:ascii="Bookman Old Style" w:hAnsi="Bookman Old Style" w:cstheme="minorHAnsi"/>
+              </w:rPr>
+              <w:t xml:space="preserve"> </w:t>
             </w:r>
           </w:p>
           <w:p>
@@ -3364,46 +3113,23 @@
               <w:spacing w:after="0"/>
               <w:jc w:val="center"/>
               <w:rPr>
-                <w:rFonts w:asciiTheme="minorHAnsi" w:hAnsiTheme="minorHAnsi" w:cstheme="minorHAnsi"/>
-                <w:b/>
-                <w:sz w:val="24"/>
-                <w:szCs w:val="24"/>
+                <w:rFonts w:ascii="Bookman Old Style" w:hAnsi="Bookman Old Style" w:cstheme="minorHAnsi"/>
+                <w:b/>
                 <w:lang w:val="en-US"/>
               </w:rPr>
             </w:pPr>
-            <w:r>
-              <w:rPr>
-                <w:rFonts w:asciiTheme="minorHAnsi" w:hAnsiTheme="minorHAnsi" w:cstheme="minorHAnsi"/>
-                <w:b/>
-                <w:sz w:val="24"/>
-                <w:szCs w:val="24"/>
-              </w:rPr>
-              <w:t>NUMBER:</w:t>
-            </w:r>
-            <w:r>
-              <w:rPr>
-                <w:rFonts w:asciiTheme="minorHAnsi" w:hAnsiTheme="minorHAnsi" w:cstheme="minorHAnsi"/>
-                <w:sz w:val="24"/>
-                <w:szCs w:val="24"/>
-              </w:rPr>
-              <w:t xml:space="preserve"> </w:t>
-            </w:r>
           </w:p>
           <w:p>
             <w:pPr>
               <w:spacing w:after="0"/>
               <w:jc w:val="both"/>
               <w:rPr>
-                <w:rFonts w:asciiTheme="minorHAnsi" w:hAnsiTheme="minorHAnsi" w:cstheme="minorHAnsi"/>
-                <w:sz w:val="24"/>
-                <w:szCs w:val="24"/>
-              </w:rPr>
-            </w:pPr>
-            <w:r>
-              <w:rPr>
-                <w:rFonts w:asciiTheme="minorHAnsi" w:hAnsiTheme="minorHAnsi" w:cstheme="minorHAnsi"/>
-                <w:sz w:val="24"/>
-                <w:szCs w:val="24"/>
+                <w:rFonts w:ascii="Bookman Old Style" w:hAnsi="Bookman Old Style" w:cstheme="minorHAnsi"/>
+              </w:rPr>
+            </w:pPr>
+            <w:r>
+              <w:rPr>
+                <w:rFonts w:ascii="Bookman Old Style" w:hAnsi="Bookman Old Style" w:cstheme="minorHAnsi"/>
               </w:rPr>
               <w:t>On this day, [date], taking place at [location], we the undersigned:</w:t>
             </w:r>
@@ -3413,9 +3139,7 @@
               <w:spacing w:after="0"/>
               <w:jc w:val="both"/>
               <w:rPr>
-                <w:rFonts w:asciiTheme="minorHAnsi" w:hAnsiTheme="minorHAnsi" w:cstheme="minorHAnsi"/>
-                <w:sz w:val="24"/>
-                <w:szCs w:val="24"/>
+                <w:rFonts w:ascii="Bookman Old Style" w:hAnsi="Bookman Old Style" w:cstheme="minorHAnsi"/>
               </w:rPr>
             </w:pPr>
           </w:p>
@@ -3430,67 +3154,246 @@
               <w:ind w:left="342"/>
               <w:jc w:val="both"/>
               <w:rPr>
-                <w:rFonts w:asciiTheme="minorHAnsi" w:hAnsiTheme="minorHAnsi" w:cstheme="minorHAnsi"/>
-              </w:rPr>
-            </w:pPr>
-            <w:r>
-              <w:rPr>
-                <w:rFonts w:asciiTheme="minorHAnsi" w:hAnsiTheme="minorHAnsi" w:cstheme="minorHAnsi"/>
-                <w:b/>
-                <w:bCs/>
-              </w:rPr>
-              <w:t xml:space="preserve">Bambang Hendrawan, </w:t>
-            </w:r>
-            <w:r>
-              <w:rPr>
-                <w:rFonts w:asciiTheme="minorHAnsi" w:hAnsiTheme="minorHAnsi" w:cstheme="minorHAnsi"/>
-              </w:rPr>
-              <w:t>as Director of Politeknik Negeri Batam, acting for and on behalf of Politeknik Negeri Batam, located at</w:t>
-            </w:r>
-            <w:r>
-              <w:rPr>
-                <w:rFonts w:asciiTheme="minorHAnsi" w:hAnsiTheme="minorHAnsi" w:cstheme="minorHAnsi"/>
+                <w:rFonts w:ascii="Bookman Old Style" w:hAnsi="Bookman Old Style" w:cstheme="minorHAnsi"/>
+                <w:sz w:val="22"/>
+                <w:szCs w:val="22"/>
+              </w:rPr>
+            </w:pPr>
+            <w:r>
+              <w:rPr>
+                <w:rFonts w:ascii="Bookman Old Style" w:hAnsi="Bookman Old Style" w:cstheme="minorHAnsi"/>
+                <w:b/>
+                <w:bCs/>
+                <w:sz w:val="22"/>
+                <w:szCs w:val="22"/>
+              </w:rPr>
+              <w:t xml:space="preserve">Bambang </w:t>
+            </w:r>
+            <w:proofErr w:type="spellStart"/>
+            <w:r>
+              <w:rPr>
+                <w:rFonts w:ascii="Bookman Old Style" w:hAnsi="Bookman Old Style" w:cstheme="minorHAnsi"/>
+                <w:b/>
+                <w:bCs/>
+                <w:sz w:val="22"/>
+                <w:szCs w:val="22"/>
+              </w:rPr>
+              <w:t>Hendrawan</w:t>
+            </w:r>
+            <w:proofErr w:type="spellEnd"/>
+            <w:r>
+              <w:rPr>
+                <w:rFonts w:ascii="Bookman Old Style" w:hAnsi="Bookman Old Style" w:cstheme="minorHAnsi"/>
+                <w:b/>
+                <w:bCs/>
+                <w:sz w:val="22"/>
+                <w:szCs w:val="22"/>
+              </w:rPr>
+              <w:t xml:space="preserve">, </w:t>
+            </w:r>
+            <w:r>
+              <w:rPr>
+                <w:rFonts w:ascii="Bookman Old Style" w:hAnsi="Bookman Old Style" w:cstheme="minorHAnsi"/>
+                <w:sz w:val="22"/>
+                <w:szCs w:val="22"/>
+              </w:rPr>
+              <w:t xml:space="preserve">as Director of </w:t>
+            </w:r>
+            <w:proofErr w:type="spellStart"/>
+            <w:r>
+              <w:rPr>
+                <w:rFonts w:ascii="Bookman Old Style" w:hAnsi="Bookman Old Style" w:cstheme="minorHAnsi"/>
+                <w:sz w:val="22"/>
+                <w:szCs w:val="22"/>
+              </w:rPr>
+              <w:t>Politeknik</w:t>
+            </w:r>
+            <w:proofErr w:type="spellEnd"/>
+            <w:r>
+              <w:rPr>
+                <w:rFonts w:ascii="Bookman Old Style" w:hAnsi="Bookman Old Style" w:cstheme="minorHAnsi"/>
+                <w:sz w:val="22"/>
+                <w:szCs w:val="22"/>
+              </w:rPr>
+              <w:t xml:space="preserve"> Negeri </w:t>
+            </w:r>
+            <w:proofErr w:type="spellStart"/>
+            <w:r>
+              <w:rPr>
+                <w:rFonts w:ascii="Bookman Old Style" w:hAnsi="Bookman Old Style" w:cstheme="minorHAnsi"/>
+                <w:sz w:val="22"/>
+                <w:szCs w:val="22"/>
+              </w:rPr>
+              <w:t>Batam</w:t>
+            </w:r>
+            <w:proofErr w:type="spellEnd"/>
+            <w:r>
+              <w:rPr>
+                <w:rFonts w:ascii="Bookman Old Style" w:hAnsi="Bookman Old Style" w:cstheme="minorHAnsi"/>
+                <w:sz w:val="22"/>
+                <w:szCs w:val="22"/>
+              </w:rPr>
+              <w:t xml:space="preserve">, acting for and on behalf of </w:t>
+            </w:r>
+            <w:proofErr w:type="spellStart"/>
+            <w:r>
+              <w:rPr>
+                <w:rFonts w:ascii="Bookman Old Style" w:hAnsi="Bookman Old Style" w:cstheme="minorHAnsi"/>
+                <w:sz w:val="22"/>
+                <w:szCs w:val="22"/>
+              </w:rPr>
+              <w:t>Politeknik</w:t>
+            </w:r>
+            <w:proofErr w:type="spellEnd"/>
+            <w:r>
+              <w:rPr>
+                <w:rFonts w:ascii="Bookman Old Style" w:hAnsi="Bookman Old Style" w:cstheme="minorHAnsi"/>
+                <w:sz w:val="22"/>
+                <w:szCs w:val="22"/>
+              </w:rPr>
+              <w:t xml:space="preserve"> Negeri </w:t>
+            </w:r>
+            <w:proofErr w:type="spellStart"/>
+            <w:r>
+              <w:rPr>
+                <w:rFonts w:ascii="Bookman Old Style" w:hAnsi="Bookman Old Style" w:cstheme="minorHAnsi"/>
+                <w:sz w:val="22"/>
+                <w:szCs w:val="22"/>
+              </w:rPr>
+              <w:t>Batam</w:t>
+            </w:r>
+            <w:proofErr w:type="spellEnd"/>
+            <w:r>
+              <w:rPr>
+                <w:rFonts w:ascii="Bookman Old Style" w:hAnsi="Bookman Old Style" w:cstheme="minorHAnsi"/>
+                <w:sz w:val="22"/>
+                <w:szCs w:val="22"/>
+              </w:rPr>
+              <w:t>, located at</w:t>
+            </w:r>
+            <w:r>
+              <w:rPr>
+                <w:rFonts w:ascii="Bookman Old Style" w:hAnsi="Bookman Old Style" w:cstheme="minorHAnsi"/>
+                <w:sz w:val="22"/>
+                <w:szCs w:val="22"/>
               </w:rPr>
               <w:t xml:space="preserve"> </w:t>
             </w:r>
             <w:r>
               <w:rPr>
-                <w:rFonts w:asciiTheme="minorHAnsi" w:hAnsiTheme="minorHAnsi" w:cstheme="minorHAnsi"/>
+                <w:rFonts w:ascii="Bookman Old Style" w:hAnsi="Bookman Old Style" w:cstheme="minorHAnsi"/>
+                <w:sz w:val="22"/>
+                <w:szCs w:val="22"/>
                 <w:lang w:val="en-ID"/>
               </w:rPr>
-              <w:t>Ahmad Yani Street,  City Batam, Batam City, Riau Islands, Indonesia</w:t>
-            </w:r>
-            <w:r>
-              <w:rPr>
-                <w:rFonts w:asciiTheme="minorHAnsi" w:hAnsiTheme="minorHAnsi" w:cstheme="minorHAnsi"/>
+              <w:t xml:space="preserve">Ahmad </w:t>
+            </w:r>
+            <w:proofErr w:type="spellStart"/>
+            <w:r>
+              <w:rPr>
+                <w:rFonts w:ascii="Bookman Old Style" w:hAnsi="Bookman Old Style" w:cstheme="minorHAnsi"/>
+                <w:sz w:val="22"/>
+                <w:szCs w:val="22"/>
+                <w:lang w:val="en-ID"/>
+              </w:rPr>
+              <w:t>Yani</w:t>
+            </w:r>
+            <w:proofErr w:type="spellEnd"/>
+            <w:r>
+              <w:rPr>
+                <w:rFonts w:ascii="Bookman Old Style" w:hAnsi="Bookman Old Style" w:cstheme="minorHAnsi"/>
+                <w:sz w:val="22"/>
+                <w:szCs w:val="22"/>
+                <w:lang w:val="en-ID"/>
+              </w:rPr>
+              <w:t xml:space="preserve"> </w:t>
+            </w:r>
+            <w:proofErr w:type="gramStart"/>
+            <w:r>
+              <w:rPr>
+                <w:rFonts w:ascii="Bookman Old Style" w:hAnsi="Bookman Old Style" w:cstheme="minorHAnsi"/>
+                <w:sz w:val="22"/>
+                <w:szCs w:val="22"/>
+                <w:lang w:val="en-ID"/>
+              </w:rPr>
+              <w:t>Street,  City</w:t>
+            </w:r>
+            <w:proofErr w:type="gramEnd"/>
+            <w:r>
+              <w:rPr>
+                <w:rFonts w:ascii="Bookman Old Style" w:hAnsi="Bookman Old Style" w:cstheme="minorHAnsi"/>
+                <w:sz w:val="22"/>
+                <w:szCs w:val="22"/>
+                <w:lang w:val="en-ID"/>
+              </w:rPr>
+              <w:t xml:space="preserve"> </w:t>
+            </w:r>
+            <w:proofErr w:type="spellStart"/>
+            <w:r>
+              <w:rPr>
+                <w:rFonts w:ascii="Bookman Old Style" w:hAnsi="Bookman Old Style" w:cstheme="minorHAnsi"/>
+                <w:sz w:val="22"/>
+                <w:szCs w:val="22"/>
+                <w:lang w:val="en-ID"/>
+              </w:rPr>
+              <w:t>Batam</w:t>
+            </w:r>
+            <w:proofErr w:type="spellEnd"/>
+            <w:r>
+              <w:rPr>
+                <w:rFonts w:ascii="Bookman Old Style" w:hAnsi="Bookman Old Style" w:cstheme="minorHAnsi"/>
+                <w:sz w:val="22"/>
+                <w:szCs w:val="22"/>
+                <w:lang w:val="en-ID"/>
+              </w:rPr>
+              <w:t xml:space="preserve">, </w:t>
+            </w:r>
+            <w:proofErr w:type="spellStart"/>
+            <w:r>
+              <w:rPr>
+                <w:rFonts w:ascii="Bookman Old Style" w:hAnsi="Bookman Old Style" w:cstheme="minorHAnsi"/>
+                <w:sz w:val="22"/>
+                <w:szCs w:val="22"/>
+                <w:lang w:val="en-ID"/>
+              </w:rPr>
+              <w:t>Batam</w:t>
+            </w:r>
+            <w:proofErr w:type="spellEnd"/>
+            <w:r>
+              <w:rPr>
+                <w:rFonts w:ascii="Bookman Old Style" w:hAnsi="Bookman Old Style" w:cstheme="minorHAnsi"/>
+                <w:sz w:val="22"/>
+                <w:szCs w:val="22"/>
+                <w:lang w:val="en-ID"/>
+              </w:rPr>
+              <w:t xml:space="preserve"> City, Riau Islands, Indonesia</w:t>
+            </w:r>
+            <w:r>
+              <w:rPr>
+                <w:rFonts w:ascii="Bookman Old Style" w:hAnsi="Bookman Old Style" w:cstheme="minorHAnsi"/>
+                <w:sz w:val="22"/>
+                <w:szCs w:val="22"/>
               </w:rPr>
               <w:t xml:space="preserve">, hereinafter referred to as the </w:t>
             </w:r>
             <w:r>
               <w:rPr>
-                <w:rFonts w:asciiTheme="minorHAnsi" w:hAnsiTheme="minorHAnsi" w:cstheme="minorHAnsi"/>
-                <w:b/>
-                <w:bCs/>
+                <w:rFonts w:ascii="Bookman Old Style" w:hAnsi="Bookman Old Style" w:cstheme="minorHAnsi"/>
+                <w:b/>
+                <w:bCs/>
+                <w:sz w:val="22"/>
+                <w:szCs w:val="22"/>
               </w:rPr>
               <w:t>FIRST PARTY</w:t>
             </w:r>
             <w:r>
               <w:rPr>
-                <w:rFonts w:asciiTheme="minorHAnsi" w:hAnsiTheme="minorHAnsi" w:cstheme="minorHAnsi"/>
+                <w:rFonts w:ascii="Bookman Old Style" w:hAnsi="Bookman Old Style" w:cstheme="minorHAnsi"/>
+                <w:sz w:val="22"/>
+                <w:szCs w:val="22"/>
               </w:rPr>
               <w:t>.</w:t>
             </w:r>
-          </w:p>
-          <w:p>
-            <w:pPr>
-              <w:pStyle w:val="NormalWeb"/>
-              <w:spacing w:before="0" w:beforeAutospacing="0" w:after="0" w:afterAutospacing="0" w:line="276" w:lineRule="auto"/>
-              <w:ind w:left="342"/>
-              <w:jc w:val="both"/>
-              <w:rPr>
-                <w:rFonts w:asciiTheme="minorHAnsi" w:hAnsiTheme="minorHAnsi" w:cstheme="minorHAnsi"/>
-              </w:rPr>
-            </w:pPr>
           </w:p>
           <w:p>
             <w:pPr>
@@ -3503,98 +3406,150 @@
               <w:ind w:left="342"/>
               <w:jc w:val="both"/>
               <w:rPr>
-                <w:rFonts w:asciiTheme="minorHAnsi" w:hAnsiTheme="minorHAnsi" w:cstheme="minorHAnsi"/>
-              </w:rPr>
-            </w:pPr>
-            <w:r>
-              <w:rPr>
-                <w:rFonts w:asciiTheme="minorHAnsi" w:hAnsiTheme="minorHAnsi" w:cstheme="minorHAnsi"/>
-              </w:rPr>
-              <w:t xml:space="preserve">[Nama Perwakilan </w:t>
-            </w:r>
-            <w:r>
-              <w:rPr>
-                <w:rFonts w:asciiTheme="minorHAnsi" w:hAnsiTheme="minorHAnsi" w:cstheme="minorHAnsi"/>
+                <w:rFonts w:ascii="Bookman Old Style" w:hAnsi="Bookman Old Style" w:cstheme="minorHAnsi"/>
+                <w:sz w:val="22"/>
+                <w:szCs w:val="22"/>
+              </w:rPr>
+            </w:pPr>
+            <w:r>
+              <w:rPr>
+                <w:rFonts w:ascii="Bookman Old Style" w:hAnsi="Bookman Old Style" w:cstheme="minorHAnsi"/>
+                <w:sz w:val="22"/>
+                <w:szCs w:val="22"/>
+              </w:rPr>
+              <w:t xml:space="preserve">[Nama </w:t>
+            </w:r>
+            <w:proofErr w:type="spellStart"/>
+            <w:r>
+              <w:rPr>
+                <w:rFonts w:ascii="Bookman Old Style" w:hAnsi="Bookman Old Style" w:cstheme="minorHAnsi"/>
+                <w:sz w:val="22"/>
+                <w:szCs w:val="22"/>
+              </w:rPr>
+              <w:t>Perwakilan</w:t>
+            </w:r>
+            <w:proofErr w:type="spellEnd"/>
+            <w:r>
+              <w:rPr>
+                <w:rFonts w:ascii="Bookman Old Style" w:hAnsi="Bookman Old Style" w:cstheme="minorHAnsi"/>
+                <w:sz w:val="22"/>
+                <w:szCs w:val="22"/>
+              </w:rPr>
+              <w:t xml:space="preserve"> </w:t>
+            </w:r>
+            <w:r>
+              <w:rPr>
+                <w:rFonts w:ascii="Bookman Old Style" w:hAnsi="Bookman Old Style" w:cstheme="minorHAnsi"/>
+                <w:sz w:val="22"/>
+                <w:szCs w:val="22"/>
               </w:rPr>
               <w:t xml:space="preserve">PT. </w:t>
             </w:r>
-            <w:r>
-              <w:rPr>
-                <w:rFonts w:asciiTheme="minorHAnsi" w:hAnsiTheme="minorHAnsi" w:cstheme="minorHAnsi"/>
+            <w:proofErr w:type="gramStart"/>
+            <w:r>
+              <w:rPr>
+                <w:rFonts w:ascii="Bookman Old Style" w:hAnsi="Bookman Old Style" w:cstheme="minorHAnsi"/>
+                <w:sz w:val="22"/>
+                <w:szCs w:val="22"/>
               </w:rPr>
               <w:t>…..</w:t>
             </w:r>
-            <w:r>
-              <w:rPr>
-                <w:rFonts w:asciiTheme="minorHAnsi" w:hAnsiTheme="minorHAnsi" w:cstheme="minorHAnsi"/>
+            <w:proofErr w:type="gramEnd"/>
+            <w:r>
+              <w:rPr>
+                <w:rFonts w:ascii="Bookman Old Style" w:hAnsi="Bookman Old Style" w:cstheme="minorHAnsi"/>
+                <w:sz w:val="22"/>
+                <w:szCs w:val="22"/>
               </w:rPr>
               <w:t xml:space="preserve">], as [Position] of </w:t>
             </w:r>
             <w:r>
               <w:rPr>
-                <w:rFonts w:asciiTheme="minorHAnsi" w:hAnsiTheme="minorHAnsi" w:cstheme="minorHAnsi"/>
+                <w:rFonts w:ascii="Bookman Old Style" w:hAnsi="Bookman Old Style" w:cstheme="minorHAnsi"/>
+                <w:sz w:val="22"/>
+                <w:szCs w:val="22"/>
               </w:rPr>
               <w:t xml:space="preserve">PT. </w:t>
             </w:r>
             <w:r>
               <w:rPr>
-                <w:rFonts w:asciiTheme="minorHAnsi" w:hAnsiTheme="minorHAnsi" w:cstheme="minorHAnsi"/>
+                <w:rFonts w:ascii="Bookman Old Style" w:hAnsi="Bookman Old Style" w:cstheme="minorHAnsi"/>
+                <w:sz w:val="22"/>
+                <w:szCs w:val="22"/>
               </w:rPr>
               <w:t>…..</w:t>
             </w:r>
             <w:r>
               <w:rPr>
-                <w:rFonts w:asciiTheme="minorHAnsi" w:hAnsiTheme="minorHAnsi" w:cstheme="minorHAnsi"/>
+                <w:rFonts w:ascii="Bookman Old Style" w:hAnsi="Bookman Old Style" w:cstheme="minorHAnsi"/>
+                <w:sz w:val="22"/>
+                <w:szCs w:val="22"/>
               </w:rPr>
               <w:t xml:space="preserve">, acting for and on behalf of </w:t>
             </w:r>
             <w:r>
               <w:rPr>
-                <w:rFonts w:asciiTheme="minorHAnsi" w:hAnsiTheme="minorHAnsi" w:cstheme="minorHAnsi"/>
+                <w:rFonts w:ascii="Bookman Old Style" w:hAnsi="Bookman Old Style" w:cstheme="minorHAnsi"/>
+                <w:sz w:val="22"/>
+                <w:szCs w:val="22"/>
               </w:rPr>
               <w:t xml:space="preserve">PT. </w:t>
             </w:r>
             <w:r>
               <w:rPr>
-                <w:rFonts w:asciiTheme="minorHAnsi" w:hAnsiTheme="minorHAnsi" w:cstheme="minorHAnsi"/>
+                <w:rFonts w:ascii="Bookman Old Style" w:hAnsi="Bookman Old Style" w:cstheme="minorHAnsi"/>
+                <w:sz w:val="22"/>
+                <w:szCs w:val="22"/>
               </w:rPr>
               <w:t>……..</w:t>
             </w:r>
             <w:r>
               <w:rPr>
-                <w:rFonts w:asciiTheme="minorHAnsi" w:hAnsiTheme="minorHAnsi" w:cstheme="minorHAnsi"/>
+                <w:rFonts w:ascii="Bookman Old Style" w:hAnsi="Bookman Old Style" w:cstheme="minorHAnsi"/>
+                <w:sz w:val="22"/>
+                <w:szCs w:val="22"/>
               </w:rPr>
               <w:t xml:space="preserve">, located at [Address of </w:t>
             </w:r>
             <w:r>
               <w:rPr>
-                <w:rFonts w:asciiTheme="minorHAnsi" w:hAnsiTheme="minorHAnsi" w:cstheme="minorHAnsi"/>
+                <w:rFonts w:ascii="Bookman Old Style" w:hAnsi="Bookman Old Style" w:cstheme="minorHAnsi"/>
+                <w:sz w:val="22"/>
+                <w:szCs w:val="22"/>
               </w:rPr>
               <w:t>PT.</w:t>
             </w:r>
             <w:r>
               <w:rPr>
-                <w:rFonts w:asciiTheme="minorHAnsi" w:hAnsiTheme="minorHAnsi" w:cstheme="minorHAnsi"/>
+                <w:rFonts w:ascii="Bookman Old Style" w:hAnsi="Bookman Old Style" w:cstheme="minorHAnsi"/>
+                <w:sz w:val="22"/>
+                <w:szCs w:val="22"/>
               </w:rPr>
               <w:t>…….</w:t>
             </w:r>
             <w:r>
               <w:rPr>
-                <w:rFonts w:asciiTheme="minorHAnsi" w:hAnsiTheme="minorHAnsi" w:cstheme="minorHAnsi"/>
+                <w:rFonts w:ascii="Bookman Old Style" w:hAnsi="Bookman Old Style" w:cstheme="minorHAnsi"/>
+                <w:sz w:val="22"/>
+                <w:szCs w:val="22"/>
               </w:rPr>
               <w:t xml:space="preserve">, hereinafter referred to as the </w:t>
             </w:r>
             <w:r>
               <w:rPr>
-                <w:rFonts w:asciiTheme="minorHAnsi" w:hAnsiTheme="minorHAnsi" w:cstheme="minorHAnsi"/>
-                <w:b/>
-                <w:bCs/>
+                <w:rFonts w:ascii="Bookman Old Style" w:hAnsi="Bookman Old Style" w:cstheme="minorHAnsi"/>
+                <w:b/>
+                <w:bCs/>
+                <w:sz w:val="22"/>
+                <w:szCs w:val="22"/>
               </w:rPr>
               <w:t xml:space="preserve">SECOND PARTY </w:t>
             </w:r>
             <w:r>
               <w:rPr>
-                <w:rFonts w:asciiTheme="minorHAnsi" w:hAnsiTheme="minorHAnsi" w:cstheme="minorHAnsi"/>
+                <w:rFonts w:ascii="Bookman Old Style" w:hAnsi="Bookman Old Style" w:cstheme="minorHAnsi"/>
+                <w:sz w:val="22"/>
+                <w:szCs w:val="22"/>
               </w:rPr>
               <w:t>.</w:t>
             </w:r>
@@ -3604,10 +3559,8 @@
               <w:spacing w:after="0"/>
               <w:jc w:val="both"/>
               <w:rPr>
-                <w:rFonts w:asciiTheme="minorHAnsi" w:hAnsiTheme="minorHAnsi" w:cstheme="minorHAnsi"/>
-                <w:b/>
-                <w:sz w:val="24"/>
-                <w:szCs w:val="24"/>
+                <w:rFonts w:ascii="Bookman Old Style" w:hAnsi="Bookman Old Style" w:cstheme="minorHAnsi"/>
+                <w:b/>
                 <w:lang w:val="en-ID"/>
               </w:rPr>
             </w:pPr>
@@ -3617,68 +3570,68 @@
               <w:spacing w:after="0"/>
               <w:jc w:val="both"/>
               <w:rPr>
-                <w:rFonts w:asciiTheme="minorHAnsi" w:hAnsiTheme="minorHAnsi" w:cstheme="minorHAnsi"/>
-                <w:sz w:val="24"/>
-                <w:szCs w:val="24"/>
+                <w:rFonts w:ascii="Bookman Old Style" w:hAnsi="Bookman Old Style" w:cstheme="minorHAnsi"/>
                 <w:lang w:val="en-ID"/>
               </w:rPr>
             </w:pPr>
             <w:r>
               <w:rPr>
-                <w:rFonts w:asciiTheme="minorHAnsi" w:hAnsiTheme="minorHAnsi" w:cstheme="minorHAnsi"/>
-                <w:b/>
-                <w:sz w:val="24"/>
-                <w:szCs w:val="24"/>
+                <w:rFonts w:ascii="Bookman Old Style" w:hAnsi="Bookman Old Style" w:cstheme="minorHAnsi"/>
+                <w:b/>
                 <w:lang w:val="en-ID"/>
               </w:rPr>
               <w:t xml:space="preserve">FIRST PARTY </w:t>
             </w:r>
             <w:r>
               <w:rPr>
-                <w:rFonts w:asciiTheme="minorHAnsi" w:hAnsiTheme="minorHAnsi" w:cstheme="minorHAnsi"/>
-                <w:sz w:val="24"/>
-                <w:szCs w:val="24"/>
+                <w:rFonts w:ascii="Bookman Old Style" w:hAnsi="Bookman Old Style" w:cstheme="minorHAnsi"/>
                 <w:lang w:val="en-ID"/>
               </w:rPr>
               <w:t xml:space="preserve">and </w:t>
             </w:r>
             <w:r>
               <w:rPr>
-                <w:rFonts w:asciiTheme="minorHAnsi" w:hAnsiTheme="minorHAnsi" w:cstheme="minorHAnsi"/>
-                <w:b/>
-                <w:sz w:val="24"/>
-                <w:szCs w:val="24"/>
+                <w:rFonts w:ascii="Bookman Old Style" w:hAnsi="Bookman Old Style" w:cstheme="minorHAnsi"/>
+                <w:b/>
                 <w:lang w:val="en-ID"/>
               </w:rPr>
               <w:t xml:space="preserve">SECOND PARTY </w:t>
             </w:r>
             <w:r>
               <w:rPr>
-                <w:rFonts w:asciiTheme="minorHAnsi" w:hAnsiTheme="minorHAnsi" w:cstheme="minorHAnsi"/>
-                <w:sz w:val="24"/>
-                <w:szCs w:val="24"/>
+                <w:rFonts w:ascii="Bookman Old Style" w:hAnsi="Bookman Old Style" w:cstheme="minorHAnsi"/>
                 <w:lang w:val="en-ID"/>
               </w:rPr>
               <w:t xml:space="preserve">are herein after jointly referred to as </w:t>
             </w:r>
             <w:r>
               <w:rPr>
-                <w:rFonts w:asciiTheme="minorHAnsi" w:hAnsiTheme="minorHAnsi" w:cstheme="minorHAnsi"/>
-                <w:b/>
-                <w:sz w:val="24"/>
-                <w:szCs w:val="24"/>
+                <w:rFonts w:ascii="Bookman Old Style" w:hAnsi="Bookman Old Style" w:cstheme="minorHAnsi"/>
+                <w:b/>
                 <w:lang w:val="en-ID"/>
               </w:rPr>
               <w:t>“THE PARTIES”</w:t>
             </w:r>
             <w:r>
               <w:rPr>
-                <w:rFonts w:asciiTheme="minorHAnsi" w:hAnsiTheme="minorHAnsi" w:cstheme="minorHAnsi"/>
-                <w:sz w:val="24"/>
-                <w:szCs w:val="24"/>
+                <w:rFonts w:ascii="Bookman Old Style" w:hAnsi="Bookman Old Style" w:cstheme="minorHAnsi"/>
                 <w:lang w:val="en-ID"/>
               </w:rPr>
-              <w:t xml:space="preserve"> agreed to establish a Memorandum of Understanding in the framework of cooperation to Implement Human Resource Development, with the terms and conditions as follows:</w:t>
+              <w:t xml:space="preserve"> agreed to establish a Memorandum of Understanding in the framework of cooperation to Implement </w:t>
+            </w:r>
+            <w:r>
+              <w:rPr>
+                <w:rFonts w:ascii="Bookman Old Style" w:hAnsi="Bookman Old Style" w:cstheme="minorHAnsi"/>
+                <w:lang w:val="en-ID"/>
+              </w:rPr>
+              <w:t xml:space="preserve">of Education </w:t>
+            </w:r>
+            <w:r>
+              <w:rPr>
+                <w:rFonts w:ascii="Bookman Old Style" w:hAnsi="Bookman Old Style" w:cstheme="minorHAnsi"/>
+                <w:lang w:val="en-ID"/>
+              </w:rPr>
+              <w:t>Development, with the terms and conditions as follows:</w:t>
             </w:r>
           </w:p>
           <w:p>
@@ -3686,10 +3639,8 @@
               <w:spacing w:after="0"/>
               <w:jc w:val="center"/>
               <w:rPr>
-                <w:rFonts w:asciiTheme="minorHAnsi" w:hAnsiTheme="minorHAnsi" w:cstheme="minorHAnsi"/>
-                <w:b/>
-                <w:sz w:val="24"/>
-                <w:szCs w:val="24"/>
+                <w:rFonts w:ascii="Bookman Old Style" w:hAnsi="Bookman Old Style" w:cstheme="minorHAnsi"/>
+                <w:b/>
                 <w:lang w:val="en-ID"/>
               </w:rPr>
             </w:pPr>
@@ -3697,69 +3648,192 @@
           <w:p>
             <w:pPr>
               <w:spacing w:after="0"/>
+              <w:rPr>
+                <w:rFonts w:ascii="Bookman Old Style" w:hAnsi="Bookman Old Style" w:cstheme="minorHAnsi"/>
+                <w:b/>
+                <w:lang w:val="en-ID"/>
+              </w:rPr>
+            </w:pPr>
+          </w:p>
+          <w:p>
+            <w:pPr>
+              <w:spacing w:after="0"/>
               <w:jc w:val="center"/>
               <w:rPr>
-                <w:rFonts w:asciiTheme="minorHAnsi" w:hAnsiTheme="minorHAnsi" w:cstheme="minorHAnsi"/>
-                <w:b/>
-                <w:sz w:val="24"/>
-                <w:szCs w:val="24"/>
+                <w:rFonts w:ascii="Bookman Old Style" w:hAnsi="Bookman Old Style" w:cstheme="minorHAnsi"/>
+                <w:b/>
+              </w:rPr>
+            </w:pPr>
+            <w:r>
+              <w:rPr>
+                <w:rFonts w:ascii="Bookman Old Style" w:hAnsi="Bookman Old Style" w:cstheme="minorHAnsi"/>
+                <w:b/>
                 <w:lang w:val="en-ID"/>
               </w:rPr>
-            </w:pPr>
+              <w:t xml:space="preserve">ARTICLE </w:t>
+            </w:r>
+            <w:r>
+              <w:rPr>
+                <w:rFonts w:ascii="Bookman Old Style" w:hAnsi="Bookman Old Style" w:cstheme="minorHAnsi"/>
+                <w:b/>
+              </w:rPr>
+              <w:t>1</w:t>
+            </w:r>
           </w:p>
           <w:p>
             <w:pPr>
               <w:spacing w:after="0"/>
               <w:jc w:val="center"/>
               <w:rPr>
-                <w:rFonts w:asciiTheme="minorHAnsi" w:hAnsiTheme="minorHAnsi" w:cstheme="minorHAnsi"/>
-                <w:b/>
-                <w:sz w:val="24"/>
-                <w:szCs w:val="24"/>
-              </w:rPr>
-            </w:pPr>
-            <w:r>
-              <w:rPr>
-                <w:rFonts w:asciiTheme="minorHAnsi" w:hAnsiTheme="minorHAnsi" w:cstheme="minorHAnsi"/>
-                <w:b/>
-                <w:sz w:val="24"/>
-                <w:szCs w:val="24"/>
+                <w:rFonts w:ascii="Bookman Old Style" w:hAnsi="Bookman Old Style" w:cstheme="minorHAnsi"/>
+                <w:b/>
                 <w:lang w:val="en-ID"/>
               </w:rPr>
+            </w:pPr>
+            <w:r>
+              <w:rPr>
+                <w:rFonts w:ascii="Bookman Old Style" w:hAnsi="Bookman Old Style" w:cstheme="minorHAnsi"/>
+                <w:b/>
+                <w:lang w:val="en-ID"/>
+              </w:rPr>
+              <w:t>BASIC PRINCIPLE AND OBJECTIVE</w:t>
+            </w:r>
+          </w:p>
+          <w:p>
+            <w:pPr>
+              <w:spacing w:after="0"/>
+              <w:jc w:val="both"/>
+              <w:rPr>
+                <w:rFonts w:ascii="Bookman Old Style" w:hAnsi="Bookman Old Style" w:cstheme="minorHAnsi"/>
+                <w:lang w:val="en-US"/>
+              </w:rPr>
+            </w:pPr>
+            <w:r>
+              <w:rPr>
+                <w:rFonts w:ascii="Bookman Old Style" w:hAnsi="Bookman Old Style" w:cstheme="minorHAnsi"/>
+                <w:lang w:val="en-US"/>
+              </w:rPr>
+              <w:t xml:space="preserve">Based on the regulations and laws that apply to the </w:t>
+            </w:r>
+            <w:r>
+              <w:rPr>
+                <w:rFonts w:ascii="Bookman Old Style" w:hAnsi="Bookman Old Style" w:cstheme="minorHAnsi"/>
+                <w:b/>
+                <w:bCs/>
+                <w:lang w:val="en-US"/>
+              </w:rPr>
+              <w:t>PARTIES</w:t>
+            </w:r>
+            <w:r>
+              <w:rPr>
+                <w:rFonts w:ascii="Bookman Old Style" w:hAnsi="Bookman Old Style" w:cstheme="minorHAnsi"/>
+                <w:lang w:val="en-US"/>
+              </w:rPr>
+              <w:t xml:space="preserve">, this Memorandum of Understanding was made in order to develop </w:t>
+            </w:r>
+            <w:r>
+              <w:rPr>
+                <w:rFonts w:ascii="Bookman Old Style" w:hAnsi="Bookman Old Style" w:cstheme="minorHAnsi"/>
+                <w:lang w:val="en-US"/>
+              </w:rPr>
               <w:lastRenderedPageBreak/>
-              <w:t xml:space="preserve">Article </w:t>
-            </w:r>
-            <w:r>
-              <w:rPr>
-                <w:rFonts w:asciiTheme="minorHAnsi" w:hAnsiTheme="minorHAnsi" w:cstheme="minorHAnsi"/>
-                <w:b/>
-                <w:sz w:val="24"/>
-                <w:szCs w:val="24"/>
-              </w:rPr>
-              <w:t>1</w:t>
-            </w:r>
+              <w:t xml:space="preserve">the quality of </w:t>
+            </w:r>
+            <w:r>
+              <w:rPr>
+                <w:rFonts w:ascii="Bookman Old Style" w:hAnsi="Bookman Old Style" w:cstheme="minorHAnsi"/>
+                <w:lang w:val="en-US"/>
+              </w:rPr>
+              <w:t>education</w:t>
+            </w:r>
+            <w:r>
+              <w:rPr>
+                <w:rFonts w:ascii="Bookman Old Style" w:hAnsi="Bookman Old Style" w:cstheme="minorHAnsi"/>
+                <w:lang w:val="en-US"/>
+              </w:rPr>
+              <w:t xml:space="preserve"> to support the competitiveness of the industry in </w:t>
+            </w:r>
+            <w:proofErr w:type="spellStart"/>
+            <w:r>
+              <w:rPr>
+                <w:rFonts w:ascii="Bookman Old Style" w:hAnsi="Bookman Old Style" w:cstheme="minorHAnsi"/>
+                <w:lang w:val="en-US"/>
+              </w:rPr>
+              <w:t>Batam</w:t>
+            </w:r>
+            <w:proofErr w:type="spellEnd"/>
+            <w:r>
+              <w:rPr>
+                <w:rFonts w:ascii="Bookman Old Style" w:hAnsi="Bookman Old Style" w:cstheme="minorHAnsi"/>
+                <w:lang w:val="en-US"/>
+              </w:rPr>
+              <w:t>.</w:t>
+            </w:r>
+          </w:p>
+          <w:p>
+            <w:pPr>
+              <w:spacing w:after="0"/>
+              <w:rPr>
+                <w:rFonts w:ascii="Bookman Old Style" w:hAnsi="Bookman Old Style" w:cstheme="minorBidi"/>
+                <w:b/>
+                <w:bCs/>
+                <w:lang w:val="en-ID"/>
+              </w:rPr>
+            </w:pPr>
+          </w:p>
+          <w:p>
+            <w:pPr>
+              <w:spacing w:after="0"/>
+              <w:rPr>
+                <w:rFonts w:ascii="Bookman Old Style" w:hAnsi="Bookman Old Style" w:cstheme="minorBidi"/>
+                <w:b/>
+                <w:bCs/>
+                <w:lang w:val="en-ID"/>
+              </w:rPr>
+            </w:pPr>
           </w:p>
           <w:p>
             <w:pPr>
               <w:spacing w:after="0"/>
               <w:jc w:val="center"/>
               <w:rPr>
-                <w:rFonts w:asciiTheme="minorHAnsi" w:hAnsiTheme="minorHAnsi" w:cstheme="minorHAnsi"/>
-                <w:b/>
-                <w:sz w:val="24"/>
-                <w:szCs w:val="24"/>
+                <w:rFonts w:ascii="Bookman Old Style" w:hAnsi="Bookman Old Style" w:cstheme="minorHAnsi"/>
+                <w:b/>
+              </w:rPr>
+            </w:pPr>
+            <w:r>
+              <w:rPr>
+                <w:rFonts w:ascii="Bookman Old Style" w:hAnsi="Bookman Old Style" w:cstheme="minorHAnsi"/>
+                <w:b/>
                 <w:lang w:val="en-ID"/>
               </w:rPr>
-            </w:pPr>
-            <w:r>
-              <w:rPr>
-                <w:rFonts w:asciiTheme="minorHAnsi" w:hAnsiTheme="minorHAnsi" w:cstheme="minorHAnsi"/>
-                <w:b/>
-                <w:sz w:val="24"/>
-                <w:szCs w:val="24"/>
+              <w:t>ARTICLE</w:t>
+            </w:r>
+            <w:r>
+              <w:rPr>
+                <w:rFonts w:ascii="Bookman Old Style" w:hAnsi="Bookman Old Style" w:cstheme="minorHAnsi"/>
+                <w:b/>
+              </w:rPr>
+              <w:t xml:space="preserve"> 2</w:t>
+            </w:r>
+          </w:p>
+          <w:p>
+            <w:pPr>
+              <w:spacing w:after="0"/>
+              <w:jc w:val="center"/>
+              <w:rPr>
+                <w:rFonts w:ascii="Bookman Old Style" w:hAnsi="Bookman Old Style" w:cstheme="minorHAnsi"/>
+                <w:b/>
                 <w:lang w:val="en-ID"/>
               </w:rPr>
-              <w:t>BASIC PRINCIPLE AND OBJECTIVE</w:t>
+            </w:pPr>
+            <w:r>
+              <w:rPr>
+                <w:rFonts w:ascii="Bookman Old Style" w:hAnsi="Bookman Old Style" w:cstheme="minorHAnsi"/>
+                <w:b/>
+                <w:lang w:val="en-ID"/>
+              </w:rPr>
+              <w:t>SCOPE</w:t>
             </w:r>
           </w:p>
           <w:p>
@@ -3767,140 +3841,30 @@
               <w:spacing w:after="0"/>
               <w:jc w:val="both"/>
               <w:rPr>
-                <w:rFonts w:asciiTheme="minorHAnsi" w:hAnsiTheme="minorHAnsi" w:cstheme="minorHAnsi"/>
-                <w:sz w:val="24"/>
-                <w:szCs w:val="24"/>
-                <w:lang w:val="en-US"/>
-              </w:rPr>
-            </w:pPr>
-            <w:r>
-              <w:rPr>
-                <w:rFonts w:asciiTheme="minorHAnsi" w:hAnsiTheme="minorHAnsi" w:cstheme="minorHAnsi"/>
-                <w:sz w:val="24"/>
-                <w:szCs w:val="24"/>
-                <w:lang w:val="en-US"/>
-              </w:rPr>
-              <w:t xml:space="preserve">Based on the regulations and laws that apply to the </w:t>
-            </w:r>
-            <w:r>
-              <w:rPr>
-                <w:rFonts w:asciiTheme="minorHAnsi" w:hAnsiTheme="minorHAnsi" w:cstheme="minorHAnsi"/>
-                <w:b/>
-                <w:bCs/>
-                <w:sz w:val="24"/>
-                <w:szCs w:val="24"/>
-                <w:lang w:val="en-US"/>
-              </w:rPr>
-              <w:t>PARTIES</w:t>
-            </w:r>
-            <w:r>
-              <w:rPr>
-                <w:rFonts w:asciiTheme="minorHAnsi" w:hAnsiTheme="minorHAnsi" w:cstheme="minorHAnsi"/>
-                <w:sz w:val="24"/>
-                <w:szCs w:val="24"/>
-                <w:lang w:val="en-US"/>
-              </w:rPr>
-              <w:t>, this Memorandum of Understanding was made in order to develop the quality of human resources to support the competitiveness of the industry in Batam.</w:t>
-            </w:r>
-          </w:p>
-          <w:p>
-            <w:pPr>
-              <w:spacing w:after="0"/>
-              <w:jc w:val="both"/>
-              <w:rPr>
-                <w:rFonts w:asciiTheme="minorHAnsi" w:hAnsiTheme="minorHAnsi" w:cstheme="minorHAnsi"/>
-                <w:sz w:val="24"/>
-                <w:szCs w:val="24"/>
-                <w:lang w:val="en-US"/>
-              </w:rPr>
-            </w:pPr>
-          </w:p>
-          <w:p>
-            <w:pPr>
-              <w:spacing w:after="0"/>
-              <w:jc w:val="center"/>
-              <w:rPr>
-                <w:rFonts w:asciiTheme="minorHAnsi" w:hAnsiTheme="minorHAnsi" w:cstheme="minorHAnsi"/>
-                <w:b/>
-                <w:sz w:val="24"/>
-                <w:szCs w:val="24"/>
+                <w:rFonts w:ascii="Bookman Old Style" w:hAnsi="Bookman Old Style" w:cstheme="minorHAnsi"/>
                 <w:lang w:val="en-ID"/>
               </w:rPr>
             </w:pPr>
-          </w:p>
-          <w:p>
-            <w:pPr>
-              <w:spacing w:after="0"/>
-              <w:jc w:val="center"/>
-              <w:rPr>
-                <w:rFonts w:asciiTheme="minorHAnsi" w:hAnsiTheme="minorHAnsi" w:cstheme="minorHAnsi"/>
-                <w:b/>
-                <w:sz w:val="24"/>
-                <w:szCs w:val="24"/>
-              </w:rPr>
-            </w:pPr>
-            <w:r>
-              <w:rPr>
-                <w:rFonts w:asciiTheme="minorHAnsi" w:hAnsiTheme="minorHAnsi" w:cstheme="minorHAnsi"/>
-                <w:b/>
-                <w:sz w:val="24"/>
-                <w:szCs w:val="24"/>
+            <w:r>
+              <w:rPr>
+                <w:rFonts w:ascii="Bookman Old Style" w:hAnsi="Bookman Old Style" w:cstheme="minorHAnsi"/>
                 <w:lang w:val="en-ID"/>
               </w:rPr>
-              <w:t>Article</w:t>
-            </w:r>
-            <w:r>
-              <w:rPr>
-                <w:rFonts w:asciiTheme="minorHAnsi" w:hAnsiTheme="minorHAnsi" w:cstheme="minorHAnsi"/>
-                <w:b/>
-                <w:sz w:val="24"/>
-                <w:szCs w:val="24"/>
-              </w:rPr>
-              <w:t xml:space="preserve"> 2</w:t>
-            </w:r>
-          </w:p>
-          <w:p>
-            <w:pPr>
-              <w:spacing w:after="0"/>
-              <w:jc w:val="center"/>
-              <w:rPr>
-                <w:rFonts w:asciiTheme="minorHAnsi" w:hAnsiTheme="minorHAnsi" w:cstheme="minorHAnsi"/>
-                <w:b/>
-                <w:sz w:val="24"/>
-                <w:szCs w:val="24"/>
+              <w:t xml:space="preserve">The scope of this memorandum of understanding is a collaboration in the implementation of </w:t>
+            </w:r>
+            <w:r>
+              <w:rPr>
+                <w:rFonts w:ascii="Bookman Old Style" w:hAnsi="Bookman Old Style" w:cstheme="minorHAnsi"/>
                 <w:lang w:val="en-ID"/>
               </w:rPr>
-            </w:pPr>
-            <w:r>
-              <w:rPr>
-                <w:rFonts w:asciiTheme="minorHAnsi" w:hAnsiTheme="minorHAnsi" w:cstheme="minorHAnsi"/>
-                <w:b/>
-                <w:sz w:val="24"/>
-                <w:szCs w:val="24"/>
+              <w:t>education</w:t>
+            </w:r>
+            <w:r>
+              <w:rPr>
+                <w:rFonts w:ascii="Bookman Old Style" w:hAnsi="Bookman Old Style" w:cstheme="minorHAnsi"/>
                 <w:lang w:val="en-ID"/>
               </w:rPr>
-              <w:t>SCOPE</w:t>
-            </w:r>
-          </w:p>
-          <w:p>
-            <w:pPr>
-              <w:spacing w:after="0"/>
-              <w:jc w:val="both"/>
-              <w:rPr>
-                <w:rFonts w:asciiTheme="minorHAnsi" w:hAnsiTheme="minorHAnsi" w:cstheme="minorHAnsi"/>
-                <w:sz w:val="24"/>
-                <w:szCs w:val="24"/>
-                <w:lang w:val="en-ID"/>
-              </w:rPr>
-            </w:pPr>
-            <w:r>
-              <w:rPr>
-                <w:rFonts w:asciiTheme="minorHAnsi" w:hAnsiTheme="minorHAnsi" w:cstheme="minorHAnsi"/>
-                <w:sz w:val="24"/>
-                <w:szCs w:val="24"/>
-                <w:lang w:val="en-ID"/>
-              </w:rPr>
-              <w:t>The scope of this memorandum of understanding is a collaboration in the implementation of human resource development, as follows:</w:t>
+              <w:t xml:space="preserve"> development, as follows:</w:t>
             </w:r>
           </w:p>
           <w:p>
@@ -3911,19 +3875,16 @@
                 <w:numId w:val="10"/>
               </w:numPr>
               <w:spacing w:after="100" w:afterAutospacing="1" w:line="240" w:lineRule="auto"/>
+              <w:ind w:left="474" w:hanging="426"/>
               <w:jc w:val="both"/>
               <w:rPr>
-                <w:rFonts w:asciiTheme="minorHAnsi" w:eastAsia="Times New Roman" w:hAnsiTheme="minorHAnsi" w:cstheme="minorHAnsi"/>
-                <w:sz w:val="24"/>
-                <w:szCs w:val="24"/>
+                <w:rFonts w:ascii="Bookman Old Style" w:eastAsia="Times New Roman" w:hAnsi="Bookman Old Style" w:cstheme="minorHAnsi"/>
                 <w:lang w:val="en-ID" w:eastAsia="en-ID"/>
               </w:rPr>
             </w:pPr>
             <w:r>
               <w:rPr>
-                <w:rFonts w:asciiTheme="minorHAnsi" w:eastAsia="Times New Roman" w:hAnsiTheme="minorHAnsi" w:cstheme="minorHAnsi"/>
-                <w:sz w:val="24"/>
-                <w:szCs w:val="24"/>
+                <w:rFonts w:ascii="Bookman Old Style" w:eastAsia="Times New Roman" w:hAnsi="Bookman Old Style" w:cstheme="minorHAnsi"/>
                 <w:lang w:val="en-ID" w:eastAsia="en-ID"/>
               </w:rPr>
               <w:t>Internship program with a duration of at least one full semester;</w:t>
@@ -3937,22 +3898,35 @@
                 <w:numId w:val="10"/>
               </w:numPr>
               <w:spacing w:before="100" w:beforeAutospacing="1" w:after="100" w:afterAutospacing="1" w:line="240" w:lineRule="auto"/>
+              <w:ind w:left="474" w:hanging="426"/>
               <w:jc w:val="both"/>
               <w:rPr>
-                <w:rFonts w:asciiTheme="minorHAnsi" w:eastAsia="Times New Roman" w:hAnsiTheme="minorHAnsi" w:cstheme="minorHAnsi"/>
-                <w:sz w:val="24"/>
-                <w:szCs w:val="24"/>
+                <w:rFonts w:ascii="Bookman Old Style" w:eastAsia="Times New Roman" w:hAnsi="Bookman Old Style" w:cstheme="minorHAnsi"/>
                 <w:lang w:val="en-ID" w:eastAsia="en-ID"/>
               </w:rPr>
             </w:pPr>
             <w:r>
               <w:rPr>
-                <w:rFonts w:asciiTheme="minorHAnsi" w:eastAsia="Times New Roman" w:hAnsiTheme="minorHAnsi" w:cstheme="minorHAnsi"/>
-                <w:sz w:val="24"/>
-                <w:szCs w:val="24"/>
+                <w:rFonts w:ascii="Bookman Old Style" w:eastAsia="Times New Roman" w:hAnsi="Bookman Old Style" w:cstheme="minorHAnsi"/>
                 <w:lang w:val="en-ID" w:eastAsia="en-ID"/>
               </w:rPr>
-              <w:t>Employment opportunities for Polibatam graduates;</w:t>
+              <w:t xml:space="preserve">Employment opportunities for </w:t>
+            </w:r>
+            <w:proofErr w:type="spellStart"/>
+            <w:r>
+              <w:rPr>
+                <w:rFonts w:ascii="Bookman Old Style" w:eastAsia="Times New Roman" w:hAnsi="Bookman Old Style" w:cstheme="minorHAnsi"/>
+                <w:lang w:val="en-ID" w:eastAsia="en-ID"/>
+              </w:rPr>
+              <w:t>Polibatam</w:t>
+            </w:r>
+            <w:proofErr w:type="spellEnd"/>
+            <w:r>
+              <w:rPr>
+                <w:rFonts w:ascii="Bookman Old Style" w:eastAsia="Times New Roman" w:hAnsi="Bookman Old Style" w:cstheme="minorHAnsi"/>
+                <w:lang w:val="en-ID" w:eastAsia="en-ID"/>
+              </w:rPr>
+              <w:t xml:space="preserve"> graduates;</w:t>
             </w:r>
           </w:p>
           <w:p>
@@ -3963,19 +3937,16 @@
                 <w:numId w:val="10"/>
               </w:numPr>
               <w:spacing w:before="100" w:beforeAutospacing="1" w:after="100" w:afterAutospacing="1" w:line="240" w:lineRule="auto"/>
+              <w:ind w:left="474" w:hanging="426"/>
               <w:jc w:val="both"/>
               <w:rPr>
-                <w:rFonts w:asciiTheme="minorHAnsi" w:eastAsia="Times New Roman" w:hAnsiTheme="minorHAnsi" w:cstheme="minorHAnsi"/>
-                <w:sz w:val="24"/>
-                <w:szCs w:val="24"/>
+                <w:rFonts w:ascii="Bookman Old Style" w:eastAsia="Times New Roman" w:hAnsi="Bookman Old Style" w:cstheme="minorHAnsi"/>
                 <w:lang w:val="en-ID" w:eastAsia="en-ID"/>
               </w:rPr>
             </w:pPr>
             <w:r>
               <w:rPr>
-                <w:rFonts w:asciiTheme="minorHAnsi" w:eastAsia="Times New Roman" w:hAnsiTheme="minorHAnsi" w:cstheme="minorHAnsi"/>
-                <w:sz w:val="24"/>
-                <w:szCs w:val="24"/>
+                <w:rFonts w:ascii="Bookman Old Style" w:eastAsia="Times New Roman" w:hAnsi="Bookman Old Style" w:cstheme="minorHAnsi"/>
                 <w:lang w:val="en-ID" w:eastAsia="en-ID"/>
               </w:rPr>
               <w:t>Scholarship provision for students who meet the criteria agreed upon by the Parties;</w:t>
@@ -3989,19 +3960,16 @@
                 <w:numId w:val="10"/>
               </w:numPr>
               <w:spacing w:before="100" w:beforeAutospacing="1" w:after="100" w:afterAutospacing="1" w:line="240" w:lineRule="auto"/>
+              <w:ind w:left="474" w:hanging="426"/>
               <w:jc w:val="both"/>
               <w:rPr>
-                <w:rFonts w:asciiTheme="minorHAnsi" w:eastAsia="Times New Roman" w:hAnsiTheme="minorHAnsi" w:cstheme="minorHAnsi"/>
-                <w:sz w:val="24"/>
-                <w:szCs w:val="24"/>
+                <w:rFonts w:ascii="Bookman Old Style" w:eastAsia="Times New Roman" w:hAnsi="Bookman Old Style" w:cstheme="minorHAnsi"/>
                 <w:lang w:val="en-ID" w:eastAsia="en-ID"/>
               </w:rPr>
             </w:pPr>
             <w:r>
               <w:rPr>
-                <w:rFonts w:asciiTheme="minorHAnsi" w:eastAsia="Times New Roman" w:hAnsiTheme="minorHAnsi" w:cstheme="minorHAnsi"/>
-                <w:sz w:val="24"/>
-                <w:szCs w:val="24"/>
+                <w:rFonts w:ascii="Bookman Old Style" w:eastAsia="Times New Roman" w:hAnsi="Bookman Old Style" w:cstheme="minorHAnsi"/>
                 <w:lang w:val="en-ID" w:eastAsia="en-ID"/>
               </w:rPr>
               <w:t>Joint curriculum development (learning outcomes, content, and methods);</w:t>
@@ -4015,19 +3983,16 @@
                 <w:numId w:val="10"/>
               </w:numPr>
               <w:spacing w:before="100" w:beforeAutospacing="1" w:after="100" w:afterAutospacing="1" w:line="240" w:lineRule="auto"/>
+              <w:ind w:left="474" w:hanging="426"/>
               <w:jc w:val="both"/>
               <w:rPr>
-                <w:rFonts w:asciiTheme="minorHAnsi" w:eastAsia="Times New Roman" w:hAnsiTheme="minorHAnsi" w:cstheme="minorHAnsi"/>
-                <w:sz w:val="24"/>
-                <w:szCs w:val="24"/>
+                <w:rFonts w:ascii="Bookman Old Style" w:eastAsia="Times New Roman" w:hAnsi="Bookman Old Style" w:cstheme="minorHAnsi"/>
                 <w:lang w:val="en-ID" w:eastAsia="en-ID"/>
               </w:rPr>
             </w:pPr>
             <w:r>
               <w:rPr>
-                <w:rFonts w:asciiTheme="minorHAnsi" w:eastAsia="Times New Roman" w:hAnsiTheme="minorHAnsi" w:cstheme="minorHAnsi"/>
-                <w:sz w:val="24"/>
-                <w:szCs w:val="24"/>
+                <w:rFonts w:ascii="Bookman Old Style" w:eastAsia="Times New Roman" w:hAnsi="Bookman Old Style" w:cstheme="minorHAnsi"/>
                 <w:lang w:val="en-ID" w:eastAsia="en-ID"/>
               </w:rPr>
               <w:t>Provision of project-based learning (PBL);</w:t>
@@ -4041,19 +4006,16 @@
                 <w:numId w:val="10"/>
               </w:numPr>
               <w:spacing w:before="100" w:beforeAutospacing="1" w:after="100" w:afterAutospacing="1" w:line="240" w:lineRule="auto"/>
+              <w:ind w:left="474" w:hanging="426"/>
               <w:jc w:val="both"/>
               <w:rPr>
-                <w:rFonts w:asciiTheme="minorHAnsi" w:eastAsia="Times New Roman" w:hAnsiTheme="minorHAnsi" w:cstheme="minorHAnsi"/>
-                <w:sz w:val="24"/>
-                <w:szCs w:val="24"/>
+                <w:rFonts w:ascii="Bookman Old Style" w:eastAsia="Times New Roman" w:hAnsi="Bookman Old Style" w:cstheme="minorHAnsi"/>
                 <w:lang w:val="en-ID" w:eastAsia="en-ID"/>
               </w:rPr>
             </w:pPr>
             <w:r>
               <w:rPr>
-                <w:rFonts w:asciiTheme="minorHAnsi" w:eastAsia="Times New Roman" w:hAnsiTheme="minorHAnsi" w:cstheme="minorHAnsi"/>
-                <w:sz w:val="24"/>
-                <w:szCs w:val="24"/>
+                <w:rFonts w:ascii="Bookman Old Style" w:eastAsia="Times New Roman" w:hAnsi="Bookman Old Style" w:cstheme="minorHAnsi"/>
                 <w:lang w:val="en-ID" w:eastAsia="en-ID"/>
               </w:rPr>
               <w:t>Learning activities involving guest lecturers from industry practitioners;</w:t>
@@ -4067,19 +4029,16 @@
                 <w:numId w:val="10"/>
               </w:numPr>
               <w:spacing w:before="100" w:beforeAutospacing="1" w:after="100" w:afterAutospacing="1" w:line="240" w:lineRule="auto"/>
+              <w:ind w:left="474" w:hanging="426"/>
               <w:jc w:val="both"/>
               <w:rPr>
-                <w:rFonts w:asciiTheme="minorHAnsi" w:eastAsia="Times New Roman" w:hAnsiTheme="minorHAnsi" w:cstheme="minorHAnsi"/>
-                <w:sz w:val="24"/>
-                <w:szCs w:val="24"/>
+                <w:rFonts w:ascii="Bookman Old Style" w:eastAsia="Times New Roman" w:hAnsi="Bookman Old Style" w:cstheme="minorHAnsi"/>
                 <w:lang w:val="en-ID" w:eastAsia="en-ID"/>
               </w:rPr>
             </w:pPr>
             <w:r>
               <w:rPr>
-                <w:rFonts w:asciiTheme="minorHAnsi" w:eastAsia="Times New Roman" w:hAnsiTheme="minorHAnsi" w:cstheme="minorHAnsi"/>
-                <w:sz w:val="24"/>
-                <w:szCs w:val="24"/>
+                <w:rFonts w:ascii="Bookman Old Style" w:eastAsia="Times New Roman" w:hAnsi="Bookman Old Style" w:cstheme="minorHAnsi"/>
                 <w:lang w:val="en-ID" w:eastAsia="en-ID"/>
               </w:rPr>
               <w:t>Upskilling and reskilling training for lecturers/instructors;</w:t>
@@ -4093,19 +4052,16 @@
                 <w:numId w:val="10"/>
               </w:numPr>
               <w:spacing w:before="100" w:beforeAutospacing="1" w:after="100" w:afterAutospacing="1" w:line="240" w:lineRule="auto"/>
+              <w:ind w:left="474" w:hanging="426"/>
               <w:jc w:val="both"/>
               <w:rPr>
-                <w:rFonts w:asciiTheme="minorHAnsi" w:eastAsia="Times New Roman" w:hAnsiTheme="minorHAnsi" w:cstheme="minorHAnsi"/>
-                <w:sz w:val="24"/>
-                <w:szCs w:val="24"/>
+                <w:rFonts w:ascii="Bookman Old Style" w:eastAsia="Times New Roman" w:hAnsi="Bookman Old Style" w:cstheme="minorHAnsi"/>
                 <w:lang w:val="en-ID" w:eastAsia="en-ID"/>
               </w:rPr>
             </w:pPr>
             <w:r>
               <w:rPr>
-                <w:rFonts w:asciiTheme="minorHAnsi" w:eastAsia="Times New Roman" w:hAnsiTheme="minorHAnsi" w:cstheme="minorHAnsi"/>
-                <w:sz w:val="24"/>
-                <w:szCs w:val="24"/>
+                <w:rFonts w:ascii="Bookman Old Style" w:eastAsia="Times New Roman" w:hAnsi="Bookman Old Style" w:cstheme="minorHAnsi"/>
                 <w:lang w:val="en-ID" w:eastAsia="en-ID"/>
               </w:rPr>
               <w:t>Resource sharing of educational and training facilities and infrastructure;</w:t>
@@ -4119,19 +4075,16 @@
                 <w:numId w:val="10"/>
               </w:numPr>
               <w:spacing w:before="100" w:beforeAutospacing="1" w:after="100" w:afterAutospacing="1" w:line="240" w:lineRule="auto"/>
+              <w:ind w:left="474" w:hanging="426"/>
               <w:jc w:val="both"/>
               <w:rPr>
-                <w:rFonts w:asciiTheme="minorHAnsi" w:eastAsia="Times New Roman" w:hAnsiTheme="minorHAnsi" w:cstheme="minorHAnsi"/>
-                <w:sz w:val="24"/>
-                <w:szCs w:val="24"/>
+                <w:rFonts w:ascii="Bookman Old Style" w:eastAsia="Times New Roman" w:hAnsi="Bookman Old Style" w:cstheme="minorHAnsi"/>
                 <w:lang w:val="en-ID" w:eastAsia="en-ID"/>
               </w:rPr>
             </w:pPr>
             <w:r>
               <w:rPr>
-                <w:rFonts w:asciiTheme="minorHAnsi" w:eastAsia="Times New Roman" w:hAnsiTheme="minorHAnsi" w:cstheme="minorHAnsi"/>
-                <w:sz w:val="24"/>
-                <w:szCs w:val="24"/>
+                <w:rFonts w:ascii="Bookman Old Style" w:eastAsia="Times New Roman" w:hAnsi="Bookman Old Style" w:cstheme="minorHAnsi"/>
                 <w:lang w:val="en-ID" w:eastAsia="en-ID"/>
               </w:rPr>
               <w:t>Implementation of teaching factory (TEFA);</w:t>
@@ -4145,19 +4098,16 @@
                 <w:numId w:val="10"/>
               </w:numPr>
               <w:spacing w:before="100" w:beforeAutospacing="1" w:after="100" w:afterAutospacing="1" w:line="240" w:lineRule="auto"/>
+              <w:ind w:left="474" w:hanging="426"/>
               <w:jc w:val="both"/>
               <w:rPr>
-                <w:rFonts w:asciiTheme="minorHAnsi" w:eastAsia="Times New Roman" w:hAnsiTheme="minorHAnsi" w:cstheme="minorHAnsi"/>
-                <w:sz w:val="24"/>
-                <w:szCs w:val="24"/>
+                <w:rFonts w:ascii="Bookman Old Style" w:eastAsia="Times New Roman" w:hAnsi="Bookman Old Style" w:cstheme="minorHAnsi"/>
                 <w:lang w:val="en-ID" w:eastAsia="en-ID"/>
               </w:rPr>
             </w:pPr>
             <w:r>
               <w:rPr>
-                <w:rFonts w:asciiTheme="minorHAnsi" w:eastAsia="Times New Roman" w:hAnsiTheme="minorHAnsi" w:cstheme="minorHAnsi"/>
-                <w:sz w:val="24"/>
-                <w:szCs w:val="24"/>
+                <w:rFonts w:ascii="Bookman Old Style" w:eastAsia="Times New Roman" w:hAnsi="Bookman Old Style" w:cstheme="minorHAnsi"/>
                 <w:lang w:val="en-ID" w:eastAsia="en-ID"/>
               </w:rPr>
               <w:t>Double degree or joint degree programs;</w:t>
@@ -4171,22 +4121,35 @@
                 <w:numId w:val="10"/>
               </w:numPr>
               <w:spacing w:before="100" w:beforeAutospacing="1" w:after="100" w:afterAutospacing="1" w:line="240" w:lineRule="auto"/>
+              <w:ind w:left="474" w:hanging="426"/>
               <w:jc w:val="both"/>
               <w:rPr>
-                <w:rFonts w:asciiTheme="minorHAnsi" w:eastAsia="Times New Roman" w:hAnsiTheme="minorHAnsi" w:cstheme="minorHAnsi"/>
-                <w:sz w:val="24"/>
-                <w:szCs w:val="24"/>
+                <w:rFonts w:ascii="Bookman Old Style" w:eastAsia="Times New Roman" w:hAnsi="Bookman Old Style" w:cstheme="minorHAnsi"/>
                 <w:lang w:val="en-ID" w:eastAsia="en-ID"/>
               </w:rPr>
             </w:pPr>
             <w:r>
               <w:rPr>
-                <w:rFonts w:asciiTheme="minorHAnsi" w:eastAsia="Times New Roman" w:hAnsiTheme="minorHAnsi" w:cstheme="minorHAnsi"/>
-                <w:sz w:val="24"/>
-                <w:szCs w:val="24"/>
+                <w:rFonts w:ascii="Bookman Old Style" w:eastAsia="Times New Roman" w:hAnsi="Bookman Old Style" w:cstheme="minorHAnsi"/>
                 <w:lang w:val="en-ID" w:eastAsia="en-ID"/>
               </w:rPr>
-              <w:t>Other tridharma (three pillars of higher education) activities as agreed by the Parties.</w:t>
+              <w:t xml:space="preserve">Other </w:t>
+            </w:r>
+            <w:proofErr w:type="spellStart"/>
+            <w:r>
+              <w:rPr>
+                <w:rFonts w:ascii="Bookman Old Style" w:eastAsia="Times New Roman" w:hAnsi="Bookman Old Style" w:cstheme="minorHAnsi"/>
+                <w:lang w:val="en-ID" w:eastAsia="en-ID"/>
+              </w:rPr>
+              <w:t>tridharma</w:t>
+            </w:r>
+            <w:proofErr w:type="spellEnd"/>
+            <w:r>
+              <w:rPr>
+                <w:rFonts w:ascii="Bookman Old Style" w:eastAsia="Times New Roman" w:hAnsi="Bookman Old Style" w:cstheme="minorHAnsi"/>
+                <w:lang w:val="en-ID" w:eastAsia="en-ID"/>
+              </w:rPr>
+              <w:t xml:space="preserve"> (three pillars of higher education) activities as agreed by the Parties.</w:t>
             </w:r>
           </w:p>
           <w:p>
@@ -4194,10 +4157,8 @@
               <w:spacing w:after="0"/>
               <w:jc w:val="center"/>
               <w:rPr>
-                <w:rFonts w:asciiTheme="minorHAnsi" w:hAnsiTheme="minorHAnsi" w:cstheme="minorHAnsi"/>
-                <w:b/>
-                <w:sz w:val="24"/>
-                <w:szCs w:val="24"/>
+                <w:rFonts w:ascii="Bookman Old Style" w:hAnsi="Bookman Old Style" w:cstheme="minorHAnsi"/>
+                <w:b/>
                 <w:lang w:val="en-ID"/>
               </w:rPr>
             </w:pPr>
@@ -4206,10 +4167,8 @@
             <w:pPr>
               <w:spacing w:after="0"/>
               <w:rPr>
-                <w:rFonts w:asciiTheme="minorHAnsi" w:hAnsiTheme="minorHAnsi" w:cstheme="minorHAnsi"/>
-                <w:b/>
-                <w:sz w:val="24"/>
-                <w:szCs w:val="24"/>
+                <w:rFonts w:ascii="Bookman Old Style" w:hAnsi="Bookman Old Style" w:cstheme="minorHAnsi"/>
+                <w:b/>
                 <w:lang w:val="en-ID"/>
               </w:rPr>
             </w:pPr>
@@ -4219,29 +4178,22 @@
               <w:spacing w:after="0"/>
               <w:jc w:val="center"/>
               <w:rPr>
-                <w:rFonts w:asciiTheme="minorHAnsi" w:hAnsiTheme="minorHAnsi" w:cstheme="minorHAnsi"/>
-                <w:b/>
-                <w:sz w:val="24"/>
-                <w:szCs w:val="24"/>
-              </w:rPr>
-            </w:pPr>
-            <w:r>
-              <w:rPr>
-                <w:rFonts w:asciiTheme="minorHAnsi" w:hAnsiTheme="minorHAnsi" w:cstheme="minorHAnsi"/>
-                <w:b/>
-                <w:sz w:val="24"/>
-                <w:szCs w:val="24"/>
+                <w:rFonts w:ascii="Bookman Old Style" w:hAnsi="Bookman Old Style" w:cstheme="minorHAnsi"/>
+                <w:b/>
+              </w:rPr>
+            </w:pPr>
+            <w:r>
+              <w:rPr>
+                <w:rFonts w:ascii="Bookman Old Style" w:hAnsi="Bookman Old Style" w:cstheme="minorHAnsi"/>
+                <w:b/>
                 <w:lang w:val="en-ID"/>
               </w:rPr>
-              <w:lastRenderedPageBreak/>
-              <w:t>Article</w:t>
-            </w:r>
-            <w:r>
-              <w:rPr>
-                <w:rFonts w:asciiTheme="minorHAnsi" w:hAnsiTheme="minorHAnsi" w:cstheme="minorHAnsi"/>
-                <w:b/>
-                <w:sz w:val="24"/>
-                <w:szCs w:val="24"/>
+              <w:t>ARTICLE</w:t>
+            </w:r>
+            <w:r>
+              <w:rPr>
+                <w:rFonts w:ascii="Bookman Old Style" w:hAnsi="Bookman Old Style" w:cstheme="minorHAnsi"/>
+                <w:b/>
               </w:rPr>
               <w:t xml:space="preserve"> 3</w:t>
             </w:r>
@@ -4251,19 +4203,15 @@
               <w:spacing w:after="0"/>
               <w:jc w:val="center"/>
               <w:rPr>
-                <w:rFonts w:asciiTheme="minorHAnsi" w:hAnsiTheme="minorHAnsi" w:cstheme="minorHAnsi"/>
-                <w:b/>
-                <w:sz w:val="24"/>
-                <w:szCs w:val="24"/>
+                <w:rFonts w:ascii="Bookman Old Style" w:hAnsi="Bookman Old Style" w:cstheme="minorHAnsi"/>
+                <w:b/>
                 <w:lang w:val="en-GB"/>
               </w:rPr>
             </w:pPr>
             <w:r>
               <w:rPr>
-                <w:rFonts w:asciiTheme="minorHAnsi" w:hAnsiTheme="minorHAnsi" w:cstheme="minorHAnsi"/>
-                <w:b/>
-                <w:sz w:val="24"/>
-                <w:szCs w:val="24"/>
+                <w:rFonts w:ascii="Bookman Old Style" w:hAnsi="Bookman Old Style" w:cstheme="minorHAnsi"/>
+                <w:b/>
                 <w:lang w:val="en-GB"/>
               </w:rPr>
               <w:t>IMPLEMENTATION</w:t>
@@ -4280,54 +4228,32 @@
               <w:ind w:left="360"/>
               <w:jc w:val="both"/>
               <w:rPr>
-                <w:rFonts w:asciiTheme="minorHAnsi" w:hAnsiTheme="minorHAnsi" w:cstheme="minorHAnsi"/>
-                <w:sz w:val="24"/>
-                <w:szCs w:val="24"/>
+                <w:rFonts w:ascii="Bookman Old Style" w:hAnsi="Bookman Old Style" w:cstheme="minorHAnsi"/>
                 <w:lang w:val="en-GB"/>
               </w:rPr>
             </w:pPr>
             <w:r>
               <w:rPr>
-                <w:rFonts w:asciiTheme="minorHAnsi" w:hAnsiTheme="minorHAnsi" w:cstheme="minorHAnsi"/>
-                <w:sz w:val="24"/>
-                <w:szCs w:val="24"/>
+                <w:rFonts w:ascii="Bookman Old Style" w:hAnsi="Bookman Old Style" w:cstheme="minorHAnsi"/>
                 <w:lang w:val="en-US"/>
               </w:rPr>
               <w:t xml:space="preserve">All related to collaboration and activities forms and financing will be set specifically on separate agreement by </w:t>
             </w:r>
             <w:r>
               <w:rPr>
-                <w:rFonts w:asciiTheme="minorHAnsi" w:hAnsiTheme="minorHAnsi" w:cstheme="minorHAnsi"/>
-                <w:b/>
-                <w:sz w:val="24"/>
-                <w:szCs w:val="24"/>
+                <w:rFonts w:ascii="Bookman Old Style" w:hAnsi="Bookman Old Style" w:cstheme="minorHAnsi"/>
+                <w:b/>
                 <w:lang w:val="en-US"/>
               </w:rPr>
               <w:t>THE PARTIES</w:t>
             </w:r>
             <w:r>
               <w:rPr>
-                <w:rFonts w:asciiTheme="minorHAnsi" w:hAnsiTheme="minorHAnsi" w:cstheme="minorHAnsi"/>
-                <w:sz w:val="24"/>
-                <w:szCs w:val="24"/>
+                <w:rFonts w:ascii="Bookman Old Style" w:hAnsi="Bookman Old Style" w:cstheme="minorHAnsi"/>
                 <w:lang w:val="en-US"/>
               </w:rPr>
               <w:t>.</w:t>
             </w:r>
-          </w:p>
-          <w:p>
-            <w:pPr>
-              <w:pStyle w:val="ListParagraph"/>
-              <w:spacing w:after="0"/>
-              <w:ind w:left="360"/>
-              <w:jc w:val="both"/>
-              <w:rPr>
-                <w:rFonts w:asciiTheme="minorHAnsi" w:hAnsiTheme="minorHAnsi" w:cstheme="minorHAnsi"/>
-                <w:sz w:val="24"/>
-                <w:szCs w:val="24"/>
-                <w:lang w:val="en-GB"/>
-              </w:rPr>
-            </w:pPr>
           </w:p>
           <w:p>
             <w:pPr>
@@ -4340,17 +4266,13 @@
               <w:ind w:left="360"/>
               <w:jc w:val="both"/>
               <w:rPr>
-                <w:rFonts w:asciiTheme="minorHAnsi" w:hAnsiTheme="minorHAnsi" w:cstheme="minorHAnsi"/>
-                <w:sz w:val="24"/>
-                <w:szCs w:val="24"/>
+                <w:rFonts w:ascii="Bookman Old Style" w:hAnsi="Bookman Old Style" w:cstheme="minorHAnsi"/>
                 <w:lang w:val="en-GB"/>
               </w:rPr>
             </w:pPr>
             <w:r>
               <w:rPr>
-                <w:rFonts w:asciiTheme="minorHAnsi" w:hAnsiTheme="minorHAnsi" w:cstheme="minorHAnsi"/>
-                <w:sz w:val="24"/>
-                <w:szCs w:val="24"/>
+                <w:rFonts w:ascii="Bookman Old Style" w:hAnsi="Bookman Old Style" w:cstheme="minorHAnsi"/>
                 <w:lang w:val="en-US"/>
               </w:rPr>
               <w:t>This Memorandum of Understanding is not legally binding until it is stipulated in the form of cooperation as referred to in Article 1 (one) above.</w:t>
@@ -4360,10 +4282,8 @@
             <w:pPr>
               <w:spacing w:after="0"/>
               <w:rPr>
-                <w:rFonts w:asciiTheme="minorHAnsi" w:hAnsiTheme="minorHAnsi" w:cstheme="minorHAnsi"/>
-                <w:b/>
-                <w:sz w:val="24"/>
-                <w:szCs w:val="24"/>
+                <w:rFonts w:ascii="Bookman Old Style" w:hAnsi="Bookman Old Style" w:cstheme="minorHAnsi"/>
+                <w:b/>
                 <w:lang w:val="en-US"/>
               </w:rPr>
             </w:pPr>
@@ -4371,24 +4291,54 @@
           <w:p>
             <w:pPr>
               <w:spacing w:after="0"/>
+              <w:rPr>
+                <w:rFonts w:ascii="Bookman Old Style" w:hAnsi="Bookman Old Style" w:cstheme="minorBidi"/>
+                <w:b/>
+                <w:bCs/>
+                <w:lang w:val="en-US"/>
+              </w:rPr>
+            </w:pPr>
+          </w:p>
+          <w:p>
+            <w:pPr>
+              <w:spacing w:after="0"/>
+              <w:rPr>
+                <w:rFonts w:ascii="Bookman Old Style" w:hAnsi="Bookman Old Style" w:cstheme="minorBidi"/>
+                <w:b/>
+                <w:bCs/>
+                <w:lang w:val="en-US"/>
+              </w:rPr>
+            </w:pPr>
+          </w:p>
+          <w:p>
+            <w:pPr>
+              <w:spacing w:after="0"/>
+              <w:rPr>
+                <w:rFonts w:ascii="Bookman Old Style" w:hAnsi="Bookman Old Style" w:cstheme="minorBidi"/>
+                <w:b/>
+                <w:bCs/>
+                <w:lang w:val="en-US"/>
+              </w:rPr>
+            </w:pPr>
+          </w:p>
+          <w:p>
+            <w:pPr>
+              <w:spacing w:after="0"/>
               <w:jc w:val="center"/>
               <w:rPr>
-                <w:rFonts w:asciiTheme="minorHAnsi" w:hAnsiTheme="minorHAnsi" w:cstheme="minorHAnsi"/>
-                <w:b/>
-                <w:sz w:val="24"/>
-                <w:szCs w:val="24"/>
+                <w:rFonts w:ascii="Bookman Old Style" w:hAnsi="Bookman Old Style" w:cstheme="minorHAnsi"/>
+                <w:b/>
                 <w:lang w:val="en-US"/>
               </w:rPr>
             </w:pPr>
             <w:r>
               <w:rPr>
-                <w:rFonts w:asciiTheme="minorHAnsi" w:hAnsiTheme="minorHAnsi" w:cstheme="minorHAnsi"/>
-                <w:b/>
-                <w:sz w:val="24"/>
-                <w:szCs w:val="24"/>
+                <w:rFonts w:ascii="Bookman Old Style" w:hAnsi="Bookman Old Style" w:cstheme="minorHAnsi"/>
+                <w:b/>
                 <w:lang w:val="en-US"/>
               </w:rPr>
-              <w:t>Article 4</w:t>
+              <w:lastRenderedPageBreak/>
+              <w:t>ARTICLE 4</w:t>
             </w:r>
           </w:p>
           <w:p>
@@ -4396,19 +4346,15 @@
               <w:spacing w:after="0"/>
               <w:jc w:val="center"/>
               <w:rPr>
-                <w:rFonts w:asciiTheme="minorHAnsi" w:hAnsiTheme="minorHAnsi" w:cstheme="minorHAnsi"/>
-                <w:b/>
-                <w:sz w:val="24"/>
-                <w:szCs w:val="24"/>
+                <w:rFonts w:ascii="Bookman Old Style" w:hAnsi="Bookman Old Style" w:cstheme="minorHAnsi"/>
+                <w:b/>
                 <w:lang w:val="en-US"/>
               </w:rPr>
             </w:pPr>
             <w:r>
               <w:rPr>
-                <w:rFonts w:asciiTheme="minorHAnsi" w:hAnsiTheme="minorHAnsi" w:cstheme="minorHAnsi"/>
-                <w:b/>
-                <w:sz w:val="24"/>
-                <w:szCs w:val="24"/>
+                <w:rFonts w:ascii="Bookman Old Style" w:hAnsi="Bookman Old Style" w:cstheme="minorHAnsi"/>
+                <w:b/>
                 <w:lang w:val="en-US"/>
               </w:rPr>
               <w:t>FUNDING</w:t>
@@ -4421,63 +4367,65 @@
               <w:ind w:left="0"/>
               <w:jc w:val="both"/>
               <w:rPr>
-                <w:rFonts w:asciiTheme="minorHAnsi" w:hAnsiTheme="minorHAnsi" w:cstheme="minorHAnsi"/>
-                <w:sz w:val="24"/>
-                <w:szCs w:val="24"/>
-              </w:rPr>
-            </w:pPr>
-            <w:r>
-              <w:rPr>
-                <w:rFonts w:asciiTheme="minorHAnsi" w:hAnsiTheme="minorHAnsi" w:cstheme="minorHAnsi"/>
-                <w:sz w:val="24"/>
-                <w:szCs w:val="24"/>
+                <w:rFonts w:ascii="Bookman Old Style" w:hAnsi="Bookman Old Style" w:cstheme="minorHAnsi"/>
+              </w:rPr>
+            </w:pPr>
+            <w:r>
+              <w:rPr>
+                <w:rFonts w:ascii="Bookman Old Style" w:hAnsi="Bookman Old Style" w:cstheme="minorHAnsi"/>
                 <w:lang w:val="en-US"/>
               </w:rPr>
               <w:t xml:space="preserve">Any cost incurred by the implementation of this Memorandum of Understanding, shall be borne to </w:t>
             </w:r>
             <w:r>
               <w:rPr>
-                <w:rFonts w:asciiTheme="minorHAnsi" w:hAnsiTheme="minorHAnsi" w:cstheme="minorHAnsi"/>
-                <w:b/>
-                <w:sz w:val="24"/>
-                <w:szCs w:val="24"/>
+                <w:rFonts w:ascii="Bookman Old Style" w:hAnsi="Bookman Old Style" w:cstheme="minorHAnsi"/>
+                <w:b/>
                 <w:lang w:val="en-US"/>
               </w:rPr>
               <w:t xml:space="preserve">THE PARTIES </w:t>
             </w:r>
             <w:r>
               <w:rPr>
-                <w:rFonts w:asciiTheme="minorHAnsi" w:hAnsiTheme="minorHAnsi" w:cstheme="minorHAnsi"/>
-                <w:sz w:val="24"/>
-                <w:szCs w:val="24"/>
+                <w:rFonts w:ascii="Bookman Old Style" w:hAnsi="Bookman Old Style" w:cstheme="minorHAnsi"/>
                 <w:lang w:val="en-US"/>
               </w:rPr>
-              <w:t xml:space="preserve">In accordance with the </w:t>
-            </w:r>
-            <w:r>
-              <w:rPr>
-                <w:rFonts w:asciiTheme="minorHAnsi" w:hAnsiTheme="minorHAnsi" w:cstheme="minorHAnsi"/>
-                <w:sz w:val="24"/>
-                <w:szCs w:val="24"/>
+              <w:t xml:space="preserve">In accordance with </w:t>
+            </w:r>
+            <w:proofErr w:type="gramStart"/>
+            <w:r>
+              <w:rPr>
+                <w:rFonts w:ascii="Bookman Old Style" w:hAnsi="Bookman Old Style" w:cstheme="minorHAnsi"/>
                 <w:lang w:val="en-US"/>
               </w:rPr>
-              <w:t xml:space="preserve"> agreement of </w:t>
-            </w:r>
-            <w:r>
-              <w:rPr>
-                <w:rFonts w:asciiTheme="minorHAnsi" w:hAnsiTheme="minorHAnsi" w:cstheme="minorHAnsi"/>
-                <w:b/>
-                <w:sz w:val="24"/>
-                <w:szCs w:val="24"/>
+              <w:t xml:space="preserve">the </w:t>
+            </w:r>
+            <w:r>
+              <w:rPr>
+                <w:rFonts w:ascii="Bookman Old Style" w:hAnsi="Bookman Old Style" w:cstheme="minorHAnsi"/>
                 <w:lang w:val="en-US"/>
               </w:rPr>
+              <w:t xml:space="preserve"> agreement</w:t>
+            </w:r>
+            <w:proofErr w:type="gramEnd"/>
+            <w:r>
+              <w:rPr>
+                <w:rFonts w:ascii="Bookman Old Style" w:hAnsi="Bookman Old Style" w:cstheme="minorHAnsi"/>
+                <w:lang w:val="en-US"/>
+              </w:rPr>
+              <w:t xml:space="preserve"> of </w:t>
+            </w:r>
+            <w:r>
+              <w:rPr>
+                <w:rFonts w:ascii="Bookman Old Style" w:hAnsi="Bookman Old Style" w:cstheme="minorHAnsi"/>
+                <w:b/>
+                <w:lang w:val="en-US"/>
+              </w:rPr>
               <w:t>THE PARTIES</w:t>
             </w:r>
             <w:r>
               <w:rPr>
-                <w:rFonts w:asciiTheme="minorHAnsi" w:hAnsiTheme="minorHAnsi" w:cstheme="minorHAnsi"/>
-                <w:sz w:val="24"/>
-                <w:szCs w:val="24"/>
+                <w:rFonts w:ascii="Bookman Old Style" w:hAnsi="Bookman Old Style" w:cstheme="minorHAnsi"/>
               </w:rPr>
               <w:t>.</w:t>
             </w:r>
@@ -4489,67 +4437,9 @@
               <w:ind w:left="0"/>
               <w:jc w:val="both"/>
               <w:rPr>
-                <w:rFonts w:asciiTheme="minorHAnsi" w:hAnsiTheme="minorHAnsi" w:cstheme="minorHAnsi"/>
-                <w:sz w:val="24"/>
-                <w:szCs w:val="24"/>
-              </w:rPr>
-            </w:pPr>
-          </w:p>
-          <w:p>
-            <w:pPr>
-              <w:spacing w:after="0"/>
-              <w:jc w:val="center"/>
-              <w:rPr>
-                <w:rFonts w:asciiTheme="minorHAnsi" w:hAnsiTheme="minorHAnsi" w:cstheme="minorHAnsi"/>
-                <w:b/>
-                <w:sz w:val="24"/>
-                <w:szCs w:val="24"/>
-                <w:lang w:val="en-US"/>
-              </w:rPr>
-            </w:pPr>
-            <w:r>
-              <w:rPr>
-                <w:rFonts w:asciiTheme="minorHAnsi" w:hAnsiTheme="minorHAnsi" w:cstheme="minorHAnsi"/>
-                <w:b/>
-                <w:sz w:val="24"/>
-                <w:szCs w:val="24"/>
-                <w:lang w:val="en-ID"/>
-              </w:rPr>
-              <w:t xml:space="preserve">Article </w:t>
-            </w:r>
-            <w:r>
-              <w:rPr>
-                <w:rFonts w:asciiTheme="minorHAnsi" w:hAnsiTheme="minorHAnsi" w:cstheme="minorHAnsi"/>
-                <w:b/>
-                <w:sz w:val="24"/>
-                <w:szCs w:val="24"/>
-                <w:lang w:val="en-US"/>
-              </w:rPr>
-              <w:t>5</w:t>
-            </w:r>
-          </w:p>
-          <w:p>
-            <w:pPr>
-              <w:spacing w:after="0"/>
-              <w:jc w:val="center"/>
-              <w:rPr>
-                <w:rFonts w:asciiTheme="minorHAnsi" w:hAnsiTheme="minorHAnsi" w:cstheme="minorHAnsi"/>
-                <w:b/>
-                <w:sz w:val="24"/>
-                <w:szCs w:val="24"/>
-                <w:lang w:val="en-ID"/>
-              </w:rPr>
-            </w:pPr>
-            <w:r>
-              <w:rPr>
-                <w:rFonts w:asciiTheme="minorHAnsi" w:hAnsiTheme="minorHAnsi" w:cstheme="minorHAnsi"/>
-                <w:b/>
-                <w:sz w:val="24"/>
-                <w:szCs w:val="24"/>
-                <w:lang w:val="en-ID"/>
-              </w:rPr>
-              <w:t>TERM OF AGREEMENT</w:t>
-            </w:r>
+                <w:rFonts w:ascii="Bookman Old Style" w:hAnsi="Bookman Old Style" w:cstheme="minorHAnsi"/>
+              </w:rPr>
+            </w:pPr>
           </w:p>
           <w:p>
             <w:pPr>
@@ -4558,56 +4448,101 @@
               <w:ind w:left="0"/>
               <w:jc w:val="both"/>
               <w:rPr>
-                <w:rFonts w:asciiTheme="minorHAnsi" w:hAnsiTheme="minorHAnsi" w:cstheme="minorHAnsi"/>
-                <w:sz w:val="24"/>
-                <w:szCs w:val="24"/>
+                <w:rFonts w:ascii="Bookman Old Style" w:hAnsi="Bookman Old Style" w:cstheme="minorHAnsi"/>
+              </w:rPr>
+            </w:pPr>
+          </w:p>
+          <w:p>
+            <w:pPr>
+              <w:spacing w:after="0"/>
+              <w:jc w:val="center"/>
+              <w:rPr>
+                <w:rFonts w:ascii="Bookman Old Style" w:hAnsi="Bookman Old Style" w:cstheme="minorHAnsi"/>
+                <w:b/>
+                <w:lang w:val="en-US"/>
+              </w:rPr>
+            </w:pPr>
+            <w:r>
+              <w:rPr>
+                <w:rFonts w:ascii="Bookman Old Style" w:hAnsi="Bookman Old Style" w:cstheme="minorHAnsi"/>
+                <w:b/>
                 <w:lang w:val="en-ID"/>
               </w:rPr>
-            </w:pPr>
-            <w:r>
-              <w:rPr>
-                <w:rFonts w:asciiTheme="minorHAnsi" w:hAnsiTheme="minorHAnsi" w:cstheme="minorHAnsi"/>
-                <w:sz w:val="24"/>
-                <w:szCs w:val="24"/>
+              <w:t xml:space="preserve">ARTICLE </w:t>
+            </w:r>
+            <w:r>
+              <w:rPr>
+                <w:rFonts w:ascii="Bookman Old Style" w:hAnsi="Bookman Old Style" w:cstheme="minorHAnsi"/>
+                <w:b/>
+                <w:lang w:val="en-US"/>
+              </w:rPr>
+              <w:t>5</w:t>
+            </w:r>
+          </w:p>
+          <w:p>
+            <w:pPr>
+              <w:spacing w:after="0"/>
+              <w:jc w:val="center"/>
+              <w:rPr>
+                <w:rFonts w:ascii="Bookman Old Style" w:hAnsi="Bookman Old Style" w:cstheme="minorHAnsi"/>
+                <w:b/>
                 <w:lang w:val="en-ID"/>
               </w:rPr>
+            </w:pPr>
+            <w:r>
+              <w:rPr>
+                <w:rFonts w:ascii="Bookman Old Style" w:hAnsi="Bookman Old Style" w:cstheme="minorHAnsi"/>
+                <w:b/>
+                <w:lang w:val="en-ID"/>
+              </w:rPr>
+              <w:t>TERM OF AGREEMENT</w:t>
+            </w:r>
+          </w:p>
+          <w:p>
+            <w:pPr>
+              <w:pStyle w:val="ListParagraph"/>
+              <w:spacing w:after="0"/>
+              <w:ind w:left="0"/>
+              <w:jc w:val="both"/>
+              <w:rPr>
+                <w:rFonts w:ascii="Bookman Old Style" w:hAnsi="Bookman Old Style" w:cstheme="minorHAnsi"/>
+                <w:lang w:val="en-ID"/>
+              </w:rPr>
+            </w:pPr>
+            <w:r>
+              <w:rPr>
+                <w:rFonts w:ascii="Bookman Old Style" w:hAnsi="Bookman Old Style" w:cstheme="minorHAnsi"/>
+                <w:lang w:val="en-ID"/>
+              </w:rPr>
               <w:t xml:space="preserve">This Memorandum of Understanding shall take effect for </w:t>
             </w:r>
             <w:r>
               <w:rPr>
-                <w:rFonts w:asciiTheme="minorHAnsi" w:hAnsiTheme="minorHAnsi" w:cstheme="minorHAnsi"/>
-                <w:b/>
-                <w:bCs/>
-                <w:sz w:val="24"/>
-                <w:szCs w:val="24"/>
+                <w:rFonts w:ascii="Bookman Old Style" w:hAnsi="Bookman Old Style" w:cstheme="minorHAnsi"/>
+                <w:b/>
+                <w:bCs/>
                 <w:lang w:val="en-ID"/>
               </w:rPr>
               <w:t>5 (five) years</w:t>
             </w:r>
             <w:r>
               <w:rPr>
-                <w:rFonts w:asciiTheme="minorHAnsi" w:hAnsiTheme="minorHAnsi" w:cstheme="minorHAnsi"/>
-                <w:sz w:val="24"/>
-                <w:szCs w:val="24"/>
+                <w:rFonts w:ascii="Bookman Old Style" w:hAnsi="Bookman Old Style" w:cstheme="minorHAnsi"/>
                 <w:lang w:val="en-ID"/>
               </w:rPr>
               <w:t xml:space="preserve"> from the date of signature and may be extended, amended, or renewed based on agreement of </w:t>
             </w:r>
             <w:r>
               <w:rPr>
-                <w:rFonts w:asciiTheme="minorHAnsi" w:hAnsiTheme="minorHAnsi" w:cstheme="minorHAnsi"/>
-                <w:b/>
-                <w:sz w:val="24"/>
-                <w:szCs w:val="24"/>
+                <w:rFonts w:ascii="Bookman Old Style" w:hAnsi="Bookman Old Style" w:cstheme="minorHAnsi"/>
+                <w:b/>
                 <w:lang w:val="en-ID"/>
               </w:rPr>
               <w:t>THE PARTIES</w:t>
             </w:r>
             <w:r>
               <w:rPr>
-                <w:rFonts w:asciiTheme="minorHAnsi" w:hAnsiTheme="minorHAnsi" w:cstheme="minorHAnsi"/>
-                <w:sz w:val="24"/>
-                <w:szCs w:val="24"/>
+                <w:rFonts w:ascii="Bookman Old Style" w:hAnsi="Bookman Old Style" w:cstheme="minorHAnsi"/>
                 <w:lang w:val="en-ID"/>
               </w:rPr>
               <w:t>.</w:t>
@@ -4618,10 +4553,8 @@
               <w:spacing w:after="0"/>
               <w:jc w:val="center"/>
               <w:rPr>
-                <w:rFonts w:asciiTheme="minorHAnsi" w:hAnsiTheme="minorHAnsi" w:cstheme="minorHAnsi"/>
-                <w:b/>
-                <w:sz w:val="24"/>
-                <w:szCs w:val="24"/>
+                <w:rFonts w:ascii="Bookman Old Style" w:hAnsi="Bookman Old Style" w:cstheme="minorHAnsi"/>
+                <w:b/>
                 <w:lang w:val="en-ID"/>
               </w:rPr>
             </w:pPr>
@@ -4631,29 +4564,34 @@
               <w:spacing w:after="0"/>
               <w:jc w:val="center"/>
               <w:rPr>
-                <w:rFonts w:asciiTheme="minorHAnsi" w:hAnsiTheme="minorHAnsi" w:cstheme="minorHAnsi"/>
-                <w:b/>
-                <w:sz w:val="24"/>
-                <w:szCs w:val="24"/>
+                <w:rFonts w:ascii="Bookman Old Style" w:hAnsi="Bookman Old Style" w:cstheme="minorHAnsi"/>
+                <w:b/>
+                <w:lang w:val="en-ID"/>
+              </w:rPr>
+            </w:pPr>
+          </w:p>
+          <w:p>
+            <w:pPr>
+              <w:spacing w:after="0"/>
+              <w:jc w:val="center"/>
+              <w:rPr>
+                <w:rFonts w:ascii="Bookman Old Style" w:hAnsi="Bookman Old Style" w:cstheme="minorHAnsi"/>
+                <w:b/>
                 <w:lang w:val="en-US"/>
               </w:rPr>
             </w:pPr>
             <w:r>
               <w:rPr>
-                <w:rFonts w:asciiTheme="minorHAnsi" w:hAnsiTheme="minorHAnsi" w:cstheme="minorHAnsi"/>
-                <w:b/>
-                <w:sz w:val="24"/>
-                <w:szCs w:val="24"/>
+                <w:rFonts w:ascii="Bookman Old Style" w:hAnsi="Bookman Old Style" w:cstheme="minorHAnsi"/>
+                <w:b/>
                 <w:lang w:val="en-ID"/>
               </w:rPr>
-              <w:t xml:space="preserve">Article </w:t>
-            </w:r>
-            <w:r>
-              <w:rPr>
-                <w:rFonts w:asciiTheme="minorHAnsi" w:hAnsiTheme="minorHAnsi" w:cstheme="minorHAnsi"/>
-                <w:b/>
-                <w:sz w:val="24"/>
-                <w:szCs w:val="24"/>
+              <w:t xml:space="preserve">ARTICLE </w:t>
+            </w:r>
+            <w:r>
+              <w:rPr>
+                <w:rFonts w:ascii="Bookman Old Style" w:hAnsi="Bookman Old Style" w:cstheme="minorHAnsi"/>
+                <w:b/>
                 <w:lang w:val="en-US"/>
               </w:rPr>
               <w:t>6</w:t>
@@ -4664,18 +4602,14 @@
               <w:spacing w:after="0"/>
               <w:jc w:val="center"/>
               <w:rPr>
-                <w:rFonts w:asciiTheme="minorHAnsi" w:hAnsiTheme="minorHAnsi" w:cstheme="minorHAnsi"/>
-                <w:b/>
-                <w:sz w:val="24"/>
-                <w:szCs w:val="24"/>
-              </w:rPr>
-            </w:pPr>
-            <w:r>
-              <w:rPr>
-                <w:rFonts w:asciiTheme="minorHAnsi" w:hAnsiTheme="minorHAnsi" w:cstheme="minorHAnsi"/>
-                <w:b/>
-                <w:sz w:val="24"/>
-                <w:szCs w:val="24"/>
+                <w:rFonts w:ascii="Bookman Old Style" w:hAnsi="Bookman Old Style" w:cstheme="minorHAnsi"/>
+                <w:b/>
+              </w:rPr>
+            </w:pPr>
+            <w:r>
+              <w:rPr>
+                <w:rFonts w:ascii="Bookman Old Style" w:hAnsi="Bookman Old Style" w:cstheme="minorHAnsi"/>
+                <w:b/>
               </w:rPr>
               <w:t>CORRESPONDENCE</w:t>
             </w:r>
@@ -4685,33 +4619,25 @@
               <w:spacing w:after="0"/>
               <w:jc w:val="both"/>
               <w:rPr>
-                <w:rFonts w:asciiTheme="minorHAnsi" w:hAnsiTheme="minorHAnsi" w:cstheme="minorHAnsi"/>
-                <w:sz w:val="24"/>
-                <w:szCs w:val="24"/>
-              </w:rPr>
-            </w:pPr>
-            <w:r>
-              <w:rPr>
-                <w:rFonts w:asciiTheme="minorHAnsi" w:hAnsiTheme="minorHAnsi" w:cstheme="minorHAnsi"/>
-                <w:sz w:val="24"/>
-                <w:szCs w:val="24"/>
+                <w:rFonts w:ascii="Bookman Old Style" w:hAnsi="Bookman Old Style" w:cstheme="minorHAnsi"/>
+              </w:rPr>
+            </w:pPr>
+            <w:r>
+              <w:rPr>
+                <w:rFonts w:ascii="Bookman Old Style" w:hAnsi="Bookman Old Style" w:cstheme="minorHAnsi"/>
               </w:rPr>
               <w:t xml:space="preserve">Any notice, approval, request, or other communication made under this </w:t>
             </w:r>
             <w:r>
               <w:rPr>
-                <w:rFonts w:asciiTheme="minorHAnsi" w:hAnsiTheme="minorHAnsi" w:cstheme="minorHAnsi"/>
-                <w:sz w:val="24"/>
-                <w:szCs w:val="24"/>
+                <w:rFonts w:ascii="Bookman Old Style" w:hAnsi="Bookman Old Style" w:cstheme="minorHAnsi"/>
                 <w:lang w:val="en-US"/>
               </w:rPr>
               <w:t>MoU</w:t>
             </w:r>
             <w:r>
               <w:rPr>
-                <w:rFonts w:asciiTheme="minorHAnsi" w:hAnsiTheme="minorHAnsi" w:cstheme="minorHAnsi"/>
-                <w:sz w:val="24"/>
-                <w:szCs w:val="24"/>
+                <w:rFonts w:ascii="Bookman Old Style" w:hAnsi="Bookman Old Style" w:cstheme="minorHAnsi"/>
               </w:rPr>
               <w:t xml:space="preserve"> may be delivered in writing or verbally, by telephone, and sent through the following contacts:</w:t>
             </w:r>
@@ -4721,9 +4647,7 @@
               <w:spacing w:after="0"/>
               <w:jc w:val="both"/>
               <w:rPr>
-                <w:rFonts w:asciiTheme="minorHAnsi" w:hAnsiTheme="minorHAnsi" w:cstheme="minorHAnsi"/>
-                <w:sz w:val="24"/>
-                <w:szCs w:val="24"/>
+                <w:rFonts w:ascii="Bookman Old Style" w:hAnsi="Bookman Old Style" w:cstheme="minorBidi"/>
               </w:rPr>
             </w:pPr>
           </w:p>
@@ -4732,65 +4656,17 @@
               <w:spacing w:after="0"/>
               <w:jc w:val="both"/>
               <w:rPr>
-                <w:rFonts w:asciiTheme="minorHAnsi" w:hAnsiTheme="minorHAnsi" w:cstheme="minorHAnsi"/>
-                <w:sz w:val="24"/>
-                <w:szCs w:val="24"/>
-              </w:rPr>
-            </w:pPr>
-          </w:p>
-          <w:p>
-            <w:pPr>
-              <w:spacing w:after="0"/>
-              <w:jc w:val="both"/>
-              <w:rPr>
-                <w:rFonts w:asciiTheme="minorHAnsi" w:hAnsiTheme="minorHAnsi" w:cstheme="minorHAnsi"/>
-                <w:sz w:val="24"/>
-                <w:szCs w:val="24"/>
-              </w:rPr>
-            </w:pPr>
-          </w:p>
-          <w:p>
-            <w:pPr>
-              <w:spacing w:after="0"/>
-              <w:jc w:val="both"/>
-              <w:rPr>
-                <w:rFonts w:asciiTheme="minorHAnsi" w:hAnsiTheme="minorHAnsi" w:cstheme="minorHAnsi"/>
-                <w:sz w:val="24"/>
-                <w:szCs w:val="24"/>
-              </w:rPr>
-            </w:pPr>
-          </w:p>
-          <w:p>
-            <w:pPr>
-              <w:spacing w:after="0"/>
-              <w:jc w:val="both"/>
-              <w:rPr>
-                <w:rFonts w:asciiTheme="minorHAnsi" w:hAnsiTheme="minorHAnsi" w:cstheme="minorHAnsi"/>
-                <w:sz w:val="24"/>
-                <w:szCs w:val="24"/>
-              </w:rPr>
-            </w:pPr>
-          </w:p>
-          <w:p>
-            <w:pPr>
-              <w:spacing w:after="0"/>
-              <w:jc w:val="both"/>
-              <w:rPr>
-                <w:rFonts w:asciiTheme="minorHAnsi" w:hAnsiTheme="minorHAnsi" w:cstheme="minorHAnsi"/>
-                <w:sz w:val="24"/>
-                <w:szCs w:val="24"/>
-              </w:rPr>
-            </w:pPr>
-          </w:p>
-          <w:p>
-            <w:pPr>
-              <w:spacing w:after="0"/>
-              <w:rPr>
-                <w:rFonts w:asciiTheme="minorHAnsi" w:hAnsiTheme="minorHAnsi" w:cstheme="minorHAnsi"/>
-                <w:b/>
-                <w:bCs/>
-                <w:sz w:val="24"/>
-                <w:szCs w:val="24"/>
+                <w:rFonts w:ascii="Bookman Old Style" w:hAnsi="Bookman Old Style" w:cstheme="minorBidi"/>
+              </w:rPr>
+            </w:pPr>
+          </w:p>
+          <w:p>
+            <w:pPr>
+              <w:spacing w:after="0"/>
+              <w:rPr>
+                <w:rFonts w:ascii="Bookman Old Style" w:hAnsi="Bookman Old Style" w:cstheme="minorHAnsi"/>
+                <w:b/>
+                <w:bCs/>
                 <w:lang w:val="en-ID" w:eastAsia="zh-CN"/>
               </w:rPr>
             </w:pPr>
@@ -4799,24 +4675,19 @@
             <w:pPr>
               <w:spacing w:after="0"/>
               <w:rPr>
-                <w:rFonts w:asciiTheme="minorHAnsi" w:hAnsiTheme="minorHAnsi" w:cstheme="minorHAnsi"/>
-                <w:b/>
-                <w:bCs/>
-                <w:sz w:val="24"/>
-                <w:szCs w:val="24"/>
+                <w:rFonts w:ascii="Bookman Old Style" w:hAnsi="Bookman Old Style" w:cstheme="minorHAnsi"/>
+                <w:b/>
+                <w:bCs/>
                 <w:lang w:val="zh-CN"/>
               </w:rPr>
             </w:pPr>
             <w:r>
               <w:rPr>
-                <w:rFonts w:asciiTheme="minorHAnsi" w:hAnsiTheme="minorHAnsi" w:cstheme="minorHAnsi"/>
-                <w:b/>
-                <w:bCs/>
-                <w:sz w:val="24"/>
-                <w:szCs w:val="24"/>
+                <w:rFonts w:ascii="Bookman Old Style" w:hAnsi="Bookman Old Style" w:cstheme="minorHAnsi"/>
+                <w:b/>
+                <w:bCs/>
                 <w:lang w:val="zh-CN"/>
               </w:rPr>
-              <w:lastRenderedPageBreak/>
               <w:t>FIRST PARTY</w:t>
             </w:r>
           </w:p>
@@ -4824,20 +4695,17 @@
             <w:pPr>
               <w:spacing w:after="0"/>
               <w:rPr>
-                <w:rFonts w:asciiTheme="minorHAnsi" w:hAnsiTheme="minorHAnsi" w:cstheme="minorHAnsi"/>
-                <w:b/>
-                <w:bCs/>
-                <w:sz w:val="24"/>
-                <w:szCs w:val="24"/>
-              </w:rPr>
-            </w:pPr>
-            <w:r>
-              <w:rPr>
-                <w:rFonts w:asciiTheme="minorHAnsi" w:hAnsiTheme="minorHAnsi" w:cstheme="minorHAnsi"/>
-                <w:b/>
-                <w:bCs/>
-                <w:sz w:val="24"/>
-                <w:szCs w:val="24"/>
+                <w:rFonts w:ascii="Bookman Old Style" w:hAnsi="Bookman Old Style" w:cstheme="minorHAnsi"/>
+                <w:b/>
+                <w:bCs/>
+                <w:lang w:val="en-US"/>
+              </w:rPr>
+            </w:pPr>
+            <w:r>
+              <w:rPr>
+                <w:rFonts w:ascii="Bookman Old Style" w:hAnsi="Bookman Old Style" w:cstheme="minorHAnsi"/>
+                <w:b/>
+                <w:bCs/>
                 <w:lang w:val="zh-CN"/>
               </w:rPr>
               <w:t>Politeknik Negeri Batam</w:t>
@@ -4845,67 +4713,64 @@
           </w:p>
           <w:tbl>
             <w:tblPr>
+              <w:tblStyle w:val="TableGrid"/>
               <w:tblW w:w="0" w:type="auto"/>
               <w:tblLook w:val="04A0" w:firstRow="1" w:lastRow="0" w:firstColumn="1" w:lastColumn="0" w:noHBand="0" w:noVBand="1"/>
             </w:tblPr>
             <w:tblGrid>
-              <w:gridCol w:w="1252"/>
-              <w:gridCol w:w="281"/>
-              <w:gridCol w:w="2941"/>
+              <w:gridCol w:w="1272"/>
+              <w:gridCol w:w="297"/>
+              <w:gridCol w:w="3256"/>
             </w:tblGrid>
             <w:tr>
               <w:tc>
                 <w:tcPr>
-                  <w:tcW w:w="997" w:type="dxa"/>
+                  <w:tcW w:w="1272" w:type="dxa"/>
                 </w:tcPr>
                 <w:p>
                   <w:pPr>
-                    <w:pStyle w:val="ListParagraph"/>
-                    <w:framePr w:hSpace="180" w:wrap="around" w:vAnchor="text" w:hAnchor="margin" w:xAlign="center" w:y="48"/>
-                    <w:tabs>
-                      <w:tab w:val="left" w:pos="1005"/>
-                    </w:tabs>
+                    <w:framePr w:hSpace="180" w:wrap="around" w:vAnchor="text" w:hAnchor="margin" w:x="-289" w:y="48"/>
                     <w:spacing w:after="0"/>
-                    <w:ind w:left="0"/>
                     <w:jc w:val="both"/>
                     <w:rPr>
-                      <w:rFonts w:asciiTheme="minorHAnsi" w:hAnsiTheme="minorHAnsi" w:cstheme="minorHAnsi"/>
-                      <w:sz w:val="24"/>
-                      <w:szCs w:val="24"/>
+                      <w:rFonts w:ascii="Bookman Old Style" w:hAnsi="Bookman Old Style" w:cstheme="minorHAnsi"/>
+                      <w:lang w:val="sv-SE"/>
                     </w:rPr>
                   </w:pPr>
                   <w:r>
                     <w:rPr>
-                      <w:rFonts w:asciiTheme="minorHAnsi" w:hAnsiTheme="minorHAnsi" w:cstheme="minorHAnsi"/>
-                      <w:sz w:val="24"/>
-                      <w:szCs w:val="24"/>
-                    </w:rPr>
-                    <w:t>Name</w:t>
+                      <w:rFonts w:ascii="Bookman Old Style" w:hAnsi="Bookman Old Style" w:cstheme="minorHAnsi"/>
+                      <w:lang w:val="sv-SE"/>
+                    </w:rPr>
+                    <w:t>Nam</w:t>
+                  </w:r>
+                  <w:r>
+                    <w:rPr>
+                      <w:rFonts w:ascii="Bookman Old Style" w:hAnsi="Bookman Old Style" w:cstheme="minorHAnsi"/>
+                      <w:lang w:val="sv-SE"/>
+                    </w:rPr>
+                    <w:t>e</w:t>
                   </w:r>
                 </w:p>
               </w:tc>
               <w:tc>
                 <w:tcPr>
-                  <w:tcW w:w="280" w:type="dxa"/>
+                  <w:tcW w:w="297" w:type="dxa"/>
                 </w:tcPr>
                 <w:p>
                   <w:pPr>
-                    <w:pStyle w:val="ListParagraph"/>
-                    <w:framePr w:hSpace="180" w:wrap="around" w:vAnchor="text" w:hAnchor="margin" w:xAlign="center" w:y="48"/>
+                    <w:framePr w:hSpace="180" w:wrap="around" w:vAnchor="text" w:hAnchor="margin" w:x="-289" w:y="48"/>
                     <w:spacing w:after="0"/>
-                    <w:ind w:left="0"/>
                     <w:jc w:val="both"/>
                     <w:rPr>
-                      <w:rFonts w:asciiTheme="minorHAnsi" w:hAnsiTheme="minorHAnsi" w:cstheme="minorHAnsi"/>
-                      <w:sz w:val="24"/>
-                      <w:szCs w:val="24"/>
+                      <w:rFonts w:ascii="Bookman Old Style" w:hAnsi="Bookman Old Style" w:cstheme="minorHAnsi"/>
+                      <w:lang w:val="sv-SE"/>
                     </w:rPr>
                   </w:pPr>
                   <w:r>
                     <w:rPr>
-                      <w:rFonts w:asciiTheme="minorHAnsi" w:hAnsiTheme="minorHAnsi" w:cstheme="minorHAnsi"/>
-                      <w:sz w:val="24"/>
-                      <w:szCs w:val="24"/>
+                      <w:rFonts w:ascii="Bookman Old Style" w:hAnsi="Bookman Old Style" w:cstheme="minorHAnsi"/>
+                      <w:lang w:val="sv-SE"/>
                     </w:rPr>
                     <w:t>:</w:t>
                   </w:r>
@@ -4913,29 +4778,135 @@
               </w:tc>
               <w:tc>
                 <w:tcPr>
-                  <w:tcW w:w="2915" w:type="dxa"/>
+                  <w:tcW w:w="3256" w:type="dxa"/>
                 </w:tcPr>
                 <w:p>
                   <w:pPr>
-                    <w:pStyle w:val="ListParagraph"/>
-                    <w:framePr w:hSpace="180" w:wrap="around" w:vAnchor="text" w:hAnchor="margin" w:xAlign="center" w:y="48"/>
+                    <w:framePr w:hSpace="180" w:wrap="around" w:vAnchor="text" w:hAnchor="margin" w:x="-289" w:y="48"/>
                     <w:spacing w:after="0"/>
-                    <w:ind w:left="0"/>
                     <w:jc w:val="both"/>
                     <w:rPr>
-                      <w:rFonts w:asciiTheme="minorHAnsi" w:hAnsiTheme="minorHAnsi" w:cstheme="minorHAnsi"/>
-                      <w:sz w:val="24"/>
-                      <w:szCs w:val="24"/>
+                      <w:rFonts w:ascii="Bookman Old Style" w:hAnsi="Bookman Old Style" w:cstheme="minorHAnsi"/>
+                      <w:b/>
+                      <w:bCs/>
+                      <w:lang w:val="sv-SE"/>
+                    </w:rPr>
+                  </w:pPr>
+                  <w:proofErr w:type="spellStart"/>
+                  <w:r>
+                    <w:rPr>
+                      <w:rFonts w:ascii="Bookman Old Style" w:hAnsi="Bookman Old Style" w:cstheme="minorHAnsi"/>
+                      <w:lang w:val="en-US"/>
+                    </w:rPr>
+                    <w:t>Dessy</w:t>
+                  </w:r>
+                  <w:proofErr w:type="spellEnd"/>
+                  <w:r>
+                    <w:rPr>
+                      <w:rFonts w:ascii="Bookman Old Style" w:hAnsi="Bookman Old Style" w:cstheme="minorHAnsi"/>
+                      <w:lang w:val="en-US"/>
+                    </w:rPr>
+                    <w:t xml:space="preserve"> </w:t>
+                  </w:r>
+                  <w:proofErr w:type="spellStart"/>
+                  <w:r>
+                    <w:rPr>
+                      <w:rFonts w:ascii="Bookman Old Style" w:hAnsi="Bookman Old Style" w:cstheme="minorHAnsi"/>
+                      <w:lang w:val="en-US"/>
+                    </w:rPr>
+                    <w:t>Ratna</w:t>
+                  </w:r>
+                  <w:proofErr w:type="spellEnd"/>
+                  <w:r>
+                    <w:rPr>
+                      <w:rFonts w:ascii="Bookman Old Style" w:hAnsi="Bookman Old Style" w:cstheme="minorHAnsi"/>
+                      <w:lang w:val="en-US"/>
+                    </w:rPr>
+                    <w:t xml:space="preserve"> </w:t>
+                  </w:r>
+                  <w:proofErr w:type="spellStart"/>
+                  <w:r>
+                    <w:rPr>
+                      <w:rFonts w:ascii="Bookman Old Style" w:hAnsi="Bookman Old Style" w:cstheme="minorHAnsi"/>
+                      <w:lang w:val="en-US"/>
+                    </w:rPr>
+                    <w:t>Sary</w:t>
+                  </w:r>
+                  <w:proofErr w:type="spellEnd"/>
+                </w:p>
+              </w:tc>
+            </w:tr>
+            <w:tr>
+              <w:tc>
+                <w:tcPr>
+                  <w:tcW w:w="1272" w:type="dxa"/>
+                </w:tcPr>
+                <w:p>
+                  <w:pPr>
+                    <w:framePr w:hSpace="180" w:wrap="around" w:vAnchor="text" w:hAnchor="margin" w:x="-289" w:y="48"/>
+                    <w:spacing w:after="0"/>
+                    <w:jc w:val="both"/>
+                    <w:rPr>
+                      <w:rFonts w:ascii="Bookman Old Style" w:hAnsi="Bookman Old Style" w:cstheme="minorHAnsi"/>
+                      <w:lang w:val="sv-SE"/>
                     </w:rPr>
                   </w:pPr>
                   <w:r>
                     <w:rPr>
-                      <w:rFonts w:asciiTheme="minorHAnsi" w:hAnsiTheme="minorHAnsi" w:cstheme="minorHAnsi"/>
-                      <w:sz w:val="24"/>
-                      <w:szCs w:val="24"/>
-                      <w:lang w:val="en-US"/>
-                    </w:rPr>
-                    <w:t>Dessy Ratna Sary</w:t>
+                      <w:rFonts w:ascii="Bookman Old Style" w:hAnsi="Bookman Old Style" w:cstheme="minorHAnsi"/>
+                      <w:lang w:val="sv-SE"/>
+                    </w:rPr>
+                    <w:t>Position</w:t>
+                  </w:r>
+                </w:p>
+              </w:tc>
+              <w:tc>
+                <w:tcPr>
+                  <w:tcW w:w="297" w:type="dxa"/>
+                </w:tcPr>
+                <w:p>
+                  <w:pPr>
+                    <w:framePr w:hSpace="180" w:wrap="around" w:vAnchor="text" w:hAnchor="margin" w:x="-289" w:y="48"/>
+                    <w:spacing w:after="0"/>
+                    <w:jc w:val="both"/>
+                    <w:rPr>
+                      <w:rFonts w:ascii="Bookman Old Style" w:hAnsi="Bookman Old Style" w:cstheme="minorHAnsi"/>
+                      <w:b/>
+                      <w:bCs/>
+                      <w:lang w:val="sv-SE"/>
+                    </w:rPr>
+                  </w:pPr>
+                  <w:r>
+                    <w:rPr>
+                      <w:rFonts w:ascii="Bookman Old Style" w:hAnsi="Bookman Old Style" w:cstheme="minorHAnsi"/>
+                      <w:lang w:val="sv-SE"/>
+                    </w:rPr>
+                    <w:t>:</w:t>
+                  </w:r>
+                </w:p>
+              </w:tc>
+              <w:tc>
+                <w:tcPr>
+                  <w:tcW w:w="3256" w:type="dxa"/>
+                </w:tcPr>
+                <w:p>
+                  <w:pPr>
+                    <w:framePr w:hSpace="180" w:wrap="around" w:vAnchor="text" w:hAnchor="margin" w:x="-289" w:y="48"/>
+                    <w:spacing w:after="0"/>
+                    <w:jc w:val="both"/>
+                    <w:rPr>
+                      <w:rFonts w:ascii="Bookman Old Style" w:hAnsi="Bookman Old Style" w:cstheme="minorHAnsi"/>
+                      <w:b/>
+                      <w:bCs/>
+                      <w:lang w:val="sv-SE"/>
+                    </w:rPr>
+                  </w:pPr>
+                  <w:r>
+                    <w:rPr>
+                      <w:rFonts w:ascii="Bookman Old Style" w:hAnsi="Bookman Old Style" w:cstheme="minorHAnsi"/>
+                      <w:lang w:val="sv-SE"/>
+                    </w:rPr>
+                    <w:t>Cooperation</w:t>
                   </w:r>
                 </w:p>
               </w:tc>
@@ -4943,53 +4914,47 @@
             <w:tr>
               <w:tc>
                 <w:tcPr>
-                  <w:tcW w:w="997" w:type="dxa"/>
+                  <w:tcW w:w="1272" w:type="dxa"/>
                 </w:tcPr>
                 <w:p>
                   <w:pPr>
-                    <w:framePr w:hSpace="180" w:wrap="around" w:vAnchor="text" w:hAnchor="margin" w:xAlign="center" w:y="48"/>
+                    <w:framePr w:hSpace="180" w:wrap="around" w:vAnchor="text" w:hAnchor="margin" w:x="-289" w:y="48"/>
                     <w:spacing w:after="0"/>
                     <w:jc w:val="both"/>
                     <w:rPr>
-                      <w:rFonts w:asciiTheme="minorHAnsi" w:hAnsiTheme="minorHAnsi" w:cstheme="minorHAnsi"/>
-                      <w:sz w:val="24"/>
-                      <w:szCs w:val="24"/>
-                      <w:lang w:val="zh-CN"/>
+                      <w:rFonts w:ascii="Bookman Old Style" w:hAnsi="Bookman Old Style" w:cstheme="minorHAnsi"/>
+                      <w:lang w:val="sv-SE"/>
                     </w:rPr>
                   </w:pPr>
                   <w:r>
                     <w:rPr>
-                      <w:rFonts w:asciiTheme="minorHAnsi" w:hAnsiTheme="minorHAnsi" w:cstheme="minorHAnsi"/>
-                      <w:sz w:val="24"/>
-                      <w:szCs w:val="24"/>
-                      <w:lang w:val="en"/>
-                    </w:rPr>
-                    <w:t>Position</w:t>
+                      <w:rFonts w:ascii="Bookman Old Style" w:hAnsi="Bookman Old Style" w:cstheme="minorHAnsi"/>
+                      <w:lang w:val="sv-SE"/>
+                    </w:rPr>
+                    <w:t>Address</w:t>
                   </w:r>
                 </w:p>
               </w:tc>
               <w:tc>
                 <w:tcPr>
-                  <w:tcW w:w="280" w:type="dxa"/>
+                  <w:tcW w:w="297" w:type="dxa"/>
                 </w:tcPr>
                 <w:p>
                   <w:pPr>
-                    <w:pStyle w:val="ListParagraph"/>
-                    <w:framePr w:hSpace="180" w:wrap="around" w:vAnchor="text" w:hAnchor="margin" w:xAlign="center" w:y="48"/>
+                    <w:framePr w:hSpace="180" w:wrap="around" w:vAnchor="text" w:hAnchor="margin" w:x="-289" w:y="48"/>
                     <w:spacing w:after="0"/>
-                    <w:ind w:left="0"/>
                     <w:jc w:val="both"/>
                     <w:rPr>
-                      <w:rFonts w:asciiTheme="minorHAnsi" w:hAnsiTheme="minorHAnsi" w:cstheme="minorHAnsi"/>
-                      <w:sz w:val="24"/>
-                      <w:szCs w:val="24"/>
+                      <w:rFonts w:ascii="Bookman Old Style" w:hAnsi="Bookman Old Style" w:cstheme="minorHAnsi"/>
+                      <w:b/>
+                      <w:bCs/>
+                      <w:lang w:val="sv-SE"/>
                     </w:rPr>
                   </w:pPr>
                   <w:r>
                     <w:rPr>
-                      <w:rFonts w:asciiTheme="minorHAnsi" w:hAnsiTheme="minorHAnsi" w:cstheme="minorHAnsi"/>
-                      <w:sz w:val="24"/>
-                      <w:szCs w:val="24"/>
+                      <w:rFonts w:ascii="Bookman Old Style" w:hAnsi="Bookman Old Style" w:cstheme="minorHAnsi"/>
+                      <w:lang w:val="sv-SE"/>
                     </w:rPr>
                     <w:t>:</w:t>
                   </w:r>
@@ -4997,139 +4962,23 @@
               </w:tc>
               <w:tc>
                 <w:tcPr>
-                  <w:tcW w:w="2915" w:type="dxa"/>
+                  <w:tcW w:w="3256" w:type="dxa"/>
                 </w:tcPr>
                 <w:p>
                   <w:pPr>
-                    <w:pStyle w:val="ListParagraph"/>
-                    <w:framePr w:hSpace="180" w:wrap="around" w:vAnchor="text" w:hAnchor="margin" w:xAlign="center" w:y="48"/>
+                    <w:framePr w:hSpace="180" w:wrap="around" w:vAnchor="text" w:hAnchor="margin" w:x="-289" w:y="48"/>
                     <w:spacing w:after="0"/>
-                    <w:ind w:left="0"/>
                     <w:jc w:val="both"/>
                     <w:rPr>
-                      <w:rFonts w:asciiTheme="minorHAnsi" w:hAnsiTheme="minorHAnsi" w:cstheme="minorHAnsi"/>
-                      <w:sz w:val="24"/>
-                      <w:szCs w:val="24"/>
-                      <w:lang w:val="sv-SE"/>
+                      <w:rFonts w:ascii="Bookman Old Style" w:hAnsi="Bookman Old Style" w:cstheme="minorHAnsi"/>
+                      <w:b/>
+                      <w:bCs/>
+                      <w:lang w:val="fi-FI"/>
                     </w:rPr>
                   </w:pPr>
                   <w:r>
                     <w:rPr>
-                      <w:rFonts w:asciiTheme="minorHAnsi" w:hAnsiTheme="minorHAnsi" w:cstheme="minorHAnsi"/>
-                      <w:sz w:val="24"/>
-                      <w:szCs w:val="24"/>
-                      <w:lang w:val="sv-SE"/>
-                    </w:rPr>
-                    <w:t>C</w:t>
-                  </w:r>
-                  <w:r>
-                    <w:rPr>
-                      <w:rFonts w:asciiTheme="minorHAnsi" w:hAnsiTheme="minorHAnsi" w:cstheme="minorHAnsi"/>
-                      <w:sz w:val="24"/>
-                      <w:szCs w:val="24"/>
-                      <w:lang w:val="sv-SE"/>
-                    </w:rPr>
-                    <w:t xml:space="preserve">ooperation </w:t>
-                  </w:r>
-                  <w:r>
-                    <w:rPr>
-                      <w:rFonts w:asciiTheme="minorHAnsi" w:hAnsiTheme="minorHAnsi" w:cstheme="minorHAnsi"/>
-                      <w:sz w:val="24"/>
-                      <w:szCs w:val="24"/>
-                      <w:lang w:val="sv-SE"/>
-                    </w:rPr>
-                    <w:t>S</w:t>
-                  </w:r>
-                  <w:r>
-                    <w:rPr>
-                      <w:rFonts w:asciiTheme="minorHAnsi" w:hAnsiTheme="minorHAnsi" w:cstheme="minorHAnsi"/>
-                      <w:sz w:val="24"/>
-                      <w:szCs w:val="24"/>
-                      <w:lang w:val="sv-SE"/>
-                    </w:rPr>
-                    <w:t>taff</w:t>
-                  </w:r>
-                </w:p>
-              </w:tc>
-            </w:tr>
-            <w:tr>
-              <w:tc>
-                <w:tcPr>
-                  <w:tcW w:w="997" w:type="dxa"/>
-                </w:tcPr>
-                <w:p>
-                  <w:pPr>
-                    <w:framePr w:hSpace="180" w:wrap="around" w:vAnchor="text" w:hAnchor="margin" w:xAlign="center" w:y="48"/>
-                    <w:spacing w:after="0"/>
-                    <w:jc w:val="both"/>
-                    <w:rPr>
-                      <w:rFonts w:asciiTheme="minorHAnsi" w:hAnsiTheme="minorHAnsi" w:cstheme="minorHAnsi"/>
-                      <w:sz w:val="24"/>
-                      <w:szCs w:val="24"/>
-                      <w:lang w:val="zh-CN"/>
-                    </w:rPr>
-                  </w:pPr>
-                  <w:r>
-                    <w:rPr>
-                      <w:rFonts w:asciiTheme="minorHAnsi" w:hAnsiTheme="minorHAnsi" w:cstheme="minorHAnsi"/>
-                      <w:sz w:val="24"/>
-                      <w:szCs w:val="24"/>
-                      <w:lang w:val="en"/>
-                    </w:rPr>
-                    <w:t>Address</w:t>
-                  </w:r>
-                </w:p>
-              </w:tc>
-              <w:tc>
-                <w:tcPr>
-                  <w:tcW w:w="280" w:type="dxa"/>
-                </w:tcPr>
-                <w:p>
-                  <w:pPr>
-                    <w:pStyle w:val="ListParagraph"/>
-                    <w:framePr w:hSpace="180" w:wrap="around" w:vAnchor="text" w:hAnchor="margin" w:xAlign="center" w:y="48"/>
-                    <w:spacing w:after="0"/>
-                    <w:ind w:left="0"/>
-                    <w:jc w:val="both"/>
-                    <w:rPr>
-                      <w:rFonts w:asciiTheme="minorHAnsi" w:hAnsiTheme="minorHAnsi" w:cstheme="minorHAnsi"/>
-                      <w:sz w:val="24"/>
-                      <w:szCs w:val="24"/>
-                    </w:rPr>
-                  </w:pPr>
-                  <w:r>
-                    <w:rPr>
-                      <w:rFonts w:asciiTheme="minorHAnsi" w:hAnsiTheme="minorHAnsi" w:cstheme="minorHAnsi"/>
-                      <w:sz w:val="24"/>
-                      <w:szCs w:val="24"/>
-                    </w:rPr>
-                    <w:t>:</w:t>
-                  </w:r>
-                </w:p>
-              </w:tc>
-              <w:tc>
-                <w:tcPr>
-                  <w:tcW w:w="2915" w:type="dxa"/>
-                </w:tcPr>
-                <w:p>
-                  <w:pPr>
-                    <w:pStyle w:val="ListParagraph"/>
-                    <w:framePr w:hSpace="180" w:wrap="around" w:vAnchor="text" w:hAnchor="margin" w:xAlign="center" w:y="48"/>
-                    <w:spacing w:after="0"/>
-                    <w:ind w:left="0"/>
-                    <w:jc w:val="both"/>
-                    <w:rPr>
-                      <w:rFonts w:asciiTheme="minorHAnsi" w:hAnsiTheme="minorHAnsi" w:cstheme="minorHAnsi"/>
-                      <w:sz w:val="24"/>
-                      <w:szCs w:val="24"/>
-                      <w:lang w:val="fi-FI"/>
-                    </w:rPr>
-                  </w:pPr>
-                  <w:r>
-                    <w:rPr>
-                      <w:rFonts w:asciiTheme="minorHAnsi" w:eastAsia="Arial" w:hAnsiTheme="minorHAnsi" w:cstheme="minorHAnsi"/>
-                      <w:sz w:val="24"/>
-                      <w:szCs w:val="24"/>
+                      <w:rFonts w:ascii="Bookman Old Style" w:eastAsia="Arial" w:hAnsi="Bookman Old Style" w:cstheme="minorHAnsi"/>
                       <w:lang w:val="fi-FI"/>
                     </w:rPr>
                     <w:t>Jalan Ahmad Yani, Kecamatan Batam Kota, Batam</w:t>
@@ -5140,53 +4989,47 @@
             <w:tr>
               <w:tc>
                 <w:tcPr>
-                  <w:tcW w:w="997" w:type="dxa"/>
+                  <w:tcW w:w="1272" w:type="dxa"/>
                 </w:tcPr>
                 <w:p>
                   <w:pPr>
-                    <w:pStyle w:val="ListParagraph"/>
-                    <w:framePr w:hSpace="180" w:wrap="around" w:vAnchor="text" w:hAnchor="margin" w:xAlign="center" w:y="48"/>
+                    <w:framePr w:hSpace="180" w:wrap="around" w:vAnchor="text" w:hAnchor="margin" w:x="-289" w:y="48"/>
                     <w:spacing w:after="0"/>
-                    <w:ind w:left="0"/>
                     <w:jc w:val="both"/>
                     <w:rPr>
-                      <w:rFonts w:asciiTheme="minorHAnsi" w:hAnsiTheme="minorHAnsi" w:cstheme="minorHAnsi"/>
-                      <w:sz w:val="24"/>
-                      <w:szCs w:val="24"/>
+                      <w:rFonts w:ascii="Bookman Old Style" w:hAnsi="Bookman Old Style" w:cstheme="minorHAnsi"/>
+                      <w:lang w:val="en-ID"/>
                     </w:rPr>
                   </w:pPr>
                   <w:r>
                     <w:rPr>
-                      <w:rFonts w:asciiTheme="minorHAnsi" w:hAnsiTheme="minorHAnsi" w:cstheme="minorHAnsi"/>
-                      <w:sz w:val="24"/>
-                      <w:szCs w:val="24"/>
-                    </w:rPr>
-                    <w:t>Telephone</w:t>
+                      <w:rFonts w:ascii="Bookman Old Style" w:hAnsi="Bookman Old Style" w:cstheme="minorHAnsi"/>
+                      <w:lang w:val="en-ID"/>
+                    </w:rPr>
+                    <w:t>Phone</w:t>
                   </w:r>
                 </w:p>
               </w:tc>
               <w:tc>
                 <w:tcPr>
-                  <w:tcW w:w="280" w:type="dxa"/>
+                  <w:tcW w:w="297" w:type="dxa"/>
                 </w:tcPr>
                 <w:p>
                   <w:pPr>
-                    <w:pStyle w:val="ListParagraph"/>
-                    <w:framePr w:hSpace="180" w:wrap="around" w:vAnchor="text" w:hAnchor="margin" w:xAlign="center" w:y="48"/>
+                    <w:framePr w:hSpace="180" w:wrap="around" w:vAnchor="text" w:hAnchor="margin" w:x="-289" w:y="48"/>
                     <w:spacing w:after="0"/>
-                    <w:ind w:left="0"/>
                     <w:jc w:val="both"/>
                     <w:rPr>
-                      <w:rFonts w:asciiTheme="minorHAnsi" w:hAnsiTheme="minorHAnsi" w:cstheme="minorHAnsi"/>
-                      <w:sz w:val="24"/>
-                      <w:szCs w:val="24"/>
+                      <w:rFonts w:ascii="Bookman Old Style" w:hAnsi="Bookman Old Style" w:cstheme="minorHAnsi"/>
+                      <w:b/>
+                      <w:bCs/>
+                      <w:lang w:val="en-ID"/>
                     </w:rPr>
                   </w:pPr>
                   <w:r>
                     <w:rPr>
-                      <w:rFonts w:asciiTheme="minorHAnsi" w:hAnsiTheme="minorHAnsi" w:cstheme="minorHAnsi"/>
-                      <w:sz w:val="24"/>
-                      <w:szCs w:val="24"/>
+                      <w:rFonts w:ascii="Bookman Old Style" w:hAnsi="Bookman Old Style" w:cstheme="minorHAnsi"/>
+                      <w:lang w:val="en-ID"/>
                     </w:rPr>
                     <w:t>:</w:t>
                   </w:r>
@@ -5194,26 +5037,23 @@
               </w:tc>
               <w:tc>
                 <w:tcPr>
-                  <w:tcW w:w="2915" w:type="dxa"/>
+                  <w:tcW w:w="3256" w:type="dxa"/>
                 </w:tcPr>
                 <w:p>
                   <w:pPr>
-                    <w:pStyle w:val="ListParagraph"/>
-                    <w:framePr w:hSpace="180" w:wrap="around" w:vAnchor="text" w:hAnchor="margin" w:xAlign="center" w:y="48"/>
+                    <w:framePr w:hSpace="180" w:wrap="around" w:vAnchor="text" w:hAnchor="margin" w:x="-289" w:y="48"/>
                     <w:spacing w:after="0"/>
-                    <w:ind w:left="0"/>
                     <w:jc w:val="both"/>
                     <w:rPr>
-                      <w:rFonts w:asciiTheme="minorHAnsi" w:hAnsiTheme="minorHAnsi" w:cstheme="minorHAnsi"/>
-                      <w:sz w:val="24"/>
-                      <w:szCs w:val="24"/>
+                      <w:rFonts w:ascii="Bookman Old Style" w:hAnsi="Bookman Old Style" w:cstheme="minorHAnsi"/>
+                      <w:b/>
+                      <w:bCs/>
+                      <w:lang w:val="en-ID"/>
                     </w:rPr>
                   </w:pPr>
                   <w:r>
                     <w:rPr>
-                      <w:rFonts w:asciiTheme="minorHAnsi" w:hAnsiTheme="minorHAnsi" w:cstheme="minorHAnsi"/>
-                      <w:sz w:val="24"/>
-                      <w:szCs w:val="24"/>
+                      <w:rFonts w:ascii="Bookman Old Style" w:hAnsi="Bookman Old Style" w:cstheme="minorHAnsi"/>
                       <w:lang w:val="en-ID"/>
                     </w:rPr>
                     <w:t>+62 858-3554-1983</w:t>
@@ -5224,53 +5064,47 @@
             <w:tr>
               <w:tc>
                 <w:tcPr>
-                  <w:tcW w:w="997" w:type="dxa"/>
+                  <w:tcW w:w="1272" w:type="dxa"/>
                 </w:tcPr>
                 <w:p>
                   <w:pPr>
-                    <w:pStyle w:val="ListParagraph"/>
-                    <w:framePr w:hSpace="180" w:wrap="around" w:vAnchor="text" w:hAnchor="margin" w:xAlign="center" w:y="48"/>
+                    <w:framePr w:hSpace="180" w:wrap="around" w:vAnchor="text" w:hAnchor="margin" w:x="-289" w:y="48"/>
                     <w:spacing w:after="0"/>
-                    <w:ind w:left="0"/>
                     <w:jc w:val="both"/>
                     <w:rPr>
-                      <w:rFonts w:asciiTheme="minorHAnsi" w:hAnsiTheme="minorHAnsi" w:cstheme="minorHAnsi"/>
-                      <w:sz w:val="24"/>
-                      <w:szCs w:val="24"/>
+                      <w:rFonts w:ascii="Bookman Old Style" w:hAnsi="Bookman Old Style" w:cstheme="minorHAnsi"/>
+                      <w:lang w:val="en-ID"/>
                     </w:rPr>
                   </w:pPr>
                   <w:r>
                     <w:rPr>
-                      <w:rFonts w:asciiTheme="minorHAnsi" w:hAnsiTheme="minorHAnsi" w:cstheme="minorHAnsi"/>
-                      <w:sz w:val="24"/>
-                      <w:szCs w:val="24"/>
-                    </w:rPr>
-                    <w:t>E-mail</w:t>
+                      <w:rFonts w:ascii="Bookman Old Style" w:hAnsi="Bookman Old Style" w:cstheme="minorHAnsi"/>
+                      <w:lang w:val="en-ID"/>
+                    </w:rPr>
+                    <w:t>Mail</w:t>
                   </w:r>
                 </w:p>
               </w:tc>
               <w:tc>
                 <w:tcPr>
-                  <w:tcW w:w="280" w:type="dxa"/>
+                  <w:tcW w:w="297" w:type="dxa"/>
                 </w:tcPr>
                 <w:p>
                   <w:pPr>
-                    <w:pStyle w:val="ListParagraph"/>
-                    <w:framePr w:hSpace="180" w:wrap="around" w:vAnchor="text" w:hAnchor="margin" w:xAlign="center" w:y="48"/>
+                    <w:framePr w:hSpace="180" w:wrap="around" w:vAnchor="text" w:hAnchor="margin" w:x="-289" w:y="48"/>
                     <w:spacing w:after="0"/>
-                    <w:ind w:left="0"/>
                     <w:jc w:val="both"/>
                     <w:rPr>
-                      <w:rFonts w:asciiTheme="minorHAnsi" w:hAnsiTheme="minorHAnsi" w:cstheme="minorHAnsi"/>
-                      <w:sz w:val="24"/>
-                      <w:szCs w:val="24"/>
+                      <w:rFonts w:ascii="Bookman Old Style" w:hAnsi="Bookman Old Style" w:cstheme="minorHAnsi"/>
+                      <w:b/>
+                      <w:bCs/>
+                      <w:lang w:val="en-ID"/>
                     </w:rPr>
                   </w:pPr>
                   <w:r>
                     <w:rPr>
-                      <w:rFonts w:asciiTheme="minorHAnsi" w:hAnsiTheme="minorHAnsi" w:cstheme="minorHAnsi"/>
-                      <w:sz w:val="24"/>
-                      <w:szCs w:val="24"/>
+                      <w:rFonts w:ascii="Bookman Old Style" w:hAnsi="Bookman Old Style" w:cstheme="minorHAnsi"/>
+                      <w:lang w:val="en-ID"/>
                     </w:rPr>
                     <w:t>:</w:t>
                   </w:r>
@@ -5278,28 +5112,26 @@
               </w:tc>
               <w:tc>
                 <w:tcPr>
-                  <w:tcW w:w="2915" w:type="dxa"/>
+                  <w:tcW w:w="3256" w:type="dxa"/>
                 </w:tcPr>
                 <w:p>
                   <w:pPr>
-                    <w:pStyle w:val="ListParagraph"/>
-                    <w:framePr w:hSpace="180" w:wrap="around" w:vAnchor="text" w:hAnchor="margin" w:xAlign="center" w:y="48"/>
+                    <w:framePr w:hSpace="180" w:wrap="around" w:vAnchor="text" w:hAnchor="margin" w:x="-289" w:y="48"/>
                     <w:spacing w:after="0"/>
-                    <w:ind w:left="0"/>
                     <w:jc w:val="both"/>
                     <w:rPr>
-                      <w:rFonts w:asciiTheme="minorHAnsi" w:hAnsiTheme="minorHAnsi" w:cstheme="minorHAnsi"/>
-                      <w:sz w:val="24"/>
-                      <w:szCs w:val="24"/>
+                      <w:rFonts w:ascii="Bookman Old Style" w:hAnsi="Bookman Old Style" w:cstheme="minorHAnsi"/>
+                      <w:b/>
+                      <w:bCs/>
+                      <w:lang w:val="en-ID"/>
                     </w:rPr>
                   </w:pPr>
-                  <w:hyperlink r:id="rId10" w:history="1">
+                  <w:hyperlink r:id="rId9" w:history="1">
                     <w:r>
                       <w:rPr>
                         <w:rStyle w:val="Hyperlink"/>
-                        <w:rFonts w:asciiTheme="minorHAnsi" w:hAnsiTheme="minorHAnsi" w:cstheme="minorHAnsi"/>
-                        <w:sz w:val="24"/>
-                        <w:szCs w:val="24"/>
+                        <w:rFonts w:ascii="Bookman Old Style" w:hAnsi="Bookman Old Style" w:cstheme="minorHAnsi"/>
+                        <w:lang w:val="en-ID"/>
                       </w:rPr>
                       <w:t>kerjasama@polibatam.ac.id</w:t>
                     </w:r>
@@ -5312,10 +5144,19 @@
             <w:pPr>
               <w:spacing w:after="0"/>
               <w:rPr>
-                <w:rFonts w:asciiTheme="minorHAnsi" w:hAnsiTheme="minorHAnsi" w:cstheme="minorHAnsi"/>
-                <w:b/>
-                <w:sz w:val="24"/>
-                <w:szCs w:val="24"/>
+                <w:rFonts w:ascii="Bookman Old Style" w:hAnsi="Bookman Old Style" w:cstheme="minorHAnsi"/>
+                <w:b/>
+                <w:bCs/>
+                <w:lang w:val="en-US"/>
+              </w:rPr>
+            </w:pPr>
+          </w:p>
+          <w:p>
+            <w:pPr>
+              <w:spacing w:after="0"/>
+              <w:rPr>
+                <w:rFonts w:ascii="Bookman Old Style" w:hAnsi="Bookman Old Style" w:cstheme="minorHAnsi"/>
+                <w:b/>
                 <w:lang w:val="en-ID" w:eastAsia="zh-CN"/>
               </w:rPr>
             </w:pPr>
@@ -5324,19 +5165,15 @@
             <w:pPr>
               <w:spacing w:after="0"/>
               <w:rPr>
-                <w:rFonts w:asciiTheme="minorHAnsi" w:hAnsiTheme="minorHAnsi" w:cstheme="minorHAnsi"/>
-                <w:b/>
-                <w:sz w:val="24"/>
-                <w:szCs w:val="24"/>
+                <w:rFonts w:ascii="Bookman Old Style" w:hAnsi="Bookman Old Style" w:cstheme="minorHAnsi"/>
+                <w:b/>
                 <w:lang w:val="en-ID"/>
               </w:rPr>
             </w:pPr>
             <w:r>
               <w:rPr>
-                <w:rFonts w:asciiTheme="minorHAnsi" w:hAnsiTheme="minorHAnsi" w:cstheme="minorHAnsi"/>
-                <w:b/>
-                <w:sz w:val="24"/>
-                <w:szCs w:val="24"/>
+                <w:rFonts w:ascii="Bookman Old Style" w:hAnsi="Bookman Old Style" w:cstheme="minorHAnsi"/>
+                <w:b/>
                 <w:lang w:val="en-ID"/>
               </w:rPr>
               <w:t>SECOND PARTY</w:t>
@@ -5345,77 +5182,62 @@
           <w:p>
             <w:pPr>
               <w:spacing w:after="0"/>
-              <w:jc w:val="both"/>
-              <w:rPr>
-                <w:rFonts w:asciiTheme="minorHAnsi" w:hAnsiTheme="minorHAnsi" w:cstheme="minorHAnsi"/>
-                <w:b/>
-                <w:sz w:val="24"/>
-                <w:szCs w:val="24"/>
+              <w:rPr>
+                <w:rFonts w:ascii="Bookman Old Style" w:hAnsi="Bookman Old Style" w:cstheme="minorHAnsi"/>
+                <w:b/>
+                <w:bCs/>
                 <w:lang w:val="en-US"/>
               </w:rPr>
             </w:pPr>
             <w:r>
               <w:rPr>
-                <w:rFonts w:asciiTheme="minorHAnsi" w:hAnsiTheme="minorHAnsi" w:cstheme="minorHAnsi"/>
-                <w:b/>
-                <w:sz w:val="24"/>
-                <w:szCs w:val="24"/>
-                <w:lang w:val="en-ID"/>
+                <w:rFonts w:ascii="Bookman Old Style" w:hAnsi="Bookman Old Style" w:cstheme="minorHAnsi"/>
+                <w:b/>
+                <w:bCs/>
+                <w:lang w:val="en-US"/>
               </w:rPr>
               <w:t xml:space="preserve">PT. </w:t>
             </w:r>
             <w:r>
               <w:rPr>
-                <w:rFonts w:asciiTheme="minorHAnsi" w:hAnsiTheme="minorHAnsi" w:cstheme="minorHAnsi"/>
-                <w:b/>
-                <w:sz w:val="24"/>
-                <w:szCs w:val="24"/>
+                <w:rFonts w:ascii="Bookman Old Style" w:hAnsi="Bookman Old Style" w:cstheme="minorHAnsi"/>
+                <w:b/>
+                <w:bCs/>
                 <w:lang w:val="en-US"/>
               </w:rPr>
-              <w:t>………….</w:t>
+              <w:t>.............</w:t>
             </w:r>
           </w:p>
           <w:tbl>
             <w:tblPr>
+              <w:tblStyle w:val="TableGrid"/>
               <w:tblW w:w="0" w:type="auto"/>
-              <w:tblBorders>
-                <w:top w:val="single" w:sz="4" w:space="0" w:color="auto"/>
-                <w:left w:val="single" w:sz="4" w:space="0" w:color="auto"/>
-                <w:bottom w:val="single" w:sz="4" w:space="0" w:color="auto"/>
-                <w:right w:val="single" w:sz="4" w:space="0" w:color="auto"/>
-                <w:insideH w:val="single" w:sz="4" w:space="0" w:color="auto"/>
-                <w:insideV w:val="single" w:sz="4" w:space="0" w:color="auto"/>
-              </w:tblBorders>
               <w:tblLook w:val="04A0" w:firstRow="1" w:lastRow="0" w:firstColumn="1" w:lastColumn="0" w:noHBand="0" w:noVBand="1"/>
             </w:tblPr>
             <w:tblGrid>
-              <w:gridCol w:w="1252"/>
-              <w:gridCol w:w="281"/>
-              <w:gridCol w:w="2931"/>
+              <w:gridCol w:w="1272"/>
+              <w:gridCol w:w="297"/>
+              <w:gridCol w:w="3256"/>
             </w:tblGrid>
             <w:tr>
               <w:tc>
                 <w:tcPr>
-                  <w:tcW w:w="1213" w:type="dxa"/>
+                  <w:tcW w:w="1272" w:type="dxa"/>
                 </w:tcPr>
                 <w:p>
                   <w:pPr>
-                    <w:pStyle w:val="ListParagraph"/>
-                    <w:framePr w:hSpace="180" w:wrap="around" w:vAnchor="text" w:hAnchor="margin" w:xAlign="center" w:y="48"/>
+                    <w:framePr w:hSpace="180" w:wrap="around" w:vAnchor="text" w:hAnchor="margin" w:x="-289" w:y="48"/>
                     <w:spacing w:after="0"/>
-                    <w:ind w:left="0"/>
                     <w:jc w:val="both"/>
                     <w:rPr>
-                      <w:rFonts w:asciiTheme="minorHAnsi" w:hAnsiTheme="minorHAnsi" w:cstheme="minorHAnsi"/>
-                      <w:sz w:val="24"/>
-                      <w:szCs w:val="24"/>
+                      <w:rFonts w:ascii="Bookman Old Style" w:hAnsi="Bookman Old Style" w:cstheme="minorHAnsi"/>
+                      <w:lang w:val="en-US"/>
                     </w:rPr>
                   </w:pPr>
                   <w:r>
                     <w:rPr>
-                      <w:rFonts w:asciiTheme="minorHAnsi" w:hAnsiTheme="minorHAnsi" w:cstheme="minorHAnsi"/>
-                      <w:sz w:val="24"/>
-                      <w:szCs w:val="24"/>
+                      <w:rFonts w:ascii="Bookman Old Style" w:hAnsi="Bookman Old Style" w:cstheme="minorHAnsi"/>
+                      <w:lang w:val="en-US"/>
                     </w:rPr>
                     <w:t>Name</w:t>
                   </w:r>
@@ -5423,26 +5245,22 @@
               </w:tc>
               <w:tc>
                 <w:tcPr>
-                  <w:tcW w:w="279" w:type="dxa"/>
+                  <w:tcW w:w="297" w:type="dxa"/>
                 </w:tcPr>
                 <w:p>
                   <w:pPr>
-                    <w:pStyle w:val="ListParagraph"/>
-                    <w:framePr w:hSpace="180" w:wrap="around" w:vAnchor="text" w:hAnchor="margin" w:xAlign="center" w:y="48"/>
+                    <w:framePr w:hSpace="180" w:wrap="around" w:vAnchor="text" w:hAnchor="margin" w:x="-289" w:y="48"/>
                     <w:spacing w:after="0"/>
-                    <w:ind w:left="0"/>
                     <w:jc w:val="both"/>
                     <w:rPr>
-                      <w:rFonts w:asciiTheme="minorHAnsi" w:hAnsiTheme="minorHAnsi" w:cstheme="minorHAnsi"/>
-                      <w:sz w:val="24"/>
-                      <w:szCs w:val="24"/>
+                      <w:rFonts w:ascii="Bookman Old Style" w:hAnsi="Bookman Old Style" w:cstheme="minorHAnsi"/>
+                      <w:lang w:val="en-US"/>
                     </w:rPr>
                   </w:pPr>
                   <w:r>
                     <w:rPr>
-                      <w:rFonts w:asciiTheme="minorHAnsi" w:hAnsiTheme="minorHAnsi" w:cstheme="minorHAnsi"/>
-                      <w:sz w:val="24"/>
-                      <w:szCs w:val="24"/>
+                      <w:rFonts w:ascii="Bookman Old Style" w:hAnsi="Bookman Old Style" w:cstheme="minorHAnsi"/>
+                      <w:lang w:val="en-US"/>
                     </w:rPr>
                     <w:t>:</w:t>
                   </w:r>
@@ -5450,98 +5268,18 @@
               </w:tc>
               <w:tc>
                 <w:tcPr>
-                  <w:tcW w:w="3214" w:type="dxa"/>
+                  <w:tcW w:w="3256" w:type="dxa"/>
                 </w:tcPr>
                 <w:p>
                   <w:pPr>
-                    <w:pStyle w:val="ListParagraph"/>
-                    <w:framePr w:hSpace="180" w:wrap="around" w:vAnchor="text" w:hAnchor="margin" w:xAlign="center" w:y="48"/>
-                    <w:spacing w:after="0"/>
-                    <w:ind w:left="0"/>
-                    <w:jc w:val="both"/>
-                    <w:rPr>
-                      <w:rFonts w:asciiTheme="minorHAnsi" w:hAnsiTheme="minorHAnsi" w:cstheme="minorHAnsi"/>
-                      <w:sz w:val="24"/>
-                      <w:szCs w:val="24"/>
-                      <w:lang w:val="en-US"/>
-                    </w:rPr>
-                  </w:pPr>
-                </w:p>
-              </w:tc>
-            </w:tr>
-            <w:tr>
-              <w:trPr>
-                <w:trHeight w:val="361"/>
-              </w:trPr>
-              <w:tc>
-                <w:tcPr>
-                  <w:tcW w:w="1213" w:type="dxa"/>
-                </w:tcPr>
-                <w:p>
-                  <w:pPr>
-                    <w:framePr w:hSpace="180" w:wrap="around" w:vAnchor="text" w:hAnchor="margin" w:xAlign="center" w:y="48"/>
+                    <w:framePr w:hSpace="180" w:wrap="around" w:vAnchor="text" w:hAnchor="margin" w:x="-289" w:y="48"/>
                     <w:spacing w:after="0"/>
                     <w:jc w:val="both"/>
                     <w:rPr>
-                      <w:rFonts w:asciiTheme="minorHAnsi" w:hAnsiTheme="minorHAnsi" w:cstheme="minorHAnsi"/>
-                      <w:sz w:val="24"/>
-                      <w:szCs w:val="24"/>
-                      <w:lang w:val="en-ID"/>
-                    </w:rPr>
-                  </w:pPr>
-                  <w:r>
-                    <w:rPr>
-                      <w:rFonts w:asciiTheme="minorHAnsi" w:hAnsiTheme="minorHAnsi" w:cstheme="minorHAnsi"/>
-                      <w:sz w:val="24"/>
-                      <w:szCs w:val="24"/>
-                      <w:lang w:val="en"/>
-                    </w:rPr>
-                    <w:t>Position</w:t>
-                  </w:r>
-                </w:p>
-              </w:tc>
-              <w:tc>
-                <w:tcPr>
-                  <w:tcW w:w="279" w:type="dxa"/>
-                </w:tcPr>
-                <w:p>
-                  <w:pPr>
-                    <w:pStyle w:val="ListParagraph"/>
-                    <w:framePr w:hSpace="180" w:wrap="around" w:vAnchor="text" w:hAnchor="margin" w:xAlign="center" w:y="48"/>
-                    <w:spacing w:after="0"/>
-                    <w:ind w:left="0"/>
-                    <w:jc w:val="both"/>
-                    <w:rPr>
-                      <w:rFonts w:asciiTheme="minorHAnsi" w:hAnsiTheme="minorHAnsi" w:cstheme="minorHAnsi"/>
-                      <w:sz w:val="24"/>
-                      <w:szCs w:val="24"/>
-                    </w:rPr>
-                  </w:pPr>
-                  <w:r>
-                    <w:rPr>
-                      <w:rFonts w:asciiTheme="minorHAnsi" w:hAnsiTheme="minorHAnsi" w:cstheme="minorHAnsi"/>
-                      <w:sz w:val="24"/>
-                      <w:szCs w:val="24"/>
-                    </w:rPr>
-                    <w:t>:</w:t>
-                  </w:r>
-                </w:p>
-              </w:tc>
-              <w:tc>
-                <w:tcPr>
-                  <w:tcW w:w="3214" w:type="dxa"/>
-                </w:tcPr>
-                <w:p>
-                  <w:pPr>
-                    <w:pStyle w:val="ListParagraph"/>
-                    <w:framePr w:hSpace="180" w:wrap="around" w:vAnchor="text" w:hAnchor="margin" w:xAlign="center" w:y="48"/>
-                    <w:spacing w:after="0"/>
-                    <w:ind w:left="0"/>
-                    <w:jc w:val="both"/>
-                    <w:rPr>
-                      <w:rFonts w:asciiTheme="minorHAnsi" w:hAnsiTheme="minorHAnsi" w:cstheme="minorHAnsi"/>
-                      <w:sz w:val="24"/>
-                      <w:szCs w:val="24"/>
+                      <w:rFonts w:ascii="Bookman Old Style" w:hAnsi="Bookman Old Style" w:cstheme="minorHAnsi"/>
+                      <w:b/>
+                      <w:bCs/>
+                      <w:lang w:val="en-US"/>
                     </w:rPr>
                   </w:pPr>
                 </w:p>
@@ -5550,53 +5288,47 @@
             <w:tr>
               <w:tc>
                 <w:tcPr>
-                  <w:tcW w:w="1213" w:type="dxa"/>
+                  <w:tcW w:w="1272" w:type="dxa"/>
                 </w:tcPr>
                 <w:p>
                   <w:pPr>
-                    <w:framePr w:hSpace="180" w:wrap="around" w:vAnchor="text" w:hAnchor="margin" w:xAlign="center" w:y="48"/>
+                    <w:framePr w:hSpace="180" w:wrap="around" w:vAnchor="text" w:hAnchor="margin" w:x="-289" w:y="48"/>
                     <w:spacing w:after="0"/>
                     <w:jc w:val="both"/>
                     <w:rPr>
-                      <w:rFonts w:asciiTheme="minorHAnsi" w:hAnsiTheme="minorHAnsi" w:cstheme="minorHAnsi"/>
-                      <w:sz w:val="24"/>
-                      <w:szCs w:val="24"/>
-                      <w:lang w:val="en-ID"/>
+                      <w:rFonts w:ascii="Bookman Old Style" w:hAnsi="Bookman Old Style" w:cstheme="minorHAnsi"/>
+                      <w:lang w:val="en-US"/>
                     </w:rPr>
                   </w:pPr>
                   <w:r>
                     <w:rPr>
-                      <w:rFonts w:asciiTheme="minorHAnsi" w:hAnsiTheme="minorHAnsi" w:cstheme="minorHAnsi"/>
-                      <w:sz w:val="24"/>
-                      <w:szCs w:val="24"/>
-                      <w:lang w:val="en"/>
-                    </w:rPr>
-                    <w:t>Address</w:t>
+                      <w:rFonts w:ascii="Bookman Old Style" w:hAnsi="Bookman Old Style" w:cstheme="minorHAnsi"/>
+                      <w:lang w:val="en-US"/>
+                    </w:rPr>
+                    <w:t>Position</w:t>
                   </w:r>
                 </w:p>
               </w:tc>
               <w:tc>
                 <w:tcPr>
-                  <w:tcW w:w="279" w:type="dxa"/>
+                  <w:tcW w:w="297" w:type="dxa"/>
                 </w:tcPr>
                 <w:p>
                   <w:pPr>
-                    <w:pStyle w:val="ListParagraph"/>
-                    <w:framePr w:hSpace="180" w:wrap="around" w:vAnchor="text" w:hAnchor="margin" w:xAlign="center" w:y="48"/>
+                    <w:framePr w:hSpace="180" w:wrap="around" w:vAnchor="text" w:hAnchor="margin" w:x="-289" w:y="48"/>
                     <w:spacing w:after="0"/>
-                    <w:ind w:left="0"/>
                     <w:jc w:val="both"/>
                     <w:rPr>
-                      <w:rFonts w:asciiTheme="minorHAnsi" w:hAnsiTheme="minorHAnsi" w:cstheme="minorHAnsi"/>
-                      <w:sz w:val="24"/>
-                      <w:szCs w:val="24"/>
+                      <w:rFonts w:ascii="Bookman Old Style" w:hAnsi="Bookman Old Style" w:cstheme="minorHAnsi"/>
+                      <w:b/>
+                      <w:bCs/>
+                      <w:lang w:val="en-US"/>
                     </w:rPr>
                   </w:pPr>
                   <w:r>
                     <w:rPr>
-                      <w:rFonts w:asciiTheme="minorHAnsi" w:hAnsiTheme="minorHAnsi" w:cstheme="minorHAnsi"/>
-                      <w:sz w:val="24"/>
-                      <w:szCs w:val="24"/>
+                      <w:rFonts w:ascii="Bookman Old Style" w:hAnsi="Bookman Old Style" w:cstheme="minorHAnsi"/>
+                      <w:lang w:val="en-US"/>
                     </w:rPr>
                     <w:t>:</w:t>
                   </w:r>
@@ -5604,19 +5336,18 @@
               </w:tc>
               <w:tc>
                 <w:tcPr>
-                  <w:tcW w:w="3214" w:type="dxa"/>
+                  <w:tcW w:w="3256" w:type="dxa"/>
                 </w:tcPr>
                 <w:p>
                   <w:pPr>
-                    <w:pStyle w:val="ListParagraph"/>
-                    <w:framePr w:hSpace="180" w:wrap="around" w:vAnchor="text" w:hAnchor="margin" w:xAlign="center" w:y="48"/>
+                    <w:framePr w:hSpace="180" w:wrap="around" w:vAnchor="text" w:hAnchor="margin" w:x="-289" w:y="48"/>
                     <w:spacing w:after="0"/>
-                    <w:ind w:left="0"/>
                     <w:jc w:val="both"/>
                     <w:rPr>
-                      <w:rFonts w:asciiTheme="minorHAnsi" w:hAnsiTheme="minorHAnsi" w:cstheme="minorHAnsi"/>
-                      <w:sz w:val="24"/>
-                      <w:szCs w:val="24"/>
+                      <w:rFonts w:ascii="Bookman Old Style" w:hAnsi="Bookman Old Style" w:cstheme="minorHAnsi"/>
+                      <w:b/>
+                      <w:bCs/>
+                      <w:lang w:val="en-US"/>
                     </w:rPr>
                   </w:pPr>
                 </w:p>
@@ -5625,53 +5356,47 @@
             <w:tr>
               <w:tc>
                 <w:tcPr>
-                  <w:tcW w:w="1213" w:type="dxa"/>
+                  <w:tcW w:w="1272" w:type="dxa"/>
                 </w:tcPr>
                 <w:p>
                   <w:pPr>
-                    <w:pStyle w:val="ListParagraph"/>
-                    <w:framePr w:hSpace="180" w:wrap="around" w:vAnchor="text" w:hAnchor="margin" w:xAlign="center" w:y="48"/>
+                    <w:framePr w:hSpace="180" w:wrap="around" w:vAnchor="text" w:hAnchor="margin" w:x="-289" w:y="48"/>
                     <w:spacing w:after="0"/>
-                    <w:ind w:left="0"/>
                     <w:jc w:val="both"/>
                     <w:rPr>
-                      <w:rFonts w:asciiTheme="minorHAnsi" w:hAnsiTheme="minorHAnsi" w:cstheme="minorHAnsi"/>
-                      <w:sz w:val="24"/>
-                      <w:szCs w:val="24"/>
+                      <w:rFonts w:ascii="Bookman Old Style" w:hAnsi="Bookman Old Style" w:cstheme="minorHAnsi"/>
+                      <w:lang w:val="en-US"/>
                     </w:rPr>
                   </w:pPr>
                   <w:r>
                     <w:rPr>
-                      <w:rFonts w:asciiTheme="minorHAnsi" w:hAnsiTheme="minorHAnsi" w:cstheme="minorHAnsi"/>
-                      <w:sz w:val="24"/>
-                      <w:szCs w:val="24"/>
-                    </w:rPr>
-                    <w:t>Telephone</w:t>
+                      <w:rFonts w:ascii="Bookman Old Style" w:hAnsi="Bookman Old Style" w:cstheme="minorHAnsi"/>
+                      <w:lang w:val="en-US"/>
+                    </w:rPr>
+                    <w:t>Address</w:t>
                   </w:r>
                 </w:p>
               </w:tc>
               <w:tc>
                 <w:tcPr>
-                  <w:tcW w:w="279" w:type="dxa"/>
+                  <w:tcW w:w="297" w:type="dxa"/>
                 </w:tcPr>
                 <w:p>
                   <w:pPr>
-                    <w:pStyle w:val="ListParagraph"/>
-                    <w:framePr w:hSpace="180" w:wrap="around" w:vAnchor="text" w:hAnchor="margin" w:xAlign="center" w:y="48"/>
+                    <w:framePr w:hSpace="180" w:wrap="around" w:vAnchor="text" w:hAnchor="margin" w:x="-289" w:y="48"/>
                     <w:spacing w:after="0"/>
-                    <w:ind w:left="0"/>
                     <w:jc w:val="both"/>
                     <w:rPr>
-                      <w:rFonts w:asciiTheme="minorHAnsi" w:hAnsiTheme="minorHAnsi" w:cstheme="minorHAnsi"/>
-                      <w:sz w:val="24"/>
-                      <w:szCs w:val="24"/>
+                      <w:rFonts w:ascii="Bookman Old Style" w:hAnsi="Bookman Old Style" w:cstheme="minorHAnsi"/>
+                      <w:b/>
+                      <w:bCs/>
+                      <w:lang w:val="en-US"/>
                     </w:rPr>
                   </w:pPr>
                   <w:r>
                     <w:rPr>
-                      <w:rFonts w:asciiTheme="minorHAnsi" w:hAnsiTheme="minorHAnsi" w:cstheme="minorHAnsi"/>
-                      <w:sz w:val="24"/>
-                      <w:szCs w:val="24"/>
+                      <w:rFonts w:ascii="Bookman Old Style" w:hAnsi="Bookman Old Style" w:cstheme="minorHAnsi"/>
+                      <w:lang w:val="en-US"/>
                     </w:rPr>
                     <w:t>:</w:t>
                   </w:r>
@@ -5679,20 +5404,18 @@
               </w:tc>
               <w:tc>
                 <w:tcPr>
-                  <w:tcW w:w="3214" w:type="dxa"/>
+                  <w:tcW w:w="3256" w:type="dxa"/>
                 </w:tcPr>
                 <w:p>
                   <w:pPr>
-                    <w:pStyle w:val="ListParagraph"/>
-                    <w:framePr w:hSpace="180" w:wrap="around" w:vAnchor="text" w:hAnchor="margin" w:xAlign="center" w:y="48"/>
+                    <w:framePr w:hSpace="180" w:wrap="around" w:vAnchor="text" w:hAnchor="margin" w:x="-289" w:y="48"/>
                     <w:spacing w:after="0"/>
-                    <w:ind w:left="0"/>
                     <w:jc w:val="both"/>
                     <w:rPr>
-                      <w:rFonts w:asciiTheme="minorHAnsi" w:hAnsiTheme="minorHAnsi" w:cstheme="minorHAnsi"/>
-                      <w:sz w:val="24"/>
-                      <w:szCs w:val="24"/>
-                      <w:lang w:val="en-US"/>
+                      <w:rFonts w:ascii="Bookman Old Style" w:hAnsi="Bookman Old Style" w:cstheme="minorHAnsi"/>
+                      <w:b/>
+                      <w:bCs/>
+                      <w:lang w:val="fi-FI"/>
                     </w:rPr>
                   </w:pPr>
                 </w:p>
@@ -5701,53 +5424,47 @@
             <w:tr>
               <w:tc>
                 <w:tcPr>
-                  <w:tcW w:w="1213" w:type="dxa"/>
+                  <w:tcW w:w="1272" w:type="dxa"/>
                 </w:tcPr>
                 <w:p>
                   <w:pPr>
-                    <w:pStyle w:val="ListParagraph"/>
-                    <w:framePr w:hSpace="180" w:wrap="around" w:vAnchor="text" w:hAnchor="margin" w:xAlign="center" w:y="48"/>
+                    <w:framePr w:hSpace="180" w:wrap="around" w:vAnchor="text" w:hAnchor="margin" w:x="-289" w:y="48"/>
                     <w:spacing w:after="0"/>
-                    <w:ind w:left="0"/>
                     <w:jc w:val="both"/>
                     <w:rPr>
-                      <w:rFonts w:asciiTheme="minorHAnsi" w:hAnsiTheme="minorHAnsi" w:cstheme="minorHAnsi"/>
-                      <w:sz w:val="24"/>
-                      <w:szCs w:val="24"/>
+                      <w:rFonts w:ascii="Bookman Old Style" w:hAnsi="Bookman Old Style" w:cstheme="minorHAnsi"/>
+                      <w:lang w:val="en-ID"/>
                     </w:rPr>
                   </w:pPr>
                   <w:r>
                     <w:rPr>
-                      <w:rFonts w:asciiTheme="minorHAnsi" w:hAnsiTheme="minorHAnsi" w:cstheme="minorHAnsi"/>
-                      <w:sz w:val="24"/>
-                      <w:szCs w:val="24"/>
-                    </w:rPr>
-                    <w:t>E-mail</w:t>
+                      <w:rFonts w:ascii="Bookman Old Style" w:hAnsi="Bookman Old Style" w:cstheme="minorHAnsi"/>
+                      <w:lang w:val="en-ID"/>
+                    </w:rPr>
+                    <w:t>Phone</w:t>
                   </w:r>
                 </w:p>
               </w:tc>
               <w:tc>
                 <w:tcPr>
-                  <w:tcW w:w="279" w:type="dxa"/>
+                  <w:tcW w:w="297" w:type="dxa"/>
                 </w:tcPr>
                 <w:p>
                   <w:pPr>
-                    <w:pStyle w:val="ListParagraph"/>
-                    <w:framePr w:hSpace="180" w:wrap="around" w:vAnchor="text" w:hAnchor="margin" w:xAlign="center" w:y="48"/>
+                    <w:framePr w:hSpace="180" w:wrap="around" w:vAnchor="text" w:hAnchor="margin" w:x="-289" w:y="48"/>
                     <w:spacing w:after="0"/>
-                    <w:ind w:left="0"/>
                     <w:jc w:val="both"/>
                     <w:rPr>
-                      <w:rFonts w:asciiTheme="minorHAnsi" w:hAnsiTheme="minorHAnsi" w:cstheme="minorHAnsi"/>
-                      <w:sz w:val="24"/>
-                      <w:szCs w:val="24"/>
+                      <w:rFonts w:ascii="Bookman Old Style" w:hAnsi="Bookman Old Style" w:cstheme="minorHAnsi"/>
+                      <w:b/>
+                      <w:bCs/>
+                      <w:lang w:val="en-ID"/>
                     </w:rPr>
                   </w:pPr>
                   <w:r>
                     <w:rPr>
-                      <w:rFonts w:asciiTheme="minorHAnsi" w:hAnsiTheme="minorHAnsi" w:cstheme="minorHAnsi"/>
-                      <w:sz w:val="24"/>
-                      <w:szCs w:val="24"/>
+                      <w:rFonts w:ascii="Bookman Old Style" w:hAnsi="Bookman Old Style" w:cstheme="minorHAnsi"/>
+                      <w:lang w:val="en-ID"/>
                     </w:rPr>
                     <w:t>:</w:t>
                   </w:r>
@@ -5755,19 +5472,86 @@
               </w:tc>
               <w:tc>
                 <w:tcPr>
-                  <w:tcW w:w="3214" w:type="dxa"/>
+                  <w:tcW w:w="3256" w:type="dxa"/>
                 </w:tcPr>
                 <w:p>
                   <w:pPr>
-                    <w:pStyle w:val="ListParagraph"/>
-                    <w:framePr w:hSpace="180" w:wrap="around" w:vAnchor="text" w:hAnchor="margin" w:xAlign="center" w:y="48"/>
+                    <w:framePr w:hSpace="180" w:wrap="around" w:vAnchor="text" w:hAnchor="margin" w:x="-289" w:y="48"/>
                     <w:spacing w:after="0"/>
-                    <w:ind w:left="0"/>
                     <w:jc w:val="both"/>
                     <w:rPr>
-                      <w:rFonts w:asciiTheme="minorHAnsi" w:hAnsiTheme="minorHAnsi" w:cstheme="minorHAnsi"/>
-                      <w:sz w:val="24"/>
-                      <w:szCs w:val="24"/>
+                      <w:rFonts w:ascii="Bookman Old Style" w:hAnsi="Bookman Old Style" w:cstheme="minorHAnsi"/>
+                      <w:b/>
+                      <w:bCs/>
+                      <w:lang w:val="en-ID"/>
+                    </w:rPr>
+                  </w:pPr>
+                </w:p>
+              </w:tc>
+            </w:tr>
+            <w:tr>
+              <w:tc>
+                <w:tcPr>
+                  <w:tcW w:w="1272" w:type="dxa"/>
+                </w:tcPr>
+                <w:p>
+                  <w:pPr>
+                    <w:framePr w:hSpace="180" w:wrap="around" w:vAnchor="text" w:hAnchor="margin" w:x="-289" w:y="48"/>
+                    <w:spacing w:after="0"/>
+                    <w:jc w:val="both"/>
+                    <w:rPr>
+                      <w:rFonts w:ascii="Bookman Old Style" w:hAnsi="Bookman Old Style" w:cstheme="minorHAnsi"/>
+                      <w:lang w:val="en-ID"/>
+                    </w:rPr>
+                  </w:pPr>
+                  <w:r>
+                    <w:rPr>
+                      <w:rFonts w:ascii="Bookman Old Style" w:hAnsi="Bookman Old Style" w:cstheme="minorHAnsi"/>
+                      <w:lang w:val="en-ID"/>
+                    </w:rPr>
+                    <w:t>Mail</w:t>
+                  </w:r>
+                </w:p>
+              </w:tc>
+              <w:tc>
+                <w:tcPr>
+                  <w:tcW w:w="297" w:type="dxa"/>
+                </w:tcPr>
+                <w:p>
+                  <w:pPr>
+                    <w:framePr w:hSpace="180" w:wrap="around" w:vAnchor="text" w:hAnchor="margin" w:x="-289" w:y="48"/>
+                    <w:spacing w:after="0"/>
+                    <w:jc w:val="both"/>
+                    <w:rPr>
+                      <w:rFonts w:ascii="Bookman Old Style" w:hAnsi="Bookman Old Style" w:cstheme="minorHAnsi"/>
+                      <w:b/>
+                      <w:bCs/>
+                      <w:lang w:val="en-ID"/>
+                    </w:rPr>
+                  </w:pPr>
+                  <w:r>
+                    <w:rPr>
+                      <w:rFonts w:ascii="Bookman Old Style" w:hAnsi="Bookman Old Style" w:cstheme="minorHAnsi"/>
+                      <w:lang w:val="en-ID"/>
+                    </w:rPr>
+                    <w:t>:</w:t>
+                  </w:r>
+                </w:p>
+              </w:tc>
+              <w:tc>
+                <w:tcPr>
+                  <w:tcW w:w="3256" w:type="dxa"/>
+                </w:tcPr>
+                <w:p>
+                  <w:pPr>
+                    <w:framePr w:hSpace="180" w:wrap="around" w:vAnchor="text" w:hAnchor="margin" w:x="-289" w:y="48"/>
+                    <w:spacing w:after="0"/>
+                    <w:jc w:val="both"/>
+                    <w:rPr>
+                      <w:rFonts w:ascii="Bookman Old Style" w:hAnsi="Bookman Old Style" w:cstheme="minorHAnsi"/>
+                      <w:b/>
+                      <w:bCs/>
+                      <w:lang w:val="en-ID"/>
                     </w:rPr>
                   </w:pPr>
                 </w:p>
@@ -5777,11 +5561,20 @@
           <w:p>
             <w:pPr>
               <w:spacing w:after="0"/>
-              <w:rPr>
-                <w:rFonts w:asciiTheme="minorHAnsi" w:hAnsiTheme="minorHAnsi" w:cstheme="minorHAnsi"/>
-                <w:b/>
-                <w:sz w:val="24"/>
-                <w:szCs w:val="24"/>
+              <w:jc w:val="both"/>
+              <w:rPr>
+                <w:rFonts w:ascii="Bookman Old Style" w:hAnsi="Bookman Old Style" w:cstheme="minorHAnsi"/>
+                <w:b/>
+                <w:lang w:val="en-US"/>
+              </w:rPr>
+            </w:pPr>
+          </w:p>
+          <w:p>
+            <w:pPr>
+              <w:spacing w:after="0"/>
+              <w:rPr>
+                <w:rFonts w:ascii="Bookman Old Style" w:hAnsi="Bookman Old Style" w:cstheme="minorHAnsi"/>
+                <w:b/>
               </w:rPr>
             </w:pPr>
           </w:p>
@@ -5790,18 +5583,14 @@
               <w:spacing w:after="0"/>
               <w:jc w:val="center"/>
               <w:rPr>
-                <w:rFonts w:asciiTheme="minorHAnsi" w:hAnsiTheme="minorHAnsi" w:cstheme="minorHAnsi"/>
-                <w:b/>
-                <w:sz w:val="24"/>
-                <w:szCs w:val="24"/>
-              </w:rPr>
-            </w:pPr>
-            <w:r>
-              <w:rPr>
-                <w:rFonts w:asciiTheme="minorHAnsi" w:hAnsiTheme="minorHAnsi" w:cstheme="minorHAnsi"/>
-                <w:b/>
-                <w:sz w:val="24"/>
-                <w:szCs w:val="24"/>
+                <w:rFonts w:ascii="Bookman Old Style" w:hAnsi="Bookman Old Style" w:cstheme="minorHAnsi"/>
+                <w:b/>
+              </w:rPr>
+            </w:pPr>
+            <w:r>
+              <w:rPr>
+                <w:rFonts w:ascii="Bookman Old Style" w:hAnsi="Bookman Old Style" w:cstheme="minorHAnsi"/>
+                <w:b/>
               </w:rPr>
               <w:t>ARTICLE 7</w:t>
             </w:r>
@@ -5811,18 +5600,14 @@
               <w:spacing w:after="0"/>
               <w:jc w:val="center"/>
               <w:rPr>
-                <w:rFonts w:asciiTheme="minorHAnsi" w:hAnsiTheme="minorHAnsi" w:cstheme="minorHAnsi"/>
-                <w:b/>
-                <w:sz w:val="24"/>
-                <w:szCs w:val="24"/>
-              </w:rPr>
-            </w:pPr>
-            <w:r>
-              <w:rPr>
-                <w:rFonts w:asciiTheme="minorHAnsi" w:hAnsiTheme="minorHAnsi" w:cstheme="minorHAnsi"/>
-                <w:b/>
-                <w:sz w:val="24"/>
-                <w:szCs w:val="24"/>
+                <w:rFonts w:ascii="Bookman Old Style" w:hAnsi="Bookman Old Style" w:cstheme="minorHAnsi"/>
+                <w:b/>
+              </w:rPr>
+            </w:pPr>
+            <w:r>
+              <w:rPr>
+                <w:rFonts w:ascii="Bookman Old Style" w:hAnsi="Bookman Old Style" w:cstheme="minorHAnsi"/>
+                <w:b/>
               </w:rPr>
               <w:t>CLOSURE</w:t>
             </w:r>
@@ -5832,17 +5617,13 @@
               <w:spacing w:after="0"/>
               <w:jc w:val="both"/>
               <w:rPr>
-                <w:rFonts w:asciiTheme="minorHAnsi" w:hAnsiTheme="minorHAnsi" w:cstheme="minorHAnsi"/>
-                <w:iCs/>
-                <w:sz w:val="24"/>
-                <w:szCs w:val="24"/>
-              </w:rPr>
-            </w:pPr>
-            <w:r>
-              <w:rPr>
-                <w:rFonts w:asciiTheme="minorHAnsi" w:hAnsiTheme="minorHAnsi" w:cstheme="minorHAnsi"/>
-                <w:sz w:val="24"/>
-                <w:szCs w:val="24"/>
+                <w:rFonts w:ascii="Bookman Old Style" w:hAnsi="Bookman Old Style" w:cstheme="minorHAnsi"/>
+                <w:iCs/>
+              </w:rPr>
+            </w:pPr>
+            <w:r>
+              <w:rPr>
+                <w:rFonts w:ascii="Bookman Old Style" w:hAnsi="Bookman Old Style" w:cstheme="minorHAnsi"/>
                 <w:lang w:val="en-ID"/>
               </w:rPr>
               <w:t>This Memorandum of Understanding is created mentioned in duplicate 2 (two) sufficient duty stamp and having the same legal force.</w:t>
@@ -5856,11 +5637,9 @@
         <w:spacing w:after="0"/>
         <w:jc w:val="both"/>
         <w:rPr>
-          <w:rFonts w:asciiTheme="minorHAnsi" w:hAnsiTheme="minorHAnsi" w:cstheme="minorHAnsi"/>
+          <w:rFonts w:ascii="Bookman Old Style" w:hAnsi="Bookman Old Style" w:cstheme="minorHAnsi"/>
           <w:i/>
           <w:color w:val="000000"/>
-          <w:sz w:val="24"/>
-          <w:szCs w:val="24"/>
         </w:rPr>
       </w:pPr>
     </w:p>
@@ -5869,10 +5648,8 @@
         <w:spacing w:after="0"/>
         <w:jc w:val="both"/>
         <w:rPr>
-          <w:rFonts w:asciiTheme="minorHAnsi" w:hAnsiTheme="minorHAnsi" w:cstheme="minorHAnsi"/>
+          <w:rFonts w:ascii="Bookman Old Style" w:hAnsi="Bookman Old Style" w:cstheme="minorHAnsi"/>
           <w:b/>
-          <w:sz w:val="24"/>
-          <w:szCs w:val="24"/>
         </w:rPr>
       </w:pPr>
     </w:p>
@@ -5905,40 +5682,32 @@
               <w:spacing w:after="0"/>
               <w:jc w:val="center"/>
               <w:rPr>
-                <w:rFonts w:asciiTheme="minorHAnsi" w:hAnsiTheme="minorHAnsi" w:cstheme="minorHAnsi"/>
-                <w:b/>
-                <w:bCs/>
-                <w:sz w:val="24"/>
-                <w:szCs w:val="24"/>
+                <w:rFonts w:ascii="Bookman Old Style" w:hAnsi="Bookman Old Style" w:cstheme="minorHAnsi"/>
+                <w:b/>
+                <w:bCs/>
                 <w:lang w:val="sv-SE"/>
               </w:rPr>
             </w:pPr>
             <w:bookmarkStart w:id="0" w:name="_Hlk191373837"/>
             <w:r>
               <w:rPr>
-                <w:rFonts w:asciiTheme="minorHAnsi" w:hAnsiTheme="minorHAnsi" w:cstheme="minorHAnsi"/>
-                <w:sz w:val="24"/>
-                <w:szCs w:val="24"/>
+                <w:rFonts w:ascii="Bookman Old Style" w:hAnsi="Bookman Old Style" w:cstheme="minorHAnsi"/>
               </w:rPr>
               <w:br w:type="page"/>
             </w:r>
             <w:r>
               <w:rPr>
-                <w:rFonts w:asciiTheme="minorHAnsi" w:hAnsiTheme="minorHAnsi" w:cstheme="minorHAnsi"/>
-                <w:b/>
-                <w:bCs/>
-                <w:sz w:val="24"/>
-                <w:szCs w:val="24"/>
+                <w:rFonts w:ascii="Bookman Old Style" w:hAnsi="Bookman Old Style" w:cstheme="minorHAnsi"/>
+                <w:b/>
+                <w:bCs/>
               </w:rPr>
               <w:t>PIHAK P</w:t>
             </w:r>
             <w:r>
               <w:rPr>
-                <w:rFonts w:asciiTheme="minorHAnsi" w:hAnsiTheme="minorHAnsi" w:cstheme="minorHAnsi"/>
-                <w:b/>
-                <w:bCs/>
-                <w:sz w:val="24"/>
-                <w:szCs w:val="24"/>
+                <w:rFonts w:ascii="Bookman Old Style" w:hAnsi="Bookman Old Style" w:cstheme="minorHAnsi"/>
+                <w:b/>
+                <w:bCs/>
                 <w:lang w:val="sv-SE"/>
               </w:rPr>
               <w:t>ERTAMA</w:t>
@@ -5949,21 +5718,17 @@
               <w:spacing w:after="0"/>
               <w:jc w:val="center"/>
               <w:rPr>
-                <w:rFonts w:asciiTheme="minorHAnsi" w:hAnsiTheme="minorHAnsi" w:cstheme="minorHAnsi"/>
-                <w:b/>
-                <w:bCs/>
-                <w:sz w:val="24"/>
-                <w:szCs w:val="24"/>
+                <w:rFonts w:ascii="Bookman Old Style" w:hAnsi="Bookman Old Style" w:cstheme="minorHAnsi"/>
+                <w:b/>
+                <w:bCs/>
                 <w:lang w:val="sv-SE"/>
               </w:rPr>
             </w:pPr>
             <w:r>
               <w:rPr>
-                <w:rFonts w:asciiTheme="minorHAnsi" w:hAnsiTheme="minorHAnsi" w:cstheme="minorHAnsi"/>
-                <w:b/>
-                <w:bCs/>
-                <w:sz w:val="24"/>
-                <w:szCs w:val="24"/>
+                <w:rFonts w:ascii="Bookman Old Style" w:hAnsi="Bookman Old Style" w:cstheme="minorHAnsi"/>
+                <w:b/>
+                <w:bCs/>
                 <w:lang w:val="sv-SE"/>
               </w:rPr>
               <w:t>POLITEKNIK NEGERI BATAM</w:t>
@@ -5974,11 +5739,9 @@
               <w:spacing w:after="0"/>
               <w:jc w:val="center"/>
               <w:rPr>
-                <w:rFonts w:asciiTheme="minorHAnsi" w:hAnsiTheme="minorHAnsi" w:cstheme="minorHAnsi"/>
-                <w:b/>
-                <w:bCs/>
-                <w:sz w:val="24"/>
-                <w:szCs w:val="24"/>
+                <w:rFonts w:ascii="Bookman Old Style" w:hAnsi="Bookman Old Style" w:cstheme="minorHAnsi"/>
+                <w:b/>
+                <w:bCs/>
                 <w:lang w:val="sv-SE"/>
               </w:rPr>
             </w:pPr>
@@ -5988,11 +5751,9 @@
               <w:spacing w:after="0"/>
               <w:jc w:val="center"/>
               <w:rPr>
-                <w:rFonts w:asciiTheme="minorHAnsi" w:hAnsiTheme="minorHAnsi" w:cstheme="minorHAnsi"/>
-                <w:b/>
-                <w:bCs/>
-                <w:sz w:val="24"/>
-                <w:szCs w:val="24"/>
+                <w:rFonts w:ascii="Bookman Old Style" w:hAnsi="Bookman Old Style" w:cstheme="minorHAnsi"/>
+                <w:b/>
+                <w:bCs/>
                 <w:lang w:val="sv-SE"/>
               </w:rPr>
             </w:pPr>
@@ -6001,11 +5762,9 @@
             <w:pPr>
               <w:spacing w:after="0"/>
               <w:rPr>
-                <w:rFonts w:asciiTheme="minorHAnsi" w:hAnsiTheme="minorHAnsi" w:cstheme="minorHAnsi"/>
-                <w:b/>
-                <w:bCs/>
-                <w:sz w:val="24"/>
-                <w:szCs w:val="24"/>
+                <w:rFonts w:ascii="Bookman Old Style" w:hAnsi="Bookman Old Style" w:cstheme="minorHAnsi"/>
+                <w:b/>
+                <w:bCs/>
                 <w:lang w:val="sv-SE"/>
               </w:rPr>
             </w:pPr>
@@ -6014,11 +5773,9 @@
             <w:pPr>
               <w:spacing w:after="0"/>
               <w:rPr>
-                <w:rFonts w:asciiTheme="minorHAnsi" w:hAnsiTheme="minorHAnsi" w:cstheme="minorHAnsi"/>
-                <w:b/>
-                <w:bCs/>
-                <w:sz w:val="24"/>
-                <w:szCs w:val="24"/>
+                <w:rFonts w:ascii="Bookman Old Style" w:hAnsi="Bookman Old Style" w:cstheme="minorHAnsi"/>
+                <w:b/>
+                <w:bCs/>
                 <w:lang w:val="sv-SE"/>
               </w:rPr>
             </w:pPr>
@@ -6028,11 +5785,9 @@
               <w:spacing w:after="0"/>
               <w:jc w:val="center"/>
               <w:rPr>
-                <w:rFonts w:asciiTheme="minorHAnsi" w:hAnsiTheme="minorHAnsi" w:cstheme="minorHAnsi"/>
-                <w:b/>
-                <w:bCs/>
-                <w:sz w:val="24"/>
-                <w:szCs w:val="24"/>
+                <w:rFonts w:ascii="Bookman Old Style" w:hAnsi="Bookman Old Style" w:cstheme="minorHAnsi"/>
+                <w:b/>
+                <w:bCs/>
                 <w:lang w:val="sv-SE"/>
               </w:rPr>
             </w:pPr>
@@ -6042,21 +5797,17 @@
               <w:spacing w:after="0"/>
               <w:jc w:val="center"/>
               <w:rPr>
-                <w:rFonts w:asciiTheme="minorHAnsi" w:hAnsiTheme="minorHAnsi" w:cstheme="minorHAnsi"/>
-                <w:b/>
-                <w:bCs/>
-                <w:sz w:val="24"/>
-                <w:szCs w:val="24"/>
+                <w:rFonts w:ascii="Bookman Old Style" w:hAnsi="Bookman Old Style" w:cstheme="minorHAnsi"/>
+                <w:b/>
+                <w:bCs/>
                 <w:lang w:val="sv-SE"/>
               </w:rPr>
             </w:pPr>
             <w:r>
               <w:rPr>
-                <w:rFonts w:asciiTheme="minorHAnsi" w:hAnsiTheme="minorHAnsi" w:cstheme="minorHAnsi"/>
-                <w:b/>
-                <w:bCs/>
-                <w:sz w:val="24"/>
-                <w:szCs w:val="24"/>
+                <w:rFonts w:ascii="Bookman Old Style" w:hAnsi="Bookman Old Style" w:cstheme="minorHAnsi"/>
+                <w:b/>
+                <w:bCs/>
                 <w:lang w:val="sv-SE"/>
               </w:rPr>
               <w:t>____________________________</w:t>
@@ -6067,21 +5818,17 @@
               <w:spacing w:after="0"/>
               <w:jc w:val="center"/>
               <w:rPr>
-                <w:rFonts w:asciiTheme="minorHAnsi" w:hAnsiTheme="minorHAnsi" w:cstheme="minorHAnsi"/>
-                <w:b/>
-                <w:bCs/>
-                <w:sz w:val="24"/>
-                <w:szCs w:val="24"/>
+                <w:rFonts w:ascii="Bookman Old Style" w:hAnsi="Bookman Old Style" w:cstheme="minorHAnsi"/>
+                <w:b/>
+                <w:bCs/>
                 <w:lang w:val="sv-SE"/>
               </w:rPr>
             </w:pPr>
             <w:r>
               <w:rPr>
-                <w:rFonts w:asciiTheme="minorHAnsi" w:hAnsiTheme="minorHAnsi" w:cstheme="minorHAnsi"/>
-                <w:b/>
-                <w:bCs/>
-                <w:sz w:val="24"/>
-                <w:szCs w:val="24"/>
+                <w:rFonts w:ascii="Bookman Old Style" w:hAnsi="Bookman Old Style" w:cstheme="minorHAnsi"/>
+                <w:b/>
+                <w:bCs/>
                 <w:lang w:val="sv-SE"/>
               </w:rPr>
               <w:t>BAMBANG HENDRAWAN</w:t>
@@ -6092,65 +5839,53 @@
               <w:spacing w:after="0"/>
               <w:jc w:val="center"/>
               <w:rPr>
-                <w:rFonts w:asciiTheme="minorHAnsi" w:hAnsiTheme="minorHAnsi" w:cstheme="minorHAnsi"/>
-                <w:b/>
-                <w:bCs/>
-                <w:sz w:val="24"/>
-                <w:szCs w:val="24"/>
+                <w:rFonts w:ascii="Bookman Old Style" w:hAnsi="Bookman Old Style" w:cstheme="minorHAnsi"/>
+                <w:b/>
+                <w:bCs/>
                 <w:lang w:val="en-SG"/>
               </w:rPr>
             </w:pPr>
             <w:r>
               <w:rPr>
-                <w:rFonts w:asciiTheme="minorHAnsi" w:hAnsiTheme="minorHAnsi" w:cstheme="minorHAnsi"/>
-                <w:b/>
-                <w:bCs/>
-                <w:sz w:val="24"/>
-                <w:szCs w:val="24"/>
+                <w:rFonts w:ascii="Bookman Old Style" w:hAnsi="Bookman Old Style" w:cstheme="minorHAnsi"/>
+                <w:b/>
+                <w:bCs/>
                 <w:lang w:val="en-SG"/>
               </w:rPr>
               <w:t>DIRE</w:t>
             </w:r>
             <w:r>
               <w:rPr>
-                <w:rFonts w:asciiTheme="minorHAnsi" w:hAnsiTheme="minorHAnsi" w:cstheme="minorHAnsi"/>
-                <w:b/>
-                <w:bCs/>
-                <w:sz w:val="24"/>
-                <w:szCs w:val="24"/>
+                <w:rFonts w:ascii="Bookman Old Style" w:hAnsi="Bookman Old Style" w:cstheme="minorHAnsi"/>
+                <w:b/>
+                <w:bCs/>
                 <w:lang w:val="en-SG"/>
               </w:rPr>
               <w:t>K</w:t>
             </w:r>
             <w:r>
               <w:rPr>
-                <w:rFonts w:asciiTheme="minorHAnsi" w:hAnsiTheme="minorHAnsi" w:cstheme="minorHAnsi"/>
-                <w:b/>
-                <w:bCs/>
-                <w:sz w:val="24"/>
-                <w:szCs w:val="24"/>
+                <w:rFonts w:ascii="Bookman Old Style" w:hAnsi="Bookman Old Style" w:cstheme="minorHAnsi"/>
+                <w:b/>
+                <w:bCs/>
                 <w:lang w:val="en-SG"/>
               </w:rPr>
               <w:t>T</w:t>
             </w:r>
             <w:r>
               <w:rPr>
-                <w:rFonts w:asciiTheme="minorHAnsi" w:hAnsiTheme="minorHAnsi" w:cstheme="minorHAnsi"/>
-                <w:b/>
-                <w:bCs/>
-                <w:sz w:val="24"/>
-                <w:szCs w:val="24"/>
+                <w:rFonts w:ascii="Bookman Old Style" w:hAnsi="Bookman Old Style" w:cstheme="minorHAnsi"/>
+                <w:b/>
+                <w:bCs/>
                 <w:lang w:val="en-SG"/>
               </w:rPr>
               <w:t>U</w:t>
             </w:r>
             <w:r>
               <w:rPr>
-                <w:rFonts w:asciiTheme="minorHAnsi" w:hAnsiTheme="minorHAnsi" w:cstheme="minorHAnsi"/>
-                <w:b/>
-                <w:bCs/>
-                <w:sz w:val="24"/>
-                <w:szCs w:val="24"/>
+                <w:rFonts w:ascii="Bookman Old Style" w:hAnsi="Bookman Old Style" w:cstheme="minorHAnsi"/>
+                <w:b/>
+                <w:bCs/>
                 <w:lang w:val="en-SG"/>
               </w:rPr>
               <w:t>R</w:t>
@@ -6161,11 +5896,9 @@
               <w:spacing w:after="0"/>
               <w:jc w:val="center"/>
               <w:rPr>
-                <w:rFonts w:asciiTheme="minorHAnsi" w:hAnsiTheme="minorHAnsi" w:cstheme="minorHAnsi"/>
-                <w:b/>
-                <w:bCs/>
-                <w:sz w:val="24"/>
-                <w:szCs w:val="24"/>
+                <w:rFonts w:ascii="Bookman Old Style" w:hAnsi="Bookman Old Style" w:cstheme="minorHAnsi"/>
+                <w:b/>
+                <w:bCs/>
               </w:rPr>
             </w:pPr>
           </w:p>
@@ -6180,11 +5913,11 @@
               <w:spacing w:line="276" w:lineRule="auto"/>
               <w:jc w:val="center"/>
               <w:rPr>
-                <w:rFonts w:asciiTheme="minorHAnsi" w:hAnsiTheme="minorHAnsi" w:cstheme="minorHAnsi"/>
-                <w:b/>
-                <w:bCs/>
-                <w:sz w:val="24"/>
-                <w:szCs w:val="24"/>
+                <w:rFonts w:ascii="Bookman Old Style" w:hAnsi="Bookman Old Style" w:cstheme="minorHAnsi"/>
+                <w:b/>
+                <w:bCs/>
+                <w:sz w:val="22"/>
+                <w:szCs w:val="22"/>
               </w:rPr>
             </w:pPr>
           </w:p>
@@ -6199,25 +5932,79 @@
               <w:spacing w:line="276" w:lineRule="auto"/>
               <w:jc w:val="center"/>
               <w:rPr>
-                <w:rFonts w:asciiTheme="minorHAnsi" w:hAnsiTheme="minorHAnsi" w:cstheme="minorHAnsi"/>
-                <w:b/>
-                <w:bCs/>
-                <w:sz w:val="24"/>
-                <w:szCs w:val="24"/>
-                <w:lang w:val="en-ID"/>
-              </w:rPr>
-            </w:pPr>
-            <w:r>
-              <w:rPr>
-                <w:rFonts w:asciiTheme="minorHAnsi" w:hAnsiTheme="minorHAnsi" w:cstheme="minorHAnsi"/>
-                <w:b/>
-                <w:bCs/>
-                <w:sz w:val="24"/>
-                <w:szCs w:val="24"/>
-                <w:lang w:val="en-ID"/>
+                <w:rFonts w:ascii="Bookman Old Style" w:hAnsi="Bookman Old Style" w:cstheme="minorHAnsi"/>
+                <w:b/>
+                <w:bCs/>
+                <w:sz w:val="22"/>
+                <w:szCs w:val="22"/>
+              </w:rPr>
+            </w:pPr>
+            <w:r>
+              <w:rPr>
+                <w:rFonts w:ascii="Bookman Old Style" w:hAnsi="Bookman Old Style" w:cstheme="minorHAnsi"/>
+                <w:b/>
+                <w:bCs/>
+                <w:sz w:val="22"/>
+                <w:szCs w:val="22"/>
               </w:rPr>
               <w:t>PIHAK KEDUA</w:t>
             </w:r>
+          </w:p>
+          <w:p>
+            <w:pPr>
+              <w:spacing w:after="0"/>
+              <w:jc w:val="center"/>
+              <w:rPr>
+                <w:rFonts w:ascii="Bookman Old Style" w:hAnsi="Bookman Old Style" w:cstheme="minorHAnsi"/>
+                <w:b/>
+                <w:bCs/>
+                <w:lang w:val="en-US"/>
+              </w:rPr>
+            </w:pPr>
+            <w:r>
+              <w:rPr>
+                <w:rFonts w:ascii="Bookman Old Style" w:hAnsi="Bookman Old Style" w:cstheme="minorHAnsi"/>
+                <w:b/>
+                <w:bCs/>
+                <w:lang w:val="en-US"/>
+              </w:rPr>
+              <w:t xml:space="preserve">PT. </w:t>
+            </w:r>
+            <w:r>
+              <w:rPr>
+                <w:rFonts w:ascii="Bookman Old Style" w:hAnsi="Bookman Old Style" w:cstheme="minorHAnsi"/>
+                <w:b/>
+                <w:bCs/>
+                <w:lang w:val="en-US"/>
+              </w:rPr>
+              <w:t>............</w:t>
+            </w:r>
+          </w:p>
+          <w:p>
+            <w:pPr>
+              <w:pStyle w:val="BodyText"/>
+              <w:spacing w:line="276" w:lineRule="auto"/>
+              <w:rPr>
+                <w:rFonts w:ascii="Bookman Old Style" w:hAnsi="Bookman Old Style" w:cstheme="minorHAnsi"/>
+                <w:b/>
+                <w:bCs/>
+                <w:sz w:val="22"/>
+                <w:szCs w:val="22"/>
+              </w:rPr>
+            </w:pPr>
+          </w:p>
+          <w:p>
+            <w:pPr>
+              <w:pStyle w:val="BodyText"/>
+              <w:spacing w:line="276" w:lineRule="auto"/>
+              <w:rPr>
+                <w:rFonts w:ascii="Bookman Old Style" w:hAnsi="Bookman Old Style" w:cstheme="minorHAnsi"/>
+                <w:b/>
+                <w:bCs/>
+                <w:sz w:val="22"/>
+                <w:szCs w:val="22"/>
+              </w:rPr>
+            </w:pPr>
           </w:p>
           <w:p>
             <w:pPr>
@@ -6225,62 +6012,11 @@
               <w:spacing w:line="276" w:lineRule="auto"/>
               <w:jc w:val="center"/>
               <w:rPr>
-                <w:rFonts w:asciiTheme="minorHAnsi" w:hAnsiTheme="minorHAnsi" w:cstheme="minorHAnsi"/>
-                <w:b/>
-                <w:bCs/>
-                <w:sz w:val="24"/>
-                <w:szCs w:val="24"/>
-                <w:lang w:val="en-ID"/>
-              </w:rPr>
-            </w:pPr>
-            <w:r>
-              <w:rPr>
-                <w:rFonts w:asciiTheme="minorHAnsi" w:hAnsiTheme="minorHAnsi" w:cstheme="minorHAnsi"/>
-                <w:b/>
-                <w:bCs/>
-                <w:sz w:val="24"/>
-                <w:szCs w:val="24"/>
-                <w:lang w:val="en-ID"/>
-              </w:rPr>
-              <w:t xml:space="preserve">PT. </w:t>
-            </w:r>
-            <w:r>
-              <w:rPr>
-                <w:rFonts w:asciiTheme="minorHAnsi" w:hAnsiTheme="minorHAnsi" w:cstheme="minorHAnsi"/>
-                <w:b/>
-                <w:bCs/>
-                <w:sz w:val="24"/>
-                <w:szCs w:val="24"/>
-                <w:lang w:val="en-ID"/>
-              </w:rPr>
-              <w:t>……………..</w:t>
-            </w:r>
-          </w:p>
-          <w:p>
-            <w:pPr>
-              <w:pStyle w:val="BodyText"/>
-              <w:spacing w:line="276" w:lineRule="auto"/>
-              <w:rPr>
-                <w:rFonts w:asciiTheme="minorHAnsi" w:hAnsiTheme="minorHAnsi" w:cstheme="minorHAnsi"/>
-                <w:b/>
-                <w:bCs/>
-                <w:sz w:val="24"/>
-                <w:szCs w:val="24"/>
-                <w:lang w:val="en-ID"/>
-              </w:rPr>
-            </w:pPr>
-          </w:p>
-          <w:p>
-            <w:pPr>
-              <w:pStyle w:val="BodyText"/>
-              <w:spacing w:line="276" w:lineRule="auto"/>
-              <w:rPr>
-                <w:rFonts w:asciiTheme="minorHAnsi" w:hAnsiTheme="minorHAnsi" w:cstheme="minorHAnsi"/>
-                <w:b/>
-                <w:bCs/>
-                <w:sz w:val="24"/>
-                <w:szCs w:val="24"/>
-                <w:lang w:val="en-ID"/>
+                <w:rFonts w:ascii="Bookman Old Style" w:hAnsi="Bookman Old Style" w:cstheme="minorHAnsi"/>
+                <w:b/>
+                <w:bCs/>
+                <w:sz w:val="22"/>
+                <w:szCs w:val="22"/>
               </w:rPr>
             </w:pPr>
           </w:p>
@@ -6290,12 +6026,11 @@
               <w:spacing w:line="276" w:lineRule="auto"/>
               <w:jc w:val="center"/>
               <w:rPr>
-                <w:rFonts w:asciiTheme="minorHAnsi" w:hAnsiTheme="minorHAnsi" w:cstheme="minorHAnsi"/>
-                <w:b/>
-                <w:bCs/>
-                <w:sz w:val="24"/>
-                <w:szCs w:val="24"/>
-                <w:lang w:val="en-ID"/>
+                <w:rFonts w:ascii="Bookman Old Style" w:hAnsi="Bookman Old Style" w:cstheme="minorHAnsi"/>
+                <w:b/>
+                <w:bCs/>
+                <w:sz w:val="22"/>
+                <w:szCs w:val="22"/>
               </w:rPr>
             </w:pPr>
           </w:p>
@@ -6305,12 +6040,11 @@
               <w:spacing w:line="276" w:lineRule="auto"/>
               <w:jc w:val="center"/>
               <w:rPr>
-                <w:rFonts w:asciiTheme="minorHAnsi" w:hAnsiTheme="minorHAnsi" w:cstheme="minorHAnsi"/>
-                <w:b/>
-                <w:bCs/>
-                <w:sz w:val="24"/>
-                <w:szCs w:val="24"/>
-                <w:lang w:val="en-ID"/>
+                <w:rFonts w:ascii="Bookman Old Style" w:hAnsi="Bookman Old Style" w:cstheme="minorHAnsi"/>
+                <w:b/>
+                <w:bCs/>
+                <w:sz w:val="22"/>
+                <w:szCs w:val="22"/>
               </w:rPr>
             </w:pPr>
           </w:p>
@@ -6320,37 +6054,52 @@
               <w:spacing w:line="276" w:lineRule="auto"/>
               <w:jc w:val="center"/>
               <w:rPr>
-                <w:rFonts w:asciiTheme="minorHAnsi" w:hAnsiTheme="minorHAnsi" w:cstheme="minorHAnsi"/>
-                <w:b/>
-                <w:bCs/>
-                <w:sz w:val="24"/>
-                <w:szCs w:val="24"/>
-                <w:lang w:val="en-ID"/>
-              </w:rPr>
-            </w:pPr>
-          </w:p>
-          <w:p>
-            <w:pPr>
-              <w:pStyle w:val="BodyText"/>
-              <w:spacing w:line="276" w:lineRule="auto"/>
+                <w:rFonts w:ascii="Bookman Old Style" w:hAnsi="Bookman Old Style" w:cstheme="minorHAnsi"/>
+                <w:b/>
+                <w:bCs/>
+                <w:sz w:val="22"/>
+                <w:szCs w:val="22"/>
+              </w:rPr>
+            </w:pPr>
+            <w:r>
+              <w:rPr>
+                <w:rFonts w:ascii="Bookman Old Style" w:hAnsi="Bookman Old Style" w:cstheme="minorHAnsi"/>
+                <w:b/>
+                <w:bCs/>
+                <w:sz w:val="22"/>
+                <w:szCs w:val="22"/>
+              </w:rPr>
+              <w:t>____________________________</w:t>
+            </w:r>
+          </w:p>
+          <w:p>
+            <w:pPr>
+              <w:spacing w:after="0"/>
               <w:jc w:val="center"/>
               <w:rPr>
-                <w:rFonts w:asciiTheme="minorHAnsi" w:hAnsiTheme="minorHAnsi" w:cstheme="minorHAnsi"/>
-                <w:b/>
-                <w:bCs/>
-                <w:sz w:val="24"/>
-                <w:szCs w:val="24"/>
-              </w:rPr>
-            </w:pPr>
-            <w:r>
-              <w:rPr>
-                <w:rFonts w:asciiTheme="minorHAnsi" w:hAnsiTheme="minorHAnsi" w:cstheme="minorHAnsi"/>
-                <w:b/>
-                <w:bCs/>
-                <w:sz w:val="24"/>
-                <w:szCs w:val="24"/>
-              </w:rPr>
-              <w:t>____________________________</w:t>
+                <w:rFonts w:ascii="Bookman Old Style" w:hAnsi="Bookman Old Style" w:cstheme="minorHAnsi"/>
+                <w:b/>
+                <w:bCs/>
+                <w:lang w:val="en-SG"/>
+              </w:rPr>
+            </w:pPr>
+            <w:r>
+              <w:rPr>
+                <w:rFonts w:ascii="Bookman Old Style" w:hAnsi="Bookman Old Style" w:cstheme="minorHAnsi"/>
+                <w:b/>
+                <w:bCs/>
+                <w:lang w:val="en-SG"/>
+              </w:rPr>
+              <w:t>NAM</w:t>
+            </w:r>
+            <w:r>
+              <w:rPr>
+                <w:rFonts w:ascii="Bookman Old Style" w:hAnsi="Bookman Old Style" w:cstheme="minorHAnsi"/>
+                <w:b/>
+                <w:bCs/>
+                <w:lang w:val="en-SG"/>
+              </w:rPr>
+              <w:t>E</w:t>
             </w:r>
           </w:p>
           <w:p>
@@ -6358,57 +6107,17 @@
               <w:spacing w:after="0"/>
               <w:jc w:val="center"/>
               <w:rPr>
-                <w:rFonts w:asciiTheme="minorHAnsi" w:hAnsiTheme="minorHAnsi" w:cstheme="minorHAnsi"/>
-                <w:b/>
-                <w:bCs/>
-                <w:sz w:val="24"/>
-                <w:szCs w:val="24"/>
+                <w:rFonts w:ascii="Bookman Old Style" w:hAnsi="Bookman Old Style" w:cstheme="minorHAnsi"/>
+                <w:b/>
+                <w:bCs/>
                 <w:lang w:val="en-SG"/>
               </w:rPr>
             </w:pPr>
             <w:r>
               <w:rPr>
-                <w:rFonts w:asciiTheme="minorHAnsi" w:hAnsiTheme="minorHAnsi" w:cstheme="minorHAnsi"/>
-                <w:b/>
-                <w:bCs/>
-                <w:sz w:val="24"/>
-                <w:szCs w:val="24"/>
-                <w:lang w:val="en-SG"/>
-              </w:rPr>
-              <w:t>NAM</w:t>
-            </w:r>
-            <w:r>
-              <w:rPr>
-                <w:rFonts w:asciiTheme="minorHAnsi" w:hAnsiTheme="minorHAnsi" w:cstheme="minorHAnsi"/>
-                <w:b/>
-                <w:bCs/>
-                <w:sz w:val="24"/>
-                <w:szCs w:val="24"/>
-                <w:lang w:val="en-SG"/>
-              </w:rPr>
-              <w:t>E</w:t>
-            </w:r>
-          </w:p>
-          <w:p>
-            <w:pPr>
-              <w:spacing w:after="0"/>
-              <w:jc w:val="center"/>
-              <w:rPr>
-                <w:rFonts w:asciiTheme="minorHAnsi" w:hAnsiTheme="minorHAnsi" w:cstheme="minorHAnsi"/>
-                <w:b/>
-                <w:bCs/>
-                <w:sz w:val="24"/>
-                <w:szCs w:val="24"/>
-                <w:lang w:val="en-SG"/>
-              </w:rPr>
-            </w:pPr>
-            <w:r>
-              <w:rPr>
-                <w:rFonts w:asciiTheme="minorHAnsi" w:hAnsiTheme="minorHAnsi" w:cstheme="minorHAnsi"/>
-                <w:b/>
-                <w:bCs/>
-                <w:sz w:val="24"/>
-                <w:szCs w:val="24"/>
+                <w:rFonts w:ascii="Bookman Old Style" w:hAnsi="Bookman Old Style" w:cstheme="minorHAnsi"/>
+                <w:b/>
+                <w:bCs/>
                 <w:lang w:val="en-SG"/>
               </w:rPr>
               <w:t>POSITION</w:t>
@@ -6426,23 +6135,36 @@
               <w:pStyle w:val="BodyText"/>
               <w:spacing w:line="276" w:lineRule="auto"/>
               <w:rPr>
-                <w:rFonts w:asciiTheme="minorHAnsi" w:hAnsiTheme="minorHAnsi" w:cstheme="minorHAnsi"/>
-                <w:b/>
-                <w:bCs/>
-                <w:sz w:val="24"/>
-                <w:szCs w:val="24"/>
-              </w:rPr>
-            </w:pPr>
-            <w:r>
-              <w:rPr>
-                <w:rFonts w:asciiTheme="minorHAnsi" w:hAnsiTheme="minorHAnsi" w:cstheme="minorHAnsi"/>
-                <w:b/>
-                <w:bCs/>
-                <w:sz w:val="24"/>
-                <w:szCs w:val="24"/>
+                <w:rFonts w:ascii="Bookman Old Style" w:hAnsi="Bookman Old Style" w:cstheme="minorHAnsi"/>
+                <w:b/>
+                <w:bCs/>
+                <w:sz w:val="22"/>
+                <w:szCs w:val="22"/>
+              </w:rPr>
+            </w:pPr>
+            <w:proofErr w:type="spellStart"/>
+            <w:r>
+              <w:rPr>
+                <w:rFonts w:ascii="Bookman Old Style" w:hAnsi="Bookman Old Style" w:cstheme="minorHAnsi"/>
+                <w:b/>
+                <w:bCs/>
+                <w:sz w:val="22"/>
+                <w:szCs w:val="22"/>
                 <w:lang w:val="en-SG"/>
               </w:rPr>
-              <w:t xml:space="preserve">Tanggal: </w:t>
+              <w:t>Tanggal</w:t>
+            </w:r>
+            <w:proofErr w:type="spellEnd"/>
+            <w:r>
+              <w:rPr>
+                <w:rFonts w:ascii="Bookman Old Style" w:hAnsi="Bookman Old Style" w:cstheme="minorHAnsi"/>
+                <w:b/>
+                <w:bCs/>
+                <w:sz w:val="22"/>
+                <w:szCs w:val="22"/>
+                <w:lang w:val="en-SG"/>
+              </w:rPr>
+              <w:t xml:space="preserve">: </w:t>
             </w:r>
           </w:p>
         </w:tc>
@@ -6455,11 +6177,11 @@
               <w:pStyle w:val="BodyText"/>
               <w:spacing w:line="276" w:lineRule="auto"/>
               <w:rPr>
-                <w:rFonts w:asciiTheme="minorHAnsi" w:hAnsiTheme="minorHAnsi" w:cstheme="minorHAnsi"/>
-                <w:b/>
-                <w:bCs/>
-                <w:sz w:val="24"/>
-                <w:szCs w:val="24"/>
+                <w:rFonts w:ascii="Bookman Old Style" w:hAnsi="Bookman Old Style" w:cstheme="minorHAnsi"/>
+                <w:b/>
+                <w:bCs/>
+                <w:sz w:val="22"/>
+                <w:szCs w:val="22"/>
               </w:rPr>
             </w:pPr>
           </w:p>
@@ -6473,20 +6195,20 @@
               <w:pStyle w:val="BodyText"/>
               <w:spacing w:line="276" w:lineRule="auto"/>
               <w:rPr>
-                <w:rFonts w:asciiTheme="minorHAnsi" w:hAnsiTheme="minorHAnsi" w:cstheme="minorHAnsi"/>
-                <w:b/>
-                <w:bCs/>
-                <w:sz w:val="24"/>
-                <w:szCs w:val="24"/>
-              </w:rPr>
-            </w:pPr>
-            <w:r>
-              <w:rPr>
-                <w:rFonts w:asciiTheme="minorHAnsi" w:hAnsiTheme="minorHAnsi" w:cstheme="minorHAnsi"/>
-                <w:b/>
-                <w:bCs/>
-                <w:sz w:val="24"/>
-                <w:szCs w:val="24"/>
+                <w:rFonts w:ascii="Bookman Old Style" w:hAnsi="Bookman Old Style" w:cstheme="minorHAnsi"/>
+                <w:b/>
+                <w:bCs/>
+                <w:sz w:val="22"/>
+                <w:szCs w:val="22"/>
+              </w:rPr>
+            </w:pPr>
+            <w:r>
+              <w:rPr>
+                <w:rFonts w:ascii="Bookman Old Style" w:hAnsi="Bookman Old Style" w:cstheme="minorHAnsi"/>
+                <w:b/>
+                <w:bCs/>
+                <w:sz w:val="22"/>
+                <w:szCs w:val="22"/>
               </w:rPr>
               <w:t xml:space="preserve">Date: </w:t>
             </w:r>
@@ -6500,18 +6222,16 @@
         <w:spacing w:after="0"/>
         <w:jc w:val="both"/>
         <w:rPr>
-          <w:rFonts w:asciiTheme="minorHAnsi" w:hAnsiTheme="minorHAnsi" w:cstheme="minorHAnsi"/>
+          <w:rFonts w:ascii="Bookman Old Style" w:hAnsi="Bookman Old Style" w:cstheme="minorHAnsi"/>
           <w:b/>
-          <w:sz w:val="24"/>
-          <w:szCs w:val="24"/>
           <w:lang w:val="en-SG"/>
         </w:rPr>
       </w:pPr>
     </w:p>
     <w:sectPr>
-      <w:headerReference w:type="default" r:id="rId11"/>
-      <w:footerReference w:type="default" r:id="rId12"/>
-      <w:footerReference w:type="first" r:id="rId13"/>
+      <w:headerReference w:type="default" r:id="rId10"/>
+      <w:footerReference w:type="default" r:id="rId11"/>
+      <w:footerReference w:type="first" r:id="rId12"/>
       <w:pgSz w:w="11906" w:h="16838" w:code="9"/>
       <w:pgMar w:top="1134" w:right="1134" w:bottom="1134" w:left="1134" w:header="709" w:footer="709" w:gutter="0"/>
       <w:cols w:space="708"/>
@@ -6523,7 +6243,7 @@
 </file>
 
 <file path=word/endnotes.xml><?xml version="1.0" encoding="utf-8"?>
-<w:endnotes xmlns:wpc="http://schemas.microsoft.com/office/word/2010/wordprocessingCanvas" xmlns:cx="http://schemas.microsoft.com/office/drawing/2014/chartex" xmlns:cx1="http://schemas.microsoft.com/office/drawing/2015/9/8/chartex" xmlns:cx2="http://schemas.microsoft.com/office/drawing/2015/10/21/chartex" xmlns:cx3="http://schemas.microsoft.com/office/drawing/2016/5/9/chartex" xmlns:cx4="http://schemas.microsoft.com/office/drawing/2016/5/10/chartex" xmlns:cx5="http://schemas.microsoft.com/office/drawing/2016/5/11/chartex" xmlns:cx6="http://schemas.microsoft.com/office/drawing/2016/5/12/chartex" xmlns:cx7="http://schemas.microsoft.com/office/drawing/2016/5/13/chartex" xmlns:cx8="http://schemas.microsoft.com/office/drawing/2016/5/14/chartex" xmlns:mc="http://schemas.openxmlformats.org/markup-compatibility/2006" xmlns:aink="http://schemas.microsoft.com/office/drawing/2016/ink" xmlns:am3d="http://schemas.microsoft.com/office/drawing/2017/model3d" xmlns:o="urn:schemas-microsoft-com:office:office" xmlns:oel="http://schemas.microsoft.com/office/2019/extlst" xmlns:r="http://schemas.openxmlformats.org/officeDocument/2006/relationships" xmlns:m="http://schemas.openxmlformats.org/officeDocument/2006/math" xmlns:v="urn:schemas-microsoft-com:vml" xmlns:wp14="http://schemas.microsoft.com/office/word/2010/wordprocessingDrawing" xmlns:wp="http://schemas.openxmlformats.org/drawingml/2006/wordprocessingDrawing" xmlns:w10="urn:schemas-microsoft-com:office:word" xmlns:w="http://schemas.openxmlformats.org/wordprocessingml/2006/main" xmlns:w14="http://schemas.microsoft.com/office/word/2010/wordml" xmlns:w15="http://schemas.microsoft.com/office/word/2012/wordml" xmlns:w16cex="http://schemas.microsoft.com/office/word/2018/wordml/cex" xmlns:w16cid="http://schemas.microsoft.com/office/word/2016/wordml/cid" xmlns:w16="http://schemas.microsoft.com/office/word/2018/wordml" xmlns:w16du="http://schemas.microsoft.com/office/word/2023/wordml/word16du" xmlns:w16sdtdh="http://schemas.microsoft.com/office/word/2020/wordml/sdtdatahash" xmlns:w16sdtfl="http://schemas.microsoft.com/office/word/2024/wordml/sdtformatlock" xmlns:w16se="http://schemas.microsoft.com/office/word/2015/wordml/symex" xmlns:wpg="http://schemas.microsoft.com/office/word/2010/wordprocessingGroup" xmlns:wpi="http://schemas.microsoft.com/office/word/2010/wordprocessingInk" xmlns:wne="http://schemas.microsoft.com/office/word/2006/wordml" xmlns:wps="http://schemas.microsoft.com/office/word/2010/wordprocessingShape" mc:Ignorable="w14 w15 w16se w16cid w16 w16cex w16sdtdh w16sdtfl w16du wp14">
+<w:endnotes xmlns:wpc="http://schemas.microsoft.com/office/word/2010/wordprocessingCanvas" xmlns:cx="http://schemas.microsoft.com/office/drawing/2014/chartex" xmlns:cx1="http://schemas.microsoft.com/office/drawing/2015/9/8/chartex" xmlns:cx2="http://schemas.microsoft.com/office/drawing/2015/10/21/chartex" xmlns:cx3="http://schemas.microsoft.com/office/drawing/2016/5/9/chartex" xmlns:cx4="http://schemas.microsoft.com/office/drawing/2016/5/10/chartex" xmlns:cx5="http://schemas.microsoft.com/office/drawing/2016/5/11/chartex" xmlns:cx6="http://schemas.microsoft.com/office/drawing/2016/5/12/chartex" xmlns:cx7="http://schemas.microsoft.com/office/drawing/2016/5/13/chartex" xmlns:cx8="http://schemas.microsoft.com/office/drawing/2016/5/14/chartex" xmlns:mc="http://schemas.openxmlformats.org/markup-compatibility/2006" xmlns:aink="http://schemas.microsoft.com/office/drawing/2016/ink" xmlns:am3d="http://schemas.microsoft.com/office/drawing/2017/model3d" xmlns:o="urn:schemas-microsoft-com:office:office" xmlns:r="http://schemas.openxmlformats.org/officeDocument/2006/relationships" xmlns:m="http://schemas.openxmlformats.org/officeDocument/2006/math" xmlns:v="urn:schemas-microsoft-com:vml" xmlns:wp14="http://schemas.microsoft.com/office/word/2010/wordprocessingDrawing" xmlns:wp="http://schemas.openxmlformats.org/drawingml/2006/wordprocessingDrawing" xmlns:w10="urn:schemas-microsoft-com:office:word" xmlns:w="http://schemas.openxmlformats.org/wordprocessingml/2006/main" xmlns:w14="http://schemas.microsoft.com/office/word/2010/wordml" xmlns:w15="http://schemas.microsoft.com/office/word/2012/wordml" xmlns:w16cex="http://schemas.microsoft.com/office/word/2018/wordml/cex" xmlns:w16cid="http://schemas.microsoft.com/office/word/2016/wordml/cid" xmlns:w16="http://schemas.microsoft.com/office/word/2018/wordml" xmlns:w16sdtdh="http://schemas.microsoft.com/office/word/2020/wordml/sdtdatahash" xmlns:w16se="http://schemas.microsoft.com/office/word/2015/wordml/symex" xmlns:wpg="http://schemas.microsoft.com/office/word/2010/wordprocessingGroup" xmlns:wpi="http://schemas.microsoft.com/office/word/2010/wordprocessingInk" xmlns:wne="http://schemas.microsoft.com/office/word/2006/wordml" xmlns:wps="http://schemas.microsoft.com/office/word/2010/wordprocessingShape" mc:Ignorable="w14 w15 w16se w16cid w16 w16cex w16sdtdh wp14">
   <w:endnote w:type="separator" w:id="-1">
     <w:p>
       <w:pPr>
@@ -6548,7 +6268,7 @@
 </file>
 
 <file path=word/footer1.xml><?xml version="1.0" encoding="utf-8"?>
-<w:ftr xmlns:wpc="http://schemas.microsoft.com/office/word/2010/wordprocessingCanvas" xmlns:cx="http://schemas.microsoft.com/office/drawing/2014/chartex" xmlns:cx1="http://schemas.microsoft.com/office/drawing/2015/9/8/chartex" xmlns:cx2="http://schemas.microsoft.com/office/drawing/2015/10/21/chartex" xmlns:cx3="http://schemas.microsoft.com/office/drawing/2016/5/9/chartex" xmlns:cx4="http://schemas.microsoft.com/office/drawing/2016/5/10/chartex" xmlns:cx5="http://schemas.microsoft.com/office/drawing/2016/5/11/chartex" xmlns:cx6="http://schemas.microsoft.com/office/drawing/2016/5/12/chartex" xmlns:cx7="http://schemas.microsoft.com/office/drawing/2016/5/13/chartex" xmlns:cx8="http://schemas.microsoft.com/office/drawing/2016/5/14/chartex" xmlns:mc="http://schemas.openxmlformats.org/markup-compatibility/2006" xmlns:aink="http://schemas.microsoft.com/office/drawing/2016/ink" xmlns:am3d="http://schemas.microsoft.com/office/drawing/2017/model3d" xmlns:o="urn:schemas-microsoft-com:office:office" xmlns:oel="http://schemas.microsoft.com/office/2019/extlst" xmlns:r="http://schemas.openxmlformats.org/officeDocument/2006/relationships" xmlns:m="http://schemas.openxmlformats.org/officeDocument/2006/math" xmlns:v="urn:schemas-microsoft-com:vml" xmlns:wp14="http://schemas.microsoft.com/office/word/2010/wordprocessingDrawing" xmlns:wp="http://schemas.openxmlformats.org/drawingml/2006/wordprocessingDrawing" xmlns:w10="urn:schemas-microsoft-com:office:word" xmlns:w="http://schemas.openxmlformats.org/wordprocessingml/2006/main" xmlns:w14="http://schemas.microsoft.com/office/word/2010/wordml" xmlns:w15="http://schemas.microsoft.com/office/word/2012/wordml" xmlns:w16cex="http://schemas.microsoft.com/office/word/2018/wordml/cex" xmlns:w16cid="http://schemas.microsoft.com/office/word/2016/wordml/cid" xmlns:w16="http://schemas.microsoft.com/office/word/2018/wordml" xmlns:w16du="http://schemas.microsoft.com/office/word/2023/wordml/word16du" xmlns:w16sdtdh="http://schemas.microsoft.com/office/word/2020/wordml/sdtdatahash" xmlns:w16sdtfl="http://schemas.microsoft.com/office/word/2024/wordml/sdtformatlock" xmlns:w16se="http://schemas.microsoft.com/office/word/2015/wordml/symex" xmlns:wpg="http://schemas.microsoft.com/office/word/2010/wordprocessingGroup" xmlns:wpi="http://schemas.microsoft.com/office/word/2010/wordprocessingInk" xmlns:wne="http://schemas.microsoft.com/office/word/2006/wordml" xmlns:wps="http://schemas.microsoft.com/office/word/2010/wordprocessingShape" mc:Ignorable="w14 w15 w16se w16cid w16 w16cex w16sdtdh w16sdtfl w16du wp14">
+<w:ftr xmlns:wpc="http://schemas.microsoft.com/office/word/2010/wordprocessingCanvas" xmlns:cx="http://schemas.microsoft.com/office/drawing/2014/chartex" xmlns:cx1="http://schemas.microsoft.com/office/drawing/2015/9/8/chartex" xmlns:cx2="http://schemas.microsoft.com/office/drawing/2015/10/21/chartex" xmlns:cx3="http://schemas.microsoft.com/office/drawing/2016/5/9/chartex" xmlns:cx4="http://schemas.microsoft.com/office/drawing/2016/5/10/chartex" xmlns:cx5="http://schemas.microsoft.com/office/drawing/2016/5/11/chartex" xmlns:cx6="http://schemas.microsoft.com/office/drawing/2016/5/12/chartex" xmlns:cx7="http://schemas.microsoft.com/office/drawing/2016/5/13/chartex" xmlns:cx8="http://schemas.microsoft.com/office/drawing/2016/5/14/chartex" xmlns:mc="http://schemas.openxmlformats.org/markup-compatibility/2006" xmlns:aink="http://schemas.microsoft.com/office/drawing/2016/ink" xmlns:am3d="http://schemas.microsoft.com/office/drawing/2017/model3d" xmlns:o="urn:schemas-microsoft-com:office:office" xmlns:r="http://schemas.openxmlformats.org/officeDocument/2006/relationships" xmlns:m="http://schemas.openxmlformats.org/officeDocument/2006/math" xmlns:v="urn:schemas-microsoft-com:vml" xmlns:wp14="http://schemas.microsoft.com/office/word/2010/wordprocessingDrawing" xmlns:wp="http://schemas.openxmlformats.org/drawingml/2006/wordprocessingDrawing" xmlns:w10="urn:schemas-microsoft-com:office:word" xmlns:w="http://schemas.openxmlformats.org/wordprocessingml/2006/main" xmlns:w14="http://schemas.microsoft.com/office/word/2010/wordml" xmlns:w15="http://schemas.microsoft.com/office/word/2012/wordml" xmlns:w16cex="http://schemas.microsoft.com/office/word/2018/wordml/cex" xmlns:w16cid="http://schemas.microsoft.com/office/word/2016/wordml/cid" xmlns:w16="http://schemas.microsoft.com/office/word/2018/wordml" xmlns:w16sdtdh="http://schemas.microsoft.com/office/word/2020/wordml/sdtdatahash" xmlns:w16se="http://schemas.microsoft.com/office/word/2015/wordml/symex" xmlns:wpg="http://schemas.microsoft.com/office/word/2010/wordprocessingGroup" xmlns:wpi="http://schemas.microsoft.com/office/word/2010/wordprocessingInk" xmlns:wne="http://schemas.microsoft.com/office/word/2006/wordml" xmlns:wps="http://schemas.microsoft.com/office/word/2010/wordprocessingShape" mc:Ignorable="w14 w15 w16se w16cid w16 w16cex w16sdtdh wp14">
   <w:sdt>
     <w:sdtPr>
       <w:id w:val="-303782527"/>
@@ -6601,7 +6321,7 @@
 </file>
 
 <file path=word/footer2.xml><?xml version="1.0" encoding="utf-8"?>
-<w:ftr xmlns:wpc="http://schemas.microsoft.com/office/word/2010/wordprocessingCanvas" xmlns:cx="http://schemas.microsoft.com/office/drawing/2014/chartex" xmlns:cx1="http://schemas.microsoft.com/office/drawing/2015/9/8/chartex" xmlns:cx2="http://schemas.microsoft.com/office/drawing/2015/10/21/chartex" xmlns:cx3="http://schemas.microsoft.com/office/drawing/2016/5/9/chartex" xmlns:cx4="http://schemas.microsoft.com/office/drawing/2016/5/10/chartex" xmlns:cx5="http://schemas.microsoft.com/office/drawing/2016/5/11/chartex" xmlns:cx6="http://schemas.microsoft.com/office/drawing/2016/5/12/chartex" xmlns:cx7="http://schemas.microsoft.com/office/drawing/2016/5/13/chartex" xmlns:cx8="http://schemas.microsoft.com/office/drawing/2016/5/14/chartex" xmlns:mc="http://schemas.openxmlformats.org/markup-compatibility/2006" xmlns:aink="http://schemas.microsoft.com/office/drawing/2016/ink" xmlns:am3d="http://schemas.microsoft.com/office/drawing/2017/model3d" xmlns:o="urn:schemas-microsoft-com:office:office" xmlns:oel="http://schemas.microsoft.com/office/2019/extlst" xmlns:r="http://schemas.openxmlformats.org/officeDocument/2006/relationships" xmlns:m="http://schemas.openxmlformats.org/officeDocument/2006/math" xmlns:v="urn:schemas-microsoft-com:vml" xmlns:wp14="http://schemas.microsoft.com/office/word/2010/wordprocessingDrawing" xmlns:wp="http://schemas.openxmlformats.org/drawingml/2006/wordprocessingDrawing" xmlns:w10="urn:schemas-microsoft-com:office:word" xmlns:w="http://schemas.openxmlformats.org/wordprocessingml/2006/main" xmlns:w14="http://schemas.microsoft.com/office/word/2010/wordml" xmlns:w15="http://schemas.microsoft.com/office/word/2012/wordml" xmlns:w16cex="http://schemas.microsoft.com/office/word/2018/wordml/cex" xmlns:w16cid="http://schemas.microsoft.com/office/word/2016/wordml/cid" xmlns:w16="http://schemas.microsoft.com/office/word/2018/wordml" xmlns:w16du="http://schemas.microsoft.com/office/word/2023/wordml/word16du" xmlns:w16sdtdh="http://schemas.microsoft.com/office/word/2020/wordml/sdtdatahash" xmlns:w16sdtfl="http://schemas.microsoft.com/office/word/2024/wordml/sdtformatlock" xmlns:w16se="http://schemas.microsoft.com/office/word/2015/wordml/symex" xmlns:wpg="http://schemas.microsoft.com/office/word/2010/wordprocessingGroup" xmlns:wpi="http://schemas.microsoft.com/office/word/2010/wordprocessingInk" xmlns:wne="http://schemas.microsoft.com/office/word/2006/wordml" xmlns:wps="http://schemas.microsoft.com/office/word/2010/wordprocessingShape" mc:Ignorable="w14 w15 w16se w16cid w16 w16cex w16sdtdh w16sdtfl w16du wp14">
+<w:ftr xmlns:wpc="http://schemas.microsoft.com/office/word/2010/wordprocessingCanvas" xmlns:cx="http://schemas.microsoft.com/office/drawing/2014/chartex" xmlns:cx1="http://schemas.microsoft.com/office/drawing/2015/9/8/chartex" xmlns:cx2="http://schemas.microsoft.com/office/drawing/2015/10/21/chartex" xmlns:cx3="http://schemas.microsoft.com/office/drawing/2016/5/9/chartex" xmlns:cx4="http://schemas.microsoft.com/office/drawing/2016/5/10/chartex" xmlns:cx5="http://schemas.microsoft.com/office/drawing/2016/5/11/chartex" xmlns:cx6="http://schemas.microsoft.com/office/drawing/2016/5/12/chartex" xmlns:cx7="http://schemas.microsoft.com/office/drawing/2016/5/13/chartex" xmlns:cx8="http://schemas.microsoft.com/office/drawing/2016/5/14/chartex" xmlns:mc="http://schemas.openxmlformats.org/markup-compatibility/2006" xmlns:aink="http://schemas.microsoft.com/office/drawing/2016/ink" xmlns:am3d="http://schemas.microsoft.com/office/drawing/2017/model3d" xmlns:o="urn:schemas-microsoft-com:office:office" xmlns:r="http://schemas.openxmlformats.org/officeDocument/2006/relationships" xmlns:m="http://schemas.openxmlformats.org/officeDocument/2006/math" xmlns:v="urn:schemas-microsoft-com:vml" xmlns:wp14="http://schemas.microsoft.com/office/word/2010/wordprocessingDrawing" xmlns:wp="http://schemas.openxmlformats.org/drawingml/2006/wordprocessingDrawing" xmlns:w10="urn:schemas-microsoft-com:office:word" xmlns:w="http://schemas.openxmlformats.org/wordprocessingml/2006/main" xmlns:w14="http://schemas.microsoft.com/office/word/2010/wordml" xmlns:w15="http://schemas.microsoft.com/office/word/2012/wordml" xmlns:w16cex="http://schemas.microsoft.com/office/word/2018/wordml/cex" xmlns:w16cid="http://schemas.microsoft.com/office/word/2016/wordml/cid" xmlns:w16="http://schemas.microsoft.com/office/word/2018/wordml" xmlns:w16sdtdh="http://schemas.microsoft.com/office/word/2020/wordml/sdtdatahash" xmlns:w16se="http://schemas.microsoft.com/office/word/2015/wordml/symex" xmlns:wpg="http://schemas.microsoft.com/office/word/2010/wordprocessingGroup" xmlns:wpi="http://schemas.microsoft.com/office/word/2010/wordprocessingInk" xmlns:wne="http://schemas.microsoft.com/office/word/2006/wordml" xmlns:wps="http://schemas.microsoft.com/office/word/2010/wordprocessingShape" mc:Ignorable="w14 w15 w16se w16cid w16 w16cex w16sdtdh wp14">
   <w:sdt>
     <w:sdtPr>
       <w:id w:val="-1120136416"/>
@@ -6654,7 +6374,7 @@
 </file>
 
 <file path=word/footnotes.xml><?xml version="1.0" encoding="utf-8"?>
-<w:footnotes xmlns:wpc="http://schemas.microsoft.com/office/word/2010/wordprocessingCanvas" xmlns:cx="http://schemas.microsoft.com/office/drawing/2014/chartex" xmlns:cx1="http://schemas.microsoft.com/office/drawing/2015/9/8/chartex" xmlns:cx2="http://schemas.microsoft.com/office/drawing/2015/10/21/chartex" xmlns:cx3="http://schemas.microsoft.com/office/drawing/2016/5/9/chartex" xmlns:cx4="http://schemas.microsoft.com/office/drawing/2016/5/10/chartex" xmlns:cx5="http://schemas.microsoft.com/office/drawing/2016/5/11/chartex" xmlns:cx6="http://schemas.microsoft.com/office/drawing/2016/5/12/chartex" xmlns:cx7="http://schemas.microsoft.com/office/drawing/2016/5/13/chartex" xmlns:cx8="http://schemas.microsoft.com/office/drawing/2016/5/14/chartex" xmlns:mc="http://schemas.openxmlformats.org/markup-compatibility/2006" xmlns:aink="http://schemas.microsoft.com/office/drawing/2016/ink" xmlns:am3d="http://schemas.microsoft.com/office/drawing/2017/model3d" xmlns:o="urn:schemas-microsoft-com:office:office" xmlns:oel="http://schemas.microsoft.com/office/2019/extlst" xmlns:r="http://schemas.openxmlformats.org/officeDocument/2006/relationships" xmlns:m="http://schemas.openxmlformats.org/officeDocument/2006/math" xmlns:v="urn:schemas-microsoft-com:vml" xmlns:wp14="http://schemas.microsoft.com/office/word/2010/wordprocessingDrawing" xmlns:wp="http://schemas.openxmlformats.org/drawingml/2006/wordprocessingDrawing" xmlns:w10="urn:schemas-microsoft-com:office:word" xmlns:w="http://schemas.openxmlformats.org/wordprocessingml/2006/main" xmlns:w14="http://schemas.microsoft.com/office/word/2010/wordml" xmlns:w15="http://schemas.microsoft.com/office/word/2012/wordml" xmlns:w16cex="http://schemas.microsoft.com/office/word/2018/wordml/cex" xmlns:w16cid="http://schemas.microsoft.com/office/word/2016/wordml/cid" xmlns:w16="http://schemas.microsoft.com/office/word/2018/wordml" xmlns:w16du="http://schemas.microsoft.com/office/word/2023/wordml/word16du" xmlns:w16sdtdh="http://schemas.microsoft.com/office/word/2020/wordml/sdtdatahash" xmlns:w16sdtfl="http://schemas.microsoft.com/office/word/2024/wordml/sdtformatlock" xmlns:w16se="http://schemas.microsoft.com/office/word/2015/wordml/symex" xmlns:wpg="http://schemas.microsoft.com/office/word/2010/wordprocessingGroup" xmlns:wpi="http://schemas.microsoft.com/office/word/2010/wordprocessingInk" xmlns:wne="http://schemas.microsoft.com/office/word/2006/wordml" xmlns:wps="http://schemas.microsoft.com/office/word/2010/wordprocessingShape" mc:Ignorable="w14 w15 w16se w16cid w16 w16cex w16sdtdh w16sdtfl w16du wp14">
+<w:footnotes xmlns:wpc="http://schemas.microsoft.com/office/word/2010/wordprocessingCanvas" xmlns:cx="http://schemas.microsoft.com/office/drawing/2014/chartex" xmlns:cx1="http://schemas.microsoft.com/office/drawing/2015/9/8/chartex" xmlns:cx2="http://schemas.microsoft.com/office/drawing/2015/10/21/chartex" xmlns:cx3="http://schemas.microsoft.com/office/drawing/2016/5/9/chartex" xmlns:cx4="http://schemas.microsoft.com/office/drawing/2016/5/10/chartex" xmlns:cx5="http://schemas.microsoft.com/office/drawing/2016/5/11/chartex" xmlns:cx6="http://schemas.microsoft.com/office/drawing/2016/5/12/chartex" xmlns:cx7="http://schemas.microsoft.com/office/drawing/2016/5/13/chartex" xmlns:cx8="http://schemas.microsoft.com/office/drawing/2016/5/14/chartex" xmlns:mc="http://schemas.openxmlformats.org/markup-compatibility/2006" xmlns:aink="http://schemas.microsoft.com/office/drawing/2016/ink" xmlns:am3d="http://schemas.microsoft.com/office/drawing/2017/model3d" xmlns:o="urn:schemas-microsoft-com:office:office" xmlns:r="http://schemas.openxmlformats.org/officeDocument/2006/relationships" xmlns:m="http://schemas.openxmlformats.org/officeDocument/2006/math" xmlns:v="urn:schemas-microsoft-com:vml" xmlns:wp14="http://schemas.microsoft.com/office/word/2010/wordprocessingDrawing" xmlns:wp="http://schemas.openxmlformats.org/drawingml/2006/wordprocessingDrawing" xmlns:w10="urn:schemas-microsoft-com:office:word" xmlns:w="http://schemas.openxmlformats.org/wordprocessingml/2006/main" xmlns:w14="http://schemas.microsoft.com/office/word/2010/wordml" xmlns:w15="http://schemas.microsoft.com/office/word/2012/wordml" xmlns:w16cex="http://schemas.microsoft.com/office/word/2018/wordml/cex" xmlns:w16cid="http://schemas.microsoft.com/office/word/2016/wordml/cid" xmlns:w16="http://schemas.microsoft.com/office/word/2018/wordml" xmlns:w16sdtdh="http://schemas.microsoft.com/office/word/2020/wordml/sdtdatahash" xmlns:w16se="http://schemas.microsoft.com/office/word/2015/wordml/symex" xmlns:wpg="http://schemas.microsoft.com/office/word/2010/wordprocessingGroup" xmlns:wpi="http://schemas.microsoft.com/office/word/2010/wordprocessingInk" xmlns:wne="http://schemas.microsoft.com/office/word/2006/wordml" xmlns:wps="http://schemas.microsoft.com/office/word/2010/wordprocessingShape" mc:Ignorable="w14 w15 w16se w16cid w16 w16cex w16sdtdh wp14">
   <w:footnote w:type="separator" w:id="-1">
     <w:p>
       <w:pPr>
@@ -6679,7 +6399,7 @@
 </file>
 
 <file path=word/header1.xml><?xml version="1.0" encoding="utf-8"?>
-<w:hdr xmlns:wpc="http://schemas.microsoft.com/office/word/2010/wordprocessingCanvas" xmlns:cx="http://schemas.microsoft.com/office/drawing/2014/chartex" xmlns:cx1="http://schemas.microsoft.com/office/drawing/2015/9/8/chartex" xmlns:cx2="http://schemas.microsoft.com/office/drawing/2015/10/21/chartex" xmlns:cx3="http://schemas.microsoft.com/office/drawing/2016/5/9/chartex" xmlns:cx4="http://schemas.microsoft.com/office/drawing/2016/5/10/chartex" xmlns:cx5="http://schemas.microsoft.com/office/drawing/2016/5/11/chartex" xmlns:cx6="http://schemas.microsoft.com/office/drawing/2016/5/12/chartex" xmlns:cx7="http://schemas.microsoft.com/office/drawing/2016/5/13/chartex" xmlns:cx8="http://schemas.microsoft.com/office/drawing/2016/5/14/chartex" xmlns:mc="http://schemas.openxmlformats.org/markup-compatibility/2006" xmlns:aink="http://schemas.microsoft.com/office/drawing/2016/ink" xmlns:am3d="http://schemas.microsoft.com/office/drawing/2017/model3d" xmlns:o="urn:schemas-microsoft-com:office:office" xmlns:oel="http://schemas.microsoft.com/office/2019/extlst" xmlns:r="http://schemas.openxmlformats.org/officeDocument/2006/relationships" xmlns:m="http://schemas.openxmlformats.org/officeDocument/2006/math" xmlns:v="urn:schemas-microsoft-com:vml" xmlns:wp14="http://schemas.microsoft.com/office/word/2010/wordprocessingDrawing" xmlns:wp="http://schemas.openxmlformats.org/drawingml/2006/wordprocessingDrawing" xmlns:w10="urn:schemas-microsoft-com:office:word" xmlns:w="http://schemas.openxmlformats.org/wordprocessingml/2006/main" xmlns:w14="http://schemas.microsoft.com/office/word/2010/wordml" xmlns:w15="http://schemas.microsoft.com/office/word/2012/wordml" xmlns:w16cex="http://schemas.microsoft.com/office/word/2018/wordml/cex" xmlns:w16cid="http://schemas.microsoft.com/office/word/2016/wordml/cid" xmlns:w16="http://schemas.microsoft.com/office/word/2018/wordml" xmlns:w16du="http://schemas.microsoft.com/office/word/2023/wordml/word16du" xmlns:w16sdtdh="http://schemas.microsoft.com/office/word/2020/wordml/sdtdatahash" xmlns:w16sdtfl="http://schemas.microsoft.com/office/word/2024/wordml/sdtformatlock" xmlns:w16se="http://schemas.microsoft.com/office/word/2015/wordml/symex" xmlns:wpg="http://schemas.microsoft.com/office/word/2010/wordprocessingGroup" xmlns:wpi="http://schemas.microsoft.com/office/word/2010/wordprocessingInk" xmlns:wne="http://schemas.microsoft.com/office/word/2006/wordml" xmlns:wps="http://schemas.microsoft.com/office/word/2010/wordprocessingShape" mc:Ignorable="w14 w15 w16se w16cid w16 w16cex w16sdtdh w16sdtfl w16du wp14">
+<w:hdr xmlns:wpc="http://schemas.microsoft.com/office/word/2010/wordprocessingCanvas" xmlns:cx="http://schemas.microsoft.com/office/drawing/2014/chartex" xmlns:cx1="http://schemas.microsoft.com/office/drawing/2015/9/8/chartex" xmlns:cx2="http://schemas.microsoft.com/office/drawing/2015/10/21/chartex" xmlns:cx3="http://schemas.microsoft.com/office/drawing/2016/5/9/chartex" xmlns:cx4="http://schemas.microsoft.com/office/drawing/2016/5/10/chartex" xmlns:cx5="http://schemas.microsoft.com/office/drawing/2016/5/11/chartex" xmlns:cx6="http://schemas.microsoft.com/office/drawing/2016/5/12/chartex" xmlns:cx7="http://schemas.microsoft.com/office/drawing/2016/5/13/chartex" xmlns:cx8="http://schemas.microsoft.com/office/drawing/2016/5/14/chartex" xmlns:mc="http://schemas.openxmlformats.org/markup-compatibility/2006" xmlns:aink="http://schemas.microsoft.com/office/drawing/2016/ink" xmlns:am3d="http://schemas.microsoft.com/office/drawing/2017/model3d" xmlns:o="urn:schemas-microsoft-com:office:office" xmlns:r="http://schemas.openxmlformats.org/officeDocument/2006/relationships" xmlns:m="http://schemas.openxmlformats.org/officeDocument/2006/math" xmlns:v="urn:schemas-microsoft-com:vml" xmlns:wp14="http://schemas.microsoft.com/office/word/2010/wordprocessingDrawing" xmlns:wp="http://schemas.openxmlformats.org/drawingml/2006/wordprocessingDrawing" xmlns:w10="urn:schemas-microsoft-com:office:word" xmlns:w="http://schemas.openxmlformats.org/wordprocessingml/2006/main" xmlns:w14="http://schemas.microsoft.com/office/word/2010/wordml" xmlns:w15="http://schemas.microsoft.com/office/word/2012/wordml" xmlns:w16cex="http://schemas.microsoft.com/office/word/2018/wordml/cex" xmlns:w16cid="http://schemas.microsoft.com/office/word/2016/wordml/cid" xmlns:w16="http://schemas.microsoft.com/office/word/2018/wordml" xmlns:w16sdtdh="http://schemas.microsoft.com/office/word/2020/wordml/sdtdatahash" xmlns:w16se="http://schemas.microsoft.com/office/word/2015/wordml/symex" xmlns:wpg="http://schemas.microsoft.com/office/word/2010/wordprocessingGroup" xmlns:wpi="http://schemas.microsoft.com/office/word/2010/wordprocessingInk" xmlns:wne="http://schemas.microsoft.com/office/word/2006/wordml" xmlns:wps="http://schemas.microsoft.com/office/word/2010/wordprocessingShape" mc:Ignorable="w14 w15 w16se w16cid w16 w16cex w16sdtdh wp14">
   <w:p>
     <w:pPr>
       <w:pStyle w:val="Header"/>
@@ -6698,7 +6418,7 @@
 </file>
 
 <file path=word/numbering.xml><?xml version="1.0" encoding="utf-8"?>
-<w:numbering xmlns:wpc="http://schemas.microsoft.com/office/word/2010/wordprocessingCanvas" xmlns:cx="http://schemas.microsoft.com/office/drawing/2014/chartex" xmlns:cx1="http://schemas.microsoft.com/office/drawing/2015/9/8/chartex" xmlns:cx2="http://schemas.microsoft.com/office/drawing/2015/10/21/chartex" xmlns:cx3="http://schemas.microsoft.com/office/drawing/2016/5/9/chartex" xmlns:cx4="http://schemas.microsoft.com/office/drawing/2016/5/10/chartex" xmlns:cx5="http://schemas.microsoft.com/office/drawing/2016/5/11/chartex" xmlns:cx6="http://schemas.microsoft.com/office/drawing/2016/5/12/chartex" xmlns:cx7="http://schemas.microsoft.com/office/drawing/2016/5/13/chartex" xmlns:cx8="http://schemas.microsoft.com/office/drawing/2016/5/14/chartex" xmlns:mc="http://schemas.openxmlformats.org/markup-compatibility/2006" xmlns:aink="http://schemas.microsoft.com/office/drawing/2016/ink" xmlns:am3d="http://schemas.microsoft.com/office/drawing/2017/model3d" xmlns:o="urn:schemas-microsoft-com:office:office" xmlns:oel="http://schemas.microsoft.com/office/2019/extlst" xmlns:r="http://schemas.openxmlformats.org/officeDocument/2006/relationships" xmlns:m="http://schemas.openxmlformats.org/officeDocument/2006/math" xmlns:v="urn:schemas-microsoft-com:vml" xmlns:wp14="http://schemas.microsoft.com/office/word/2010/wordprocessingDrawing" xmlns:wp="http://schemas.openxmlformats.org/drawingml/2006/wordprocessingDrawing" xmlns:w10="urn:schemas-microsoft-com:office:word" xmlns:w="http://schemas.openxmlformats.org/wordprocessingml/2006/main" xmlns:w14="http://schemas.microsoft.com/office/word/2010/wordml" xmlns:w15="http://schemas.microsoft.com/office/word/2012/wordml" xmlns:w16cex="http://schemas.microsoft.com/office/word/2018/wordml/cex" xmlns:w16cid="http://schemas.microsoft.com/office/word/2016/wordml/cid" xmlns:w16="http://schemas.microsoft.com/office/word/2018/wordml" xmlns:w16du="http://schemas.microsoft.com/office/word/2023/wordml/word16du" xmlns:w16sdtdh="http://schemas.microsoft.com/office/word/2020/wordml/sdtdatahash" xmlns:w16sdtfl="http://schemas.microsoft.com/office/word/2024/wordml/sdtformatlock" xmlns:w16se="http://schemas.microsoft.com/office/word/2015/wordml/symex" xmlns:wpg="http://schemas.microsoft.com/office/word/2010/wordprocessingGroup" xmlns:wpi="http://schemas.microsoft.com/office/word/2010/wordprocessingInk" xmlns:wne="http://schemas.microsoft.com/office/word/2006/wordml" xmlns:wps="http://schemas.microsoft.com/office/word/2010/wordprocessingShape" mc:Ignorable="w14 w15 w16se w16cid w16 w16cex w16sdtdh w16sdtfl w16du wp14">
+<w:numbering xmlns:wpc="http://schemas.microsoft.com/office/word/2010/wordprocessingCanvas" xmlns:cx="http://schemas.microsoft.com/office/drawing/2014/chartex" xmlns:cx1="http://schemas.microsoft.com/office/drawing/2015/9/8/chartex" xmlns:cx2="http://schemas.microsoft.com/office/drawing/2015/10/21/chartex" xmlns:cx3="http://schemas.microsoft.com/office/drawing/2016/5/9/chartex" xmlns:cx4="http://schemas.microsoft.com/office/drawing/2016/5/10/chartex" xmlns:cx5="http://schemas.microsoft.com/office/drawing/2016/5/11/chartex" xmlns:cx6="http://schemas.microsoft.com/office/drawing/2016/5/12/chartex" xmlns:cx7="http://schemas.microsoft.com/office/drawing/2016/5/13/chartex" xmlns:cx8="http://schemas.microsoft.com/office/drawing/2016/5/14/chartex" xmlns:mc="http://schemas.openxmlformats.org/markup-compatibility/2006" xmlns:aink="http://schemas.microsoft.com/office/drawing/2016/ink" xmlns:am3d="http://schemas.microsoft.com/office/drawing/2017/model3d" xmlns:o="urn:schemas-microsoft-com:office:office" xmlns:r="http://schemas.openxmlformats.org/officeDocument/2006/relationships" xmlns:m="http://schemas.openxmlformats.org/officeDocument/2006/math" xmlns:v="urn:schemas-microsoft-com:vml" xmlns:wp14="http://schemas.microsoft.com/office/word/2010/wordprocessingDrawing" xmlns:wp="http://schemas.openxmlformats.org/drawingml/2006/wordprocessingDrawing" xmlns:w10="urn:schemas-microsoft-com:office:word" xmlns:w="http://schemas.openxmlformats.org/wordprocessingml/2006/main" xmlns:w14="http://schemas.microsoft.com/office/word/2010/wordml" xmlns:w15="http://schemas.microsoft.com/office/word/2012/wordml" xmlns:w16cex="http://schemas.microsoft.com/office/word/2018/wordml/cex" xmlns:w16cid="http://schemas.microsoft.com/office/word/2016/wordml/cid" xmlns:w16="http://schemas.microsoft.com/office/word/2018/wordml" xmlns:w16sdtdh="http://schemas.microsoft.com/office/word/2020/wordml/sdtdatahash" xmlns:w16se="http://schemas.microsoft.com/office/word/2015/wordml/symex" xmlns:wpg="http://schemas.microsoft.com/office/word/2010/wordprocessingGroup" xmlns:wpi="http://schemas.microsoft.com/office/word/2010/wordprocessingInk" xmlns:wne="http://schemas.microsoft.com/office/word/2006/wordml" xmlns:wps="http://schemas.microsoft.com/office/word/2010/wordprocessingShape" mc:Ignorable="w14 w15 w16se w16cid w16 w16cex w16sdtdh wp14">
   <w:abstractNum w:abstractNumId="0" w15:restartNumberingAfterBreak="0">
     <w:nsid w:val="030B6FE9"/>
     <w:multiLevelType w:val="hybridMultilevel"/>
@@ -7592,10 +7312,10 @@
       </w:pPr>
     </w:lvl>
   </w:abstractNum>
-  <w:num w:numId="1" w16cid:durableId="392848125">
+  <w:num w:numId="1">
     <w:abstractNumId w:val="1"/>
   </w:num>
-  <w:num w:numId="2" w16cid:durableId="905645694">
+  <w:num w:numId="2">
     <w:abstractNumId w:val="6"/>
     <w:lvlOverride w:ilvl="0">
       <w:startOverride w:val="1"/>
@@ -7625,28 +7345,28 @@
       <w:startOverride w:val="1"/>
     </w:lvlOverride>
   </w:num>
-  <w:num w:numId="3" w16cid:durableId="357971447">
+  <w:num w:numId="3">
     <w:abstractNumId w:val="2"/>
   </w:num>
-  <w:num w:numId="4" w16cid:durableId="2001228767">
+  <w:num w:numId="4">
     <w:abstractNumId w:val="7"/>
   </w:num>
-  <w:num w:numId="5" w16cid:durableId="1068457454">
+  <w:num w:numId="5">
     <w:abstractNumId w:val="5"/>
   </w:num>
-  <w:num w:numId="6" w16cid:durableId="1169517332">
+  <w:num w:numId="6">
     <w:abstractNumId w:val="4"/>
   </w:num>
-  <w:num w:numId="7" w16cid:durableId="1402866342">
+  <w:num w:numId="7">
     <w:abstractNumId w:val="3"/>
   </w:num>
-  <w:num w:numId="8" w16cid:durableId="362902282">
+  <w:num w:numId="8">
     <w:abstractNumId w:val="9"/>
   </w:num>
-  <w:num w:numId="9" w16cid:durableId="1036274154">
+  <w:num w:numId="9">
     <w:abstractNumId w:val="8"/>
   </w:num>
-  <w:num w:numId="10" w16cid:durableId="757017134">
+  <w:num w:numId="10">
     <w:abstractNumId w:val="0"/>
   </w:num>
   <w:numIdMacAtCleanup w:val="6"/>
@@ -7654,7 +7374,7 @@
 </file>
 
 <file path=word/styles.xml><?xml version="1.0" encoding="utf-8"?>
-<w:styles xmlns:mc="http://schemas.openxmlformats.org/markup-compatibility/2006" xmlns:r="http://schemas.openxmlformats.org/officeDocument/2006/relationships" xmlns:w="http://schemas.openxmlformats.org/wordprocessingml/2006/main" xmlns:w14="http://schemas.microsoft.com/office/word/2010/wordml" xmlns:w15="http://schemas.microsoft.com/office/word/2012/wordml" xmlns:w16cex="http://schemas.microsoft.com/office/word/2018/wordml/cex" xmlns:w16cid="http://schemas.microsoft.com/office/word/2016/wordml/cid" xmlns:w16="http://schemas.microsoft.com/office/word/2018/wordml" xmlns:w16du="http://schemas.microsoft.com/office/word/2023/wordml/word16du" xmlns:w16sdtdh="http://schemas.microsoft.com/office/word/2020/wordml/sdtdatahash" xmlns:w16sdtfl="http://schemas.microsoft.com/office/word/2024/wordml/sdtformatlock" xmlns:w16se="http://schemas.microsoft.com/office/word/2015/wordml/symex" mc:Ignorable="w14 w15 w16se w16cid w16 w16cex w16sdtdh w16sdtfl w16du">
+<w:styles xmlns:mc="http://schemas.openxmlformats.org/markup-compatibility/2006" xmlns:r="http://schemas.openxmlformats.org/officeDocument/2006/relationships" xmlns:w="http://schemas.openxmlformats.org/wordprocessingml/2006/main" xmlns:w14="http://schemas.microsoft.com/office/word/2010/wordml" xmlns:w15="http://schemas.microsoft.com/office/word/2012/wordml" xmlns:w16cex="http://schemas.microsoft.com/office/word/2018/wordml/cex" xmlns:w16cid="http://schemas.microsoft.com/office/word/2016/wordml/cid" xmlns:w16="http://schemas.microsoft.com/office/word/2018/wordml" xmlns:w16sdtdh="http://schemas.microsoft.com/office/word/2020/wordml/sdtdatahash" xmlns:w16se="http://schemas.microsoft.com/office/word/2015/wordml/symex" mc:Ignorable="w14 w15 w16se w16cid w16 w16cex w16sdtdh">
   <w:docDefaults>
     <w:rPrDefault>
       <w:rPr>
@@ -8045,7 +7765,7 @@
   <w:style w:type="paragraph" w:default="1" w:styleId="Normal">
     <w:name w:val="Normal"/>
     <w:qFormat/>
-    <w:rsid w:val="0076207F"/>
+    <w:rsid w:val="009446AE"/>
     <w:pPr>
       <w:spacing w:after="200" w:line="276" w:lineRule="auto"/>
     </w:pPr>
